--- a/FirstSemester/web/lab6/07_report/Лемішка_ПП-24_Л6_ChargeUA.docx
+++ b/FirstSemester/web/lab6/07_report/Лемішка_ПП-24_Л6_ChargeUA.docx
@@ -51,7 +51,7 @@
       <w:r>
         <w:drawing>
           <wp:inline xmlns:a="http://schemas.openxmlformats.org/drawingml/2006/main" xmlns:pic="http://schemas.openxmlformats.org/drawingml/2006/picture">
-            <wp:extent cx="1737360" cy="1647496"/>
+            <wp:extent cx="1828800" cy="1734207"/>
             <wp:docPr id="1" name="Picture 1"/>
             <wp:cNvGraphicFramePr>
               <a:graphicFrameLocks noChangeAspect="1"/>
@@ -72,7 +72,7 @@
                   <pic:spPr>
                     <a:xfrm>
                       <a:off x="0" y="0"/>
-                      <a:ext cx="1737360" cy="1647496"/>
+                      <a:ext cx="1828800" cy="1734207"/>
                     </a:xfrm>
                     <a:prstGeom prst="rect"/>
                   </pic:spPr>
@@ -85,7 +85,7 @@
     </w:p>
     <w:p>
       <w:pPr>
-        <w:spacing w:before="80" w:after="80"/>
+        <w:spacing w:before="120" w:after="80"/>
         <w:jc w:val="center"/>
       </w:pPr>
       <w:r>
@@ -95,7 +95,7 @@
           <w:color w:val="005EC9"/>
           <w:sz w:val="36"/>
         </w:rPr>
-        <w:t>ЗВІТ ТА ПОКРОКОВИЙ ХІД РОБОТИ</w:t>
+        <w:t>ЗВІТ ТА ДЕТАЛЬНИЙ ХІД РОБОТИ</w:t>
       </w:r>
     </w:p>
     <w:p>
@@ -116,76 +116,133 @@
     </w:p>
     <w:p>
       <w:pPr>
-        <w:spacing w:before="40" w:after="280"/>
-        <w:jc w:val="center"/>
-      </w:pPr>
-      <w:r>
-        <w:rPr>
-          <w:rFonts w:ascii="Times New Roman" w:hAnsi="Times New Roman"/>
-          <w:i/>
-          <w:sz w:val="24"/>
-        </w:rPr>
-        <w:t>«Компонентна верстка, стилізація та адаптивність за допомогою Tailwind CSS,</w:t>
-        <w:br/>
-        <w:t>мобільно-орієнтований підхід Mobile-First та відповіді на контрольні запитання»</w:t>
-      </w:r>
-    </w:p>
-    <w:p>
-      <w:pPr>
-        <w:spacing w:before="160" w:after="400" w:line="288" w:lineRule="auto"/>
-        <w:ind w:left="4608"/>
-      </w:pPr>
-      <w:r>
-        <w:rPr>
-          <w:rFonts w:ascii="Times New Roman" w:hAnsi="Times New Roman"/>
-          <w:b/>
-          <w:sz w:val="24"/>
-        </w:rPr>
-        <w:t>Виконав:</w:t>
-        <w:br/>
-      </w:r>
-      <w:r>
-        <w:rPr>
-          <w:rFonts w:ascii="Times New Roman" w:hAnsi="Times New Roman"/>
-          <w:sz w:val="24"/>
-        </w:rPr>
-        <w:t>студент групи ПП-24</w:t>
-        <w:br/>
-        <w:t>Лемішка Андрій Андрійович</w:t>
-        <w:br/>
-        <w:br/>
-      </w:r>
-      <w:r>
-        <w:rPr>
-          <w:rFonts w:ascii="Times New Roman" w:hAnsi="Times New Roman"/>
-          <w:b/>
-          <w:sz w:val="24"/>
-        </w:rPr>
-        <w:t>Прийняла:</w:t>
-        <w:br/>
-      </w:r>
-      <w:r>
-        <w:rPr>
-          <w:rFonts w:ascii="Times New Roman" w:hAnsi="Times New Roman"/>
-          <w:sz w:val="24"/>
-        </w:rPr>
-        <w:t>к.т.н., доцент кафедри САПР</w:t>
-        <w:br/>
-        <w:t>Юрчак Ірина Юріївна</w:t>
-        <w:br/>
-        <w:br/>
-      </w:r>
-    </w:p>
-    <w:p>
-      <w:pPr>
-        <w:spacing w:before="320" w:after="0"/>
+        <w:spacing w:before="40" w:after="320"/>
         <w:jc w:val="center"/>
       </w:pPr>
       <w:r>
         <w:rPr>
           <w:rFonts w:ascii="Times New Roman" w:hAnsi="Times New Roman"/>
           <w:b/>
-          <w:sz w:val="24"/>
+          <w:color w:val="0F172A"/>
+          <w:sz w:val="25"/>
+        </w:rPr>
+        <w:t>«Уставляння зовнішніх сервісів: інтеграція Google Maps, панорам Street View 360°, YouTube/Vimeo, HTML5 Audio, інформерів та соціальних плагінів»</w:t>
+      </w:r>
+    </w:p>
+    <w:tbl>
+      <w:tblPr>
+        <w:tblW w:type="auto" w:w="0"/>
+        <w:jc w:val="center"/>
+        <w:tblLayout w:type="fixed"/>
+        <w:tblLook w:firstColumn="1" w:firstRow="1" w:lastColumn="0" w:lastRow="0" w:noHBand="0" w:noVBand="1" w:val="04A0"/>
+      </w:tblPr>
+      <w:tblGrid>
+        <w:gridCol w:w="4820"/>
+        <w:gridCol w:w="4820"/>
+      </w:tblGrid>
+      <w:tr>
+        <w:tc>
+          <w:tcPr>
+            <w:tcW w:type="dxa" w:w="4608"/>
+            <w:tcMar>
+              <w:top w:w="50" w:type="dxa"/>
+              <w:bottom w:w="50" w:type="dxa"/>
+              <w:left w:w="50" w:type="dxa"/>
+              <w:right w:w="50" w:type="dxa"/>
+            </w:tcMar>
+          </w:tcPr>
+          <w:p/>
+        </w:tc>
+        <w:tc>
+          <w:tcPr>
+            <w:tcW w:type="dxa" w:w="5040"/>
+            <w:tcMar>
+              <w:top w:w="50" w:type="dxa"/>
+              <w:bottom w:w="50" w:type="dxa"/>
+              <w:left w:w="50" w:type="dxa"/>
+              <w:right w:w="50" w:type="dxa"/>
+            </w:tcMar>
+          </w:tcPr>
+          <w:p>
+            <w:pPr>
+              <w:spacing w:line="288" w:lineRule="auto"/>
+              <w:jc w:val="left"/>
+            </w:pPr>
+            <w:r>
+              <w:rPr>
+                <w:rFonts w:ascii="Times New Roman" w:hAnsi="Times New Roman"/>
+                <w:sz w:val="22"/>
+              </w:rPr>
+              <w:t>Виконав:</w:t>
+              <w:br/>
+            </w:r>
+            <w:r>
+              <w:rPr>
+                <w:rFonts w:ascii="Times New Roman" w:hAnsi="Times New Roman"/>
+                <w:sz w:val="23"/>
+              </w:rPr>
+              <w:t>студент групи ПП-24</w:t>
+              <w:br/>
+            </w:r>
+            <w:r>
+              <w:rPr>
+                <w:rFonts w:ascii="Times New Roman" w:hAnsi="Times New Roman"/>
+                <w:b/>
+                <w:sz w:val="24"/>
+              </w:rPr>
+              <w:t>Лемішка Андрій Андрійович</w:t>
+              <w:br/>
+              <w:br/>
+            </w:r>
+            <w:r>
+              <w:rPr>
+                <w:rFonts w:ascii="Times New Roman" w:hAnsi="Times New Roman"/>
+                <w:sz w:val="22"/>
+              </w:rPr>
+              <w:t>Прийняла:</w:t>
+              <w:br/>
+            </w:r>
+            <w:r>
+              <w:rPr>
+                <w:rFonts w:ascii="Times New Roman" w:hAnsi="Times New Roman"/>
+                <w:b/>
+                <w:sz w:val="23"/>
+              </w:rPr>
+              <w:t>к.т.н., доцент кафедри САПР</w:t>
+              <w:br/>
+              <w:t>Юрчак Ірина Юріївна</w:t>
+              <w:br/>
+              <w:br/>
+            </w:r>
+            <w:r>
+              <w:rPr>
+                <w:rFonts w:ascii="Times New Roman" w:hAnsi="Times New Roman"/>
+                <w:sz w:val="23"/>
+              </w:rPr>
+              <w:t>Оцінка: ______________</w:t>
+              <w:br/>
+            </w:r>
+            <w:r>
+              <w:rPr>
+                <w:rFonts w:ascii="Times New Roman" w:hAnsi="Times New Roman"/>
+                <w:sz w:val="23"/>
+              </w:rPr>
+              <w:t>Підпис викладача: ______</w:t>
+            </w:r>
+          </w:p>
+        </w:tc>
+      </w:tr>
+    </w:tbl>
+    <w:p>
+      <w:pPr>
+        <w:spacing w:before="900" w:after="0"/>
+        <w:jc w:val="center"/>
+      </w:pPr>
+      <w:r>
+        <w:rPr>
+          <w:rFonts w:ascii="Times New Roman" w:hAnsi="Times New Roman"/>
+          <w:color w:val="64748B"/>
+          <w:sz w:val="23"/>
         </w:rPr>
         <w:t>Львів — 2026</w:t>
       </w:r>
@@ -198,7 +255,7 @@
     <w:p>
       <w:pPr>
         <w:keepNext/>
-        <w:spacing w:before="320" w:after="120"/>
+        <w:spacing w:before="280" w:after="120"/>
       </w:pPr>
       <w:r>
         <w:rPr>
@@ -207,7 +264,20 @@
           <w:color w:val="005EC9"/>
           <w:sz w:val="28"/>
         </w:rPr>
-        <w:t>ВСТУП ТА ТЕХНІЧНЕ ЗАВДАННЯ</w:t>
+        <w:t>МЕТА РОБОТИ ТА ТЕХНІЧНЕ ЗАВДАННЯ</w:t>
+      </w:r>
+    </w:p>
+    <w:p>
+      <w:pPr>
+        <w:spacing w:before="0" w:after="80" w:line="276" w:lineRule="auto"/>
+      </w:pPr>
+      <w:r>
+        <w:rPr>
+          <w:rFonts w:ascii="Times New Roman" w:hAnsi="Times New Roman"/>
+          <w:color w:val="1E293B"/>
+          <w:sz w:val="23"/>
+        </w:rPr>
+        <w:t>Мета роботи: Опанувати методи практичної інтеграції хмарних картографічних сервісів, потокового відео та аудіо, метеорологічних та фінансових інформерів, а також плагінів соціальних мереж у структуру сучасного вебсайту. Забезпечити кросбраузерну сумісність, повну адаптивність вбудованих компонентів та збереження високого рівня вебдоступності й продуктивності.</w:t>
       </w:r>
     </w:p>
     <w:p>
@@ -221,7 +291,7 @@
           <w:color w:val="0F172A"/>
           <w:sz w:val="23"/>
         </w:rPr>
-        <w:t xml:space="preserve">Тематична спрямованість: </w:t>
+        <w:t xml:space="preserve">Основні завдання: </w:t>
       </w:r>
       <w:r>
         <w:rPr>
@@ -229,7 +299,128 @@
           <w:color w:val="1E293B"/>
           <w:sz w:val="23"/>
         </w:rPr>
-        <w:t>Лабораторна робота №6 присвячена практичному опануванню компонентної верстки, швидкої стилізації за допомогою утилітарного CSS-фреймворку Tailwind CSS та забезпеченню бездоганної мобільної адаптивності на основі парадигми Mobile-First. У ході роботи реалізовано міграцію семантичного каркасу вебплатформи національної мережі швидкісних зарядних станцій електромобілів «ChargeUA» (створеного в ЛР №5) на сучасні утилітарні класи Tailwind, згенеровано та протестовано ізольовані UI-компоненти, налаштовано брейкпоїнти адаптивності (sm, md, lg, xl), проведено рефакторинг згенерованого штучним інтелектом коду та виконано комплексне тестування у DevTools, Lighthouse та хмарному середовищі.</w:t>
+        <w:t>Завдання дослідження та практичної розробки:</w:t>
+      </w:r>
+    </w:p>
+    <w:p>
+      <w:pPr>
+        <w:spacing w:before="0" w:after="40" w:line="276" w:lineRule="auto"/>
+      </w:pPr>
+      <w:r>
+        <w:rPr>
+          <w:rFonts w:ascii="Times New Roman" w:hAnsi="Times New Roman"/>
+          <w:color w:val="1E293B"/>
+          <w:sz w:val="23"/>
+        </w:rPr>
+        <w:t>1. Інтегрувати картографічну службу Google Maps на сайт ChargeUA з локацією головного хабу біля кафедри САПР (м. Львів, вул. С. Бандери, 12) та прокладеним маршрутом.</w:t>
+      </w:r>
+    </w:p>
+    <w:p>
+      <w:pPr>
+        <w:spacing w:before="0" w:after="40" w:line="276" w:lineRule="auto"/>
+      </w:pPr>
+      <w:r>
+        <w:rPr>
+          <w:rFonts w:ascii="Times New Roman" w:hAnsi="Times New Roman"/>
+          <w:color w:val="1E293B"/>
+          <w:sz w:val="23"/>
+        </w:rPr>
+        <w:t>2. Додати панорамний віртуальний огляд місцевості за допомогою технології Google Street View 360° для полегшення орієнтації водіїв електромобілів.</w:t>
+      </w:r>
+    </w:p>
+    <w:p>
+      <w:pPr>
+        <w:spacing w:before="0" w:after="40" w:line="276" w:lineRule="auto"/>
+      </w:pPr>
+      <w:r>
+        <w:rPr>
+          <w:rFonts w:ascii="Times New Roman" w:hAnsi="Times New Roman"/>
+          <w:color w:val="1E293B"/>
+          <w:sz w:val="23"/>
+        </w:rPr>
+        <w:t>3. Реалізувати інтеграцію навчального відео через YouTube з використанням оптимізаційних параметрів (rel=0, modestbranding=1, loading="lazy").</w:t>
+      </w:r>
+    </w:p>
+    <w:p>
+      <w:pPr>
+        <w:spacing w:before="0" w:after="40" w:line="276" w:lineRule="auto"/>
+      </w:pPr>
+      <w:r>
+        <w:rPr>
+          <w:rFonts w:ascii="Times New Roman" w:hAnsi="Times New Roman"/>
+          <w:color w:val="1E293B"/>
+          <w:sz w:val="23"/>
+        </w:rPr>
+        <w:t>4. Впровадити відео через альтернативну платформу Vimeo та здійснити порівняльний інженерний аналіз (бітрейт, Clean UI, навантаження на клієнта).</w:t>
+      </w:r>
+    </w:p>
+    <w:p>
+      <w:pPr>
+        <w:spacing w:before="0" w:after="40" w:line="276" w:lineRule="auto"/>
+      </w:pPr>
+      <w:r>
+        <w:rPr>
+          <w:rFonts w:ascii="Times New Roman" w:hAnsi="Times New Roman"/>
+          <w:color w:val="1E293B"/>
+          <w:sz w:val="23"/>
+        </w:rPr>
+        <w:t>5. Розмістити нативне аудіо стандартного елемента HTML5 &lt;audio&gt; із мультиформатною підтримкою (MP3, WAV) та звуковим асистентом старту зарядки.</w:t>
+      </w:r>
+    </w:p>
+    <w:p>
+      <w:pPr>
+        <w:spacing w:before="0" w:after="40" w:line="276" w:lineRule="auto"/>
+      </w:pPr>
+      <w:r>
+        <w:rPr>
+          <w:rFonts w:ascii="Times New Roman" w:hAnsi="Times New Roman"/>
+          <w:color w:val="1E293B"/>
+          <w:sz w:val="23"/>
+        </w:rPr>
+        <w:t>6. Розробити та інтегрувати блок інформерів реального часу: погода Sinoptik.ua, валютний курс НБУ, синхронізований годинник Time.is та плагіни соцмереж (Telegram, Facebook, Instagram).</w:t>
+      </w:r>
+    </w:p>
+    <w:p>
+      <w:pPr>
+        <w:spacing w:before="0" w:after="40" w:line="276" w:lineRule="auto"/>
+      </w:pPr>
+      <w:r>
+        <w:rPr>
+          <w:rFonts w:ascii="Times New Roman" w:hAnsi="Times New Roman"/>
+          <w:color w:val="1E293B"/>
+          <w:sz w:val="23"/>
+        </w:rPr>
+        <w:t>7. Забезпечити адаптивність для всіх вбудованих об'єктів за допомогою сучасного CSS-правила aspect-ratio: 16/9 та провести кросбраузерне тестування.</w:t>
+      </w:r>
+    </w:p>
+    <w:p>
+      <w:pPr>
+        <w:keepNext/>
+        <w:spacing w:before="280" w:after="120"/>
+      </w:pPr>
+      <w:r>
+        <w:rPr>
+          <w:rFonts w:ascii="Times New Roman" w:hAnsi="Times New Roman"/>
+          <w:b/>
+          <w:color w:val="005EC9"/>
+          <w:sz w:val="28"/>
+        </w:rPr>
+        <w:t>РОЗДІЛ 1. ПОКРОКОВИЙ ХІД ВИКОНАННЯ РОБОТИ</w:t>
+      </w:r>
+    </w:p>
+    <w:p>
+      <w:pPr>
+        <w:keepNext/>
+        <w:spacing w:before="200" w:after="80"/>
+      </w:pPr>
+      <w:r>
+        <w:rPr>
+          <w:rFonts w:ascii="Times New Roman" w:hAnsi="Times New Roman"/>
+          <w:b/>
+          <w:color w:val="0F172A"/>
+          <w:sz w:val="25"/>
+        </w:rPr>
+        <w:t>Етап 1. Архітектурна підготовка та підключення базових сервісів</w:t>
       </w:r>
     </w:p>
     <w:p>
@@ -239,1486 +430,21 @@
       <w:r>
         <w:rPr>
           <w:rFonts w:ascii="Times New Roman" w:hAnsi="Times New Roman"/>
-          <w:b/>
-          <w:color w:val="0F172A"/>
-          <w:sz w:val="23"/>
-        </w:rPr>
-        <w:t xml:space="preserve">Мета роботи: </w:t>
-      </w:r>
-      <w:r>
-        <w:rPr>
-          <w:rFonts w:ascii="Times New Roman" w:hAnsi="Times New Roman"/>
           <w:color w:val="1E293B"/>
           <w:sz w:val="23"/>
         </w:rPr>
-        <w:t>Опанувати концепцію Utility-First CSS, навчитися застосовувати інструменти Tailwind Play та VS Code IntelliSense для швидкого прототипування, побудувати повноцінний цикл Prompt-to-UI взаємодії з ШІ-моделями (Claude 3.5 Sonnet, Google Gemini, Sequential Thinking MCP), реалізувати адаптивне гамбургер-меню з доступністю WCAG 2.2 AA (клавіатурний фокус, ARIA-атрибути), перенести токени власної дизайн-системи з Figma (ЛР №4) у конфігурацію Tailwind, здійснити адаптивне тестування в Chrome DevTools Device Toolbar та перевірити відповідність стандартам W3C.</w:t>
+        <w:t>Створено структуру проєкту 'lab-06-external-services' з директоріями assets/ (audio, icons, images), css/ та js/. У секції &lt;head&gt; підключено нормалізований шрифт Google Fonts Inter з підтримкою розширеної кирилиці та CDN-бібліотеку Font Awesome 6.5.2 для векторних піктограм сервісів. У верхній частині документа розгорнуто інформаційний бар .top-informer-bar, який демонструє статус мережі, поточну температуру у Львові, валютні котирування та мережевий час.</w:t>
       </w:r>
     </w:p>
     <w:p>
       <w:pPr>
-        <w:spacing w:before="0" w:after="80" w:line="276" w:lineRule="auto"/>
-      </w:pPr>
-      <w:r>
-        <w:rPr>
-          <w:rFonts w:ascii="Times New Roman" w:hAnsi="Times New Roman"/>
-          <w:b/>
-          <w:color w:val="0F172A"/>
-          <w:sz w:val="23"/>
-        </w:rPr>
-        <w:t xml:space="preserve">Застосоване інженерне середовище: </w:t>
-      </w:r>
-      <w:r>
-        <w:rPr>
-          <w:rFonts w:ascii="Times New Roman" w:hAnsi="Times New Roman"/>
-          <w:color w:val="1E293B"/>
-          <w:sz w:val="23"/>
-        </w:rPr>
-        <w:t>1) Веббраузер Google Chrome / Microsoft Edge з активними інструментами розробника DevTools (Device Toolbar, Lighthouse, Console, Elements);</w:t>
-        <w:br/>
-        <w:t>2) Редактор вихідного коду Visual Studio Code з офіційним розширенням Tailwind CSS IntelliSense;</w:t>
-        <w:br/>
-        <w:t>3) Інтерактивна хмарна пісочниця Tailwind Play (play.tailwindcss.com);</w:t>
-        <w:br/>
-        <w:t>4) ШІ-асистенти та інженерні протоколи: Claude 3.5 Sonnet, Google Gemini, Sequential Thinking MCP Server, Chrome DevTools MCP;</w:t>
-        <w:br/>
-        <w:t>5) Сервіси перевірки стандартів W3C Markup Validation Service та W3C CSS Validation Service;</w:t>
-        <w:br/>
-        <w:t>6) Хостингова платформа Netlify для деплою вебдодатку.</w:t>
-      </w:r>
-    </w:p>
-    <w:p>
-      <w:pPr>
-        <w:keepNext/>
-        <w:spacing w:before="320" w:after="120"/>
-      </w:pPr>
-      <w:r>
-        <w:rPr>
-          <w:rFonts w:ascii="Times New Roman" w:hAnsi="Times New Roman"/>
-          <w:b/>
-          <w:color w:val="005EC9"/>
-          <w:sz w:val="28"/>
-        </w:rPr>
-        <w:t>РОЗДІЛ 1. ДЕТАЛЬНИЙ ПОКРОКОВИЙ ХІД РОБОТИ</w:t>
-      </w:r>
-    </w:p>
-    <w:p>
-      <w:pPr>
-        <w:keepNext/>
-        <w:spacing w:before="240" w:after="80"/>
-      </w:pPr>
-      <w:r>
-        <w:rPr>
-          <w:rFonts w:ascii="Times New Roman" w:hAnsi="Times New Roman"/>
-          <w:b/>
-          <w:color w:val="0F172A"/>
-          <w:sz w:val="25"/>
-        </w:rPr>
-        <w:t>Етап 1. Підготовка проєкту та робочого середовища</w:t>
-      </w:r>
-    </w:p>
-    <w:p>
-      <w:pPr>
-        <w:keepNext/>
-        <w:spacing w:before="160" w:after="40"/>
-      </w:pPr>
-      <w:r>
-        <w:rPr>
-          <w:rFonts w:ascii="Times New Roman" w:hAnsi="Times New Roman"/>
-          <w:b/>
-          <w:color w:val="005EC9"/>
-          <w:sz w:val="23"/>
-        </w:rPr>
-        <w:t>Крок 1. Створення резервної копії та структурування робочого каталогу</w:t>
-      </w:r>
-    </w:p>
-    <w:tbl>
-      <w:tblPr>
-        <w:tblW w:type="auto" w:w="0"/>
-        <w:jc w:val="center"/>
-        <w:tblLook w:firstColumn="1" w:firstRow="1" w:lastColumn="0" w:lastRow="0" w:noHBand="0" w:noVBand="1" w:val="04A0"/>
-        <w:tblBorders>
-          <w:top w:val="single" w:sz="6" w:space="0" w:color="CBD5E1"/>
-          <w:bottom w:val="single" w:sz="6" w:space="0" w:color="CBD5E1"/>
-          <w:left w:val="none"/>
-          <w:right w:val="none"/>
-          <w:insideH w:val="single" w:sz="4" w:space="0" w:color="CBD5E1"/>
-          <w:insideV w:val="none"/>
-        </w:tblBorders>
-      </w:tblPr>
-      <w:tblGrid>
-        <w:gridCol w:w="4820"/>
-        <w:gridCol w:w="4820"/>
-      </w:tblGrid>
-      <w:tr>
-        <w:tc>
-          <w:tcPr>
-            <w:tcW w:type="dxa" w:w="3168"/>
-            <w:shd w:fill="F8FAFC"/>
-            <w:tcMar>
-              <w:top w:w="60" w:type="dxa"/>
-              <w:bottom w:w="60" w:type="dxa"/>
-              <w:left w:w="90" w:type="dxa"/>
-              <w:right w:w="90" w:type="dxa"/>
-            </w:tcMar>
-          </w:tcPr>
-          <w:p>
-            <w:pPr>
-              <w:spacing w:before="0" w:after="0"/>
-            </w:pPr>
-            <w:r>
-              <w:rPr>
-                <w:rFonts w:ascii="Times New Roman" w:hAnsi="Times New Roman"/>
-                <w:b/>
-                <w:color w:val="0F172A"/>
-                <w:sz w:val="20"/>
-              </w:rPr>
-              <w:t>📍 Де вибирав / що відкрив:</w:t>
-            </w:r>
-          </w:p>
-        </w:tc>
-        <w:tc>
-          <w:tcPr>
-            <w:tcW w:type="dxa" w:w="6624"/>
-            <w:shd w:fill="FFFFFF"/>
-            <w:tcMar>
-              <w:top w:w="60" w:type="dxa"/>
-              <w:bottom w:w="60" w:type="dxa"/>
-              <w:left w:w="90" w:type="dxa"/>
-              <w:right w:w="90" w:type="dxa"/>
-            </w:tcMar>
-          </w:tcPr>
-          <w:p>
-            <w:pPr>
-              <w:spacing w:before="0" w:after="0" w:line="276" w:lineRule="auto"/>
-            </w:pPr>
-            <w:r>
-              <w:rPr>
-                <w:rFonts w:ascii="Times New Roman" w:hAnsi="Times New Roman"/>
-                <w:color w:val="1E293B"/>
-                <w:sz w:val="20"/>
-              </w:rPr>
-              <w:t>Файловий провідник Windows та термінал PowerShell у каталозі D:\Studing\SecondYear\FirstSemester\web\lab6</w:t>
-            </w:r>
-          </w:p>
-        </w:tc>
-      </w:tr>
-      <w:tr>
-        <w:tc>
-          <w:tcPr>
-            <w:tcW w:type="dxa" w:w="3168"/>
-            <w:shd w:fill="F1F5F9"/>
-            <w:tcMar>
-              <w:top w:w="60" w:type="dxa"/>
-              <w:bottom w:w="60" w:type="dxa"/>
-              <w:left w:w="90" w:type="dxa"/>
-              <w:right w:w="90" w:type="dxa"/>
-            </w:tcMar>
-          </w:tcPr>
-          <w:p>
-            <w:pPr>
-              <w:spacing w:before="0" w:after="0"/>
-            </w:pPr>
-            <w:r>
-              <w:rPr>
-                <w:rFonts w:ascii="Times New Roman" w:hAnsi="Times New Roman"/>
-                <w:b/>
-                <w:color w:val="0F172A"/>
-                <w:sz w:val="20"/>
-              </w:rPr>
-              <w:t>⚙️ Що натиснув / як діяв:</w:t>
-            </w:r>
-          </w:p>
-        </w:tc>
-        <w:tc>
-          <w:tcPr>
-            <w:tcW w:type="dxa" w:w="6624"/>
-            <w:shd w:fill="FFFFFF"/>
-            <w:tcMar>
-              <w:top w:w="60" w:type="dxa"/>
-              <w:bottom w:w="60" w:type="dxa"/>
-              <w:left w:w="90" w:type="dxa"/>
-              <w:right w:w="90" w:type="dxa"/>
-            </w:tcMar>
-          </w:tcPr>
-          <w:p>
-            <w:pPr>
-              <w:spacing w:before="0" w:after="0" w:line="276" w:lineRule="auto"/>
-            </w:pPr>
-            <w:r>
-              <w:rPr>
-                <w:rFonts w:ascii="Times New Roman" w:hAnsi="Times New Roman"/>
-                <w:color w:val="1E293B"/>
-                <w:sz w:val="20"/>
-              </w:rPr>
-              <w:t>Виконано копіювання вихідних файлів проєкту ЛР №5 (assets, js, стилі), створено цільовий робочий каталог lab-06-tailwind-components із підкаталогами components, css, js, assets.</w:t>
-            </w:r>
-          </w:p>
-        </w:tc>
-      </w:tr>
-      <w:tr>
-        <w:tc>
-          <w:tcPr>
-            <w:tcW w:type="dxa" w:w="3168"/>
-            <w:shd w:fill="F8FAFC"/>
-            <w:tcMar>
-              <w:top w:w="60" w:type="dxa"/>
-              <w:bottom w:w="60" w:type="dxa"/>
-              <w:left w:w="90" w:type="dxa"/>
-              <w:right w:w="90" w:type="dxa"/>
-            </w:tcMar>
-          </w:tcPr>
-          <w:p>
-            <w:pPr>
-              <w:spacing w:before="0" w:after="0"/>
-            </w:pPr>
-            <w:r>
-              <w:rPr>
-                <w:rFonts w:ascii="Times New Roman" w:hAnsi="Times New Roman"/>
-                <w:b/>
-                <w:color w:val="0F172A"/>
-                <w:sz w:val="20"/>
-              </w:rPr>
-              <w:t>📝 Що куди вставив / код:</w:t>
-            </w:r>
-          </w:p>
-        </w:tc>
-        <w:tc>
-          <w:tcPr>
-            <w:tcW w:type="dxa" w:w="6624"/>
-            <w:shd w:fill="FFFFFF"/>
-            <w:tcMar>
-              <w:top w:w="60" w:type="dxa"/>
-              <w:bottom w:w="60" w:type="dxa"/>
-              <w:left w:w="90" w:type="dxa"/>
-              <w:right w:w="90" w:type="dxa"/>
-            </w:tcMar>
-          </w:tcPr>
-          <w:p>
-            <w:pPr>
-              <w:spacing w:before="0" w:after="0" w:line="276" w:lineRule="auto"/>
-            </w:pPr>
-            <w:r>
-              <w:rPr>
-                <w:rFonts w:ascii="Times New Roman" w:hAnsi="Times New Roman"/>
-                <w:color w:val="1E293B"/>
-                <w:sz w:val="20"/>
-              </w:rPr>
-              <w:t>Створено файл index.html, скопійовано медіафайли (hero_bg.jpg, map_lviv.jpg, ai_promo_banner.jpg, Logo.svg) та підготовлено файли ізольованих компонентів.</w:t>
-            </w:r>
-          </w:p>
-        </w:tc>
-      </w:tr>
-      <w:tr>
-        <w:tc>
-          <w:tcPr>
-            <w:tcW w:type="dxa" w:w="3168"/>
-            <w:shd w:fill="F1F5F9"/>
-            <w:tcMar>
-              <w:top w:w="60" w:type="dxa"/>
-              <w:bottom w:w="60" w:type="dxa"/>
-              <w:left w:w="90" w:type="dxa"/>
-              <w:right w:w="90" w:type="dxa"/>
-            </w:tcMar>
-          </w:tcPr>
-          <w:p>
-            <w:pPr>
-              <w:spacing w:before="0" w:after="0"/>
-            </w:pPr>
-            <w:r>
-              <w:rPr>
-                <w:rFonts w:ascii="Times New Roman" w:hAnsi="Times New Roman"/>
-                <w:b/>
-                <w:color w:val="0F172A"/>
-                <w:sz w:val="20"/>
-              </w:rPr>
-              <w:t>✅ Отриманий результат:</w:t>
-            </w:r>
-          </w:p>
-        </w:tc>
-        <w:tc>
-          <w:tcPr>
-            <w:tcW w:type="dxa" w:w="6624"/>
-            <w:shd w:fill="FFFFFF"/>
-            <w:tcMar>
-              <w:top w:w="60" w:type="dxa"/>
-              <w:bottom w:w="60" w:type="dxa"/>
-              <w:left w:w="90" w:type="dxa"/>
-              <w:right w:w="90" w:type="dxa"/>
-            </w:tcMar>
-          </w:tcPr>
-          <w:p>
-            <w:pPr>
-              <w:spacing w:before="0" w:after="0" w:line="276" w:lineRule="auto"/>
-            </w:pPr>
-            <w:r>
-              <w:rPr>
-                <w:rFonts w:ascii="Times New Roman" w:hAnsi="Times New Roman"/>
-                <w:color w:val="1E293B"/>
-                <w:sz w:val="20"/>
-              </w:rPr>
-              <w:t>Сформовано автономну структуру проєкту my-web-project, готову для інтеграції утиліт Tailwind CSS.</w:t>
-            </w:r>
-          </w:p>
-        </w:tc>
-      </w:tr>
-    </w:tbl>
-    <w:p>
-      <w:pPr>
-        <w:spacing w:before="40" w:after="80"/>
-      </w:pPr>
-    </w:p>
-    <w:p>
-      <w:pPr>
-        <w:keepNext/>
-        <w:spacing w:before="240" w:after="80"/>
-      </w:pPr>
-      <w:r>
-        <w:rPr>
-          <w:rFonts w:ascii="Times New Roman" w:hAnsi="Times New Roman"/>
-          <w:b/>
-          <w:color w:val="0F172A"/>
-          <w:sz w:val="25"/>
-        </w:rPr>
-        <w:t>Етап 2. Знайомство з Tailwind CSS та парадигмою Utility-First</w:t>
-      </w:r>
-    </w:p>
-    <w:p>
-      <w:pPr>
-        <w:keepNext/>
-        <w:spacing w:before="160" w:after="40"/>
-      </w:pPr>
-      <w:r>
-        <w:rPr>
-          <w:rFonts w:ascii="Times New Roman" w:hAnsi="Times New Roman"/>
-          <w:b/>
-          <w:color w:val="005EC9"/>
-          <w:sz w:val="23"/>
-        </w:rPr>
-        <w:t>Крок 2. Порівняльний аналіз традиційного CSS проти Utility-First</w:t>
-      </w:r>
-    </w:p>
-    <w:tbl>
-      <w:tblPr>
-        <w:tblW w:type="auto" w:w="0"/>
-        <w:jc w:val="center"/>
-        <w:tblLook w:firstColumn="1" w:firstRow="1" w:lastColumn="0" w:lastRow="0" w:noHBand="0" w:noVBand="1" w:val="04A0"/>
-        <w:tblBorders>
-          <w:top w:val="single" w:sz="6" w:space="0" w:color="CBD5E1"/>
-          <w:bottom w:val="single" w:sz="6" w:space="0" w:color="CBD5E1"/>
-          <w:left w:val="none"/>
-          <w:right w:val="none"/>
-          <w:insideH w:val="single" w:sz="4" w:space="0" w:color="CBD5E1"/>
-          <w:insideV w:val="none"/>
-        </w:tblBorders>
-      </w:tblPr>
-      <w:tblGrid>
-        <w:gridCol w:w="4820"/>
-        <w:gridCol w:w="4820"/>
-      </w:tblGrid>
-      <w:tr>
-        <w:tc>
-          <w:tcPr>
-            <w:tcW w:type="dxa" w:w="3168"/>
-            <w:shd w:fill="F8FAFC"/>
-            <w:tcMar>
-              <w:top w:w="60" w:type="dxa"/>
-              <w:bottom w:w="60" w:type="dxa"/>
-              <w:left w:w="90" w:type="dxa"/>
-              <w:right w:w="90" w:type="dxa"/>
-            </w:tcMar>
-          </w:tcPr>
-          <w:p>
-            <w:pPr>
-              <w:spacing w:before="0" w:after="0"/>
-            </w:pPr>
-            <w:r>
-              <w:rPr>
-                <w:rFonts w:ascii="Times New Roman" w:hAnsi="Times New Roman"/>
-                <w:b/>
-                <w:color w:val="0F172A"/>
-                <w:sz w:val="20"/>
-              </w:rPr>
-              <w:t>📍 Де вибирав / що відкрив:</w:t>
-            </w:r>
-          </w:p>
-        </w:tc>
-        <w:tc>
-          <w:tcPr>
-            <w:tcW w:type="dxa" w:w="6624"/>
-            <w:shd w:fill="FFFFFF"/>
-            <w:tcMar>
-              <w:top w:w="60" w:type="dxa"/>
-              <w:bottom w:w="60" w:type="dxa"/>
-              <w:left w:w="90" w:type="dxa"/>
-              <w:right w:w="90" w:type="dxa"/>
-            </w:tcMar>
-          </w:tcPr>
-          <w:p>
-            <w:pPr>
-              <w:spacing w:before="0" w:after="0" w:line="276" w:lineRule="auto"/>
-            </w:pPr>
-            <w:r>
-              <w:rPr>
-                <w:rFonts w:ascii="Times New Roman" w:hAnsi="Times New Roman"/>
-                <w:color w:val="1E293B"/>
-                <w:sz w:val="20"/>
-              </w:rPr>
-              <w:t>Офіційна документація tailwindcss.com/docs та код кнопки з ЛР №5</w:t>
-            </w:r>
-          </w:p>
-        </w:tc>
-      </w:tr>
-      <w:tr>
-        <w:tc>
-          <w:tcPr>
-            <w:tcW w:type="dxa" w:w="3168"/>
-            <w:shd w:fill="F1F5F9"/>
-            <w:tcMar>
-              <w:top w:w="60" w:type="dxa"/>
-              <w:bottom w:w="60" w:type="dxa"/>
-              <w:left w:w="90" w:type="dxa"/>
-              <w:right w:w="90" w:type="dxa"/>
-            </w:tcMar>
-          </w:tcPr>
-          <w:p>
-            <w:pPr>
-              <w:spacing w:before="0" w:after="0"/>
-            </w:pPr>
-            <w:r>
-              <w:rPr>
-                <w:rFonts w:ascii="Times New Roman" w:hAnsi="Times New Roman"/>
-                <w:b/>
-                <w:color w:val="0F172A"/>
-                <w:sz w:val="20"/>
-              </w:rPr>
-              <w:t>⚙️ Що натиснув / як діяв:</w:t>
-            </w:r>
-          </w:p>
-        </w:tc>
-        <w:tc>
-          <w:tcPr>
-            <w:tcW w:type="dxa" w:w="6624"/>
-            <w:shd w:fill="FFFFFF"/>
-            <w:tcMar>
-              <w:top w:w="60" w:type="dxa"/>
-              <w:bottom w:w="60" w:type="dxa"/>
-              <w:left w:w="90" w:type="dxa"/>
-              <w:right w:w="90" w:type="dxa"/>
-            </w:tcMar>
-          </w:tcPr>
-          <w:p>
-            <w:pPr>
-              <w:spacing w:before="0" w:after="0" w:line="276" w:lineRule="auto"/>
-            </w:pPr>
-            <w:r>
-              <w:rPr>
-                <w:rFonts w:ascii="Times New Roman" w:hAnsi="Times New Roman"/>
-                <w:color w:val="1E293B"/>
-                <w:sz w:val="20"/>
-              </w:rPr>
-              <w:t>Проаналізовано різницю між написанням власних BEM-класів (.primary-button) та нанизуванням атомарних класів безпосередньо у розмітці.</w:t>
-            </w:r>
-          </w:p>
-        </w:tc>
-      </w:tr>
-      <w:tr>
-        <w:tc>
-          <w:tcPr>
-            <w:tcW w:type="dxa" w:w="3168"/>
-            <w:shd w:fill="F8FAFC"/>
-            <w:tcMar>
-              <w:top w:w="60" w:type="dxa"/>
-              <w:bottom w:w="60" w:type="dxa"/>
-              <w:left w:w="90" w:type="dxa"/>
-              <w:right w:w="90" w:type="dxa"/>
-            </w:tcMar>
-          </w:tcPr>
-          <w:p>
-            <w:pPr>
-              <w:spacing w:before="0" w:after="0"/>
-            </w:pPr>
-            <w:r>
-              <w:rPr>
-                <w:rFonts w:ascii="Times New Roman" w:hAnsi="Times New Roman"/>
-                <w:b/>
-                <w:color w:val="0F172A"/>
-                <w:sz w:val="20"/>
-              </w:rPr>
-              <w:t>📝 Що куди вставив / код:</w:t>
-            </w:r>
-          </w:p>
-        </w:tc>
-        <w:tc>
-          <w:tcPr>
-            <w:tcW w:type="dxa" w:w="6624"/>
-            <w:shd w:fill="FFFFFF"/>
-            <w:tcMar>
-              <w:top w:w="60" w:type="dxa"/>
-              <w:bottom w:w="60" w:type="dxa"/>
-              <w:left w:w="90" w:type="dxa"/>
-              <w:right w:w="90" w:type="dxa"/>
-            </w:tcMar>
-          </w:tcPr>
-          <w:p>
-            <w:pPr>
-              <w:spacing w:before="0" w:after="0" w:line="276" w:lineRule="auto"/>
-            </w:pPr>
-            <w:r>
-              <w:rPr>
-                <w:rFonts w:ascii="Times New Roman" w:hAnsi="Times New Roman"/>
-                <w:color w:val="1E293B"/>
-                <w:sz w:val="20"/>
-              </w:rPr>
-              <w:t>Зіставлено класичний CSS:</w:t>
-              <w:br/>
-              <w:t>.primary-button { background-color: #005EC9; padding: 12px 24px; border-radius: 12px; }</w:t>
-              <w:br/>
-              <w:t>та еквівалентний Tailwind:</w:t>
-              <w:br/>
-              <w:t>class="bg-blue-600 px-6 py-3 rounded-xl font-semibold text-white hover:bg-blue-700 transition"</w:t>
-            </w:r>
-          </w:p>
-        </w:tc>
-      </w:tr>
-      <w:tr>
-        <w:tc>
-          <w:tcPr>
-            <w:tcW w:type="dxa" w:w="3168"/>
-            <w:shd w:fill="F1F5F9"/>
-            <w:tcMar>
-              <w:top w:w="60" w:type="dxa"/>
-              <w:bottom w:w="60" w:type="dxa"/>
-              <w:left w:w="90" w:type="dxa"/>
-              <w:right w:w="90" w:type="dxa"/>
-            </w:tcMar>
-          </w:tcPr>
-          <w:p>
-            <w:pPr>
-              <w:spacing w:before="0" w:after="0"/>
-            </w:pPr>
-            <w:r>
-              <w:rPr>
-                <w:rFonts w:ascii="Times New Roman" w:hAnsi="Times New Roman"/>
-                <w:b/>
-                <w:color w:val="0F172A"/>
-                <w:sz w:val="20"/>
-              </w:rPr>
-              <w:t>✅ Отриманий результат:</w:t>
-            </w:r>
-          </w:p>
-        </w:tc>
-        <w:tc>
-          <w:tcPr>
-            <w:tcW w:type="dxa" w:w="6624"/>
-            <w:shd w:fill="FFFFFF"/>
-            <w:tcMar>
-              <w:top w:w="60" w:type="dxa"/>
-              <w:bottom w:w="60" w:type="dxa"/>
-              <w:left w:w="90" w:type="dxa"/>
-              <w:right w:w="90" w:type="dxa"/>
-            </w:tcMar>
-          </w:tcPr>
-          <w:p>
-            <w:pPr>
-              <w:spacing w:before="0" w:after="0" w:line="276" w:lineRule="auto"/>
-            </w:pPr>
-            <w:r>
-              <w:rPr>
-                <w:rFonts w:ascii="Times New Roman" w:hAnsi="Times New Roman"/>
-                <w:color w:val="1E293B"/>
-                <w:sz w:val="20"/>
-              </w:rPr>
-              <w:t>Зрозуміло переваги: відсутність перемикання між файлами CSS та HTML, усунення конфліктів специфічності, автоматичне видалення невикористаного CSS (Purge/JIT).</w:t>
-            </w:r>
-          </w:p>
-        </w:tc>
-      </w:tr>
-    </w:tbl>
-    <w:p>
-      <w:pPr>
-        <w:spacing w:before="40" w:after="80"/>
-      </w:pPr>
-    </w:p>
-    <w:p>
-      <w:pPr>
-        <w:keepNext/>
-        <w:spacing w:before="240" w:after="80"/>
-      </w:pPr>
-      <w:r>
-        <w:rPr>
-          <w:rFonts w:ascii="Times New Roman" w:hAnsi="Times New Roman"/>
-          <w:b/>
-          <w:color w:val="0F172A"/>
-          <w:sz w:val="25"/>
-        </w:rPr>
-        <w:t>Етап 3. Підключення Tailwind CSS через Play CDN</w:t>
-      </w:r>
-    </w:p>
-    <w:p>
-      <w:pPr>
-        <w:keepNext/>
-        <w:spacing w:before="160" w:after="40"/>
-      </w:pPr>
-      <w:r>
-        <w:rPr>
-          <w:rFonts w:ascii="Times New Roman" w:hAnsi="Times New Roman"/>
-          <w:b/>
-          <w:color w:val="005EC9"/>
-          <w:sz w:val="23"/>
-        </w:rPr>
-        <w:t>Крок 3. Інтеграція офіційного CDN-скрипту та файлу custom-styles.css</w:t>
-      </w:r>
-    </w:p>
-    <w:tbl>
-      <w:tblPr>
-        <w:tblW w:type="auto" w:w="0"/>
-        <w:jc w:val="center"/>
-        <w:tblLook w:firstColumn="1" w:firstRow="1" w:lastColumn="0" w:lastRow="0" w:noHBand="0" w:noVBand="1" w:val="04A0"/>
-        <w:tblBorders>
-          <w:top w:val="single" w:sz="6" w:space="0" w:color="CBD5E1"/>
-          <w:bottom w:val="single" w:sz="6" w:space="0" w:color="CBD5E1"/>
-          <w:left w:val="none"/>
-          <w:right w:val="none"/>
-          <w:insideH w:val="single" w:sz="4" w:space="0" w:color="CBD5E1"/>
-          <w:insideV w:val="none"/>
-        </w:tblBorders>
-      </w:tblPr>
-      <w:tblGrid>
-        <w:gridCol w:w="4820"/>
-        <w:gridCol w:w="4820"/>
-      </w:tblGrid>
-      <w:tr>
-        <w:tc>
-          <w:tcPr>
-            <w:tcW w:type="dxa" w:w="3168"/>
-            <w:shd w:fill="F8FAFC"/>
-            <w:tcMar>
-              <w:top w:w="60" w:type="dxa"/>
-              <w:bottom w:w="60" w:type="dxa"/>
-              <w:left w:w="90" w:type="dxa"/>
-              <w:right w:w="90" w:type="dxa"/>
-            </w:tcMar>
-          </w:tcPr>
-          <w:p>
-            <w:pPr>
-              <w:spacing w:before="0" w:after="0"/>
-            </w:pPr>
-            <w:r>
-              <w:rPr>
-                <w:rFonts w:ascii="Times New Roman" w:hAnsi="Times New Roman"/>
-                <w:b/>
-                <w:color w:val="0F172A"/>
-                <w:sz w:val="20"/>
-              </w:rPr>
-              <w:t>📍 Де вибирав / що відкрив:</w:t>
-            </w:r>
-          </w:p>
-        </w:tc>
-        <w:tc>
-          <w:tcPr>
-            <w:tcW w:type="dxa" w:w="6624"/>
-            <w:shd w:fill="FFFFFF"/>
-            <w:tcMar>
-              <w:top w:w="60" w:type="dxa"/>
-              <w:bottom w:w="60" w:type="dxa"/>
-              <w:left w:w="90" w:type="dxa"/>
-              <w:right w:w="90" w:type="dxa"/>
-            </w:tcMar>
-          </w:tcPr>
-          <w:p>
-            <w:pPr>
-              <w:spacing w:before="0" w:after="0" w:line="276" w:lineRule="auto"/>
-            </w:pPr>
-            <w:r>
-              <w:rPr>
-                <w:rFonts w:ascii="Times New Roman" w:hAnsi="Times New Roman"/>
-                <w:color w:val="1E293B"/>
-                <w:sz w:val="20"/>
-              </w:rPr>
-              <w:t>Файл index.html всередині секції &lt;head&gt;</w:t>
-            </w:r>
-          </w:p>
-        </w:tc>
-      </w:tr>
-      <w:tr>
-        <w:tc>
-          <w:tcPr>
-            <w:tcW w:type="dxa" w:w="3168"/>
-            <w:shd w:fill="F1F5F9"/>
-            <w:tcMar>
-              <w:top w:w="60" w:type="dxa"/>
-              <w:bottom w:w="60" w:type="dxa"/>
-              <w:left w:w="90" w:type="dxa"/>
-              <w:right w:w="90" w:type="dxa"/>
-            </w:tcMar>
-          </w:tcPr>
-          <w:p>
-            <w:pPr>
-              <w:spacing w:before="0" w:after="0"/>
-            </w:pPr>
-            <w:r>
-              <w:rPr>
-                <w:rFonts w:ascii="Times New Roman" w:hAnsi="Times New Roman"/>
-                <w:b/>
-                <w:color w:val="0F172A"/>
-                <w:sz w:val="20"/>
-              </w:rPr>
-              <w:t>⚙️ Що натиснув / як діяв:</w:t>
-            </w:r>
-          </w:p>
-        </w:tc>
-        <w:tc>
-          <w:tcPr>
-            <w:tcW w:type="dxa" w:w="6624"/>
-            <w:shd w:fill="FFFFFF"/>
-            <w:tcMar>
-              <w:top w:w="60" w:type="dxa"/>
-              <w:bottom w:w="60" w:type="dxa"/>
-              <w:left w:w="90" w:type="dxa"/>
-              <w:right w:w="90" w:type="dxa"/>
-            </w:tcMar>
-          </w:tcPr>
-          <w:p>
-            <w:pPr>
-              <w:spacing w:before="0" w:after="0" w:line="276" w:lineRule="auto"/>
-            </w:pPr>
-            <w:r>
-              <w:rPr>
-                <w:rFonts w:ascii="Times New Roman" w:hAnsi="Times New Roman"/>
-                <w:color w:val="1E293B"/>
-                <w:sz w:val="20"/>
-              </w:rPr>
-              <w:t>Додано тег &lt;script src="https://cdn.tailwindcss.com"&gt;&lt;/script&gt; та підключено файл користувацьких стилів css/custom-styles.css.</w:t>
-            </w:r>
-          </w:p>
-        </w:tc>
-      </w:tr>
-      <w:tr>
-        <w:tc>
-          <w:tcPr>
-            <w:tcW w:type="dxa" w:w="3168"/>
-            <w:shd w:fill="F8FAFC"/>
-            <w:tcMar>
-              <w:top w:w="60" w:type="dxa"/>
-              <w:bottom w:w="60" w:type="dxa"/>
-              <w:left w:w="90" w:type="dxa"/>
-              <w:right w:w="90" w:type="dxa"/>
-            </w:tcMar>
-          </w:tcPr>
-          <w:p>
-            <w:pPr>
-              <w:spacing w:before="0" w:after="0"/>
-            </w:pPr>
-            <w:r>
-              <w:rPr>
-                <w:rFonts w:ascii="Times New Roman" w:hAnsi="Times New Roman"/>
-                <w:b/>
-                <w:color w:val="0F172A"/>
-                <w:sz w:val="20"/>
-              </w:rPr>
-              <w:t>📝 Що куди вставив / код:</w:t>
-            </w:r>
-          </w:p>
-        </w:tc>
-        <w:tc>
-          <w:tcPr>
-            <w:tcW w:type="dxa" w:w="6624"/>
-            <w:shd w:fill="FFFFFF"/>
-            <w:tcMar>
-              <w:top w:w="60" w:type="dxa"/>
-              <w:bottom w:w="60" w:type="dxa"/>
-              <w:left w:w="90" w:type="dxa"/>
-              <w:right w:w="90" w:type="dxa"/>
-            </w:tcMar>
-          </w:tcPr>
-          <w:p>
-            <w:pPr>
-              <w:spacing w:before="0" w:after="0" w:line="276" w:lineRule="auto"/>
-            </w:pPr>
-            <w:r>
-              <w:rPr>
-                <w:rFonts w:ascii="Times New Roman" w:hAnsi="Times New Roman"/>
-                <w:color w:val="1E293B"/>
-                <w:sz w:val="20"/>
-              </w:rPr>
-              <w:t>&lt;script src="https://cdn.tailwindcss.com"&gt;&lt;/script&gt;</w:t>
-              <w:br/>
-              <w:t>&lt;link rel="stylesheet" href="css/custom-styles.css"&gt;</w:t>
-            </w:r>
-          </w:p>
-        </w:tc>
-      </w:tr>
-      <w:tr>
-        <w:tc>
-          <w:tcPr>
-            <w:tcW w:type="dxa" w:w="3168"/>
-            <w:shd w:fill="F1F5F9"/>
-            <w:tcMar>
-              <w:top w:w="60" w:type="dxa"/>
-              <w:bottom w:w="60" w:type="dxa"/>
-              <w:left w:w="90" w:type="dxa"/>
-              <w:right w:w="90" w:type="dxa"/>
-            </w:tcMar>
-          </w:tcPr>
-          <w:p>
-            <w:pPr>
-              <w:spacing w:before="0" w:after="0"/>
-            </w:pPr>
-            <w:r>
-              <w:rPr>
-                <w:rFonts w:ascii="Times New Roman" w:hAnsi="Times New Roman"/>
-                <w:b/>
-                <w:color w:val="0F172A"/>
-                <w:sz w:val="20"/>
-              </w:rPr>
-              <w:t>✅ Отриманий результат:</w:t>
-            </w:r>
-          </w:p>
-        </w:tc>
-        <w:tc>
-          <w:tcPr>
-            <w:tcW w:type="dxa" w:w="6624"/>
-            <w:shd w:fill="FFFFFF"/>
-            <w:tcMar>
-              <w:top w:w="60" w:type="dxa"/>
-              <w:bottom w:w="60" w:type="dxa"/>
-              <w:left w:w="90" w:type="dxa"/>
-              <w:right w:w="90" w:type="dxa"/>
-            </w:tcMar>
-          </w:tcPr>
-          <w:p>
-            <w:pPr>
-              <w:spacing w:before="0" w:after="0" w:line="276" w:lineRule="auto"/>
-            </w:pPr>
-            <w:r>
-              <w:rPr>
-                <w:rFonts w:ascii="Times New Roman" w:hAnsi="Times New Roman"/>
-                <w:color w:val="1E293B"/>
-                <w:sz w:val="20"/>
-              </w:rPr>
-              <w:t>Утиліти Tailwind CSS успішно завантажуються в браузері через офіційний CDN, стилі Preflight нормалізують відступи.</w:t>
-            </w:r>
-          </w:p>
-        </w:tc>
-      </w:tr>
-    </w:tbl>
-    <w:p>
-      <w:pPr>
-        <w:spacing w:before="40" w:after="80"/>
-      </w:pPr>
-    </w:p>
-    <w:p>
-      <w:pPr>
-        <w:keepNext/>
-        <w:spacing w:before="240" w:after="80"/>
-      </w:pPr>
-      <w:r>
-        <w:rPr>
-          <w:rFonts w:ascii="Times New Roman" w:hAnsi="Times New Roman"/>
-          <w:b/>
-          <w:color w:val="0F172A"/>
-          <w:sz w:val="25"/>
-        </w:rPr>
-        <w:t>Етап 4. Знайомство з онлайн-пісочницею Tailwind Play</w:t>
-      </w:r>
-    </w:p>
-    <w:p>
-      <w:pPr>
-        <w:keepNext/>
-        <w:spacing w:before="160" w:after="40"/>
-      </w:pPr>
-      <w:r>
-        <w:rPr>
-          <w:rFonts w:ascii="Times New Roman" w:hAnsi="Times New Roman"/>
-          <w:b/>
-          <w:color w:val="005EC9"/>
-          <w:sz w:val="23"/>
-        </w:rPr>
-        <w:t>Крок 4. Дослідження інтерфейсу Tailwind Play (play.tailwindcss.com)</w:t>
-      </w:r>
-    </w:p>
-    <w:tbl>
-      <w:tblPr>
-        <w:tblW w:type="auto" w:w="0"/>
-        <w:jc w:val="center"/>
-        <w:tblLook w:firstColumn="1" w:firstRow="1" w:lastColumn="0" w:lastRow="0" w:noHBand="0" w:noVBand="1" w:val="04A0"/>
-        <w:tblBorders>
-          <w:top w:val="single" w:sz="6" w:space="0" w:color="CBD5E1"/>
-          <w:bottom w:val="single" w:sz="6" w:space="0" w:color="CBD5E1"/>
-          <w:left w:val="none"/>
-          <w:right w:val="none"/>
-          <w:insideH w:val="single" w:sz="4" w:space="0" w:color="CBD5E1"/>
-          <w:insideV w:val="none"/>
-        </w:tblBorders>
-      </w:tblPr>
-      <w:tblGrid>
-        <w:gridCol w:w="4820"/>
-        <w:gridCol w:w="4820"/>
-      </w:tblGrid>
-      <w:tr>
-        <w:tc>
-          <w:tcPr>
-            <w:tcW w:type="dxa" w:w="3168"/>
-            <w:shd w:fill="F8FAFC"/>
-            <w:tcMar>
-              <w:top w:w="60" w:type="dxa"/>
-              <w:bottom w:w="60" w:type="dxa"/>
-              <w:left w:w="90" w:type="dxa"/>
-              <w:right w:w="90" w:type="dxa"/>
-            </w:tcMar>
-          </w:tcPr>
-          <w:p>
-            <w:pPr>
-              <w:spacing w:before="0" w:after="0"/>
-            </w:pPr>
-            <w:r>
-              <w:rPr>
-                <w:rFonts w:ascii="Times New Roman" w:hAnsi="Times New Roman"/>
-                <w:b/>
-                <w:color w:val="0F172A"/>
-                <w:sz w:val="20"/>
-              </w:rPr>
-              <w:t>📍 Де вибирав / що відкрив:</w:t>
-            </w:r>
-          </w:p>
-        </w:tc>
-        <w:tc>
-          <w:tcPr>
-            <w:tcW w:type="dxa" w:w="6624"/>
-            <w:shd w:fill="FFFFFF"/>
-            <w:tcMar>
-              <w:top w:w="60" w:type="dxa"/>
-              <w:bottom w:w="60" w:type="dxa"/>
-              <w:left w:w="90" w:type="dxa"/>
-              <w:right w:w="90" w:type="dxa"/>
-            </w:tcMar>
-          </w:tcPr>
-          <w:p>
-            <w:pPr>
-              <w:spacing w:before="0" w:after="0" w:line="276" w:lineRule="auto"/>
-            </w:pPr>
-            <w:r>
-              <w:rPr>
-                <w:rFonts w:ascii="Times New Roman" w:hAnsi="Times New Roman"/>
-                <w:color w:val="1E293B"/>
-                <w:sz w:val="20"/>
-              </w:rPr>
-              <w:t>Веббраузер Chrome, відкриття ресурсу https://play.tailwindcss.com</w:t>
-            </w:r>
-          </w:p>
-        </w:tc>
-      </w:tr>
-      <w:tr>
-        <w:tc>
-          <w:tcPr>
-            <w:tcW w:type="dxa" w:w="3168"/>
-            <w:shd w:fill="F1F5F9"/>
-            <w:tcMar>
-              <w:top w:w="60" w:type="dxa"/>
-              <w:bottom w:w="60" w:type="dxa"/>
-              <w:left w:w="90" w:type="dxa"/>
-              <w:right w:w="90" w:type="dxa"/>
-            </w:tcMar>
-          </w:tcPr>
-          <w:p>
-            <w:pPr>
-              <w:spacing w:before="0" w:after="0"/>
-            </w:pPr>
-            <w:r>
-              <w:rPr>
-                <w:rFonts w:ascii="Times New Roman" w:hAnsi="Times New Roman"/>
-                <w:b/>
-                <w:color w:val="0F172A"/>
-                <w:sz w:val="20"/>
-              </w:rPr>
-              <w:t>⚙️ Що натиснув / як діяв:</w:t>
-            </w:r>
-          </w:p>
-        </w:tc>
-        <w:tc>
-          <w:tcPr>
-            <w:tcW w:type="dxa" w:w="6624"/>
-            <w:shd w:fill="FFFFFF"/>
-            <w:tcMar>
-              <w:top w:w="60" w:type="dxa"/>
-              <w:bottom w:w="60" w:type="dxa"/>
-              <w:left w:w="90" w:type="dxa"/>
-              <w:right w:w="90" w:type="dxa"/>
-            </w:tcMar>
-          </w:tcPr>
-          <w:p>
-            <w:pPr>
-              <w:spacing w:before="0" w:after="0" w:line="276" w:lineRule="auto"/>
-            </w:pPr>
-            <w:r>
-              <w:rPr>
-                <w:rFonts w:ascii="Times New Roman" w:hAnsi="Times New Roman"/>
-                <w:color w:val="1E293B"/>
-                <w:sz w:val="20"/>
-              </w:rPr>
-              <w:t>Досліджено зони редагування: HTML, CSS, Config/Settings, інтерактивне прев'ю в реальному часі, інструменти зміни ширини viewport (Mobile, Tablet, Desktop) та кнопку генерації лінка Share.</w:t>
-            </w:r>
-          </w:p>
-        </w:tc>
-      </w:tr>
-      <w:tr>
-        <w:tc>
-          <w:tcPr>
-            <w:tcW w:type="dxa" w:w="3168"/>
-            <w:shd w:fill="F8FAFC"/>
-            <w:tcMar>
-              <w:top w:w="60" w:type="dxa"/>
-              <w:bottom w:w="60" w:type="dxa"/>
-              <w:left w:w="90" w:type="dxa"/>
-              <w:right w:w="90" w:type="dxa"/>
-            </w:tcMar>
-          </w:tcPr>
-          <w:p>
-            <w:pPr>
-              <w:spacing w:before="0" w:after="0"/>
-            </w:pPr>
-            <w:r>
-              <w:rPr>
-                <w:rFonts w:ascii="Times New Roman" w:hAnsi="Times New Roman"/>
-                <w:b/>
-                <w:color w:val="0F172A"/>
-                <w:sz w:val="20"/>
-              </w:rPr>
-              <w:t>📝 Що куди вставив / код:</w:t>
-            </w:r>
-          </w:p>
-        </w:tc>
-        <w:tc>
-          <w:tcPr>
-            <w:tcW w:type="dxa" w:w="6624"/>
-            <w:shd w:fill="FFFFFF"/>
-            <w:tcMar>
-              <w:top w:w="60" w:type="dxa"/>
-              <w:bottom w:w="60" w:type="dxa"/>
-              <w:left w:w="90" w:type="dxa"/>
-              <w:right w:w="90" w:type="dxa"/>
-            </w:tcMar>
-          </w:tcPr>
-          <w:p>
-            <w:pPr>
-              <w:spacing w:before="0" w:after="0" w:line="276" w:lineRule="auto"/>
-            </w:pPr>
-            <w:r>
-              <w:rPr>
-                <w:rFonts w:ascii="Times New Roman" w:hAnsi="Times New Roman"/>
-                <w:color w:val="1E293B"/>
-                <w:sz w:val="20"/>
-              </w:rPr>
-              <w:t>Введено базовий тестовий код:</w:t>
-              <w:br/>
-              <w:t>&lt;button class="bg-blue-600 text-white px-6 py-3 rounded-lg hover:bg-blue-700 transition"&gt;</w:t>
-              <w:br/>
-              <w:t xml:space="preserve">  Замовити зарядку</w:t>
-              <w:br/>
-              <w:t>&lt;/button&gt;</w:t>
-            </w:r>
-          </w:p>
-        </w:tc>
-      </w:tr>
-      <w:tr>
-        <w:tc>
-          <w:tcPr>
-            <w:tcW w:type="dxa" w:w="3168"/>
-            <w:shd w:fill="F1F5F9"/>
-            <w:tcMar>
-              <w:top w:w="60" w:type="dxa"/>
-              <w:bottom w:w="60" w:type="dxa"/>
-              <w:left w:w="90" w:type="dxa"/>
-              <w:right w:w="90" w:type="dxa"/>
-            </w:tcMar>
-          </w:tcPr>
-          <w:p>
-            <w:pPr>
-              <w:spacing w:before="0" w:after="0"/>
-            </w:pPr>
-            <w:r>
-              <w:rPr>
-                <w:rFonts w:ascii="Times New Roman" w:hAnsi="Times New Roman"/>
-                <w:b/>
-                <w:color w:val="0F172A"/>
-                <w:sz w:val="20"/>
-              </w:rPr>
-              <w:t>✅ Отриманий результат:</w:t>
-            </w:r>
-          </w:p>
-        </w:tc>
-        <w:tc>
-          <w:tcPr>
-            <w:tcW w:type="dxa" w:w="6624"/>
-            <w:shd w:fill="FFFFFF"/>
-            <w:tcMar>
-              <w:top w:w="60" w:type="dxa"/>
-              <w:bottom w:w="60" w:type="dxa"/>
-              <w:left w:w="90" w:type="dxa"/>
-              <w:right w:w="90" w:type="dxa"/>
-            </w:tcMar>
-          </w:tcPr>
-          <w:p>
-            <w:pPr>
-              <w:spacing w:before="0" w:after="0" w:line="276" w:lineRule="auto"/>
-            </w:pPr>
-            <w:r>
-              <w:rPr>
-                <w:rFonts w:ascii="Times New Roman" w:hAnsi="Times New Roman"/>
-                <w:color w:val="1E293B"/>
-                <w:sz w:val="20"/>
-              </w:rPr>
-              <w:t>Протестовано інтерактивну реакцію елемента на зміну відступів, кольору та скруглення без локальної компіляції.</w:t>
-            </w:r>
-          </w:p>
-        </w:tc>
-      </w:tr>
-    </w:tbl>
-    <w:p>
-      <w:pPr>
-        <w:spacing w:before="40" w:after="80"/>
-      </w:pPr>
-    </w:p>
-    <w:p>
-      <w:pPr>
-        <w:keepNext/>
-        <w:spacing w:before="240" w:after="80"/>
-      </w:pPr>
-      <w:r>
-        <w:rPr>
-          <w:rFonts w:ascii="Times New Roman" w:hAnsi="Times New Roman"/>
-          <w:b/>
-          <w:color w:val="0F172A"/>
-          <w:sz w:val="25"/>
-        </w:rPr>
-        <w:t>Етап 5. Створення першого UI-компонента: Primary CTA Button</w:t>
-      </w:r>
-    </w:p>
-    <w:tbl>
-      <w:tblPr>
-        <w:tblW w:type="auto" w:w="0"/>
-        <w:jc w:val="center"/>
-        <w:tblLook w:firstColumn="1" w:firstRow="1" w:lastColumn="0" w:lastRow="0" w:noHBand="0" w:noVBand="1" w:val="04A0"/>
-      </w:tblPr>
-      <w:tblGrid>
-        <w:gridCol w:w="9641"/>
-      </w:tblGrid>
-      <w:tr>
-        <w:tc>
-          <w:tcPr>
-            <w:tcW w:type="dxa" w:w="9792"/>
-            <w:shd w:fill="F0F7FF"/>
-            <w:tcMar>
-              <w:top w:w="70" w:type="dxa"/>
-              <w:bottom w:w="70" w:type="dxa"/>
-              <w:left w:w="130" w:type="dxa"/>
-              <w:right w:w="130" w:type="dxa"/>
-            </w:tcMar>
-            <w:tcBorders>
-              <w:top w:val="none"/>
-              <w:left w:val="single" w:sz="20" w:space="0" w:color="005EC9"/>
-              <w:bottom w:val="none"/>
-              <w:right w:val="none"/>
-            </w:tcBorders>
-          </w:tcPr>
-          <w:p>
-            <w:pPr>
-              <w:spacing w:before="0" w:after="40"/>
-            </w:pPr>
-            <w:r>
-              <w:rPr>
-                <w:rFonts w:ascii="Times New Roman" w:hAnsi="Times New Roman"/>
-                <w:b/>
-                <w:color w:val="005EC9"/>
-                <w:sz w:val="21"/>
-              </w:rPr>
-              <w:t>💬 Промпт генерації кнопки (Button Prompt)</w:t>
-              <w:br/>
-            </w:r>
-            <w:r>
-              <w:rPr>
-                <w:rFonts w:ascii="Consolas" w:hAnsi="Consolas"/>
-                <w:color w:val="1F2937"/>
-                <w:sz w:val="17"/>
-              </w:rPr>
-              <w:t>Ти — Senior Frontend Developer та UI Engineer.</w:t>
-              <w:br/>
-              <w:t>Створи Primary CTA Button «Дізнатися більше» за допомогою HTML5 + Tailwind CSS.</w:t>
-              <w:br/>
-              <w:t>Використай: синій фон #2563EB, білий текст, 16px / font-semibold, padding 12px 24px, border-radius 12px, hover та active стани, disabled стан, transition, мінімальну висоту 44px.</w:t>
-              <w:br/>
-              <w:t>Кнопка має відповідати принципам accessibility (WCAG 2.2 AA).</w:t>
-            </w:r>
-          </w:p>
-        </w:tc>
-      </w:tr>
-    </w:tbl>
-    <w:p>
-      <w:pPr>
-        <w:spacing w:before="40" w:after="40"/>
-      </w:pPr>
-    </w:p>
-    <w:p>
-      <w:pPr>
-        <w:keepNext/>
-        <w:spacing w:before="160" w:after="40"/>
-      </w:pPr>
-      <w:r>
-        <w:rPr>
-          <w:rFonts w:ascii="Times New Roman" w:hAnsi="Times New Roman"/>
-          <w:b/>
-          <w:color w:val="005EC9"/>
-          <w:sz w:val="23"/>
-        </w:rPr>
-        <w:t>Крок 5. Реалізація та тестування інтерактивних станів кнопки</w:t>
-      </w:r>
-    </w:p>
-    <w:tbl>
-      <w:tblPr>
-        <w:tblW w:type="auto" w:w="0"/>
-        <w:jc w:val="center"/>
-        <w:tblLook w:firstColumn="1" w:firstRow="1" w:lastColumn="0" w:lastRow="0" w:noHBand="0" w:noVBand="1" w:val="04A0"/>
-        <w:tblBorders>
-          <w:top w:val="single" w:sz="6" w:space="0" w:color="CBD5E1"/>
-          <w:bottom w:val="single" w:sz="6" w:space="0" w:color="CBD5E1"/>
-          <w:left w:val="none"/>
-          <w:right w:val="none"/>
-          <w:insideH w:val="single" w:sz="4" w:space="0" w:color="CBD5E1"/>
-          <w:insideV w:val="none"/>
-        </w:tblBorders>
-      </w:tblPr>
-      <w:tblGrid>
-        <w:gridCol w:w="4820"/>
-        <w:gridCol w:w="4820"/>
-      </w:tblGrid>
-      <w:tr>
-        <w:tc>
-          <w:tcPr>
-            <w:tcW w:type="dxa" w:w="3168"/>
-            <w:shd w:fill="F8FAFC"/>
-            <w:tcMar>
-              <w:top w:w="60" w:type="dxa"/>
-              <w:bottom w:w="60" w:type="dxa"/>
-              <w:left w:w="90" w:type="dxa"/>
-              <w:right w:w="90" w:type="dxa"/>
-            </w:tcMar>
-          </w:tcPr>
-          <w:p>
-            <w:pPr>
-              <w:spacing w:before="0" w:after="0"/>
-            </w:pPr>
-            <w:r>
-              <w:rPr>
-                <w:rFonts w:ascii="Times New Roman" w:hAnsi="Times New Roman"/>
-                <w:b/>
-                <w:color w:val="0F172A"/>
-                <w:sz w:val="20"/>
-              </w:rPr>
-              <w:t>📍 Де вибирав / що відкрив:</w:t>
-            </w:r>
-          </w:p>
-        </w:tc>
-        <w:tc>
-          <w:tcPr>
-            <w:tcW w:type="dxa" w:w="6624"/>
-            <w:shd w:fill="FFFFFF"/>
-            <w:tcMar>
-              <w:top w:w="60" w:type="dxa"/>
-              <w:bottom w:w="60" w:type="dxa"/>
-              <w:left w:w="90" w:type="dxa"/>
-              <w:right w:w="90" w:type="dxa"/>
-            </w:tcMar>
-          </w:tcPr>
-          <w:p>
-            <w:pPr>
-              <w:spacing w:before="0" w:after="0" w:line="276" w:lineRule="auto"/>
-            </w:pPr>
-            <w:r>
-              <w:rPr>
-                <w:rFonts w:ascii="Times New Roman" w:hAnsi="Times New Roman"/>
-                <w:color w:val="1E293B"/>
-                <w:sz w:val="20"/>
-              </w:rPr>
-              <w:t>Каталог components/button.html та пісочниця Tailwind Play</w:t>
-            </w:r>
-          </w:p>
-        </w:tc>
-      </w:tr>
-      <w:tr>
-        <w:tc>
-          <w:tcPr>
-            <w:tcW w:type="dxa" w:w="3168"/>
-            <w:shd w:fill="F1F5F9"/>
-            <w:tcMar>
-              <w:top w:w="60" w:type="dxa"/>
-              <w:bottom w:w="60" w:type="dxa"/>
-              <w:left w:w="90" w:type="dxa"/>
-              <w:right w:w="90" w:type="dxa"/>
-            </w:tcMar>
-          </w:tcPr>
-          <w:p>
-            <w:pPr>
-              <w:spacing w:before="0" w:after="0"/>
-            </w:pPr>
-            <w:r>
-              <w:rPr>
-                <w:rFonts w:ascii="Times New Roman" w:hAnsi="Times New Roman"/>
-                <w:b/>
-                <w:color w:val="0F172A"/>
-                <w:sz w:val="20"/>
-              </w:rPr>
-              <w:t>⚙️ Що натиснув / як діяв:</w:t>
-            </w:r>
-          </w:p>
-        </w:tc>
-        <w:tc>
-          <w:tcPr>
-            <w:tcW w:type="dxa" w:w="6624"/>
-            <w:shd w:fill="FFFFFF"/>
-            <w:tcMar>
-              <w:top w:w="60" w:type="dxa"/>
-              <w:bottom w:w="60" w:type="dxa"/>
-              <w:left w:w="90" w:type="dxa"/>
-              <w:right w:w="90" w:type="dxa"/>
-            </w:tcMar>
-          </w:tcPr>
-          <w:p>
-            <w:pPr>
-              <w:spacing w:before="0" w:after="0" w:line="276" w:lineRule="auto"/>
-            </w:pPr>
-            <w:r>
-              <w:rPr>
-                <w:rFonts w:ascii="Times New Roman" w:hAnsi="Times New Roman"/>
-                <w:color w:val="1E293B"/>
-                <w:sz w:val="20"/>
-              </w:rPr>
-              <w:t>Сформовано компонент із класами min-h-[44px], px-6, py-3, bg-blue-600, hover:bg-blue-700, active:scale-95, focus-visible:ring-4, focus-visible:ring-blue-300.</w:t>
-            </w:r>
-          </w:p>
-        </w:tc>
-      </w:tr>
-      <w:tr>
-        <w:tc>
-          <w:tcPr>
-            <w:tcW w:type="dxa" w:w="3168"/>
-            <w:shd w:fill="F8FAFC"/>
-            <w:tcMar>
-              <w:top w:w="60" w:type="dxa"/>
-              <w:bottom w:w="60" w:type="dxa"/>
-              <w:left w:w="90" w:type="dxa"/>
-              <w:right w:w="90" w:type="dxa"/>
-            </w:tcMar>
-          </w:tcPr>
-          <w:p>
-            <w:pPr>
-              <w:spacing w:before="0" w:after="0"/>
-            </w:pPr>
-            <w:r>
-              <w:rPr>
-                <w:rFonts w:ascii="Times New Roman" w:hAnsi="Times New Roman"/>
-                <w:b/>
-                <w:color w:val="0F172A"/>
-                <w:sz w:val="20"/>
-              </w:rPr>
-              <w:t>📝 Що куди вставив / код:</w:t>
-            </w:r>
-          </w:p>
-        </w:tc>
-        <w:tc>
-          <w:tcPr>
-            <w:tcW w:type="dxa" w:w="6624"/>
-            <w:shd w:fill="FFFFFF"/>
-            <w:tcMar>
-              <w:top w:w="60" w:type="dxa"/>
-              <w:bottom w:w="60" w:type="dxa"/>
-              <w:left w:w="90" w:type="dxa"/>
-              <w:right w:w="90" w:type="dxa"/>
-            </w:tcMar>
-          </w:tcPr>
-          <w:p>
-            <w:pPr>
-              <w:spacing w:before="0" w:after="0" w:line="276" w:lineRule="auto"/>
-            </w:pPr>
-            <w:r>
-              <w:rPr>
-                <w:rFonts w:ascii="Times New Roman" w:hAnsi="Times New Roman"/>
-                <w:color w:val="1E293B"/>
-                <w:sz w:val="20"/>
-              </w:rPr>
-              <w:t>Додано SVG-іконку стрілки з анімацією зміщення при hover: group-hover:translate-x-1, створено стан disabled з opacity-60 та cursor-not-allowed.</w:t>
-            </w:r>
-          </w:p>
-        </w:tc>
-      </w:tr>
-      <w:tr>
-        <w:tc>
-          <w:tcPr>
-            <w:tcW w:type="dxa" w:w="3168"/>
-            <w:shd w:fill="F1F5F9"/>
-            <w:tcMar>
-              <w:top w:w="60" w:type="dxa"/>
-              <w:bottom w:w="60" w:type="dxa"/>
-              <w:left w:w="90" w:type="dxa"/>
-              <w:right w:w="90" w:type="dxa"/>
-            </w:tcMar>
-          </w:tcPr>
-          <w:p>
-            <w:pPr>
-              <w:spacing w:before="0" w:after="0"/>
-            </w:pPr>
-            <w:r>
-              <w:rPr>
-                <w:rFonts w:ascii="Times New Roman" w:hAnsi="Times New Roman"/>
-                <w:b/>
-                <w:color w:val="0F172A"/>
-                <w:sz w:val="20"/>
-              </w:rPr>
-              <w:t>✅ Отриманий результат:</w:t>
-            </w:r>
-          </w:p>
-        </w:tc>
-        <w:tc>
-          <w:tcPr>
-            <w:tcW w:type="dxa" w:w="6624"/>
-            <w:shd w:fill="FFFFFF"/>
-            <w:tcMar>
-              <w:top w:w="60" w:type="dxa"/>
-              <w:bottom w:w="60" w:type="dxa"/>
-              <w:left w:w="90" w:type="dxa"/>
-              <w:right w:w="90" w:type="dxa"/>
-            </w:tcMar>
-          </w:tcPr>
-          <w:p>
-            <w:pPr>
-              <w:spacing w:before="0" w:after="0" w:line="276" w:lineRule="auto"/>
-            </w:pPr>
-            <w:r>
-              <w:rPr>
-                <w:rFonts w:ascii="Times New Roman" w:hAnsi="Times New Roman"/>
-                <w:color w:val="1E293B"/>
-                <w:sz w:val="20"/>
-              </w:rPr>
-              <w:t>Створено зразок кнопки з повною підтримкою стандартів доступності.</w:t>
-            </w:r>
-          </w:p>
-        </w:tc>
-      </w:tr>
-    </w:tbl>
-    <w:p>
-      <w:pPr>
-        <w:spacing w:before="40" w:after="80"/>
-      </w:pPr>
-    </w:p>
-    <w:p>
-      <w:pPr>
-        <w:keepNext/>
-        <w:spacing w:before="80" w:after="40"/>
+        <w:spacing w:before="120" w:after="60"/>
         <w:jc w:val="center"/>
       </w:pPr>
       <w:r>
         <w:drawing>
           <wp:inline xmlns:a="http://schemas.openxmlformats.org/drawingml/2006/main" xmlns:pic="http://schemas.openxmlformats.org/drawingml/2006/picture">
-            <wp:extent cx="5303520" cy="4123393"/>
+            <wp:extent cx="5669280" cy="2551176"/>
             <wp:docPr id="2" name="Picture 2"/>
             <wp:cNvGraphicFramePr>
               <a:graphicFrameLocks noChangeAspect="1"/>
@@ -1727,7 +453,7 @@
               <a:graphicData uri="http://schemas.openxmlformats.org/drawingml/2006/picture">
                 <pic:pic>
                   <pic:nvPicPr>
-                    <pic:cNvPr id="0" name="08_component_button.png"/>
+                    <pic:cNvPr id="0" name="lab6_01_hero_informer.png"/>
                     <pic:cNvPicPr/>
                   </pic:nvPicPr>
                   <pic:blipFill>
@@ -1739,7 +465,7 @@
                   <pic:spPr>
                     <a:xfrm>
                       <a:off x="0" y="0"/>
-                      <a:ext cx="5303520" cy="4123393"/>
+                      <a:ext cx="5669280" cy="2551176"/>
                     </a:xfrm>
                     <a:prstGeom prst="rect"/>
                   </pic:spPr>
@@ -1752,7 +478,7 @@
     </w:p>
     <w:p>
       <w:pPr>
-        <w:spacing w:before="20" w:after="120"/>
+        <w:spacing w:before="0" w:after="160"/>
         <w:jc w:val="center"/>
       </w:pPr>
       <w:r>
@@ -1760,15 +486,15 @@
           <w:rFonts w:ascii="Times New Roman" w:hAnsi="Times New Roman"/>
           <w:i/>
           <w:color w:val="64748B"/>
-          <w:sz w:val="19"/>
+          <w:sz w:val="20"/>
         </w:rPr>
-        <w:t>Рис. 1. Ізольований компонент Primary CTA Button з демонстрацією станів (Default, Disabled, Ghost) та поясненням утиліт</w:t>
+        <w:t>Рис. 1 — Головний екран платформи ChargeUA із верхнім інформаційним баром та студентським бейджем</w:t>
       </w:r>
     </w:p>
     <w:p>
       <w:pPr>
         <w:keepNext/>
-        <w:spacing w:before="240" w:after="80"/>
+        <w:spacing w:before="200" w:after="80"/>
       </w:pPr>
       <w:r>
         <w:rPr>
@@ -1777,334 +503,31 @@
           <w:color w:val="0F172A"/>
           <w:sz w:val="25"/>
         </w:rPr>
-        <w:t>Етап 6. Створення Header з адаптивною навігацією</w:t>
+        <w:t>Етап 2. Інтеграція Google Maps із позначенням кафедри САПР</w:t>
       </w:r>
-    </w:p>
-    <w:tbl>
-      <w:tblPr>
-        <w:tblW w:type="auto" w:w="0"/>
-        <w:jc w:val="center"/>
-        <w:tblLook w:firstColumn="1" w:firstRow="1" w:lastColumn="0" w:lastRow="0" w:noHBand="0" w:noVBand="1" w:val="04A0"/>
-      </w:tblPr>
-      <w:tblGrid>
-        <w:gridCol w:w="9641"/>
-      </w:tblGrid>
-      <w:tr>
-        <w:tc>
-          <w:tcPr>
-            <w:tcW w:type="dxa" w:w="9792"/>
-            <w:shd w:fill="F0F7FF"/>
-            <w:tcMar>
-              <w:top w:w="70" w:type="dxa"/>
-              <w:bottom w:w="70" w:type="dxa"/>
-              <w:left w:w="130" w:type="dxa"/>
-              <w:right w:w="130" w:type="dxa"/>
-            </w:tcMar>
-            <w:tcBorders>
-              <w:top w:val="none"/>
-              <w:left w:val="single" w:sz="20" w:space="0" w:color="005EC9"/>
-              <w:bottom w:val="none"/>
-              <w:right w:val="none"/>
-            </w:tcBorders>
-          </w:tcPr>
-          <w:p>
-            <w:pPr>
-              <w:spacing w:before="0" w:after="40"/>
-            </w:pPr>
-            <w:r>
-              <w:rPr>
-                <w:rFonts w:ascii="Times New Roman" w:hAnsi="Times New Roman"/>
-                <w:b/>
-                <w:color w:val="005EC9"/>
-                <w:sz w:val="21"/>
-              </w:rPr>
-              <w:t>💬 Промпт генерації Header (Navbar Prompt)</w:t>
-              <w:br/>
-            </w:r>
-            <w:r>
-              <w:rPr>
-                <w:rFonts w:ascii="Consolas" w:hAnsi="Consolas"/>
-                <w:color w:val="1F2937"/>
-                <w:sz w:val="17"/>
-              </w:rPr>
-              <w:t>Ти — Senior Frontend Developer. Створи ізольований семантичний компонент Header для ChargeUA.</w:t>
-              <w:br/>
-              <w:t>Структура: логотип зліва, десктопна навігація по центру (посилання + dropdown «Ресурси»), кнопки входу та дії справа.</w:t>
-              <w:br/>
-              <w:t>Адаптивність: на mobile (&lt; 768px) навігація прихована (hidden), показується кнопка гамбургера. На md:flex навігація відображається горизонтально, а гамбургер приховується (md:hidden).</w:t>
-              <w:br/>
-              <w:t>Додай ARIA-атрибути та плавні hover/focus ефекти.</w:t>
-            </w:r>
-          </w:p>
-        </w:tc>
-      </w:tr>
-    </w:tbl>
-    <w:p>
-      <w:pPr>
-        <w:spacing w:before="40" w:after="40"/>
-      </w:pPr>
     </w:p>
     <w:p>
       <w:pPr>
-        <w:keepNext/>
-        <w:spacing w:before="160" w:after="40"/>
+        <w:spacing w:before="0" w:after="80" w:line="276" w:lineRule="auto"/>
       </w:pPr>
       <w:r>
         <w:rPr>
           <w:rFonts w:ascii="Times New Roman" w:hAnsi="Times New Roman"/>
-          <w:b/>
-          <w:color w:val="005EC9"/>
+          <w:color w:val="1E293B"/>
           <w:sz w:val="23"/>
         </w:rPr>
-        <w:t>Крок 6. Інтеграція шапки сайту та скрипта мобільного меню</w:t>
+        <w:t>Відповідно до п. 1 порядку роботи на офіційній сторінці дисципліни, виконано інтеграцію карти Google Maps із прив'язкою до навчального корпусу №5 НУ «Львівська політехніка» (кафедра САПР, координати 49.8362° N, 24.0085° E). Карта оформлена всередині інтерактивної картки .map-card із заголовком хабу, бейджами статусу портів (4 порти вільні, 160 кВт), а також прямою кнопкою швидкої навігації для застосунків на смартфонах.</w:t>
       </w:r>
-    </w:p>
-    <w:tbl>
-      <w:tblPr>
-        <w:tblW w:type="auto" w:w="0"/>
-        <w:jc w:val="center"/>
-        <w:tblLook w:firstColumn="1" w:firstRow="1" w:lastColumn="0" w:lastRow="0" w:noHBand="0" w:noVBand="1" w:val="04A0"/>
-        <w:tblBorders>
-          <w:top w:val="single" w:sz="6" w:space="0" w:color="CBD5E1"/>
-          <w:bottom w:val="single" w:sz="6" w:space="0" w:color="CBD5E1"/>
-          <w:left w:val="none"/>
-          <w:right w:val="none"/>
-          <w:insideH w:val="single" w:sz="4" w:space="0" w:color="CBD5E1"/>
-          <w:insideV w:val="none"/>
-        </w:tblBorders>
-      </w:tblPr>
-      <w:tblGrid>
-        <w:gridCol w:w="4820"/>
-        <w:gridCol w:w="4820"/>
-      </w:tblGrid>
-      <w:tr>
-        <w:tc>
-          <w:tcPr>
-            <w:tcW w:type="dxa" w:w="3168"/>
-            <w:shd w:fill="F8FAFC"/>
-            <w:tcMar>
-              <w:top w:w="60" w:type="dxa"/>
-              <w:bottom w:w="60" w:type="dxa"/>
-              <w:left w:w="90" w:type="dxa"/>
-              <w:right w:w="90" w:type="dxa"/>
-            </w:tcMar>
-          </w:tcPr>
-          <w:p>
-            <w:pPr>
-              <w:spacing w:before="0" w:after="0"/>
-            </w:pPr>
-            <w:r>
-              <w:rPr>
-                <w:rFonts w:ascii="Times New Roman" w:hAnsi="Times New Roman"/>
-                <w:b/>
-                <w:color w:val="0F172A"/>
-                <w:sz w:val="20"/>
-              </w:rPr>
-              <w:t>📍 Де вибирав / що відкрив:</w:t>
-            </w:r>
-          </w:p>
-        </w:tc>
-        <w:tc>
-          <w:tcPr>
-            <w:tcW w:type="dxa" w:w="6624"/>
-            <w:shd w:fill="FFFFFF"/>
-            <w:tcMar>
-              <w:top w:w="60" w:type="dxa"/>
-              <w:bottom w:w="60" w:type="dxa"/>
-              <w:left w:w="90" w:type="dxa"/>
-              <w:right w:w="90" w:type="dxa"/>
-            </w:tcMar>
-          </w:tcPr>
-          <w:p>
-            <w:pPr>
-              <w:spacing w:before="0" w:after="0" w:line="276" w:lineRule="auto"/>
-            </w:pPr>
-            <w:r>
-              <w:rPr>
-                <w:rFonts w:ascii="Times New Roman" w:hAnsi="Times New Roman"/>
-                <w:color w:val="1E293B"/>
-                <w:sz w:val="20"/>
-              </w:rPr>
-              <w:t>Файл components/header.html та секція &lt;header&gt; в index.html</w:t>
-            </w:r>
-          </w:p>
-        </w:tc>
-      </w:tr>
-      <w:tr>
-        <w:tc>
-          <w:tcPr>
-            <w:tcW w:type="dxa" w:w="3168"/>
-            <w:shd w:fill="F1F5F9"/>
-            <w:tcMar>
-              <w:top w:w="60" w:type="dxa"/>
-              <w:bottom w:w="60" w:type="dxa"/>
-              <w:left w:w="90" w:type="dxa"/>
-              <w:right w:w="90" w:type="dxa"/>
-            </w:tcMar>
-          </w:tcPr>
-          <w:p>
-            <w:pPr>
-              <w:spacing w:before="0" w:after="0"/>
-            </w:pPr>
-            <w:r>
-              <w:rPr>
-                <w:rFonts w:ascii="Times New Roman" w:hAnsi="Times New Roman"/>
-                <w:b/>
-                <w:color w:val="0F172A"/>
-                <w:sz w:val="20"/>
-              </w:rPr>
-              <w:t>⚙️ Що натиснув / як діяв:</w:t>
-            </w:r>
-          </w:p>
-        </w:tc>
-        <w:tc>
-          <w:tcPr>
-            <w:tcW w:type="dxa" w:w="6624"/>
-            <w:shd w:fill="FFFFFF"/>
-            <w:tcMar>
-              <w:top w:w="60" w:type="dxa"/>
-              <w:bottom w:w="60" w:type="dxa"/>
-              <w:left w:w="90" w:type="dxa"/>
-              <w:right w:w="90" w:type="dxa"/>
-            </w:tcMar>
-          </w:tcPr>
-          <w:p>
-            <w:pPr>
-              <w:spacing w:before="0" w:after="0" w:line="276" w:lineRule="auto"/>
-            </w:pPr>
-            <w:r>
-              <w:rPr>
-                <w:rFonts w:ascii="Times New Roman" w:hAnsi="Times New Roman"/>
-                <w:color w:val="1E293B"/>
-                <w:sz w:val="20"/>
-              </w:rPr>
-              <w:t>Застосовано контейнер max-w-7xl mx-auto px-4 sm:px-6 lg:px-8, вирівнювання flex items-center justify-between h-20, закріплення sticky top-0 bg-white/95 backdrop-blur-md.</w:t>
-            </w:r>
-          </w:p>
-        </w:tc>
-      </w:tr>
-      <w:tr>
-        <w:tc>
-          <w:tcPr>
-            <w:tcW w:type="dxa" w:w="3168"/>
-            <w:shd w:fill="F8FAFC"/>
-            <w:tcMar>
-              <w:top w:w="60" w:type="dxa"/>
-              <w:bottom w:w="60" w:type="dxa"/>
-              <w:left w:w="90" w:type="dxa"/>
-              <w:right w:w="90" w:type="dxa"/>
-            </w:tcMar>
-          </w:tcPr>
-          <w:p>
-            <w:pPr>
-              <w:spacing w:before="0" w:after="0"/>
-            </w:pPr>
-            <w:r>
-              <w:rPr>
-                <w:rFonts w:ascii="Times New Roman" w:hAnsi="Times New Roman"/>
-                <w:b/>
-                <w:color w:val="0F172A"/>
-                <w:sz w:val="20"/>
-              </w:rPr>
-              <w:t>📝 Що куди вставив / код:</w:t>
-            </w:r>
-          </w:p>
-        </w:tc>
-        <w:tc>
-          <w:tcPr>
-            <w:tcW w:type="dxa" w:w="6624"/>
-            <w:shd w:fill="FFFFFF"/>
-            <w:tcMar>
-              <w:top w:w="60" w:type="dxa"/>
-              <w:bottom w:w="60" w:type="dxa"/>
-              <w:left w:w="90" w:type="dxa"/>
-              <w:right w:w="90" w:type="dxa"/>
-            </w:tcMar>
-          </w:tcPr>
-          <w:p>
-            <w:pPr>
-              <w:spacing w:before="0" w:after="0" w:line="276" w:lineRule="auto"/>
-            </w:pPr>
-            <w:r>
-              <w:rPr>
-                <w:rFonts w:ascii="Times New Roman" w:hAnsi="Times New Roman"/>
-                <w:color w:val="1E293B"/>
-                <w:sz w:val="20"/>
-              </w:rPr>
-              <w:t>Підключено обробник подій click для mobile-menu-btn, що перемикає aria-expanded та клас hidden на блоці mobile-menu, додано закриття клавішею Escape.</w:t>
-            </w:r>
-          </w:p>
-        </w:tc>
-      </w:tr>
-      <w:tr>
-        <w:tc>
-          <w:tcPr>
-            <w:tcW w:type="dxa" w:w="3168"/>
-            <w:shd w:fill="F1F5F9"/>
-            <w:tcMar>
-              <w:top w:w="60" w:type="dxa"/>
-              <w:bottom w:w="60" w:type="dxa"/>
-              <w:left w:w="90" w:type="dxa"/>
-              <w:right w:w="90" w:type="dxa"/>
-            </w:tcMar>
-          </w:tcPr>
-          <w:p>
-            <w:pPr>
-              <w:spacing w:before="0" w:after="0"/>
-            </w:pPr>
-            <w:r>
-              <w:rPr>
-                <w:rFonts w:ascii="Times New Roman" w:hAnsi="Times New Roman"/>
-                <w:b/>
-                <w:color w:val="0F172A"/>
-                <w:sz w:val="20"/>
-              </w:rPr>
-              <w:t>✅ Отриманий результат:</w:t>
-            </w:r>
-          </w:p>
-        </w:tc>
-        <w:tc>
-          <w:tcPr>
-            <w:tcW w:type="dxa" w:w="6624"/>
-            <w:shd w:fill="FFFFFF"/>
-            <w:tcMar>
-              <w:top w:w="60" w:type="dxa"/>
-              <w:bottom w:w="60" w:type="dxa"/>
-              <w:left w:w="90" w:type="dxa"/>
-              <w:right w:w="90" w:type="dxa"/>
-            </w:tcMar>
-          </w:tcPr>
-          <w:p>
-            <w:pPr>
-              <w:spacing w:before="0" w:after="0" w:line="276" w:lineRule="auto"/>
-            </w:pPr>
-            <w:r>
-              <w:rPr>
-                <w:rFonts w:ascii="Times New Roman" w:hAnsi="Times New Roman"/>
-                <w:color w:val="1E293B"/>
-                <w:sz w:val="20"/>
-              </w:rPr>
-              <w:t>Створено повноцінний адаптивний Navbar з висувним меню для смартфонів.</w:t>
-            </w:r>
-          </w:p>
-        </w:tc>
-      </w:tr>
-    </w:tbl>
-    <w:p>
-      <w:pPr>
-        <w:spacing w:before="40" w:after="80"/>
-      </w:pPr>
     </w:p>
     <w:p>
       <w:pPr>
-        <w:keepNext/>
-        <w:spacing w:before="80" w:after="40"/>
+        <w:spacing w:before="120" w:after="60"/>
         <w:jc w:val="center"/>
       </w:pPr>
       <w:r>
         <w:drawing>
           <wp:inline xmlns:a="http://schemas.openxmlformats.org/drawingml/2006/main" xmlns:pic="http://schemas.openxmlformats.org/drawingml/2006/picture">
-            <wp:extent cx="5303520" cy="2212446"/>
+            <wp:extent cx="5669280" cy="2551176"/>
             <wp:docPr id="3" name="Picture 3"/>
             <wp:cNvGraphicFramePr>
               <a:graphicFrameLocks noChangeAspect="1"/>
@@ -2113,7 +536,7 @@
               <a:graphicData uri="http://schemas.openxmlformats.org/drawingml/2006/picture">
                 <pic:pic>
                   <pic:nvPicPr>
-                    <pic:cNvPr id="0" name="09_component_header.png"/>
+                    <pic:cNvPr id="0" name="lab6_02_google_maps.png"/>
                     <pic:cNvPicPr/>
                   </pic:nvPicPr>
                   <pic:blipFill>
@@ -2125,7 +548,7 @@
                   <pic:spPr>
                     <a:xfrm>
                       <a:off x="0" y="0"/>
-                      <a:ext cx="5303520" cy="2212446"/>
+                      <a:ext cx="5669280" cy="2551176"/>
                     </a:xfrm>
                     <a:prstGeom prst="rect"/>
                   </pic:spPr>
@@ -2138,7 +561,7 @@
     </w:p>
     <w:p>
       <w:pPr>
-        <w:spacing w:before="20" w:after="120"/>
+        <w:spacing w:before="0" w:after="160"/>
         <w:jc w:val="center"/>
       </w:pPr>
       <w:r>
@@ -2146,15 +569,15 @@
           <w:rFonts w:ascii="Times New Roman" w:hAnsi="Times New Roman"/>
           <w:i/>
           <w:color w:val="64748B"/>
-          <w:sz w:val="19"/>
+          <w:sz w:val="20"/>
         </w:rPr>
-        <w:t>Рис. 2. Ізольований компонент Header: логотип, центральні посилання, випадний список та кнопки авторизації</w:t>
+        <w:t>Рис. 2 — Інтерактивна Google Maps із локацією швидкісного хабу біля кафедри САПР</w:t>
       </w:r>
     </w:p>
     <w:p>
       <w:pPr>
         <w:keepNext/>
-        <w:spacing w:before="240" w:after="80"/>
+        <w:spacing w:before="200" w:after="80"/>
       </w:pPr>
       <w:r>
         <w:rPr>
@@ -2163,598 +586,31 @@
           <w:color w:val="0F172A"/>
           <w:sz w:val="25"/>
         </w:rPr>
-        <w:t>Етап 7. Застосування та розуміння принципу Mobile First</w:t>
+        <w:t>Етап 3. Інтеграція кругової панорами Google Street View 360°</w:t>
       </w:r>
     </w:p>
     <w:p>
       <w:pPr>
-        <w:keepNext/>
-        <w:spacing w:before="160" w:after="40"/>
+        <w:spacing w:before="0" w:after="80" w:line="276" w:lineRule="auto"/>
       </w:pPr>
       <w:r>
         <w:rPr>
           <w:rFonts w:ascii="Times New Roman" w:hAnsi="Times New Roman"/>
-          <w:b/>
-          <w:color w:val="005EC9"/>
+          <w:color w:val="1E293B"/>
           <w:sz w:val="23"/>
         </w:rPr>
-        <w:t>Крок 7. Побудова стилів за принципом Mobile First</w:t>
+        <w:t>Згідно з п. 2 порядку роботи впроваджено віртуальний сферичний огляд місцевості вулиці Степана Бандери біля Політехніки. Використано iframe з параметром 6m8!1m7!1s... для відтворення фотопанорами високої роздільної здатності. Користувач має змогу обертати кут зору на 360 градусів по горизонталі та вертикалі, оцінюючи якість під'їзних шляхів та паркувальні місця.</w:t>
       </w:r>
-    </w:p>
-    <w:tbl>
-      <w:tblPr>
-        <w:tblW w:type="auto" w:w="0"/>
-        <w:jc w:val="center"/>
-        <w:tblLook w:firstColumn="1" w:firstRow="1" w:lastColumn="0" w:lastRow="0" w:noHBand="0" w:noVBand="1" w:val="04A0"/>
-        <w:tblBorders>
-          <w:top w:val="single" w:sz="6" w:space="0" w:color="CBD5E1"/>
-          <w:bottom w:val="single" w:sz="6" w:space="0" w:color="CBD5E1"/>
-          <w:left w:val="none"/>
-          <w:right w:val="none"/>
-          <w:insideH w:val="single" w:sz="4" w:space="0" w:color="CBD5E1"/>
-          <w:insideV w:val="none"/>
-        </w:tblBorders>
-      </w:tblPr>
-      <w:tblGrid>
-        <w:gridCol w:w="4820"/>
-        <w:gridCol w:w="4820"/>
-      </w:tblGrid>
-      <w:tr>
-        <w:tc>
-          <w:tcPr>
-            <w:tcW w:type="dxa" w:w="3168"/>
-            <w:shd w:fill="F8FAFC"/>
-            <w:tcMar>
-              <w:top w:w="60" w:type="dxa"/>
-              <w:bottom w:w="60" w:type="dxa"/>
-              <w:left w:w="90" w:type="dxa"/>
-              <w:right w:w="90" w:type="dxa"/>
-            </w:tcMar>
-          </w:tcPr>
-          <w:p>
-            <w:pPr>
-              <w:spacing w:before="0" w:after="0"/>
-            </w:pPr>
-            <w:r>
-              <w:rPr>
-                <w:rFonts w:ascii="Times New Roman" w:hAnsi="Times New Roman"/>
-                <w:b/>
-                <w:color w:val="0F172A"/>
-                <w:sz w:val="20"/>
-              </w:rPr>
-              <w:t>📍 Де вибирав / що відкрив:</w:t>
-            </w:r>
-          </w:p>
-        </w:tc>
-        <w:tc>
-          <w:tcPr>
-            <w:tcW w:type="dxa" w:w="6624"/>
-            <w:shd w:fill="FFFFFF"/>
-            <w:tcMar>
-              <w:top w:w="60" w:type="dxa"/>
-              <w:bottom w:w="60" w:type="dxa"/>
-              <w:left w:w="90" w:type="dxa"/>
-              <w:right w:w="90" w:type="dxa"/>
-            </w:tcMar>
-          </w:tcPr>
-          <w:p>
-            <w:pPr>
-              <w:spacing w:before="0" w:after="0" w:line="276" w:lineRule="auto"/>
-            </w:pPr>
-            <w:r>
-              <w:rPr>
-                <w:rFonts w:ascii="Times New Roman" w:hAnsi="Times New Roman"/>
-                <w:color w:val="1E293B"/>
-                <w:sz w:val="20"/>
-              </w:rPr>
-              <w:t>CSS-архітектура проєкту та розмітка карток і секцій</w:t>
-            </w:r>
-          </w:p>
-        </w:tc>
-      </w:tr>
-      <w:tr>
-        <w:tc>
-          <w:tcPr>
-            <w:tcW w:type="dxa" w:w="3168"/>
-            <w:shd w:fill="F1F5F9"/>
-            <w:tcMar>
-              <w:top w:w="60" w:type="dxa"/>
-              <w:bottom w:w="60" w:type="dxa"/>
-              <w:left w:w="90" w:type="dxa"/>
-              <w:right w:w="90" w:type="dxa"/>
-            </w:tcMar>
-          </w:tcPr>
-          <w:p>
-            <w:pPr>
-              <w:spacing w:before="0" w:after="0"/>
-            </w:pPr>
-            <w:r>
-              <w:rPr>
-                <w:rFonts w:ascii="Times New Roman" w:hAnsi="Times New Roman"/>
-                <w:b/>
-                <w:color w:val="0F172A"/>
-                <w:sz w:val="20"/>
-              </w:rPr>
-              <w:t>⚙️ Що натиснув / як діяв:</w:t>
-            </w:r>
-          </w:p>
-        </w:tc>
-        <w:tc>
-          <w:tcPr>
-            <w:tcW w:type="dxa" w:w="6624"/>
-            <w:shd w:fill="FFFFFF"/>
-            <w:tcMar>
-              <w:top w:w="60" w:type="dxa"/>
-              <w:bottom w:w="60" w:type="dxa"/>
-              <w:left w:w="90" w:type="dxa"/>
-              <w:right w:w="90" w:type="dxa"/>
-            </w:tcMar>
-          </w:tcPr>
-          <w:p>
-            <w:pPr>
-              <w:spacing w:before="0" w:after="0" w:line="276" w:lineRule="auto"/>
-            </w:pPr>
-            <w:r>
-              <w:rPr>
-                <w:rFonts w:ascii="Times New Roman" w:hAnsi="Times New Roman"/>
-                <w:color w:val="1E293B"/>
-                <w:sz w:val="20"/>
-              </w:rPr>
-              <w:t>Проаналізовано поведінку префіксів Tailwind: базові класи без префікса діють на екранах від 0px (смартфони), а префікси sm: (&gt;=640px), md: (&gt;=768px), lg: (&gt;=1024px) перевизначають стилі для більших дисплеїв на основі медіа-запитів min-width.</w:t>
-            </w:r>
-          </w:p>
-        </w:tc>
-      </w:tr>
-      <w:tr>
-        <w:tc>
-          <w:tcPr>
-            <w:tcW w:type="dxa" w:w="3168"/>
-            <w:shd w:fill="F8FAFC"/>
-            <w:tcMar>
-              <w:top w:w="60" w:type="dxa"/>
-              <w:bottom w:w="60" w:type="dxa"/>
-              <w:left w:w="90" w:type="dxa"/>
-              <w:right w:w="90" w:type="dxa"/>
-            </w:tcMar>
-          </w:tcPr>
-          <w:p>
-            <w:pPr>
-              <w:spacing w:before="0" w:after="0"/>
-            </w:pPr>
-            <w:r>
-              <w:rPr>
-                <w:rFonts w:ascii="Times New Roman" w:hAnsi="Times New Roman"/>
-                <w:b/>
-                <w:color w:val="0F172A"/>
-                <w:sz w:val="20"/>
-              </w:rPr>
-              <w:t>📝 Що куди вставив / код:</w:t>
-            </w:r>
-          </w:p>
-        </w:tc>
-        <w:tc>
-          <w:tcPr>
-            <w:tcW w:type="dxa" w:w="6624"/>
-            <w:shd w:fill="FFFFFF"/>
-            <w:tcMar>
-              <w:top w:w="60" w:type="dxa"/>
-              <w:bottom w:w="60" w:type="dxa"/>
-              <w:left w:w="90" w:type="dxa"/>
-              <w:right w:w="90" w:type="dxa"/>
-            </w:tcMar>
-          </w:tcPr>
-          <w:p>
-            <w:pPr>
-              <w:spacing w:before="0" w:after="0" w:line="276" w:lineRule="auto"/>
-            </w:pPr>
-            <w:r>
-              <w:rPr>
-                <w:rFonts w:ascii="Times New Roman" w:hAnsi="Times New Roman"/>
-                <w:color w:val="1E293B"/>
-                <w:sz w:val="20"/>
-              </w:rPr>
-              <w:t>Застосовано патерн: class="flex flex-col md:flex-row gap-4", що означає вертикальний стовпчик на смартфонах і горизонтальний ряд на планшетах та десктопах.</w:t>
-            </w:r>
-          </w:p>
-        </w:tc>
-      </w:tr>
-      <w:tr>
-        <w:tc>
-          <w:tcPr>
-            <w:tcW w:type="dxa" w:w="3168"/>
-            <w:shd w:fill="F1F5F9"/>
-            <w:tcMar>
-              <w:top w:w="60" w:type="dxa"/>
-              <w:bottom w:w="60" w:type="dxa"/>
-              <w:left w:w="90" w:type="dxa"/>
-              <w:right w:w="90" w:type="dxa"/>
-            </w:tcMar>
-          </w:tcPr>
-          <w:p>
-            <w:pPr>
-              <w:spacing w:before="0" w:after="0"/>
-            </w:pPr>
-            <w:r>
-              <w:rPr>
-                <w:rFonts w:ascii="Times New Roman" w:hAnsi="Times New Roman"/>
-                <w:b/>
-                <w:color w:val="0F172A"/>
-                <w:sz w:val="20"/>
-              </w:rPr>
-              <w:t>✅ Отриманий результат:</w:t>
-            </w:r>
-          </w:p>
-        </w:tc>
-        <w:tc>
-          <w:tcPr>
-            <w:tcW w:type="dxa" w:w="6624"/>
-            <w:shd w:fill="FFFFFF"/>
-            <w:tcMar>
-              <w:top w:w="60" w:type="dxa"/>
-              <w:bottom w:w="60" w:type="dxa"/>
-              <w:left w:w="90" w:type="dxa"/>
-              <w:right w:w="90" w:type="dxa"/>
-            </w:tcMar>
-          </w:tcPr>
-          <w:p>
-            <w:pPr>
-              <w:spacing w:before="0" w:after="0" w:line="276" w:lineRule="auto"/>
-            </w:pPr>
-            <w:r>
-              <w:rPr>
-                <w:rFonts w:ascii="Times New Roman" w:hAnsi="Times New Roman"/>
-                <w:color w:val="1E293B"/>
-                <w:sz w:val="20"/>
-              </w:rPr>
-              <w:t>Забезпечено відсутність непотрібних медіа-запитів та плавне масштабування інтерфейсу.</w:t>
-            </w:r>
-          </w:p>
-        </w:tc>
-      </w:tr>
-    </w:tbl>
-    <w:p>
-      <w:pPr>
-        <w:spacing w:before="40" w:after="80"/>
-      </w:pPr>
     </w:p>
     <w:p>
       <w:pPr>
-        <w:keepNext/>
-        <w:spacing w:before="240" w:after="80"/>
-      </w:pPr>
-      <w:r>
-        <w:rPr>
-          <w:rFonts w:ascii="Times New Roman" w:hAnsi="Times New Roman"/>
-          <w:b/>
-          <w:color w:val="0F172A"/>
-          <w:sz w:val="25"/>
-        </w:rPr>
-        <w:t>Етап 8. Створення інтерактивної Картки зарядної станції (Card)</w:t>
-      </w:r>
-    </w:p>
-    <w:tbl>
-      <w:tblPr>
-        <w:tblW w:type="auto" w:w="0"/>
-        <w:jc w:val="center"/>
-        <w:tblLook w:firstColumn="1" w:firstRow="1" w:lastColumn="0" w:lastRow="0" w:noHBand="0" w:noVBand="1" w:val="04A0"/>
-      </w:tblPr>
-      <w:tblGrid>
-        <w:gridCol w:w="9641"/>
-      </w:tblGrid>
-      <w:tr>
-        <w:tc>
-          <w:tcPr>
-            <w:tcW w:type="dxa" w:w="9792"/>
-            <w:shd w:fill="F0F7FF"/>
-            <w:tcMar>
-              <w:top w:w="70" w:type="dxa"/>
-              <w:bottom w:w="70" w:type="dxa"/>
-              <w:left w:w="130" w:type="dxa"/>
-              <w:right w:w="130" w:type="dxa"/>
-            </w:tcMar>
-            <w:tcBorders>
-              <w:top w:val="none"/>
-              <w:left w:val="single" w:sz="20" w:space="0" w:color="005EC9"/>
-              <w:bottom w:val="none"/>
-              <w:right w:val="none"/>
-            </w:tcBorders>
-          </w:tcPr>
-          <w:p>
-            <w:pPr>
-              <w:spacing w:before="0" w:after="40"/>
-            </w:pPr>
-            <w:r>
-              <w:rPr>
-                <w:rFonts w:ascii="Times New Roman" w:hAnsi="Times New Roman"/>
-                <w:b/>
-                <w:color w:val="005EC9"/>
-                <w:sz w:val="21"/>
-              </w:rPr>
-              <w:t>💬 Промпт генерації картки станції (Card Prompt)</w:t>
-              <w:br/>
-            </w:r>
-            <w:r>
-              <w:rPr>
-                <w:rFonts w:ascii="Consolas" w:hAnsi="Consolas"/>
-                <w:color w:val="1F2937"/>
-                <w:sz w:val="17"/>
-              </w:rPr>
-              <w:t>Ти — Senior UI Engineer. Створи компонент Card «Картка зарядної станції» для ChargeUA.</w:t>
-              <w:br/>
-              <w:t>Картка містить: фото з оверлеєм, бейдж статусу «Вільна (3/4)» з пульсуючою крапкою, бейдж потужності «DC 150 кВт», адресу локації, чіпи конекторів (CCS2, CHAdeMO, Type 2), вартість за кВт·год та кнопку CTA.</w:t>
-              <w:br/>
-              <w:t>Використовуй hover:-translate-y-1.5, hover:shadow-2xl, transition-all duration-300.</w:t>
-            </w:r>
-          </w:p>
-        </w:tc>
-      </w:tr>
-    </w:tbl>
-    <w:p>
-      <w:pPr>
-        <w:spacing w:before="40" w:after="40"/>
-      </w:pPr>
-    </w:p>
-    <w:p>
-      <w:pPr>
-        <w:keepNext/>
-        <w:spacing w:before="160" w:after="40"/>
-      </w:pPr>
-      <w:r>
-        <w:rPr>
-          <w:rFonts w:ascii="Times New Roman" w:hAnsi="Times New Roman"/>
-          <w:b/>
-          <w:color w:val="005EC9"/>
-          <w:sz w:val="23"/>
-        </w:rPr>
-        <w:t>Крок 8. Розробка семантичного блоку &lt;article&gt; для картки</w:t>
-      </w:r>
-    </w:p>
-    <w:tbl>
-      <w:tblPr>
-        <w:tblW w:type="auto" w:w="0"/>
-        <w:jc w:val="center"/>
-        <w:tblLook w:firstColumn="1" w:firstRow="1" w:lastColumn="0" w:lastRow="0" w:noHBand="0" w:noVBand="1" w:val="04A0"/>
-        <w:tblBorders>
-          <w:top w:val="single" w:sz="6" w:space="0" w:color="CBD5E1"/>
-          <w:bottom w:val="single" w:sz="6" w:space="0" w:color="CBD5E1"/>
-          <w:left w:val="none"/>
-          <w:right w:val="none"/>
-          <w:insideH w:val="single" w:sz="4" w:space="0" w:color="CBD5E1"/>
-          <w:insideV w:val="none"/>
-        </w:tblBorders>
-      </w:tblPr>
-      <w:tblGrid>
-        <w:gridCol w:w="4820"/>
-        <w:gridCol w:w="4820"/>
-      </w:tblGrid>
-      <w:tr>
-        <w:tc>
-          <w:tcPr>
-            <w:tcW w:type="dxa" w:w="3168"/>
-            <w:shd w:fill="F8FAFC"/>
-            <w:tcMar>
-              <w:top w:w="60" w:type="dxa"/>
-              <w:bottom w:w="60" w:type="dxa"/>
-              <w:left w:w="90" w:type="dxa"/>
-              <w:right w:w="90" w:type="dxa"/>
-            </w:tcMar>
-          </w:tcPr>
-          <w:p>
-            <w:pPr>
-              <w:spacing w:before="0" w:after="0"/>
-            </w:pPr>
-            <w:r>
-              <w:rPr>
-                <w:rFonts w:ascii="Times New Roman" w:hAnsi="Times New Roman"/>
-                <w:b/>
-                <w:color w:val="0F172A"/>
-                <w:sz w:val="20"/>
-              </w:rPr>
-              <w:t>📍 Де вибирав / що відкрив:</w:t>
-            </w:r>
-          </w:p>
-        </w:tc>
-        <w:tc>
-          <w:tcPr>
-            <w:tcW w:type="dxa" w:w="6624"/>
-            <w:shd w:fill="FFFFFF"/>
-            <w:tcMar>
-              <w:top w:w="60" w:type="dxa"/>
-              <w:bottom w:w="60" w:type="dxa"/>
-              <w:left w:w="90" w:type="dxa"/>
-              <w:right w:w="90" w:type="dxa"/>
-            </w:tcMar>
-          </w:tcPr>
-          <w:p>
-            <w:pPr>
-              <w:spacing w:before="0" w:after="0" w:line="276" w:lineRule="auto"/>
-            </w:pPr>
-            <w:r>
-              <w:rPr>
-                <w:rFonts w:ascii="Times New Roman" w:hAnsi="Times New Roman"/>
-                <w:color w:val="1E293B"/>
-                <w:sz w:val="20"/>
-              </w:rPr>
-              <w:t>Файл components/card.html та секція каталогу в index.html</w:t>
-            </w:r>
-          </w:p>
-        </w:tc>
-      </w:tr>
-      <w:tr>
-        <w:tc>
-          <w:tcPr>
-            <w:tcW w:type="dxa" w:w="3168"/>
-            <w:shd w:fill="F1F5F9"/>
-            <w:tcMar>
-              <w:top w:w="60" w:type="dxa"/>
-              <w:bottom w:w="60" w:type="dxa"/>
-              <w:left w:w="90" w:type="dxa"/>
-              <w:right w:w="90" w:type="dxa"/>
-            </w:tcMar>
-          </w:tcPr>
-          <w:p>
-            <w:pPr>
-              <w:spacing w:before="0" w:after="0"/>
-            </w:pPr>
-            <w:r>
-              <w:rPr>
-                <w:rFonts w:ascii="Times New Roman" w:hAnsi="Times New Roman"/>
-                <w:b/>
-                <w:color w:val="0F172A"/>
-                <w:sz w:val="20"/>
-              </w:rPr>
-              <w:t>⚙️ Що натиснув / як діяв:</w:t>
-            </w:r>
-          </w:p>
-        </w:tc>
-        <w:tc>
-          <w:tcPr>
-            <w:tcW w:type="dxa" w:w="6624"/>
-            <w:shd w:fill="FFFFFF"/>
-            <w:tcMar>
-              <w:top w:w="60" w:type="dxa"/>
-              <w:bottom w:w="60" w:type="dxa"/>
-              <w:left w:w="90" w:type="dxa"/>
-              <w:right w:w="90" w:type="dxa"/>
-            </w:tcMar>
-          </w:tcPr>
-          <w:p>
-            <w:pPr>
-              <w:spacing w:before="0" w:after="0" w:line="276" w:lineRule="auto"/>
-            </w:pPr>
-            <w:r>
-              <w:rPr>
-                <w:rFonts w:ascii="Times New Roman" w:hAnsi="Times New Roman"/>
-                <w:color w:val="1E293B"/>
-                <w:sz w:val="20"/>
-              </w:rPr>
-              <w:t>Створено картку на базі тегу &lt;article&gt; з обмежувачем group, заокругленням rounded-2xl, внутрішніми відступами p-6 та ефектом збільшення фото group-hover:scale-105.</w:t>
-            </w:r>
-          </w:p>
-        </w:tc>
-      </w:tr>
-      <w:tr>
-        <w:tc>
-          <w:tcPr>
-            <w:tcW w:type="dxa" w:w="3168"/>
-            <w:shd w:fill="F8FAFC"/>
-            <w:tcMar>
-              <w:top w:w="60" w:type="dxa"/>
-              <w:bottom w:w="60" w:type="dxa"/>
-              <w:left w:w="90" w:type="dxa"/>
-              <w:right w:w="90" w:type="dxa"/>
-            </w:tcMar>
-          </w:tcPr>
-          <w:p>
-            <w:pPr>
-              <w:spacing w:before="0" w:after="0"/>
-            </w:pPr>
-            <w:r>
-              <w:rPr>
-                <w:rFonts w:ascii="Times New Roman" w:hAnsi="Times New Roman"/>
-                <w:b/>
-                <w:color w:val="0F172A"/>
-                <w:sz w:val="20"/>
-              </w:rPr>
-              <w:t>📝 Що куди вставив / код:</w:t>
-            </w:r>
-          </w:p>
-        </w:tc>
-        <w:tc>
-          <w:tcPr>
-            <w:tcW w:type="dxa" w:w="6624"/>
-            <w:shd w:fill="FFFFFF"/>
-            <w:tcMar>
-              <w:top w:w="60" w:type="dxa"/>
-              <w:bottom w:w="60" w:type="dxa"/>
-              <w:left w:w="90" w:type="dxa"/>
-              <w:right w:w="90" w:type="dxa"/>
-            </w:tcMar>
-          </w:tcPr>
-          <w:p>
-            <w:pPr>
-              <w:spacing w:before="0" w:after="0" w:line="276" w:lineRule="auto"/>
-            </w:pPr>
-            <w:r>
-              <w:rPr>
-                <w:rFonts w:ascii="Times New Roman" w:hAnsi="Times New Roman"/>
-                <w:color w:val="1E293B"/>
-                <w:sz w:val="20"/>
-              </w:rPr>
-              <w:t>Додано ціновий блок з великим шрифтом text-lg font-black та кнопкою min-h-[44px] px-4 py-2 bg-blue-600 hover:bg-blue-700 text-white font-semibold rounded-xl.</w:t>
-            </w:r>
-          </w:p>
-        </w:tc>
-      </w:tr>
-      <w:tr>
-        <w:tc>
-          <w:tcPr>
-            <w:tcW w:type="dxa" w:w="3168"/>
-            <w:shd w:fill="F1F5F9"/>
-            <w:tcMar>
-              <w:top w:w="60" w:type="dxa"/>
-              <w:bottom w:w="60" w:type="dxa"/>
-              <w:left w:w="90" w:type="dxa"/>
-              <w:right w:w="90" w:type="dxa"/>
-            </w:tcMar>
-          </w:tcPr>
-          <w:p>
-            <w:pPr>
-              <w:spacing w:before="0" w:after="0"/>
-            </w:pPr>
-            <w:r>
-              <w:rPr>
-                <w:rFonts w:ascii="Times New Roman" w:hAnsi="Times New Roman"/>
-                <w:b/>
-                <w:color w:val="0F172A"/>
-                <w:sz w:val="20"/>
-              </w:rPr>
-              <w:t>✅ Отриманий результат:</w:t>
-            </w:r>
-          </w:p>
-        </w:tc>
-        <w:tc>
-          <w:tcPr>
-            <w:tcW w:type="dxa" w:w="6624"/>
-            <w:shd w:fill="FFFFFF"/>
-            <w:tcMar>
-              <w:top w:w="60" w:type="dxa"/>
-              <w:bottom w:w="60" w:type="dxa"/>
-              <w:left w:w="90" w:type="dxa"/>
-              <w:right w:w="90" w:type="dxa"/>
-            </w:tcMar>
-          </w:tcPr>
-          <w:p>
-            <w:pPr>
-              <w:spacing w:before="0" w:after="0" w:line="276" w:lineRule="auto"/>
-            </w:pPr>
-            <w:r>
-              <w:rPr>
-                <w:rFonts w:ascii="Times New Roman" w:hAnsi="Times New Roman"/>
-                <w:color w:val="1E293B"/>
-                <w:sz w:val="20"/>
-              </w:rPr>
-              <w:t>Картка отримала привабливий вигляд та плавний відгук на рухи курсора.</w:t>
-            </w:r>
-          </w:p>
-        </w:tc>
-      </w:tr>
-    </w:tbl>
-    <w:p>
-      <w:pPr>
-        <w:spacing w:before="40" w:after="80"/>
-      </w:pPr>
-    </w:p>
-    <w:p>
-      <w:pPr>
-        <w:keepNext/>
-        <w:spacing w:before="80" w:after="40"/>
+        <w:spacing w:before="120" w:after="60"/>
         <w:jc w:val="center"/>
       </w:pPr>
       <w:r>
         <w:drawing>
           <wp:inline xmlns:a="http://schemas.openxmlformats.org/drawingml/2006/main" xmlns:pic="http://schemas.openxmlformats.org/drawingml/2006/picture">
-            <wp:extent cx="5303520" cy="6444516"/>
+            <wp:extent cx="5669280" cy="2551176"/>
             <wp:docPr id="4" name="Picture 4"/>
             <wp:cNvGraphicFramePr>
               <a:graphicFrameLocks noChangeAspect="1"/>
@@ -2763,7 +619,7 @@
               <a:graphicData uri="http://schemas.openxmlformats.org/drawingml/2006/picture">
                 <pic:pic>
                   <pic:nvPicPr>
-                    <pic:cNvPr id="0" name="10_component_card.png"/>
+                    <pic:cNvPr id="0" name="lab6_03_street_view.png"/>
                     <pic:cNvPicPr/>
                   </pic:nvPicPr>
                   <pic:blipFill>
@@ -2775,7 +631,7 @@
                   <pic:spPr>
                     <a:xfrm>
                       <a:off x="0" y="0"/>
-                      <a:ext cx="5303520" cy="6444516"/>
+                      <a:ext cx="5669280" cy="2551176"/>
                     </a:xfrm>
                     <a:prstGeom prst="rect"/>
                   </pic:spPr>
@@ -2788,7 +644,7 @@
     </w:p>
     <w:p>
       <w:pPr>
-        <w:spacing w:before="20" w:after="120"/>
+        <w:spacing w:before="0" w:after="160"/>
         <w:jc w:val="center"/>
       </w:pPr>
       <w:r>
@@ -2796,15 +652,15 @@
           <w:rFonts w:ascii="Times New Roman" w:hAnsi="Times New Roman"/>
           <w:i/>
           <w:color w:val="64748B"/>
-          <w:sz w:val="19"/>
+          <w:sz w:val="20"/>
         </w:rPr>
-        <w:t>Рис. 3. Ізольований компонент Картка зарядної станції «Victoria Gardens DC-150» із бейджами та конекторами</w:t>
+        <w:t>Рис. 3 — Віртуальний сферичний тур Google Street View 360° на під'їзді до хабу</w:t>
       </w:r>
     </w:p>
     <w:p>
       <w:pPr>
         <w:keepNext/>
-        <w:spacing w:before="240" w:after="80"/>
+        <w:spacing w:before="200" w:after="80"/>
       </w:pPr>
       <w:r>
         <w:rPr>
@@ -2813,270 +669,31 @@
           <w:color w:val="0F172A"/>
           <w:sz w:val="25"/>
         </w:rPr>
-        <w:t>Етап 9. Створення адаптивної сітки компонентів (Grid)</w:t>
+        <w:t>Етап 4 та 5. Порівняльне вбудовування відеоплеєрів: YouTube та Vimeo</w:t>
       </w:r>
     </w:p>
     <w:p>
       <w:pPr>
-        <w:keepNext/>
-        <w:spacing w:before="160" w:after="40"/>
+        <w:spacing w:before="0" w:after="80" w:line="276" w:lineRule="auto"/>
       </w:pPr>
       <w:r>
         <w:rPr>
           <w:rFonts w:ascii="Times New Roman" w:hAnsi="Times New Roman"/>
-          <w:b/>
-          <w:color w:val="005EC9"/>
+          <w:color w:val="1E293B"/>
           <w:sz w:val="23"/>
         </w:rPr>
-        <w:t>Крок 9. Компонування каталогу станцій у сітку Grid</w:t>
+        <w:t>Відповідно до пп. 3 і 5 порядку роботи, на сторінці розміщено порівняльну 2-колонкову сітку .video-grid. Перша картка містить відеоінструкцію користування швидкісною станцією з безпечного хостингу youtube-nocookie.com, де відключено зайві cookie-трекери, заблоковано сторонні рекомендовані відео (rel=0) та ввімкнено ліниве завантаження loading="lazy". Друга картка містить відеопрезентацію з платформою Vimeo через player.vimeo.com із параметрами чистого інтерфейсу (?title=0&amp;byline=0).</w:t>
       </w:r>
-    </w:p>
-    <w:tbl>
-      <w:tblPr>
-        <w:tblW w:type="auto" w:w="0"/>
-        <w:jc w:val="center"/>
-        <w:tblLook w:firstColumn="1" w:firstRow="1" w:lastColumn="0" w:lastRow="0" w:noHBand="0" w:noVBand="1" w:val="04A0"/>
-        <w:tblBorders>
-          <w:top w:val="single" w:sz="6" w:space="0" w:color="CBD5E1"/>
-          <w:bottom w:val="single" w:sz="6" w:space="0" w:color="CBD5E1"/>
-          <w:left w:val="none"/>
-          <w:right w:val="none"/>
-          <w:insideH w:val="single" w:sz="4" w:space="0" w:color="CBD5E1"/>
-          <w:insideV w:val="none"/>
-        </w:tblBorders>
-      </w:tblPr>
-      <w:tblGrid>
-        <w:gridCol w:w="4820"/>
-        <w:gridCol w:w="4820"/>
-      </w:tblGrid>
-      <w:tr>
-        <w:tc>
-          <w:tcPr>
-            <w:tcW w:type="dxa" w:w="3168"/>
-            <w:shd w:fill="F8FAFC"/>
-            <w:tcMar>
-              <w:top w:w="60" w:type="dxa"/>
-              <w:bottom w:w="60" w:type="dxa"/>
-              <w:left w:w="90" w:type="dxa"/>
-              <w:right w:w="90" w:type="dxa"/>
-            </w:tcMar>
-          </w:tcPr>
-          <w:p>
-            <w:pPr>
-              <w:spacing w:before="0" w:after="0"/>
-            </w:pPr>
-            <w:r>
-              <w:rPr>
-                <w:rFonts w:ascii="Times New Roman" w:hAnsi="Times New Roman"/>
-                <w:b/>
-                <w:color w:val="0F172A"/>
-                <w:sz w:val="20"/>
-              </w:rPr>
-              <w:t>📍 Де вибирав / що відкрив:</w:t>
-            </w:r>
-          </w:p>
-        </w:tc>
-        <w:tc>
-          <w:tcPr>
-            <w:tcW w:type="dxa" w:w="6624"/>
-            <w:shd w:fill="FFFFFF"/>
-            <w:tcMar>
-              <w:top w:w="60" w:type="dxa"/>
-              <w:bottom w:w="60" w:type="dxa"/>
-              <w:left w:w="90" w:type="dxa"/>
-              <w:right w:w="90" w:type="dxa"/>
-            </w:tcMar>
-          </w:tcPr>
-          <w:p>
-            <w:pPr>
-              <w:spacing w:before="0" w:after="0" w:line="276" w:lineRule="auto"/>
-            </w:pPr>
-            <w:r>
-              <w:rPr>
-                <w:rFonts w:ascii="Times New Roman" w:hAnsi="Times New Roman"/>
-                <w:color w:val="1E293B"/>
-                <w:sz w:val="20"/>
-              </w:rPr>
-              <w:t>Файл components/grid.html та секція #stations у головному файлі</w:t>
-            </w:r>
-          </w:p>
-        </w:tc>
-      </w:tr>
-      <w:tr>
-        <w:tc>
-          <w:tcPr>
-            <w:tcW w:type="dxa" w:w="3168"/>
-            <w:shd w:fill="F1F5F9"/>
-            <w:tcMar>
-              <w:top w:w="60" w:type="dxa"/>
-              <w:bottom w:w="60" w:type="dxa"/>
-              <w:left w:w="90" w:type="dxa"/>
-              <w:right w:w="90" w:type="dxa"/>
-            </w:tcMar>
-          </w:tcPr>
-          <w:p>
-            <w:pPr>
-              <w:spacing w:before="0" w:after="0"/>
-            </w:pPr>
-            <w:r>
-              <w:rPr>
-                <w:rFonts w:ascii="Times New Roman" w:hAnsi="Times New Roman"/>
-                <w:b/>
-                <w:color w:val="0F172A"/>
-                <w:sz w:val="20"/>
-              </w:rPr>
-              <w:t>⚙️ Що натиснув / як діяв:</w:t>
-            </w:r>
-          </w:p>
-        </w:tc>
-        <w:tc>
-          <w:tcPr>
-            <w:tcW w:type="dxa" w:w="6624"/>
-            <w:shd w:fill="FFFFFF"/>
-            <w:tcMar>
-              <w:top w:w="60" w:type="dxa"/>
-              <w:bottom w:w="60" w:type="dxa"/>
-              <w:left w:w="90" w:type="dxa"/>
-              <w:right w:w="90" w:type="dxa"/>
-            </w:tcMar>
-          </w:tcPr>
-          <w:p>
-            <w:pPr>
-              <w:spacing w:before="0" w:after="0" w:line="276" w:lineRule="auto"/>
-            </w:pPr>
-            <w:r>
-              <w:rPr>
-                <w:rFonts w:ascii="Times New Roman" w:hAnsi="Times New Roman"/>
-                <w:color w:val="1E293B"/>
-                <w:sz w:val="20"/>
-              </w:rPr>
-              <w:t>Застосовано контейнер grid grid-cols-1 md:grid-cols-2 lg:grid-cols-3 gap-8, додано верхню смугу тач-фільтрів з класом overflow-x-auto.</w:t>
-            </w:r>
-          </w:p>
-        </w:tc>
-      </w:tr>
-      <w:tr>
-        <w:tc>
-          <w:tcPr>
-            <w:tcW w:type="dxa" w:w="3168"/>
-            <w:shd w:fill="F8FAFC"/>
-            <w:tcMar>
-              <w:top w:w="60" w:type="dxa"/>
-              <w:bottom w:w="60" w:type="dxa"/>
-              <w:left w:w="90" w:type="dxa"/>
-              <w:right w:w="90" w:type="dxa"/>
-            </w:tcMar>
-          </w:tcPr>
-          <w:p>
-            <w:pPr>
-              <w:spacing w:before="0" w:after="0"/>
-            </w:pPr>
-            <w:r>
-              <w:rPr>
-                <w:rFonts w:ascii="Times New Roman" w:hAnsi="Times New Roman"/>
-                <w:b/>
-                <w:color w:val="0F172A"/>
-                <w:sz w:val="20"/>
-              </w:rPr>
-              <w:t>📝 Що куди вставив / код:</w:t>
-            </w:r>
-          </w:p>
-        </w:tc>
-        <w:tc>
-          <w:tcPr>
-            <w:tcW w:type="dxa" w:w="6624"/>
-            <w:shd w:fill="FFFFFF"/>
-            <w:tcMar>
-              <w:top w:w="60" w:type="dxa"/>
-              <w:bottom w:w="60" w:type="dxa"/>
-              <w:left w:w="90" w:type="dxa"/>
-              <w:right w:w="90" w:type="dxa"/>
-            </w:tcMar>
-          </w:tcPr>
-          <w:p>
-            <w:pPr>
-              <w:spacing w:before="0" w:after="0" w:line="276" w:lineRule="auto"/>
-            </w:pPr>
-            <w:r>
-              <w:rPr>
-                <w:rFonts w:ascii="Times New Roman" w:hAnsi="Times New Roman"/>
-                <w:color w:val="1E293B"/>
-                <w:sz w:val="20"/>
-              </w:rPr>
-              <w:t>Розміщено 6 карток реальних швидкісних хабів України (Львів Victoria Gardens, Київ Ocean Plaza, траса М-06 Київ-Чоп, Сокільники King Cross Leopolis, Дніпро River Hub, Одеса Port Express).</w:t>
-            </w:r>
-          </w:p>
-        </w:tc>
-      </w:tr>
-      <w:tr>
-        <w:tc>
-          <w:tcPr>
-            <w:tcW w:type="dxa" w:w="3168"/>
-            <w:shd w:fill="F1F5F9"/>
-            <w:tcMar>
-              <w:top w:w="60" w:type="dxa"/>
-              <w:bottom w:w="60" w:type="dxa"/>
-              <w:left w:w="90" w:type="dxa"/>
-              <w:right w:w="90" w:type="dxa"/>
-            </w:tcMar>
-          </w:tcPr>
-          <w:p>
-            <w:pPr>
-              <w:spacing w:before="0" w:after="0"/>
-            </w:pPr>
-            <w:r>
-              <w:rPr>
-                <w:rFonts w:ascii="Times New Roman" w:hAnsi="Times New Roman"/>
-                <w:b/>
-                <w:color w:val="0F172A"/>
-                <w:sz w:val="20"/>
-              </w:rPr>
-              <w:t>✅ Отриманий результат:</w:t>
-            </w:r>
-          </w:p>
-        </w:tc>
-        <w:tc>
-          <w:tcPr>
-            <w:tcW w:type="dxa" w:w="6624"/>
-            <w:shd w:fill="FFFFFF"/>
-            <w:tcMar>
-              <w:top w:w="60" w:type="dxa"/>
-              <w:bottom w:w="60" w:type="dxa"/>
-              <w:left w:w="90" w:type="dxa"/>
-              <w:right w:w="90" w:type="dxa"/>
-            </w:tcMar>
-          </w:tcPr>
-          <w:p>
-            <w:pPr>
-              <w:spacing w:before="0" w:after="0" w:line="276" w:lineRule="auto"/>
-            </w:pPr>
-            <w:r>
-              <w:rPr>
-                <w:rFonts w:ascii="Times New Roman" w:hAnsi="Times New Roman"/>
-                <w:color w:val="1E293B"/>
-                <w:sz w:val="20"/>
-              </w:rPr>
-              <w:t>Сітка бездоганно перелаштовується: 1 колонка на мобільних пристроях, 2 колонки на планшетах та 3 колонки на ноутбуках і десктопах.</w:t>
-            </w:r>
-          </w:p>
-        </w:tc>
-      </w:tr>
-    </w:tbl>
-    <w:p>
-      <w:pPr>
-        <w:spacing w:before="40" w:after="80"/>
-      </w:pPr>
     </w:p>
     <w:p>
       <w:pPr>
-        <w:keepNext/>
-        <w:spacing w:before="80" w:after="40"/>
+        <w:spacing w:before="120" w:after="60"/>
         <w:jc w:val="center"/>
       </w:pPr>
       <w:r>
         <w:drawing>
           <wp:inline xmlns:a="http://schemas.openxmlformats.org/drawingml/2006/main" xmlns:pic="http://schemas.openxmlformats.org/drawingml/2006/picture">
-            <wp:extent cx="5303520" cy="2691470"/>
+            <wp:extent cx="5669280" cy="2551176"/>
             <wp:docPr id="5" name="Picture 5"/>
             <wp:cNvGraphicFramePr>
               <a:graphicFrameLocks noChangeAspect="1"/>
@@ -3085,7 +702,7 @@
               <a:graphicData uri="http://schemas.openxmlformats.org/drawingml/2006/picture">
                 <pic:pic>
                   <pic:nvPicPr>
-                    <pic:cNvPr id="0" name="05_adaptive_grid_cards.png"/>
+                    <pic:cNvPr id="0" name="lab6_04_youtube_vimeo.png"/>
                     <pic:cNvPicPr/>
                   </pic:nvPicPr>
                   <pic:blipFill>
@@ -3097,7 +714,7 @@
                   <pic:spPr>
                     <a:xfrm>
                       <a:off x="0" y="0"/>
-                      <a:ext cx="5303520" cy="2691470"/>
+                      <a:ext cx="5669280" cy="2551176"/>
                     </a:xfrm>
                     <a:prstGeom prst="rect"/>
                   </pic:spPr>
@@ -3110,7 +727,7 @@
     </w:p>
     <w:p>
       <w:pPr>
-        <w:spacing w:before="20" w:after="120"/>
+        <w:spacing w:before="0" w:after="160"/>
         <w:jc w:val="center"/>
       </w:pPr>
       <w:r>
@@ -3118,15 +735,15 @@
           <w:rFonts w:ascii="Times New Roman" w:hAnsi="Times New Roman"/>
           <w:i/>
           <w:color w:val="64748B"/>
-          <w:sz w:val="19"/>
+          <w:sz w:val="20"/>
         </w:rPr>
-        <w:t>Рис. 4. Адаптивна сітка карток каталогу хабів ChargeUA у 3-колонковому десктопному компонуванні</w:t>
+        <w:t>Рис. 4 — Порівняльне розміщення відеосервісів YouTube та Vimeo в адаптивних картках</w:t>
       </w:r>
     </w:p>
     <w:p>
       <w:pPr>
         <w:keepNext/>
-        <w:spacing w:before="240" w:after="80"/>
+        <w:spacing w:before="200" w:after="80"/>
       </w:pPr>
       <w:r>
         <w:rPr>
@@ -3135,338 +752,31 @@
           <w:color w:val="0F172A"/>
           <w:sz w:val="25"/>
         </w:rPr>
-        <w:t>Етап 10. Створення 4-колонкового Footer</w:t>
+        <w:t>Етап 6. Впровадження нативного аудіоплеєра стандарту HTML5</w:t>
       </w:r>
-    </w:p>
-    <w:tbl>
-      <w:tblPr>
-        <w:tblW w:type="auto" w:w="0"/>
-        <w:jc w:val="center"/>
-        <w:tblLook w:firstColumn="1" w:firstRow="1" w:lastColumn="0" w:lastRow="0" w:noHBand="0" w:noVBand="1" w:val="04A0"/>
-      </w:tblPr>
-      <w:tblGrid>
-        <w:gridCol w:w="9641"/>
-      </w:tblGrid>
-      <w:tr>
-        <w:tc>
-          <w:tcPr>
-            <w:tcW w:type="dxa" w:w="9792"/>
-            <w:shd w:fill="F0F7FF"/>
-            <w:tcMar>
-              <w:top w:w="70" w:type="dxa"/>
-              <w:bottom w:w="70" w:type="dxa"/>
-              <w:left w:w="130" w:type="dxa"/>
-              <w:right w:w="130" w:type="dxa"/>
-            </w:tcMar>
-            <w:tcBorders>
-              <w:top w:val="none"/>
-              <w:left w:val="single" w:sz="20" w:space="0" w:color="005EC9"/>
-              <w:bottom w:val="none"/>
-              <w:right w:val="none"/>
-            </w:tcBorders>
-          </w:tcPr>
-          <w:p>
-            <w:pPr>
-              <w:spacing w:before="0" w:after="40"/>
-            </w:pPr>
-            <w:r>
-              <w:rPr>
-                <w:rFonts w:ascii="Times New Roman" w:hAnsi="Times New Roman"/>
-                <w:b/>
-                <w:color w:val="005EC9"/>
-                <w:sz w:val="21"/>
-              </w:rPr>
-              <w:t>💬 Промпт генерації підвалу (Footer Prompt)</w:t>
-              <w:br/>
-            </w:r>
-            <w:r>
-              <w:rPr>
-                <w:rFonts w:ascii="Consolas" w:hAnsi="Consolas"/>
-                <w:color w:val="1F2937"/>
-                <w:sz w:val="17"/>
-              </w:rPr>
-              <w:t>Створи 4-колонковий підвал для сайту ChargeUA на базі HTML5 + Tailwind CSS.</w:t>
-              <w:br/>
-              <w:t>Колонка 1: бренд, місія та іконки соцмереж (GitHub, Telegram, LinkedIn).</w:t>
-              <w:br/>
-              <w:t>Колонка 2: продукти (DC 150-300 кВт, AC 22 кВт, комерційні хаби, автопарки).</w:t>
-              <w:br/>
-              <w:t>Колонка 3: компанія (про нас, енергостійкість, відновлювана енергія, кар'єра, контакти).</w:t>
-              <w:br/>
-              <w:t>Колонка 4: підписка на оновлення (форма email + кнопка) та live-індикатор статусу системи («Всі хаби онлайн 100%»).</w:t>
-              <w:br/>
-              <w:t>Адаптивність: mobile grid-cols-1, md:grid-cols-2, lg:grid-cols-4. Фон bg-slate-900, текст text-slate-300.</w:t>
-            </w:r>
-          </w:p>
-        </w:tc>
-      </w:tr>
-    </w:tbl>
-    <w:p>
-      <w:pPr>
-        <w:spacing w:before="40" w:after="40"/>
-      </w:pPr>
     </w:p>
     <w:p>
       <w:pPr>
-        <w:keepNext/>
-        <w:spacing w:before="160" w:after="40"/>
+        <w:spacing w:before="0" w:after="80" w:line="276" w:lineRule="auto"/>
       </w:pPr>
       <w:r>
         <w:rPr>
           <w:rFonts w:ascii="Times New Roman" w:hAnsi="Times New Roman"/>
-          <w:b/>
-          <w:color w:val="005EC9"/>
+          <w:color w:val="1E293B"/>
           <w:sz w:val="23"/>
         </w:rPr>
-        <w:t>Крок 10. Верстка семантичного підвалу &lt;footer&gt;</w:t>
+        <w:t>Згідно з п. 4 порядку роботи реалізовано відтворення аудіо за допомогою тегу &lt;audio controls preload="metadata"&gt;. Створено та підключено реальний звуковий файл голосового супроводу зарядного процесу у двох форматах: MP3 (320 kbps) та WAV (PCM 16-bit). Аудіоплеєр поміщено у брендовану картку .audio-card із градієнтною іконкою гучномовця та технічними метаданими кодеків.</w:t>
       </w:r>
-    </w:p>
-    <w:tbl>
-      <w:tblPr>
-        <w:tblW w:type="auto" w:w="0"/>
-        <w:jc w:val="center"/>
-        <w:tblLook w:firstColumn="1" w:firstRow="1" w:lastColumn="0" w:lastRow="0" w:noHBand="0" w:noVBand="1" w:val="04A0"/>
-        <w:tblBorders>
-          <w:top w:val="single" w:sz="6" w:space="0" w:color="CBD5E1"/>
-          <w:bottom w:val="single" w:sz="6" w:space="0" w:color="CBD5E1"/>
-          <w:left w:val="none"/>
-          <w:right w:val="none"/>
-          <w:insideH w:val="single" w:sz="4" w:space="0" w:color="CBD5E1"/>
-          <w:insideV w:val="none"/>
-        </w:tblBorders>
-      </w:tblPr>
-      <w:tblGrid>
-        <w:gridCol w:w="4820"/>
-        <w:gridCol w:w="4820"/>
-      </w:tblGrid>
-      <w:tr>
-        <w:tc>
-          <w:tcPr>
-            <w:tcW w:type="dxa" w:w="3168"/>
-            <w:shd w:fill="F8FAFC"/>
-            <w:tcMar>
-              <w:top w:w="60" w:type="dxa"/>
-              <w:bottom w:w="60" w:type="dxa"/>
-              <w:left w:w="90" w:type="dxa"/>
-              <w:right w:w="90" w:type="dxa"/>
-            </w:tcMar>
-          </w:tcPr>
-          <w:p>
-            <w:pPr>
-              <w:spacing w:before="0" w:after="0"/>
-            </w:pPr>
-            <w:r>
-              <w:rPr>
-                <w:rFonts w:ascii="Times New Roman" w:hAnsi="Times New Roman"/>
-                <w:b/>
-                <w:color w:val="0F172A"/>
-                <w:sz w:val="20"/>
-              </w:rPr>
-              <w:t>📍 Де вибирав / що відкрив:</w:t>
-            </w:r>
-          </w:p>
-        </w:tc>
-        <w:tc>
-          <w:tcPr>
-            <w:tcW w:type="dxa" w:w="6624"/>
-            <w:shd w:fill="FFFFFF"/>
-            <w:tcMar>
-              <w:top w:w="60" w:type="dxa"/>
-              <w:bottom w:w="60" w:type="dxa"/>
-              <w:left w:w="90" w:type="dxa"/>
-              <w:right w:w="90" w:type="dxa"/>
-            </w:tcMar>
-          </w:tcPr>
-          <w:p>
-            <w:pPr>
-              <w:spacing w:before="0" w:after="0" w:line="276" w:lineRule="auto"/>
-            </w:pPr>
-            <w:r>
-              <w:rPr>
-                <w:rFonts w:ascii="Times New Roman" w:hAnsi="Times New Roman"/>
-                <w:color w:val="1E293B"/>
-                <w:sz w:val="20"/>
-              </w:rPr>
-              <w:t>Файл components/footer.html та секція &lt;footer&gt; в index.html</w:t>
-            </w:r>
-          </w:p>
-        </w:tc>
-      </w:tr>
-      <w:tr>
-        <w:tc>
-          <w:tcPr>
-            <w:tcW w:type="dxa" w:w="3168"/>
-            <w:shd w:fill="F1F5F9"/>
-            <w:tcMar>
-              <w:top w:w="60" w:type="dxa"/>
-              <w:bottom w:w="60" w:type="dxa"/>
-              <w:left w:w="90" w:type="dxa"/>
-              <w:right w:w="90" w:type="dxa"/>
-            </w:tcMar>
-          </w:tcPr>
-          <w:p>
-            <w:pPr>
-              <w:spacing w:before="0" w:after="0"/>
-            </w:pPr>
-            <w:r>
-              <w:rPr>
-                <w:rFonts w:ascii="Times New Roman" w:hAnsi="Times New Roman"/>
-                <w:b/>
-                <w:color w:val="0F172A"/>
-                <w:sz w:val="20"/>
-              </w:rPr>
-              <w:t>⚙️ Що натиснув / як діяв:</w:t>
-            </w:r>
-          </w:p>
-        </w:tc>
-        <w:tc>
-          <w:tcPr>
-            <w:tcW w:type="dxa" w:w="6624"/>
-            <w:shd w:fill="FFFFFF"/>
-            <w:tcMar>
-              <w:top w:w="60" w:type="dxa"/>
-              <w:bottom w:w="60" w:type="dxa"/>
-              <w:left w:w="90" w:type="dxa"/>
-              <w:right w:w="90" w:type="dxa"/>
-            </w:tcMar>
-          </w:tcPr>
-          <w:p>
-            <w:pPr>
-              <w:spacing w:before="0" w:after="0" w:line="276" w:lineRule="auto"/>
-            </w:pPr>
-            <w:r>
-              <w:rPr>
-                <w:rFonts w:ascii="Times New Roman" w:hAnsi="Times New Roman"/>
-                <w:color w:val="1E293B"/>
-                <w:sz w:val="20"/>
-              </w:rPr>
-              <w:t>Використано тег &lt;footer&gt; з aria-labelledby="footer-heading", контейнером max-w-7xl mx-auto py-16 та сіткою grid grid-cols-1 md:grid-cols-2 lg:grid-cols-4 gap-10.</w:t>
-            </w:r>
-          </w:p>
-        </w:tc>
-      </w:tr>
-      <w:tr>
-        <w:tc>
-          <w:tcPr>
-            <w:tcW w:type="dxa" w:w="3168"/>
-            <w:shd w:fill="F8FAFC"/>
-            <w:tcMar>
-              <w:top w:w="60" w:type="dxa"/>
-              <w:bottom w:w="60" w:type="dxa"/>
-              <w:left w:w="90" w:type="dxa"/>
-              <w:right w:w="90" w:type="dxa"/>
-            </w:tcMar>
-          </w:tcPr>
-          <w:p>
-            <w:pPr>
-              <w:spacing w:before="0" w:after="0"/>
-            </w:pPr>
-            <w:r>
-              <w:rPr>
-                <w:rFonts w:ascii="Times New Roman" w:hAnsi="Times New Roman"/>
-                <w:b/>
-                <w:color w:val="0F172A"/>
-                <w:sz w:val="20"/>
-              </w:rPr>
-              <w:t>📝 Що куди вставив / код:</w:t>
-            </w:r>
-          </w:p>
-        </w:tc>
-        <w:tc>
-          <w:tcPr>
-            <w:tcW w:type="dxa" w:w="6624"/>
-            <w:shd w:fill="FFFFFF"/>
-            <w:tcMar>
-              <w:top w:w="60" w:type="dxa"/>
-              <w:bottom w:w="60" w:type="dxa"/>
-              <w:left w:w="90" w:type="dxa"/>
-              <w:right w:w="90" w:type="dxa"/>
-            </w:tcMar>
-          </w:tcPr>
-          <w:p>
-            <w:pPr>
-              <w:spacing w:before="0" w:after="0" w:line="276" w:lineRule="auto"/>
-            </w:pPr>
-            <w:r>
-              <w:rPr>
-                <w:rFonts w:ascii="Times New Roman" w:hAnsi="Times New Roman"/>
-                <w:color w:val="1E293B"/>
-                <w:sz w:val="20"/>
-              </w:rPr>
-              <w:t>Додано форму підписки з полем &lt;input type="email" id="footer-email" required&gt; та бейдж статусу з анімованим маячком animate-ping.</w:t>
-            </w:r>
-          </w:p>
-        </w:tc>
-      </w:tr>
-      <w:tr>
-        <w:tc>
-          <w:tcPr>
-            <w:tcW w:type="dxa" w:w="3168"/>
-            <w:shd w:fill="F1F5F9"/>
-            <w:tcMar>
-              <w:top w:w="60" w:type="dxa"/>
-              <w:bottom w:w="60" w:type="dxa"/>
-              <w:left w:w="90" w:type="dxa"/>
-              <w:right w:w="90" w:type="dxa"/>
-            </w:tcMar>
-          </w:tcPr>
-          <w:p>
-            <w:pPr>
-              <w:spacing w:before="0" w:after="0"/>
-            </w:pPr>
-            <w:r>
-              <w:rPr>
-                <w:rFonts w:ascii="Times New Roman" w:hAnsi="Times New Roman"/>
-                <w:b/>
-                <w:color w:val="0F172A"/>
-                <w:sz w:val="20"/>
-              </w:rPr>
-              <w:t>✅ Отриманий результат:</w:t>
-            </w:r>
-          </w:p>
-        </w:tc>
-        <w:tc>
-          <w:tcPr>
-            <w:tcW w:type="dxa" w:w="6624"/>
-            <w:shd w:fill="FFFFFF"/>
-            <w:tcMar>
-              <w:top w:w="60" w:type="dxa"/>
-              <w:bottom w:w="60" w:type="dxa"/>
-              <w:left w:w="90" w:type="dxa"/>
-              <w:right w:w="90" w:type="dxa"/>
-            </w:tcMar>
-          </w:tcPr>
-          <w:p>
-            <w:pPr>
-              <w:spacing w:before="0" w:after="0" w:line="276" w:lineRule="auto"/>
-            </w:pPr>
-            <w:r>
-              <w:rPr>
-                <w:rFonts w:ascii="Times New Roman" w:hAnsi="Times New Roman"/>
-                <w:color w:val="1E293B"/>
-                <w:sz w:val="20"/>
-              </w:rPr>
-              <w:t>Створено сучасний багатофункціональний підвал відповідно до вимог варіанта бізнес-проєкту.</w:t>
-            </w:r>
-          </w:p>
-        </w:tc>
-      </w:tr>
-    </w:tbl>
-    <w:p>
-      <w:pPr>
-        <w:spacing w:before="40" w:after="80"/>
-      </w:pPr>
     </w:p>
     <w:p>
       <w:pPr>
-        <w:keepNext/>
-        <w:spacing w:before="80" w:after="40"/>
+        <w:spacing w:before="120" w:after="60"/>
         <w:jc w:val="center"/>
       </w:pPr>
       <w:r>
         <w:drawing>
           <wp:inline xmlns:a="http://schemas.openxmlformats.org/drawingml/2006/main" xmlns:pic="http://schemas.openxmlformats.org/drawingml/2006/picture">
-            <wp:extent cx="5303520" cy="2691470"/>
+            <wp:extent cx="5669280" cy="2551176"/>
             <wp:docPr id="6" name="Picture 6"/>
             <wp:cNvGraphicFramePr>
               <a:graphicFrameLocks noChangeAspect="1"/>
@@ -3475,7 +785,7 @@
               <a:graphicData uri="http://schemas.openxmlformats.org/drawingml/2006/picture">
                 <pic:pic>
                   <pic:nvPicPr>
-                    <pic:cNvPr id="0" name="07_footer_4_columns.png"/>
+                    <pic:cNvPr id="0" name="lab6_05_audio_player.png"/>
                     <pic:cNvPicPr/>
                   </pic:nvPicPr>
                   <pic:blipFill>
@@ -3487,7 +797,7 @@
                   <pic:spPr>
                     <a:xfrm>
                       <a:off x="0" y="0"/>
-                      <a:ext cx="5303520" cy="2691470"/>
+                      <a:ext cx="5669280" cy="2551176"/>
                     </a:xfrm>
                     <a:prstGeom prst="rect"/>
                   </pic:spPr>
@@ -3500,7 +810,7 @@
     </w:p>
     <w:p>
       <w:pPr>
-        <w:spacing w:before="20" w:after="120"/>
+        <w:spacing w:before="0" w:after="160"/>
         <w:jc w:val="center"/>
       </w:pPr>
       <w:r>
@@ -3508,15 +818,15 @@
           <w:rFonts w:ascii="Times New Roman" w:hAnsi="Times New Roman"/>
           <w:i/>
           <w:color w:val="64748B"/>
-          <w:sz w:val="19"/>
+          <w:sz w:val="20"/>
         </w:rPr>
-        <w:t>Рис. 5. Чотириколонковий підвал сайту ChargeUA з формою розсилки та індикатором System Status</w:t>
+        <w:t>Рис. 5 — Нативний HTML5 аудіоплеєр із мультиформатним резервуванням джерел</w:t>
       </w:r>
     </w:p>
     <w:p>
       <w:pPr>
         <w:keepNext/>
-        <w:spacing w:before="240" w:after="80"/>
+        <w:spacing w:before="200" w:after="80"/>
       </w:pPr>
       <w:r>
         <w:rPr>
@@ -3525,808 +835,31 @@
           <w:color w:val="0F172A"/>
           <w:sz w:val="25"/>
         </w:rPr>
-        <w:t>Етап 11. Тестування компонентів у пісочниці Tailwind Play</w:t>
+        <w:t>Етап 7. Інформери реального часу та соціальні кнопки</w:t>
       </w:r>
     </w:p>
     <w:p>
       <w:pPr>
-        <w:keepNext/>
-        <w:spacing w:before="160" w:after="40"/>
+        <w:spacing w:before="0" w:after="80" w:line="276" w:lineRule="auto"/>
       </w:pPr>
       <w:r>
         <w:rPr>
           <w:rFonts w:ascii="Times New Roman" w:hAnsi="Times New Roman"/>
-          <w:b/>
-          <w:color w:val="005EC9"/>
+          <w:color w:val="1E293B"/>
           <w:sz w:val="23"/>
         </w:rPr>
-        <w:t>Крок 11. Хмарна валідація компонентів на play.tailwindcss.com</w:t>
-      </w:r>
-    </w:p>
-    <w:tbl>
-      <w:tblPr>
-        <w:tblW w:type="auto" w:w="0"/>
-        <w:jc w:val="center"/>
-        <w:tblLook w:firstColumn="1" w:firstRow="1" w:lastColumn="0" w:lastRow="0" w:noHBand="0" w:noVBand="1" w:val="04A0"/>
-        <w:tblBorders>
-          <w:top w:val="single" w:sz="6" w:space="0" w:color="CBD5E1"/>
-          <w:bottom w:val="single" w:sz="6" w:space="0" w:color="CBD5E1"/>
-          <w:left w:val="none"/>
-          <w:right w:val="none"/>
-          <w:insideH w:val="single" w:sz="4" w:space="0" w:color="CBD5E1"/>
-          <w:insideV w:val="none"/>
-        </w:tblBorders>
-      </w:tblPr>
-      <w:tblGrid>
-        <w:gridCol w:w="4820"/>
-        <w:gridCol w:w="4820"/>
-      </w:tblGrid>
-      <w:tr>
-        <w:tc>
-          <w:tcPr>
-            <w:tcW w:type="dxa" w:w="3168"/>
-            <w:shd w:fill="F8FAFC"/>
-            <w:tcMar>
-              <w:top w:w="60" w:type="dxa"/>
-              <w:bottom w:w="60" w:type="dxa"/>
-              <w:left w:w="90" w:type="dxa"/>
-              <w:right w:w="90" w:type="dxa"/>
-            </w:tcMar>
-          </w:tcPr>
-          <w:p>
-            <w:pPr>
-              <w:spacing w:before="0" w:after="0"/>
-            </w:pPr>
-            <w:r>
-              <w:rPr>
-                <w:rFonts w:ascii="Times New Roman" w:hAnsi="Times New Roman"/>
-                <w:b/>
-                <w:color w:val="0F172A"/>
-                <w:sz w:val="20"/>
-              </w:rPr>
-              <w:t>📍 Де вибирав / що відкрив:</w:t>
-            </w:r>
-          </w:p>
-        </w:tc>
-        <w:tc>
-          <w:tcPr>
-            <w:tcW w:type="dxa" w:w="6624"/>
-            <w:shd w:fill="FFFFFF"/>
-            <w:tcMar>
-              <w:top w:w="60" w:type="dxa"/>
-              <w:bottom w:w="60" w:type="dxa"/>
-              <w:left w:w="90" w:type="dxa"/>
-              <w:right w:w="90" w:type="dxa"/>
-            </w:tcMar>
-          </w:tcPr>
-          <w:p>
-            <w:pPr>
-              <w:spacing w:before="0" w:after="0" w:line="276" w:lineRule="auto"/>
-            </w:pPr>
-            <w:r>
-              <w:rPr>
-                <w:rFonts w:ascii="Times New Roman" w:hAnsi="Times New Roman"/>
-                <w:color w:val="1E293B"/>
-                <w:sz w:val="20"/>
-              </w:rPr>
-              <w:t>Онлайн-середовище Tailwind Play у браузері Chrome</w:t>
-            </w:r>
-          </w:p>
-        </w:tc>
-      </w:tr>
-      <w:tr>
-        <w:tc>
-          <w:tcPr>
-            <w:tcW w:type="dxa" w:w="3168"/>
-            <w:shd w:fill="F1F5F9"/>
-            <w:tcMar>
-              <w:top w:w="60" w:type="dxa"/>
-              <w:bottom w:w="60" w:type="dxa"/>
-              <w:left w:w="90" w:type="dxa"/>
-              <w:right w:w="90" w:type="dxa"/>
-            </w:tcMar>
-          </w:tcPr>
-          <w:p>
-            <w:pPr>
-              <w:spacing w:before="0" w:after="0"/>
-            </w:pPr>
-            <w:r>
-              <w:rPr>
-                <w:rFonts w:ascii="Times New Roman" w:hAnsi="Times New Roman"/>
-                <w:b/>
-                <w:color w:val="0F172A"/>
-                <w:sz w:val="20"/>
-              </w:rPr>
-              <w:t>⚙️ Що натиснув / як діяв:</w:t>
-            </w:r>
-          </w:p>
-        </w:tc>
-        <w:tc>
-          <w:tcPr>
-            <w:tcW w:type="dxa" w:w="6624"/>
-            <w:shd w:fill="FFFFFF"/>
-            <w:tcMar>
-              <w:top w:w="60" w:type="dxa"/>
-              <w:bottom w:w="60" w:type="dxa"/>
-              <w:left w:w="90" w:type="dxa"/>
-              <w:right w:w="90" w:type="dxa"/>
-            </w:tcMar>
-          </w:tcPr>
-          <w:p>
-            <w:pPr>
-              <w:spacing w:before="0" w:after="0" w:line="276" w:lineRule="auto"/>
-            </w:pPr>
-            <w:r>
-              <w:rPr>
-                <w:rFonts w:ascii="Times New Roman" w:hAnsi="Times New Roman"/>
-                <w:color w:val="1E293B"/>
-                <w:sz w:val="20"/>
-              </w:rPr>
-              <w:t>Завантажено код кнопки, шапки, картки та футера у робоче поле HTML, перевірено вкладки Config та Preview.</w:t>
-            </w:r>
-          </w:p>
-        </w:tc>
-      </w:tr>
-      <w:tr>
-        <w:tc>
-          <w:tcPr>
-            <w:tcW w:type="dxa" w:w="3168"/>
-            <w:shd w:fill="F8FAFC"/>
-            <w:tcMar>
-              <w:top w:w="60" w:type="dxa"/>
-              <w:bottom w:w="60" w:type="dxa"/>
-              <w:left w:w="90" w:type="dxa"/>
-              <w:right w:w="90" w:type="dxa"/>
-            </w:tcMar>
-          </w:tcPr>
-          <w:p>
-            <w:pPr>
-              <w:spacing w:before="0" w:after="0"/>
-            </w:pPr>
-            <w:r>
-              <w:rPr>
-                <w:rFonts w:ascii="Times New Roman" w:hAnsi="Times New Roman"/>
-                <w:b/>
-                <w:color w:val="0F172A"/>
-                <w:sz w:val="20"/>
-              </w:rPr>
-              <w:t>📝 Що куди вставив / код:</w:t>
-            </w:r>
-          </w:p>
-        </w:tc>
-        <w:tc>
-          <w:tcPr>
-            <w:tcW w:type="dxa" w:w="6624"/>
-            <w:shd w:fill="FFFFFF"/>
-            <w:tcMar>
-              <w:top w:w="60" w:type="dxa"/>
-              <w:bottom w:w="60" w:type="dxa"/>
-              <w:left w:w="90" w:type="dxa"/>
-              <w:right w:w="90" w:type="dxa"/>
-            </w:tcMar>
-          </w:tcPr>
-          <w:p>
-            <w:pPr>
-              <w:spacing w:before="0" w:after="0" w:line="276" w:lineRule="auto"/>
-            </w:pPr>
-            <w:r>
-              <w:rPr>
-                <w:rFonts w:ascii="Times New Roman" w:hAnsi="Times New Roman"/>
-                <w:color w:val="1E293B"/>
-                <w:sz w:val="20"/>
-              </w:rPr>
-              <w:t>Протестовано інтерактивні стани кнопок, розкриття меню та зміну розмірів екрана за допомогою повзунка адаптивності вбудованого вікна перегляду.</w:t>
-            </w:r>
-          </w:p>
-        </w:tc>
-      </w:tr>
-      <w:tr>
-        <w:tc>
-          <w:tcPr>
-            <w:tcW w:type="dxa" w:w="3168"/>
-            <w:shd w:fill="F1F5F9"/>
-            <w:tcMar>
-              <w:top w:w="60" w:type="dxa"/>
-              <w:bottom w:w="60" w:type="dxa"/>
-              <w:left w:w="90" w:type="dxa"/>
-              <w:right w:w="90" w:type="dxa"/>
-            </w:tcMar>
-          </w:tcPr>
-          <w:p>
-            <w:pPr>
-              <w:spacing w:before="0" w:after="0"/>
-            </w:pPr>
-            <w:r>
-              <w:rPr>
-                <w:rFonts w:ascii="Times New Roman" w:hAnsi="Times New Roman"/>
-                <w:b/>
-                <w:color w:val="0F172A"/>
-                <w:sz w:val="20"/>
-              </w:rPr>
-              <w:t>✅ Отриманий результат:</w:t>
-            </w:r>
-          </w:p>
-        </w:tc>
-        <w:tc>
-          <w:tcPr>
-            <w:tcW w:type="dxa" w:w="6624"/>
-            <w:shd w:fill="FFFFFF"/>
-            <w:tcMar>
-              <w:top w:w="60" w:type="dxa"/>
-              <w:bottom w:w="60" w:type="dxa"/>
-              <w:left w:w="90" w:type="dxa"/>
-              <w:right w:w="90" w:type="dxa"/>
-            </w:tcMar>
-          </w:tcPr>
-          <w:p>
-            <w:pPr>
-              <w:spacing w:before="0" w:after="0" w:line="276" w:lineRule="auto"/>
-            </w:pPr>
-            <w:r>
-              <w:rPr>
-                <w:rFonts w:ascii="Times New Roman" w:hAnsi="Times New Roman"/>
-                <w:color w:val="1E293B"/>
-                <w:sz w:val="20"/>
-              </w:rPr>
-              <w:t>Підтверджено коректність компіляції всіх утилітарних класів Tailwind без синтаксичних помилок.</w:t>
-            </w:r>
-          </w:p>
-        </w:tc>
-      </w:tr>
-    </w:tbl>
-    <w:p>
-      <w:pPr>
-        <w:spacing w:before="40" w:after="80"/>
-      </w:pPr>
-    </w:p>
-    <w:p>
-      <w:pPr>
-        <w:keepNext/>
-        <w:spacing w:before="240" w:after="80"/>
-      </w:pPr>
-      <w:r>
-        <w:rPr>
-          <w:rFonts w:ascii="Times New Roman" w:hAnsi="Times New Roman"/>
-          <w:b/>
-          <w:color w:val="0F172A"/>
-          <w:sz w:val="25"/>
-        </w:rPr>
-        <w:t>Етап 12. Аналіз та рефакторинг ШІ-коду (Refinement Workflow)</w:t>
+        <w:t>Відповідно до п. 6 порядку роботи збудовано інформаційний хаб із 4 віджетів: 1) Метеорологічний інформер Sinoptik.ua із відображенням температури (+14°C) та оцінкою оптимальності для літій-іонних батарей; 2) Валютний інформер котирувань НБУ (USD, EUR, PLN) для розрахунку роумінгових платежів; 3) Синхронізований годинник точного часу (Time.is) із відображенням переходу на нічний пільговий тариф; 4) Кнопки соціального шерингу в Telegram, Facebook та посилання на офіційний Instagram-профіль кафедри САПР.</w:t>
       </w:r>
     </w:p>
     <w:p>
       <w:pPr>
-        <w:keepNext/>
-        <w:spacing w:before="160" w:after="40"/>
-      </w:pPr>
-      <w:r>
-        <w:rPr>
-          <w:rFonts w:ascii="Times New Roman" w:hAnsi="Times New Roman"/>
-          <w:b/>
-          <w:color w:val="005EC9"/>
-          <w:sz w:val="23"/>
-        </w:rPr>
-        <w:t>Крок 12. Критичний розбір згенерованого коду</w:t>
-      </w:r>
-    </w:p>
-    <w:tbl>
-      <w:tblPr>
-        <w:tblW w:type="auto" w:w="0"/>
-        <w:jc w:val="center"/>
-        <w:tblLook w:firstColumn="1" w:firstRow="1" w:lastColumn="0" w:lastRow="0" w:noHBand="0" w:noVBand="1" w:val="04A0"/>
-        <w:tblBorders>
-          <w:top w:val="single" w:sz="6" w:space="0" w:color="CBD5E1"/>
-          <w:bottom w:val="single" w:sz="6" w:space="0" w:color="CBD5E1"/>
-          <w:left w:val="none"/>
-          <w:right w:val="none"/>
-          <w:insideH w:val="single" w:sz="4" w:space="0" w:color="CBD5E1"/>
-          <w:insideV w:val="none"/>
-        </w:tblBorders>
-      </w:tblPr>
-      <w:tblGrid>
-        <w:gridCol w:w="4820"/>
-        <w:gridCol w:w="4820"/>
-      </w:tblGrid>
-      <w:tr>
-        <w:tc>
-          <w:tcPr>
-            <w:tcW w:type="dxa" w:w="3168"/>
-            <w:shd w:fill="F8FAFC"/>
-            <w:tcMar>
-              <w:top w:w="60" w:type="dxa"/>
-              <w:bottom w:w="60" w:type="dxa"/>
-              <w:left w:w="90" w:type="dxa"/>
-              <w:right w:w="90" w:type="dxa"/>
-            </w:tcMar>
-          </w:tcPr>
-          <w:p>
-            <w:pPr>
-              <w:spacing w:before="0" w:after="0"/>
-            </w:pPr>
-            <w:r>
-              <w:rPr>
-                <w:rFonts w:ascii="Times New Roman" w:hAnsi="Times New Roman"/>
-                <w:b/>
-                <w:color w:val="0F172A"/>
-                <w:sz w:val="20"/>
-              </w:rPr>
-              <w:t>📍 Де вибирав / що відкрив:</w:t>
-            </w:r>
-          </w:p>
-        </w:tc>
-        <w:tc>
-          <w:tcPr>
-            <w:tcW w:type="dxa" w:w="6624"/>
-            <w:shd w:fill="FFFFFF"/>
-            <w:tcMar>
-              <w:top w:w="60" w:type="dxa"/>
-              <w:bottom w:w="60" w:type="dxa"/>
-              <w:left w:w="90" w:type="dxa"/>
-              <w:right w:w="90" w:type="dxa"/>
-            </w:tcMar>
-          </w:tcPr>
-          <w:p>
-            <w:pPr>
-              <w:spacing w:before="0" w:after="0" w:line="276" w:lineRule="auto"/>
-            </w:pPr>
-            <w:r>
-              <w:rPr>
-                <w:rFonts w:ascii="Times New Roman" w:hAnsi="Times New Roman"/>
-                <w:color w:val="1E293B"/>
-                <w:sz w:val="20"/>
-              </w:rPr>
-              <w:t>Вихідні коди у редакторі VS Code та діалог із ШІ-асистентом</w:t>
-            </w:r>
-          </w:p>
-        </w:tc>
-      </w:tr>
-      <w:tr>
-        <w:tc>
-          <w:tcPr>
-            <w:tcW w:type="dxa" w:w="3168"/>
-            <w:shd w:fill="F1F5F9"/>
-            <w:tcMar>
-              <w:top w:w="60" w:type="dxa"/>
-              <w:bottom w:w="60" w:type="dxa"/>
-              <w:left w:w="90" w:type="dxa"/>
-              <w:right w:w="90" w:type="dxa"/>
-            </w:tcMar>
-          </w:tcPr>
-          <w:p>
-            <w:pPr>
-              <w:spacing w:before="0" w:after="0"/>
-            </w:pPr>
-            <w:r>
-              <w:rPr>
-                <w:rFonts w:ascii="Times New Roman" w:hAnsi="Times New Roman"/>
-                <w:b/>
-                <w:color w:val="0F172A"/>
-                <w:sz w:val="20"/>
-              </w:rPr>
-              <w:t>⚙️ Що натиснув / як діяв:</w:t>
-            </w:r>
-          </w:p>
-        </w:tc>
-        <w:tc>
-          <w:tcPr>
-            <w:tcW w:type="dxa" w:w="6624"/>
-            <w:shd w:fill="FFFFFF"/>
-            <w:tcMar>
-              <w:top w:w="60" w:type="dxa"/>
-              <w:bottom w:w="60" w:type="dxa"/>
-              <w:left w:w="90" w:type="dxa"/>
-              <w:right w:w="90" w:type="dxa"/>
-            </w:tcMar>
-          </w:tcPr>
-          <w:p>
-            <w:pPr>
-              <w:spacing w:before="0" w:after="0" w:line="276" w:lineRule="auto"/>
-            </w:pPr>
-            <w:r>
-              <w:rPr>
-                <w:rFonts w:ascii="Times New Roman" w:hAnsi="Times New Roman"/>
-                <w:color w:val="1E293B"/>
-                <w:sz w:val="20"/>
-              </w:rPr>
-              <w:t>Здійснено пошук: 1) бездоганного рішення, 2) сумнівного рішення, 3) самостійної несанкціонованої зміни ШІ.</w:t>
-            </w:r>
-          </w:p>
-        </w:tc>
-      </w:tr>
-      <w:tr>
-        <w:tc>
-          <w:tcPr>
-            <w:tcW w:type="dxa" w:w="3168"/>
-            <w:shd w:fill="F8FAFC"/>
-            <w:tcMar>
-              <w:top w:w="60" w:type="dxa"/>
-              <w:bottom w:w="60" w:type="dxa"/>
-              <w:left w:w="90" w:type="dxa"/>
-              <w:right w:w="90" w:type="dxa"/>
-            </w:tcMar>
-          </w:tcPr>
-          <w:p>
-            <w:pPr>
-              <w:spacing w:before="0" w:after="0"/>
-            </w:pPr>
-            <w:r>
-              <w:rPr>
-                <w:rFonts w:ascii="Times New Roman" w:hAnsi="Times New Roman"/>
-                <w:b/>
-                <w:color w:val="0F172A"/>
-                <w:sz w:val="20"/>
-              </w:rPr>
-              <w:t>📝 Що куди вставив / код:</w:t>
-            </w:r>
-          </w:p>
-        </w:tc>
-        <w:tc>
-          <w:tcPr>
-            <w:tcW w:type="dxa" w:w="6624"/>
-            <w:shd w:fill="FFFFFF"/>
-            <w:tcMar>
-              <w:top w:w="60" w:type="dxa"/>
-              <w:bottom w:w="60" w:type="dxa"/>
-              <w:left w:w="90" w:type="dxa"/>
-              <w:right w:w="90" w:type="dxa"/>
-            </w:tcMar>
-          </w:tcPr>
-          <w:p>
-            <w:pPr>
-              <w:spacing w:before="0" w:after="0" w:line="276" w:lineRule="auto"/>
-            </w:pPr>
-            <w:r>
-              <w:rPr>
-                <w:rFonts w:ascii="Times New Roman" w:hAnsi="Times New Roman"/>
-                <w:color w:val="1E293B"/>
-                <w:sz w:val="20"/>
-              </w:rPr>
-              <w:t>1. Бездоганно: використання min-h-[44px] та ring-4 для доступності.</w:t>
-              <w:br/>
-              <w:t>2. Сумнівно: захардкоджені arbitrary values (bg-[#005EC9]) замість конфігурації теми.</w:t>
-              <w:br/>
-              <w:t>3. Самостійно: додавання незапитаних SVG-іконок стрілочок.</w:t>
-              <w:br/>
-              <w:t>Виправлення: винесено кольори у tailwind.config, стандартизовано класи та додано текстові назви для іконок.</w:t>
-            </w:r>
-          </w:p>
-        </w:tc>
-      </w:tr>
-      <w:tr>
-        <w:tc>
-          <w:tcPr>
-            <w:tcW w:type="dxa" w:w="3168"/>
-            <w:shd w:fill="F1F5F9"/>
-            <w:tcMar>
-              <w:top w:w="60" w:type="dxa"/>
-              <w:bottom w:w="60" w:type="dxa"/>
-              <w:left w:w="90" w:type="dxa"/>
-              <w:right w:w="90" w:type="dxa"/>
-            </w:tcMar>
-          </w:tcPr>
-          <w:p>
-            <w:pPr>
-              <w:spacing w:before="0" w:after="0"/>
-            </w:pPr>
-            <w:r>
-              <w:rPr>
-                <w:rFonts w:ascii="Times New Roman" w:hAnsi="Times New Roman"/>
-                <w:b/>
-                <w:color w:val="0F172A"/>
-                <w:sz w:val="20"/>
-              </w:rPr>
-              <w:t>✅ Отриманий результат:</w:t>
-            </w:r>
-          </w:p>
-        </w:tc>
-        <w:tc>
-          <w:tcPr>
-            <w:tcW w:type="dxa" w:w="6624"/>
-            <w:shd w:fill="FFFFFF"/>
-            <w:tcMar>
-              <w:top w:w="60" w:type="dxa"/>
-              <w:bottom w:w="60" w:type="dxa"/>
-              <w:left w:w="90" w:type="dxa"/>
-              <w:right w:w="90" w:type="dxa"/>
-            </w:tcMar>
-          </w:tcPr>
-          <w:p>
-            <w:pPr>
-              <w:spacing w:before="0" w:after="0" w:line="276" w:lineRule="auto"/>
-            </w:pPr>
-            <w:r>
-              <w:rPr>
-                <w:rFonts w:ascii="Times New Roman" w:hAnsi="Times New Roman"/>
-                <w:color w:val="1E293B"/>
-                <w:sz w:val="20"/>
-              </w:rPr>
-              <w:t>Код оптимізовано, позбавлено надлишковості та підготовлено для довгострокової підтримки.</w:t>
-            </w:r>
-          </w:p>
-        </w:tc>
-      </w:tr>
-    </w:tbl>
-    <w:p>
-      <w:pPr>
-        <w:spacing w:before="40" w:after="80"/>
-      </w:pPr>
-    </w:p>
-    <w:p>
-      <w:pPr>
-        <w:keepNext/>
-        <w:spacing w:before="240" w:after="80"/>
-      </w:pPr>
-      <w:r>
-        <w:rPr>
-          <w:rFonts w:ascii="Times New Roman" w:hAnsi="Times New Roman"/>
-          <w:b/>
-          <w:color w:val="0F172A"/>
-          <w:sz w:val="25"/>
-        </w:rPr>
-        <w:t>Етап 13. Інтеграція компонентів у проєкт ChargeUA з ЛР №5</w:t>
-      </w:r>
-    </w:p>
-    <w:p>
-      <w:pPr>
-        <w:keepNext/>
-        <w:spacing w:before="160" w:after="40"/>
-      </w:pPr>
-      <w:r>
-        <w:rPr>
-          <w:rFonts w:ascii="Times New Roman" w:hAnsi="Times New Roman"/>
-          <w:b/>
-          <w:color w:val="005EC9"/>
-          <w:sz w:val="23"/>
-        </w:rPr>
-        <w:t>Крок 13. Збірка повноцінної головної сторінки index.html</w:t>
-      </w:r>
-    </w:p>
-    <w:tbl>
-      <w:tblPr>
-        <w:tblW w:type="auto" w:w="0"/>
-        <w:jc w:val="center"/>
-        <w:tblLook w:firstColumn="1" w:firstRow="1" w:lastColumn="0" w:lastRow="0" w:noHBand="0" w:noVBand="1" w:val="04A0"/>
-        <w:tblBorders>
-          <w:top w:val="single" w:sz="6" w:space="0" w:color="CBD5E1"/>
-          <w:bottom w:val="single" w:sz="6" w:space="0" w:color="CBD5E1"/>
-          <w:left w:val="none"/>
-          <w:right w:val="none"/>
-          <w:insideH w:val="single" w:sz="4" w:space="0" w:color="CBD5E1"/>
-          <w:insideV w:val="none"/>
-        </w:tblBorders>
-      </w:tblPr>
-      <w:tblGrid>
-        <w:gridCol w:w="4820"/>
-        <w:gridCol w:w="4820"/>
-      </w:tblGrid>
-      <w:tr>
-        <w:tc>
-          <w:tcPr>
-            <w:tcW w:type="dxa" w:w="3168"/>
-            <w:shd w:fill="F8FAFC"/>
-            <w:tcMar>
-              <w:top w:w="60" w:type="dxa"/>
-              <w:bottom w:w="60" w:type="dxa"/>
-              <w:left w:w="90" w:type="dxa"/>
-              <w:right w:w="90" w:type="dxa"/>
-            </w:tcMar>
-          </w:tcPr>
-          <w:p>
-            <w:pPr>
-              <w:spacing w:before="0" w:after="0"/>
-            </w:pPr>
-            <w:r>
-              <w:rPr>
-                <w:rFonts w:ascii="Times New Roman" w:hAnsi="Times New Roman"/>
-                <w:b/>
-                <w:color w:val="0F172A"/>
-                <w:sz w:val="20"/>
-              </w:rPr>
-              <w:t>📍 Де вибирав / що відкрив:</w:t>
-            </w:r>
-          </w:p>
-        </w:tc>
-        <w:tc>
-          <w:tcPr>
-            <w:tcW w:type="dxa" w:w="6624"/>
-            <w:shd w:fill="FFFFFF"/>
-            <w:tcMar>
-              <w:top w:w="60" w:type="dxa"/>
-              <w:bottom w:w="60" w:type="dxa"/>
-              <w:left w:w="90" w:type="dxa"/>
-              <w:right w:w="90" w:type="dxa"/>
-            </w:tcMar>
-          </w:tcPr>
-          <w:p>
-            <w:pPr>
-              <w:spacing w:before="0" w:after="0" w:line="276" w:lineRule="auto"/>
-            </w:pPr>
-            <w:r>
-              <w:rPr>
-                <w:rFonts w:ascii="Times New Roman" w:hAnsi="Times New Roman"/>
-                <w:color w:val="1E293B"/>
-                <w:sz w:val="20"/>
-              </w:rPr>
-              <w:t>Файл lab-06-tailwind-components/index.html</w:t>
-            </w:r>
-          </w:p>
-        </w:tc>
-      </w:tr>
-      <w:tr>
-        <w:tc>
-          <w:tcPr>
-            <w:tcW w:type="dxa" w:w="3168"/>
-            <w:shd w:fill="F1F5F9"/>
-            <w:tcMar>
-              <w:top w:w="60" w:type="dxa"/>
-              <w:bottom w:w="60" w:type="dxa"/>
-              <w:left w:w="90" w:type="dxa"/>
-              <w:right w:w="90" w:type="dxa"/>
-            </w:tcMar>
-          </w:tcPr>
-          <w:p>
-            <w:pPr>
-              <w:spacing w:before="0" w:after="0"/>
-            </w:pPr>
-            <w:r>
-              <w:rPr>
-                <w:rFonts w:ascii="Times New Roman" w:hAnsi="Times New Roman"/>
-                <w:b/>
-                <w:color w:val="0F172A"/>
-                <w:sz w:val="20"/>
-              </w:rPr>
-              <w:t>⚙️ Що натиснув / як діяв:</w:t>
-            </w:r>
-          </w:p>
-        </w:tc>
-        <w:tc>
-          <w:tcPr>
-            <w:tcW w:type="dxa" w:w="6624"/>
-            <w:shd w:fill="FFFFFF"/>
-            <w:tcMar>
-              <w:top w:w="60" w:type="dxa"/>
-              <w:bottom w:w="60" w:type="dxa"/>
-              <w:left w:w="90" w:type="dxa"/>
-              <w:right w:w="90" w:type="dxa"/>
-            </w:tcMar>
-          </w:tcPr>
-          <w:p>
-            <w:pPr>
-              <w:spacing w:before="0" w:after="0" w:line="276" w:lineRule="auto"/>
-            </w:pPr>
-            <w:r>
-              <w:rPr>
-                <w:rFonts w:ascii="Times New Roman" w:hAnsi="Times New Roman"/>
-                <w:color w:val="1E293B"/>
-                <w:sz w:val="20"/>
-              </w:rPr>
-              <w:t>Об'єднано Header, Hero-секцію з Primary Button, секцію каталогу станцій на адаптивній сітці Grid, інтерактивний калькулятор витрат, Live-карту хабів Leaflet, промо-блок завантаження мобільного додатка та 4-колонковий Footer.</w:t>
-            </w:r>
-          </w:p>
-        </w:tc>
-      </w:tr>
-      <w:tr>
-        <w:tc>
-          <w:tcPr>
-            <w:tcW w:type="dxa" w:w="3168"/>
-            <w:shd w:fill="F8FAFC"/>
-            <w:tcMar>
-              <w:top w:w="60" w:type="dxa"/>
-              <w:bottom w:w="60" w:type="dxa"/>
-              <w:left w:w="90" w:type="dxa"/>
-              <w:right w:w="90" w:type="dxa"/>
-            </w:tcMar>
-          </w:tcPr>
-          <w:p>
-            <w:pPr>
-              <w:spacing w:before="0" w:after="0"/>
-            </w:pPr>
-            <w:r>
-              <w:rPr>
-                <w:rFonts w:ascii="Times New Roman" w:hAnsi="Times New Roman"/>
-                <w:b/>
-                <w:color w:val="0F172A"/>
-                <w:sz w:val="20"/>
-              </w:rPr>
-              <w:t>📝 Що куди вставив / код:</w:t>
-            </w:r>
-          </w:p>
-        </w:tc>
-        <w:tc>
-          <w:tcPr>
-            <w:tcW w:type="dxa" w:w="6624"/>
-            <w:shd w:fill="FFFFFF"/>
-            <w:tcMar>
-              <w:top w:w="60" w:type="dxa"/>
-              <w:bottom w:w="60" w:type="dxa"/>
-              <w:left w:w="90" w:type="dxa"/>
-              <w:right w:w="90" w:type="dxa"/>
-            </w:tcMar>
-          </w:tcPr>
-          <w:p>
-            <w:pPr>
-              <w:spacing w:before="0" w:after="0" w:line="276" w:lineRule="auto"/>
-            </w:pPr>
-            <w:r>
-              <w:rPr>
-                <w:rFonts w:ascii="Times New Roman" w:hAnsi="Times New Roman"/>
-                <w:color w:val="1E293B"/>
-                <w:sz w:val="20"/>
-              </w:rPr>
-              <w:t>Підключено скрипти навігації (nav.js), Leaflet Map (map.js) та обчислювальний модуль калькулятора (calculator.js).</w:t>
-            </w:r>
-          </w:p>
-        </w:tc>
-      </w:tr>
-      <w:tr>
-        <w:tc>
-          <w:tcPr>
-            <w:tcW w:type="dxa" w:w="3168"/>
-            <w:shd w:fill="F1F5F9"/>
-            <w:tcMar>
-              <w:top w:w="60" w:type="dxa"/>
-              <w:bottom w:w="60" w:type="dxa"/>
-              <w:left w:w="90" w:type="dxa"/>
-              <w:right w:w="90" w:type="dxa"/>
-            </w:tcMar>
-          </w:tcPr>
-          <w:p>
-            <w:pPr>
-              <w:spacing w:before="0" w:after="0"/>
-            </w:pPr>
-            <w:r>
-              <w:rPr>
-                <w:rFonts w:ascii="Times New Roman" w:hAnsi="Times New Roman"/>
-                <w:b/>
-                <w:color w:val="0F172A"/>
-                <w:sz w:val="20"/>
-              </w:rPr>
-              <w:t>✅ Отриманий результат:</w:t>
-            </w:r>
-          </w:p>
-        </w:tc>
-        <w:tc>
-          <w:tcPr>
-            <w:tcW w:type="dxa" w:w="6624"/>
-            <w:shd w:fill="FFFFFF"/>
-            <w:tcMar>
-              <w:top w:w="60" w:type="dxa"/>
-              <w:bottom w:w="60" w:type="dxa"/>
-              <w:left w:w="90" w:type="dxa"/>
-              <w:right w:w="90" w:type="dxa"/>
-            </w:tcMar>
-          </w:tcPr>
-          <w:p>
-            <w:pPr>
-              <w:spacing w:before="0" w:after="0" w:line="276" w:lineRule="auto"/>
-            </w:pPr>
-            <w:r>
-              <w:rPr>
-                <w:rFonts w:ascii="Times New Roman" w:hAnsi="Times New Roman"/>
-                <w:color w:val="1E293B"/>
-                <w:sz w:val="20"/>
-              </w:rPr>
-              <w:t>Сформовано цілісний, працюючий вебдодаток, який повністю зберігає функціонал ЛР №5 і набув сучасної Tailwind-стилізації.</w:t>
-            </w:r>
-          </w:p>
-        </w:tc>
-      </w:tr>
-    </w:tbl>
-    <w:p>
-      <w:pPr>
-        <w:spacing w:before="40" w:after="80"/>
-      </w:pPr>
-    </w:p>
-    <w:p>
-      <w:pPr>
-        <w:keepNext/>
-        <w:spacing w:before="80" w:after="40"/>
+        <w:spacing w:before="120" w:after="60"/>
         <w:jc w:val="center"/>
       </w:pPr>
       <w:r>
         <w:drawing>
           <wp:inline xmlns:a="http://schemas.openxmlformats.org/drawingml/2006/main" xmlns:pic="http://schemas.openxmlformats.org/drawingml/2006/picture">
-            <wp:extent cx="5303520" cy="2691470"/>
+            <wp:extent cx="5669280" cy="2551176"/>
             <wp:docPr id="7" name="Picture 7"/>
             <wp:cNvGraphicFramePr>
               <a:graphicFrameLocks noChangeAspect="1"/>
@@ -4335,7 +868,7 @@
               <a:graphicData uri="http://schemas.openxmlformats.org/drawingml/2006/picture">
                 <pic:pic>
                   <pic:nvPicPr>
-                    <pic:cNvPr id="0" name="06_calculator_and_map.png"/>
+                    <pic:cNvPr id="0" name="lab6_06_widgets_social.png"/>
                     <pic:cNvPicPr/>
                   </pic:nvPicPr>
                   <pic:blipFill>
@@ -4347,7 +880,7 @@
                   <pic:spPr>
                     <a:xfrm>
                       <a:off x="0" y="0"/>
-                      <a:ext cx="5303520" cy="2691470"/>
+                      <a:ext cx="5669280" cy="2551176"/>
                     </a:xfrm>
                     <a:prstGeom prst="rect"/>
                   </pic:spPr>
@@ -4360,7 +893,7 @@
     </w:p>
     <w:p>
       <w:pPr>
-        <w:spacing w:before="20" w:after="120"/>
+        <w:spacing w:before="0" w:after="160"/>
         <w:jc w:val="center"/>
       </w:pPr>
       <w:r>
@@ -4368,15 +901,15 @@
           <w:rFonts w:ascii="Times New Roman" w:hAnsi="Times New Roman"/>
           <w:i/>
           <w:color w:val="64748B"/>
-          <w:sz w:val="19"/>
+          <w:sz w:val="20"/>
         </w:rPr>
-        <w:t>Рис. 6. Інтерактивний калькулятор вартості зарядки та географічна карта хабів України</w:t>
+        <w:t>Рис. 6 — Інформери Sinoptik, курсів валют НБУ, годинника Time.is та плагінів соцмереж</w:t>
       </w:r>
     </w:p>
     <w:p>
       <w:pPr>
         <w:keepNext/>
-        <w:spacing w:before="240" w:after="80"/>
+        <w:spacing w:before="200" w:after="80"/>
       </w:pPr>
       <w:r>
         <w:rPr>
@@ -4385,826 +918,31 @@
           <w:color w:val="0F172A"/>
           <w:sz w:val="25"/>
         </w:rPr>
-        <w:t>Етап 14. Перенесення дизайн-системи Figma в Tailwind Config</w:t>
+        <w:t>Етап 8. Кросбраузерна валідація, адаптивність та футер</w:t>
       </w:r>
     </w:p>
     <w:p>
       <w:pPr>
-        <w:keepNext/>
-        <w:spacing w:before="160" w:after="40"/>
+        <w:spacing w:before="0" w:after="80" w:line="276" w:lineRule="auto"/>
       </w:pPr>
       <w:r>
         <w:rPr>
           <w:rFonts w:ascii="Times New Roman" w:hAnsi="Times New Roman"/>
-          <w:b/>
-          <w:color w:val="005EC9"/>
+          <w:color w:val="1E293B"/>
           <w:sz w:val="23"/>
         </w:rPr>
-        <w:t>Крок 14. Синхронізація токенів ЛР №4 із конфігурацією теми</w:t>
-      </w:r>
-    </w:p>
-    <w:tbl>
-      <w:tblPr>
-        <w:tblW w:type="auto" w:w="0"/>
-        <w:jc w:val="center"/>
-        <w:tblLook w:firstColumn="1" w:firstRow="1" w:lastColumn="0" w:lastRow="0" w:noHBand="0" w:noVBand="1" w:val="04A0"/>
-        <w:tblBorders>
-          <w:top w:val="single" w:sz="6" w:space="0" w:color="CBD5E1"/>
-          <w:bottom w:val="single" w:sz="6" w:space="0" w:color="CBD5E1"/>
-          <w:left w:val="none"/>
-          <w:right w:val="none"/>
-          <w:insideH w:val="single" w:sz="4" w:space="0" w:color="CBD5E1"/>
-          <w:insideV w:val="none"/>
-        </w:tblBorders>
-      </w:tblPr>
-      <w:tblGrid>
-        <w:gridCol w:w="4820"/>
-        <w:gridCol w:w="4820"/>
-      </w:tblGrid>
-      <w:tr>
-        <w:tc>
-          <w:tcPr>
-            <w:tcW w:type="dxa" w:w="3168"/>
-            <w:shd w:fill="F8FAFC"/>
-            <w:tcMar>
-              <w:top w:w="60" w:type="dxa"/>
-              <w:bottom w:w="60" w:type="dxa"/>
-              <w:left w:w="90" w:type="dxa"/>
-              <w:right w:w="90" w:type="dxa"/>
-            </w:tcMar>
-          </w:tcPr>
-          <w:p>
-            <w:pPr>
-              <w:spacing w:before="0" w:after="0"/>
-            </w:pPr>
-            <w:r>
-              <w:rPr>
-                <w:rFonts w:ascii="Times New Roman" w:hAnsi="Times New Roman"/>
-                <w:b/>
-                <w:color w:val="0F172A"/>
-                <w:sz w:val="20"/>
-              </w:rPr>
-              <w:t>📍 Де вибирав / що відкрив:</w:t>
-            </w:r>
-          </w:p>
-        </w:tc>
-        <w:tc>
-          <w:tcPr>
-            <w:tcW w:type="dxa" w:w="6624"/>
-            <w:shd w:fill="FFFFFF"/>
-            <w:tcMar>
-              <w:top w:w="60" w:type="dxa"/>
-              <w:bottom w:w="60" w:type="dxa"/>
-              <w:left w:w="90" w:type="dxa"/>
-              <w:right w:w="90" w:type="dxa"/>
-            </w:tcMar>
-          </w:tcPr>
-          <w:p>
-            <w:pPr>
-              <w:spacing w:before="0" w:after="0" w:line="276" w:lineRule="auto"/>
-            </w:pPr>
-            <w:r>
-              <w:rPr>
-                <w:rFonts w:ascii="Times New Roman" w:hAnsi="Times New Roman"/>
-                <w:color w:val="1E293B"/>
-                <w:sz w:val="20"/>
-              </w:rPr>
-              <w:t>Скрипт tailwind.config у &lt;head&gt; файлу index.html та css/custom-styles.css</w:t>
-            </w:r>
-          </w:p>
-        </w:tc>
-      </w:tr>
-      <w:tr>
-        <w:tc>
-          <w:tcPr>
-            <w:tcW w:type="dxa" w:w="3168"/>
-            <w:shd w:fill="F1F5F9"/>
-            <w:tcMar>
-              <w:top w:w="60" w:type="dxa"/>
-              <w:bottom w:w="60" w:type="dxa"/>
-              <w:left w:w="90" w:type="dxa"/>
-              <w:right w:w="90" w:type="dxa"/>
-            </w:tcMar>
-          </w:tcPr>
-          <w:p>
-            <w:pPr>
-              <w:spacing w:before="0" w:after="0"/>
-            </w:pPr>
-            <w:r>
-              <w:rPr>
-                <w:rFonts w:ascii="Times New Roman" w:hAnsi="Times New Roman"/>
-                <w:b/>
-                <w:color w:val="0F172A"/>
-                <w:sz w:val="20"/>
-              </w:rPr>
-              <w:t>⚙️ Що натиснув / як діяв:</w:t>
-            </w:r>
-          </w:p>
-        </w:tc>
-        <w:tc>
-          <w:tcPr>
-            <w:tcW w:type="dxa" w:w="6624"/>
-            <w:shd w:fill="FFFFFF"/>
-            <w:tcMar>
-              <w:top w:w="60" w:type="dxa"/>
-              <w:bottom w:w="60" w:type="dxa"/>
-              <w:left w:w="90" w:type="dxa"/>
-              <w:right w:w="90" w:type="dxa"/>
-            </w:tcMar>
-          </w:tcPr>
-          <w:p>
-            <w:pPr>
-              <w:spacing w:before="0" w:after="0" w:line="276" w:lineRule="auto"/>
-            </w:pPr>
-            <w:r>
-              <w:rPr>
-                <w:rFonts w:ascii="Times New Roman" w:hAnsi="Times New Roman"/>
-                <w:color w:val="1E293B"/>
-                <w:sz w:val="20"/>
-              </w:rPr>
-              <w:t>Перенесено токени кольорів: primary (#005EC9), primary-hover (#004BA0), secondary (#0F172A), accent (#00B4D8), статусні кольори (free #10B981, busy #EF4444, reserved #F59E0B), шрифт Inter та радіуси скруглення.</w:t>
-            </w:r>
-          </w:p>
-        </w:tc>
-      </w:tr>
-      <w:tr>
-        <w:tc>
-          <w:tcPr>
-            <w:tcW w:type="dxa" w:w="3168"/>
-            <w:shd w:fill="F8FAFC"/>
-            <w:tcMar>
-              <w:top w:w="60" w:type="dxa"/>
-              <w:bottom w:w="60" w:type="dxa"/>
-              <w:left w:w="90" w:type="dxa"/>
-              <w:right w:w="90" w:type="dxa"/>
-            </w:tcMar>
-          </w:tcPr>
-          <w:p>
-            <w:pPr>
-              <w:spacing w:before="0" w:after="0"/>
-            </w:pPr>
-            <w:r>
-              <w:rPr>
-                <w:rFonts w:ascii="Times New Roman" w:hAnsi="Times New Roman"/>
-                <w:b/>
-                <w:color w:val="0F172A"/>
-                <w:sz w:val="20"/>
-              </w:rPr>
-              <w:t>📝 Що куди вставив / код:</w:t>
-            </w:r>
-          </w:p>
-        </w:tc>
-        <w:tc>
-          <w:tcPr>
-            <w:tcW w:type="dxa" w:w="6624"/>
-            <w:shd w:fill="FFFFFF"/>
-            <w:tcMar>
-              <w:top w:w="60" w:type="dxa"/>
-              <w:bottom w:w="60" w:type="dxa"/>
-              <w:left w:w="90" w:type="dxa"/>
-              <w:right w:w="90" w:type="dxa"/>
-            </w:tcMar>
-          </w:tcPr>
-          <w:p>
-            <w:pPr>
-              <w:spacing w:before="0" w:after="0" w:line="276" w:lineRule="auto"/>
-            </w:pPr>
-            <w:r>
-              <w:rPr>
-                <w:rFonts w:ascii="Times New Roman" w:hAnsi="Times New Roman"/>
-                <w:color w:val="1E293B"/>
-                <w:sz w:val="20"/>
-              </w:rPr>
-              <w:t>tailwind.config = {</w:t>
-              <w:br/>
-              <w:t xml:space="preserve">  theme: {</w:t>
-              <w:br/>
-              <w:t xml:space="preserve">    extend: {</w:t>
-              <w:br/>
-              <w:t xml:space="preserve">      colors: {</w:t>
-              <w:br/>
-              <w:t xml:space="preserve">        brand: { 500: '#005EC9', 600: '#2563EB', 700: '#1D4ED8', 900: '#0F172A' },</w:t>
-              <w:br/>
-              <w:t xml:space="preserve">        accent: { 500: '#00B4D8' }</w:t>
-              <w:br/>
-              <w:t xml:space="preserve">      }</w:t>
-              <w:br/>
-              <w:t xml:space="preserve">    }</w:t>
-              <w:br/>
-              <w:t xml:space="preserve">  }</w:t>
-              <w:br/>
-              <w:t>}</w:t>
-            </w:r>
-          </w:p>
-        </w:tc>
-      </w:tr>
-      <w:tr>
-        <w:tc>
-          <w:tcPr>
-            <w:tcW w:type="dxa" w:w="3168"/>
-            <w:shd w:fill="F1F5F9"/>
-            <w:tcMar>
-              <w:top w:w="60" w:type="dxa"/>
-              <w:bottom w:w="60" w:type="dxa"/>
-              <w:left w:w="90" w:type="dxa"/>
-              <w:right w:w="90" w:type="dxa"/>
-            </w:tcMar>
-          </w:tcPr>
-          <w:p>
-            <w:pPr>
-              <w:spacing w:before="0" w:after="0"/>
-            </w:pPr>
-            <w:r>
-              <w:rPr>
-                <w:rFonts w:ascii="Times New Roman" w:hAnsi="Times New Roman"/>
-                <w:b/>
-                <w:color w:val="0F172A"/>
-                <w:sz w:val="20"/>
-              </w:rPr>
-              <w:t>✅ Отриманий результат:</w:t>
-            </w:r>
-          </w:p>
-        </w:tc>
-        <w:tc>
-          <w:tcPr>
-            <w:tcW w:type="dxa" w:w="6624"/>
-            <w:shd w:fill="FFFFFF"/>
-            <w:tcMar>
-              <w:top w:w="60" w:type="dxa"/>
-              <w:bottom w:w="60" w:type="dxa"/>
-              <w:left w:w="90" w:type="dxa"/>
-              <w:right w:w="90" w:type="dxa"/>
-            </w:tcMar>
-          </w:tcPr>
-          <w:p>
-            <w:pPr>
-              <w:spacing w:before="0" w:after="0" w:line="276" w:lineRule="auto"/>
-            </w:pPr>
-            <w:r>
-              <w:rPr>
-                <w:rFonts w:ascii="Times New Roman" w:hAnsi="Times New Roman"/>
-                <w:color w:val="1E293B"/>
-                <w:sz w:val="20"/>
-              </w:rPr>
-              <w:t>Дизайн-система з Figma стала доступна як рідні класи Tailwind (bg-brand-500, text-accent-500).</w:t>
-            </w:r>
-          </w:p>
-        </w:tc>
-      </w:tr>
-    </w:tbl>
-    <w:p>
-      <w:pPr>
-        <w:spacing w:before="40" w:after="80"/>
-      </w:pPr>
-    </w:p>
-    <w:p>
-      <w:pPr>
-        <w:keepNext/>
-        <w:spacing w:before="240" w:after="80"/>
-      </w:pPr>
-      <w:r>
-        <w:rPr>
-          <w:rFonts w:ascii="Times New Roman" w:hAnsi="Times New Roman"/>
-          <w:b/>
-          <w:color w:val="0F172A"/>
-          <w:sz w:val="25"/>
-        </w:rPr>
-        <w:t>Етап 15. Налаштування адаптивності та брейкпоїнтів</w:t>
+        <w:t>Виконано тестування в браузерах Chromium (Google Chrome, Edge) та Gecko (Mozilla Firefox). Завдяки медіа-запитам @media (max-width: 768px) блокова модель автоматично трансформується з багатоколонкових сіток в одноколонковий вертикальний стек, а меню згортається в сенсорний гамбургер з доступністю за ARIA-атрибутами.</w:t>
       </w:r>
     </w:p>
     <w:p>
       <w:pPr>
-        <w:keepNext/>
-        <w:spacing w:before="160" w:after="40"/>
-      </w:pPr>
-      <w:r>
-        <w:rPr>
-          <w:rFonts w:ascii="Times New Roman" w:hAnsi="Times New Roman"/>
-          <w:b/>
-          <w:color w:val="005EC9"/>
-          <w:sz w:val="23"/>
-        </w:rPr>
-        <w:t>Крок 15. Конфігурація та перевірка поведінки елементів на брейкпоїнтах</w:t>
-      </w:r>
-    </w:p>
-    <w:tbl>
-      <w:tblPr>
-        <w:tblW w:type="auto" w:w="0"/>
-        <w:jc w:val="center"/>
-        <w:tblLook w:firstColumn="1" w:firstRow="1" w:lastColumn="0" w:lastRow="0" w:noHBand="0" w:noVBand="1" w:val="04A0"/>
-        <w:tblBorders>
-          <w:top w:val="single" w:sz="6" w:space="0" w:color="CBD5E1"/>
-          <w:bottom w:val="single" w:sz="6" w:space="0" w:color="CBD5E1"/>
-          <w:left w:val="none"/>
-          <w:right w:val="none"/>
-          <w:insideH w:val="single" w:sz="4" w:space="0" w:color="CBD5E1"/>
-          <w:insideV w:val="none"/>
-        </w:tblBorders>
-      </w:tblPr>
-      <w:tblGrid>
-        <w:gridCol w:w="4820"/>
-        <w:gridCol w:w="4820"/>
-      </w:tblGrid>
-      <w:tr>
-        <w:tc>
-          <w:tcPr>
-            <w:tcW w:type="dxa" w:w="3168"/>
-            <w:shd w:fill="F8FAFC"/>
-            <w:tcMar>
-              <w:top w:w="60" w:type="dxa"/>
-              <w:bottom w:w="60" w:type="dxa"/>
-              <w:left w:w="90" w:type="dxa"/>
-              <w:right w:w="90" w:type="dxa"/>
-            </w:tcMar>
-          </w:tcPr>
-          <w:p>
-            <w:pPr>
-              <w:spacing w:before="0" w:after="0"/>
-            </w:pPr>
-            <w:r>
-              <w:rPr>
-                <w:rFonts w:ascii="Times New Roman" w:hAnsi="Times New Roman"/>
-                <w:b/>
-                <w:color w:val="0F172A"/>
-                <w:sz w:val="20"/>
-              </w:rPr>
-              <w:t>📍 Де вибирав / що відкрив:</w:t>
-            </w:r>
-          </w:p>
-        </w:tc>
-        <w:tc>
-          <w:tcPr>
-            <w:tcW w:type="dxa" w:w="6624"/>
-            <w:shd w:fill="FFFFFF"/>
-            <w:tcMar>
-              <w:top w:w="60" w:type="dxa"/>
-              <w:bottom w:w="60" w:type="dxa"/>
-              <w:left w:w="90" w:type="dxa"/>
-              <w:right w:w="90" w:type="dxa"/>
-            </w:tcMar>
-          </w:tcPr>
-          <w:p>
-            <w:pPr>
-              <w:spacing w:before="0" w:after="0" w:line="276" w:lineRule="auto"/>
-            </w:pPr>
-            <w:r>
-              <w:rPr>
-                <w:rFonts w:ascii="Times New Roman" w:hAnsi="Times New Roman"/>
-                <w:color w:val="1E293B"/>
-                <w:sz w:val="20"/>
-              </w:rPr>
-              <w:t>Розмітка index.html, перевірка у браузері</w:t>
-            </w:r>
-          </w:p>
-        </w:tc>
-      </w:tr>
-      <w:tr>
-        <w:tc>
-          <w:tcPr>
-            <w:tcW w:type="dxa" w:w="3168"/>
-            <w:shd w:fill="F1F5F9"/>
-            <w:tcMar>
-              <w:top w:w="60" w:type="dxa"/>
-              <w:bottom w:w="60" w:type="dxa"/>
-              <w:left w:w="90" w:type="dxa"/>
-              <w:right w:w="90" w:type="dxa"/>
-            </w:tcMar>
-          </w:tcPr>
-          <w:p>
-            <w:pPr>
-              <w:spacing w:before="0" w:after="0"/>
-            </w:pPr>
-            <w:r>
-              <w:rPr>
-                <w:rFonts w:ascii="Times New Roman" w:hAnsi="Times New Roman"/>
-                <w:b/>
-                <w:color w:val="0F172A"/>
-                <w:sz w:val="20"/>
-              </w:rPr>
-              <w:t>⚙️ Що натиснув / як діяв:</w:t>
-            </w:r>
-          </w:p>
-        </w:tc>
-        <w:tc>
-          <w:tcPr>
-            <w:tcW w:type="dxa" w:w="6624"/>
-            <w:shd w:fill="FFFFFF"/>
-            <w:tcMar>
-              <w:top w:w="60" w:type="dxa"/>
-              <w:bottom w:w="60" w:type="dxa"/>
-              <w:left w:w="90" w:type="dxa"/>
-              <w:right w:w="90" w:type="dxa"/>
-            </w:tcMar>
-          </w:tcPr>
-          <w:p>
-            <w:pPr>
-              <w:spacing w:before="0" w:after="0" w:line="276" w:lineRule="auto"/>
-            </w:pPr>
-            <w:r>
-              <w:rPr>
-                <w:rFonts w:ascii="Times New Roman" w:hAnsi="Times New Roman"/>
-                <w:color w:val="1E293B"/>
-                <w:sz w:val="20"/>
-              </w:rPr>
-              <w:t>Перевірено брейкпоїнти sm (640px), md (768px), lg (1024px), xl (1280px).</w:t>
-            </w:r>
-          </w:p>
-        </w:tc>
-      </w:tr>
-      <w:tr>
-        <w:tc>
-          <w:tcPr>
-            <w:tcW w:type="dxa" w:w="3168"/>
-            <w:shd w:fill="F8FAFC"/>
-            <w:tcMar>
-              <w:top w:w="60" w:type="dxa"/>
-              <w:bottom w:w="60" w:type="dxa"/>
-              <w:left w:w="90" w:type="dxa"/>
-              <w:right w:w="90" w:type="dxa"/>
-            </w:tcMar>
-          </w:tcPr>
-          <w:p>
-            <w:pPr>
-              <w:spacing w:before="0" w:after="0"/>
-            </w:pPr>
-            <w:r>
-              <w:rPr>
-                <w:rFonts w:ascii="Times New Roman" w:hAnsi="Times New Roman"/>
-                <w:b/>
-                <w:color w:val="0F172A"/>
-                <w:sz w:val="20"/>
-              </w:rPr>
-              <w:t>📝 Що куди вставив / код:</w:t>
-            </w:r>
-          </w:p>
-        </w:tc>
-        <w:tc>
-          <w:tcPr>
-            <w:tcW w:type="dxa" w:w="6624"/>
-            <w:shd w:fill="FFFFFF"/>
-            <w:tcMar>
-              <w:top w:w="60" w:type="dxa"/>
-              <w:bottom w:w="60" w:type="dxa"/>
-              <w:left w:w="90" w:type="dxa"/>
-              <w:right w:w="90" w:type="dxa"/>
-            </w:tcMar>
-          </w:tcPr>
-          <w:p>
-            <w:pPr>
-              <w:spacing w:before="0" w:after="0" w:line="276" w:lineRule="auto"/>
-            </w:pPr>
-            <w:r>
-              <w:rPr>
-                <w:rFonts w:ascii="Times New Roman" w:hAnsi="Times New Roman"/>
-                <w:color w:val="1E293B"/>
-                <w:sz w:val="20"/>
-              </w:rPr>
-              <w:t>Header: mobile -&gt; кнопка гамбургера, md+ -&gt; горизонтальний ряд.</w:t>
-              <w:br/>
-              <w:t>Hero: mobile -&gt; вертикальні кнопки, sm+ -&gt; горизонтальні кнопки.</w:t>
-              <w:br/>
-              <w:t>Grid карток: mobile -&gt; 1 колонка, md -&gt; 2 колонки, lg -&gt; 3 колонки.</w:t>
-              <w:br/>
-              <w:t>Footer: mobile -&gt; 1 колонка, md -&gt; 2 колонки, lg -&gt; 4 колонки.</w:t>
-            </w:r>
-          </w:p>
-        </w:tc>
-      </w:tr>
-      <w:tr>
-        <w:tc>
-          <w:tcPr>
-            <w:tcW w:type="dxa" w:w="3168"/>
-            <w:shd w:fill="F1F5F9"/>
-            <w:tcMar>
-              <w:top w:w="60" w:type="dxa"/>
-              <w:bottom w:w="60" w:type="dxa"/>
-              <w:left w:w="90" w:type="dxa"/>
-              <w:right w:w="90" w:type="dxa"/>
-            </w:tcMar>
-          </w:tcPr>
-          <w:p>
-            <w:pPr>
-              <w:spacing w:before="0" w:after="0"/>
-            </w:pPr>
-            <w:r>
-              <w:rPr>
-                <w:rFonts w:ascii="Times New Roman" w:hAnsi="Times New Roman"/>
-                <w:b/>
-                <w:color w:val="0F172A"/>
-                <w:sz w:val="20"/>
-              </w:rPr>
-              <w:t>✅ Отриманий результат:</w:t>
-            </w:r>
-          </w:p>
-        </w:tc>
-        <w:tc>
-          <w:tcPr>
-            <w:tcW w:type="dxa" w:w="6624"/>
-            <w:shd w:fill="FFFFFF"/>
-            <w:tcMar>
-              <w:top w:w="60" w:type="dxa"/>
-              <w:bottom w:w="60" w:type="dxa"/>
-              <w:left w:w="90" w:type="dxa"/>
-              <w:right w:w="90" w:type="dxa"/>
-            </w:tcMar>
-          </w:tcPr>
-          <w:p>
-            <w:pPr>
-              <w:spacing w:before="0" w:after="0" w:line="276" w:lineRule="auto"/>
-            </w:pPr>
-            <w:r>
-              <w:rPr>
-                <w:rFonts w:ascii="Times New Roman" w:hAnsi="Times New Roman"/>
-                <w:color w:val="1E293B"/>
-                <w:sz w:val="20"/>
-              </w:rPr>
-              <w:t>Інтерфейс плавно адаптується без зламу блоків та горизонтальної смуги прокрутки.</w:t>
-            </w:r>
-          </w:p>
-        </w:tc>
-      </w:tr>
-    </w:tbl>
-    <w:p>
-      <w:pPr>
-        <w:spacing w:before="40" w:after="80"/>
-      </w:pPr>
-    </w:p>
-    <w:p>
-      <w:pPr>
-        <w:keepNext/>
-        <w:spacing w:before="240" w:after="80"/>
-      </w:pPr>
-      <w:r>
-        <w:rPr>
-          <w:rFonts w:ascii="Times New Roman" w:hAnsi="Times New Roman"/>
-          <w:b/>
-          <w:color w:val="0F172A"/>
-          <w:sz w:val="25"/>
-        </w:rPr>
-        <w:t>Етап 16. Тестування сумісності в браузері через Chrome DevTools</w:t>
-      </w:r>
-    </w:p>
-    <w:p>
-      <w:pPr>
-        <w:keepNext/>
-        <w:spacing w:before="160" w:after="40"/>
-      </w:pPr>
-      <w:r>
-        <w:rPr>
-          <w:rFonts w:ascii="Times New Roman" w:hAnsi="Times New Roman"/>
-          <w:b/>
-          <w:color w:val="005EC9"/>
-          <w:sz w:val="23"/>
-        </w:rPr>
-        <w:t>Крок 16. Тестування у режимі Device Toolbar (Ctrl+Shift+M)</w:t>
-      </w:r>
-    </w:p>
-    <w:tbl>
-      <w:tblPr>
-        <w:tblW w:type="auto" w:w="0"/>
-        <w:jc w:val="center"/>
-        <w:tblLook w:firstColumn="1" w:firstRow="1" w:lastColumn="0" w:lastRow="0" w:noHBand="0" w:noVBand="1" w:val="04A0"/>
-        <w:tblBorders>
-          <w:top w:val="single" w:sz="6" w:space="0" w:color="CBD5E1"/>
-          <w:bottom w:val="single" w:sz="6" w:space="0" w:color="CBD5E1"/>
-          <w:left w:val="none"/>
-          <w:right w:val="none"/>
-          <w:insideH w:val="single" w:sz="4" w:space="0" w:color="CBD5E1"/>
-          <w:insideV w:val="none"/>
-        </w:tblBorders>
-      </w:tblPr>
-      <w:tblGrid>
-        <w:gridCol w:w="4820"/>
-        <w:gridCol w:w="4820"/>
-      </w:tblGrid>
-      <w:tr>
-        <w:tc>
-          <w:tcPr>
-            <w:tcW w:type="dxa" w:w="3168"/>
-            <w:shd w:fill="F8FAFC"/>
-            <w:tcMar>
-              <w:top w:w="60" w:type="dxa"/>
-              <w:bottom w:w="60" w:type="dxa"/>
-              <w:left w:w="90" w:type="dxa"/>
-              <w:right w:w="90" w:type="dxa"/>
-            </w:tcMar>
-          </w:tcPr>
-          <w:p>
-            <w:pPr>
-              <w:spacing w:before="0" w:after="0"/>
-            </w:pPr>
-            <w:r>
-              <w:rPr>
-                <w:rFonts w:ascii="Times New Roman" w:hAnsi="Times New Roman"/>
-                <w:b/>
-                <w:color w:val="0F172A"/>
-                <w:sz w:val="20"/>
-              </w:rPr>
-              <w:t>📍 Де вибирав / що відкрив:</w:t>
-            </w:r>
-          </w:p>
-        </w:tc>
-        <w:tc>
-          <w:tcPr>
-            <w:tcW w:type="dxa" w:w="6624"/>
-            <w:shd w:fill="FFFFFF"/>
-            <w:tcMar>
-              <w:top w:w="60" w:type="dxa"/>
-              <w:bottom w:w="60" w:type="dxa"/>
-              <w:left w:w="90" w:type="dxa"/>
-              <w:right w:w="90" w:type="dxa"/>
-            </w:tcMar>
-          </w:tcPr>
-          <w:p>
-            <w:pPr>
-              <w:spacing w:before="0" w:after="0" w:line="276" w:lineRule="auto"/>
-            </w:pPr>
-            <w:r>
-              <w:rPr>
-                <w:rFonts w:ascii="Times New Roman" w:hAnsi="Times New Roman"/>
-                <w:color w:val="1E293B"/>
-                <w:sz w:val="20"/>
-              </w:rPr>
-              <w:t>Панель Chrome DevTools, режим Toggle Device Toolbar</w:t>
-            </w:r>
-          </w:p>
-        </w:tc>
-      </w:tr>
-      <w:tr>
-        <w:tc>
-          <w:tcPr>
-            <w:tcW w:type="dxa" w:w="3168"/>
-            <w:shd w:fill="F1F5F9"/>
-            <w:tcMar>
-              <w:top w:w="60" w:type="dxa"/>
-              <w:bottom w:w="60" w:type="dxa"/>
-              <w:left w:w="90" w:type="dxa"/>
-              <w:right w:w="90" w:type="dxa"/>
-            </w:tcMar>
-          </w:tcPr>
-          <w:p>
-            <w:pPr>
-              <w:spacing w:before="0" w:after="0"/>
-            </w:pPr>
-            <w:r>
-              <w:rPr>
-                <w:rFonts w:ascii="Times New Roman" w:hAnsi="Times New Roman"/>
-                <w:b/>
-                <w:color w:val="0F172A"/>
-                <w:sz w:val="20"/>
-              </w:rPr>
-              <w:t>⚙️ Що натиснув / як діяв:</w:t>
-            </w:r>
-          </w:p>
-        </w:tc>
-        <w:tc>
-          <w:tcPr>
-            <w:tcW w:type="dxa" w:w="6624"/>
-            <w:shd w:fill="FFFFFF"/>
-            <w:tcMar>
-              <w:top w:w="60" w:type="dxa"/>
-              <w:bottom w:w="60" w:type="dxa"/>
-              <w:left w:w="90" w:type="dxa"/>
-              <w:right w:w="90" w:type="dxa"/>
-            </w:tcMar>
-          </w:tcPr>
-          <w:p>
-            <w:pPr>
-              <w:spacing w:before="0" w:after="0" w:line="276" w:lineRule="auto"/>
-            </w:pPr>
-            <w:r>
-              <w:rPr>
-                <w:rFonts w:ascii="Times New Roman" w:hAnsi="Times New Roman"/>
-                <w:color w:val="1E293B"/>
-                <w:sz w:val="20"/>
-              </w:rPr>
-              <w:t>Протестовано відображення на мобільних пристроях (iPhone SE 375x812, iPhone 14 Pro 390x844), планшетах (iPad Mini 768x1024) та десктопах (1440x900).</w:t>
-            </w:r>
-          </w:p>
-        </w:tc>
-      </w:tr>
-      <w:tr>
-        <w:tc>
-          <w:tcPr>
-            <w:tcW w:type="dxa" w:w="3168"/>
-            <w:shd w:fill="F8FAFC"/>
-            <w:tcMar>
-              <w:top w:w="60" w:type="dxa"/>
-              <w:bottom w:w="60" w:type="dxa"/>
-              <w:left w:w="90" w:type="dxa"/>
-              <w:right w:w="90" w:type="dxa"/>
-            </w:tcMar>
-          </w:tcPr>
-          <w:p>
-            <w:pPr>
-              <w:spacing w:before="0" w:after="0"/>
-            </w:pPr>
-            <w:r>
-              <w:rPr>
-                <w:rFonts w:ascii="Times New Roman" w:hAnsi="Times New Roman"/>
-                <w:b/>
-                <w:color w:val="0F172A"/>
-                <w:sz w:val="20"/>
-              </w:rPr>
-              <w:t>📝 Що куди вставив / код:</w:t>
-            </w:r>
-          </w:p>
-        </w:tc>
-        <w:tc>
-          <w:tcPr>
-            <w:tcW w:type="dxa" w:w="6624"/>
-            <w:shd w:fill="FFFFFF"/>
-            <w:tcMar>
-              <w:top w:w="60" w:type="dxa"/>
-              <w:bottom w:w="60" w:type="dxa"/>
-              <w:left w:w="90" w:type="dxa"/>
-              <w:right w:w="90" w:type="dxa"/>
-            </w:tcMar>
-          </w:tcPr>
-          <w:p>
-            <w:pPr>
-              <w:spacing w:before="0" w:after="0" w:line="276" w:lineRule="auto"/>
-            </w:pPr>
-            <w:r>
-              <w:rPr>
-                <w:rFonts w:ascii="Times New Roman" w:hAnsi="Times New Roman"/>
-                <w:color w:val="1E293B"/>
-                <w:sz w:val="20"/>
-              </w:rPr>
-              <w:t>Перевірено роботу тач-подій, відкриття і закриття висувного меню навігації, читабельність типографіки та контрастність тексту.</w:t>
-            </w:r>
-          </w:p>
-        </w:tc>
-      </w:tr>
-      <w:tr>
-        <w:tc>
-          <w:tcPr>
-            <w:tcW w:type="dxa" w:w="3168"/>
-            <w:shd w:fill="F1F5F9"/>
-            <w:tcMar>
-              <w:top w:w="60" w:type="dxa"/>
-              <w:bottom w:w="60" w:type="dxa"/>
-              <w:left w:w="90" w:type="dxa"/>
-              <w:right w:w="90" w:type="dxa"/>
-            </w:tcMar>
-          </w:tcPr>
-          <w:p>
-            <w:pPr>
-              <w:spacing w:before="0" w:after="0"/>
-            </w:pPr>
-            <w:r>
-              <w:rPr>
-                <w:rFonts w:ascii="Times New Roman" w:hAnsi="Times New Roman"/>
-                <w:b/>
-                <w:color w:val="0F172A"/>
-                <w:sz w:val="20"/>
-              </w:rPr>
-              <w:t>✅ Отриманий результат:</w:t>
-            </w:r>
-          </w:p>
-        </w:tc>
-        <w:tc>
-          <w:tcPr>
-            <w:tcW w:type="dxa" w:w="6624"/>
-            <w:shd w:fill="FFFFFF"/>
-            <w:tcMar>
-              <w:top w:w="60" w:type="dxa"/>
-              <w:bottom w:w="60" w:type="dxa"/>
-              <w:left w:w="90" w:type="dxa"/>
-              <w:right w:w="90" w:type="dxa"/>
-            </w:tcMar>
-          </w:tcPr>
-          <w:p>
-            <w:pPr>
-              <w:spacing w:before="0" w:after="0" w:line="276" w:lineRule="auto"/>
-            </w:pPr>
-            <w:r>
-              <w:rPr>
-                <w:rFonts w:ascii="Times New Roman" w:hAnsi="Times New Roman"/>
-                <w:color w:val="1E293B"/>
-                <w:sz w:val="20"/>
-              </w:rPr>
-              <w:t>Підтверджено 100% сумісність та збереження макета на всіх типах пристроїв.</w:t>
-            </w:r>
-          </w:p>
-        </w:tc>
-      </w:tr>
-    </w:tbl>
-    <w:p>
-      <w:pPr>
-        <w:spacing w:before="40" w:after="80"/>
-      </w:pPr>
-    </w:p>
-    <w:p>
-      <w:pPr>
-        <w:keepNext/>
-        <w:spacing w:before="80" w:after="40"/>
+        <w:spacing w:before="120" w:after="60"/>
         <w:jc w:val="center"/>
       </w:pPr>
       <w:r>
         <w:drawing>
           <wp:inline xmlns:a="http://schemas.openxmlformats.org/drawingml/2006/main" xmlns:pic="http://schemas.openxmlformats.org/drawingml/2006/picture">
-            <wp:extent cx="5303520" cy="2691470"/>
+            <wp:extent cx="5669280" cy="2551176"/>
             <wp:docPr id="8" name="Picture 8"/>
             <wp:cNvGraphicFramePr>
               <a:graphicFrameLocks noChangeAspect="1"/>
@@ -5213,7 +951,7 @@
               <a:graphicData uri="http://schemas.openxmlformats.org/drawingml/2006/picture">
                 <pic:pic>
                   <pic:nvPicPr>
-                    <pic:cNvPr id="0" name="01_desktop_1440px_overview.png"/>
+                    <pic:cNvPr id="0" name="lab6_07_footer_testing.png"/>
                     <pic:cNvPicPr/>
                   </pic:nvPicPr>
                   <pic:blipFill>
@@ -5225,7 +963,7 @@
                   <pic:spPr>
                     <a:xfrm>
                       <a:off x="0" y="0"/>
-                      <a:ext cx="5303520" cy="2691470"/>
+                      <a:ext cx="5669280" cy="2551176"/>
                     </a:xfrm>
                     <a:prstGeom prst="rect"/>
                   </pic:spPr>
@@ -5238,7 +976,7 @@
     </w:p>
     <w:p>
       <w:pPr>
-        <w:spacing w:before="20" w:after="120"/>
+        <w:spacing w:before="0" w:after="160"/>
         <w:jc w:val="center"/>
       </w:pPr>
       <w:r>
@@ -5246,21 +984,20 @@
           <w:rFonts w:ascii="Times New Roman" w:hAnsi="Times New Roman"/>
           <w:i/>
           <w:color w:val="64748B"/>
-          <w:sz w:val="19"/>
+          <w:sz w:val="20"/>
         </w:rPr>
-        <w:t>Рис. 7. Десктопний вигляд головної сторінки ChargeUA (1440px): Hero-секція, навігація, KPI-статистика</w:t>
+        <w:t>Рис. 7 — Блок валідації та семантичний футер сайту з авторськими відомостями</w:t>
       </w:r>
     </w:p>
     <w:p>
       <w:pPr>
-        <w:keepNext/>
-        <w:spacing w:before="80" w:after="40"/>
+        <w:spacing w:before="120" w:after="60"/>
         <w:jc w:val="center"/>
       </w:pPr>
       <w:r>
         <w:drawing>
           <wp:inline xmlns:a="http://schemas.openxmlformats.org/drawingml/2006/main" xmlns:pic="http://schemas.openxmlformats.org/drawingml/2006/picture">
-            <wp:extent cx="5303520" cy="5039170"/>
+            <wp:extent cx="5669280" cy="8273351"/>
             <wp:docPr id="9" name="Picture 9"/>
             <wp:cNvGraphicFramePr>
               <a:graphicFrameLocks noChangeAspect="1"/>
@@ -5269,7 +1006,7 @@
               <a:graphicData uri="http://schemas.openxmlformats.org/drawingml/2006/picture">
                 <pic:pic>
                   <pic:nvPicPr>
-                    <pic:cNvPr id="0" name="02_tablet_768px_view.png"/>
+                    <pic:cNvPr id="0" name="lab6_09_mobile_view.png"/>
                     <pic:cNvPicPr/>
                   </pic:nvPicPr>
                   <pic:blipFill>
@@ -5281,7 +1018,7 @@
                   <pic:spPr>
                     <a:xfrm>
                       <a:off x="0" y="0"/>
-                      <a:ext cx="5303520" cy="5039170"/>
+                      <a:ext cx="5669280" cy="8273351"/>
                     </a:xfrm>
                     <a:prstGeom prst="rect"/>
                   </pic:spPr>
@@ -5294,7 +1031,7 @@
     </w:p>
     <w:p>
       <w:pPr>
-        <w:spacing w:before="20" w:after="120"/>
+        <w:spacing w:before="0" w:after="160"/>
         <w:jc w:val="center"/>
       </w:pPr>
       <w:r>
@@ -5302,21 +1039,20 @@
           <w:rFonts w:ascii="Times New Roman" w:hAnsi="Times New Roman"/>
           <w:i/>
           <w:color w:val="64748B"/>
-          <w:sz w:val="19"/>
+          <w:sz w:val="20"/>
         </w:rPr>
-        <w:t>Рис. 8. Планшетний вигляд сторінки (768px): двоколонкова трансформація та адаптивне меню</w:t>
+        <w:t>Рис. 8 — Мобільний рендеринг сторінки у в'юпорті 390px (Chrome DevTools)</w:t>
       </w:r>
     </w:p>
     <w:p>
       <w:pPr>
-        <w:keepNext/>
-        <w:spacing w:before="80" w:after="40"/>
+        <w:spacing w:before="120" w:after="60"/>
         <w:jc w:val="center"/>
       </w:pPr>
       <w:r>
         <w:drawing>
           <wp:inline xmlns:a="http://schemas.openxmlformats.org/drawingml/2006/main" xmlns:pic="http://schemas.openxmlformats.org/drawingml/2006/picture">
-            <wp:extent cx="5303520" cy="7727263"/>
+            <wp:extent cx="5669280" cy="22853166"/>
             <wp:docPr id="10" name="Picture 10"/>
             <wp:cNvGraphicFramePr>
               <a:graphicFrameLocks noChangeAspect="1"/>
@@ -5325,7 +1061,7 @@
               <a:graphicData uri="http://schemas.openxmlformats.org/drawingml/2006/picture">
                 <pic:pic>
                   <pic:nvPicPr>
-                    <pic:cNvPr id="0" name="03_mobile_375px_hero.png"/>
+                    <pic:cNvPr id="0" name="lab6_08_full_page.png"/>
                     <pic:cNvPicPr/>
                   </pic:nvPicPr>
                   <pic:blipFill>
@@ -5337,7 +1073,7 @@
                   <pic:spPr>
                     <a:xfrm>
                       <a:off x="0" y="0"/>
-                      <a:ext cx="5303520" cy="7727263"/>
+                      <a:ext cx="5669280" cy="22853166"/>
                     </a:xfrm>
                     <a:prstGeom prst="rect"/>
                   </pic:spPr>
@@ -5350,7 +1086,7 @@
     </w:p>
     <w:p>
       <w:pPr>
-        <w:spacing w:before="20" w:after="120"/>
+        <w:spacing w:before="0" w:after="160"/>
         <w:jc w:val="center"/>
       </w:pPr>
       <w:r>
@@ -5358,874 +1094,15 @@
           <w:rFonts w:ascii="Times New Roman" w:hAnsi="Times New Roman"/>
           <w:i/>
           <w:color w:val="64748B"/>
-          <w:sz w:val="19"/>
+          <w:sz w:val="20"/>
         </w:rPr>
-        <w:t>Рис. 9. Мобільний вигляд (375px, iPhone SE): компактна шапка з кнопкою гамбургера та вертикальний стек кнопок</w:t>
+        <w:t>Рис. 9 — Повний панорамний вигляд зверстаної вебсторінки ChargeUA ЛР №6</w:t>
       </w:r>
     </w:p>
     <w:p>
       <w:pPr>
         <w:keepNext/>
-        <w:spacing w:before="80" w:after="40"/>
-        <w:jc w:val="center"/>
-      </w:pPr>
-      <w:r>
-        <w:drawing>
-          <wp:inline xmlns:a="http://schemas.openxmlformats.org/drawingml/2006/main" xmlns:pic="http://schemas.openxmlformats.org/drawingml/2006/picture">
-            <wp:extent cx="5303520" cy="7727263"/>
-            <wp:docPr id="11" name="Picture 11"/>
-            <wp:cNvGraphicFramePr>
-              <a:graphicFrameLocks noChangeAspect="1"/>
-            </wp:cNvGraphicFramePr>
-            <a:graphic>
-              <a:graphicData uri="http://schemas.openxmlformats.org/drawingml/2006/picture">
-                <pic:pic>
-                  <pic:nvPicPr>
-                    <pic:cNvPr id="0" name="04_mobile_375px_menu_open.png"/>
-                    <pic:cNvPicPr/>
-                  </pic:nvPicPr>
-                  <pic:blipFill>
-                    <a:blip r:embed="rId19"/>
-                    <a:stretch>
-                      <a:fillRect/>
-                    </a:stretch>
-                  </pic:blipFill>
-                  <pic:spPr>
-                    <a:xfrm>
-                      <a:off x="0" y="0"/>
-                      <a:ext cx="5303520" cy="7727263"/>
-                    </a:xfrm>
-                    <a:prstGeom prst="rect"/>
-                  </pic:spPr>
-                </pic:pic>
-              </a:graphicData>
-            </a:graphic>
-          </wp:inline>
-        </w:drawing>
-      </w:r>
-    </w:p>
-    <w:p>
-      <w:pPr>
-        <w:spacing w:before="20" w:after="120"/>
-        <w:jc w:val="center"/>
-      </w:pPr>
-      <w:r>
-        <w:rPr>
-          <w:rFonts w:ascii="Times New Roman" w:hAnsi="Times New Roman"/>
-          <w:i/>
-          <w:color w:val="64748B"/>
-          <w:sz w:val="19"/>
-        </w:rPr>
-        <w:t>Рис. 10. Активне висувне мобільне навігаційне меню (Drawer) з підтримкою клавіатурного закриття Escape</w:t>
-      </w:r>
-    </w:p>
-    <w:p>
-      <w:pPr>
-        <w:keepNext/>
-        <w:spacing w:before="240" w:after="80"/>
-      </w:pPr>
-      <w:r>
-        <w:rPr>
-          <w:rFonts w:ascii="Times New Roman" w:hAnsi="Times New Roman"/>
-          <w:b/>
-          <w:color w:val="0F172A"/>
-          <w:sz w:val="25"/>
-        </w:rPr>
-        <w:t>Етап 17. Фінальне рафінування та доступність (WCAG 2.2 AA)</w:t>
-      </w:r>
-    </w:p>
-    <w:p>
-      <w:pPr>
-        <w:keepNext/>
-        <w:spacing w:before="160" w:after="40"/>
-      </w:pPr>
-      <w:r>
-        <w:rPr>
-          <w:rFonts w:ascii="Times New Roman" w:hAnsi="Times New Roman"/>
-          <w:b/>
-          <w:color w:val="005EC9"/>
-          <w:sz w:val="23"/>
-        </w:rPr>
-        <w:t>Крок 17. Покращення семантики HTML5 та доступності</w:t>
-      </w:r>
-    </w:p>
-    <w:tbl>
-      <w:tblPr>
-        <w:tblW w:type="auto" w:w="0"/>
-        <w:jc w:val="center"/>
-        <w:tblLook w:firstColumn="1" w:firstRow="1" w:lastColumn="0" w:lastRow="0" w:noHBand="0" w:noVBand="1" w:val="04A0"/>
-        <w:tblBorders>
-          <w:top w:val="single" w:sz="6" w:space="0" w:color="CBD5E1"/>
-          <w:bottom w:val="single" w:sz="6" w:space="0" w:color="CBD5E1"/>
-          <w:left w:val="none"/>
-          <w:right w:val="none"/>
-          <w:insideH w:val="single" w:sz="4" w:space="0" w:color="CBD5E1"/>
-          <w:insideV w:val="none"/>
-        </w:tblBorders>
-      </w:tblPr>
-      <w:tblGrid>
-        <w:gridCol w:w="4820"/>
-        <w:gridCol w:w="4820"/>
-      </w:tblGrid>
-      <w:tr>
-        <w:tc>
-          <w:tcPr>
-            <w:tcW w:type="dxa" w:w="3168"/>
-            <w:shd w:fill="F8FAFC"/>
-            <w:tcMar>
-              <w:top w:w="60" w:type="dxa"/>
-              <w:bottom w:w="60" w:type="dxa"/>
-              <w:left w:w="90" w:type="dxa"/>
-              <w:right w:w="90" w:type="dxa"/>
-            </w:tcMar>
-          </w:tcPr>
-          <w:p>
-            <w:pPr>
-              <w:spacing w:before="0" w:after="0"/>
-            </w:pPr>
-            <w:r>
-              <w:rPr>
-                <w:rFonts w:ascii="Times New Roman" w:hAnsi="Times New Roman"/>
-                <w:b/>
-                <w:color w:val="0F172A"/>
-                <w:sz w:val="20"/>
-              </w:rPr>
-              <w:t>📍 Де вибирав / що відкрив:</w:t>
-            </w:r>
-          </w:p>
-        </w:tc>
-        <w:tc>
-          <w:tcPr>
-            <w:tcW w:type="dxa" w:w="6624"/>
-            <w:shd w:fill="FFFFFF"/>
-            <w:tcMar>
-              <w:top w:w="60" w:type="dxa"/>
-              <w:bottom w:w="60" w:type="dxa"/>
-              <w:left w:w="90" w:type="dxa"/>
-              <w:right w:w="90" w:type="dxa"/>
-            </w:tcMar>
-          </w:tcPr>
-          <w:p>
-            <w:pPr>
-              <w:spacing w:before="0" w:after="0" w:line="276" w:lineRule="auto"/>
-            </w:pPr>
-            <w:r>
-              <w:rPr>
-                <w:rFonts w:ascii="Times New Roman" w:hAnsi="Times New Roman"/>
-                <w:color w:val="1E293B"/>
-                <w:sz w:val="20"/>
-              </w:rPr>
-              <w:t>Файл index.html, аудит доступності Google Lighthouse</w:t>
-            </w:r>
-          </w:p>
-        </w:tc>
-      </w:tr>
-      <w:tr>
-        <w:tc>
-          <w:tcPr>
-            <w:tcW w:type="dxa" w:w="3168"/>
-            <w:shd w:fill="F1F5F9"/>
-            <w:tcMar>
-              <w:top w:w="60" w:type="dxa"/>
-              <w:bottom w:w="60" w:type="dxa"/>
-              <w:left w:w="90" w:type="dxa"/>
-              <w:right w:w="90" w:type="dxa"/>
-            </w:tcMar>
-          </w:tcPr>
-          <w:p>
-            <w:pPr>
-              <w:spacing w:before="0" w:after="0"/>
-            </w:pPr>
-            <w:r>
-              <w:rPr>
-                <w:rFonts w:ascii="Times New Roman" w:hAnsi="Times New Roman"/>
-                <w:b/>
-                <w:color w:val="0F172A"/>
-                <w:sz w:val="20"/>
-              </w:rPr>
-              <w:t>⚙️ Що натиснув / як діяв:</w:t>
-            </w:r>
-          </w:p>
-        </w:tc>
-        <w:tc>
-          <w:tcPr>
-            <w:tcW w:type="dxa" w:w="6624"/>
-            <w:shd w:fill="FFFFFF"/>
-            <w:tcMar>
-              <w:top w:w="60" w:type="dxa"/>
-              <w:bottom w:w="60" w:type="dxa"/>
-              <w:left w:w="90" w:type="dxa"/>
-              <w:right w:w="90" w:type="dxa"/>
-            </w:tcMar>
-          </w:tcPr>
-          <w:p>
-            <w:pPr>
-              <w:spacing w:before="0" w:after="0" w:line="276" w:lineRule="auto"/>
-            </w:pPr>
-            <w:r>
-              <w:rPr>
-                <w:rFonts w:ascii="Times New Roman" w:hAnsi="Times New Roman"/>
-                <w:color w:val="1E293B"/>
-                <w:sz w:val="20"/>
-              </w:rPr>
-              <w:t>Додано посилання швидкого переходу skip-link: &lt;a href="#main-content" class="sr-only focus:not-sr-only ..."&gt;Перейти до основного контенту&lt;/a&gt;.</w:t>
-            </w:r>
-          </w:p>
-        </w:tc>
-      </w:tr>
-      <w:tr>
-        <w:tc>
-          <w:tcPr>
-            <w:tcW w:type="dxa" w:w="3168"/>
-            <w:shd w:fill="F8FAFC"/>
-            <w:tcMar>
-              <w:top w:w="60" w:type="dxa"/>
-              <w:bottom w:w="60" w:type="dxa"/>
-              <w:left w:w="90" w:type="dxa"/>
-              <w:right w:w="90" w:type="dxa"/>
-            </w:tcMar>
-          </w:tcPr>
-          <w:p>
-            <w:pPr>
-              <w:spacing w:before="0" w:after="0"/>
-            </w:pPr>
-            <w:r>
-              <w:rPr>
-                <w:rFonts w:ascii="Times New Roman" w:hAnsi="Times New Roman"/>
-                <w:b/>
-                <w:color w:val="0F172A"/>
-                <w:sz w:val="20"/>
-              </w:rPr>
-              <w:t>📝 Що куди вставив / код:</w:t>
-            </w:r>
-          </w:p>
-        </w:tc>
-        <w:tc>
-          <w:tcPr>
-            <w:tcW w:type="dxa" w:w="6624"/>
-            <w:shd w:fill="FFFFFF"/>
-            <w:tcMar>
-              <w:top w:w="60" w:type="dxa"/>
-              <w:bottom w:w="60" w:type="dxa"/>
-              <w:left w:w="90" w:type="dxa"/>
-              <w:right w:w="90" w:type="dxa"/>
-            </w:tcMar>
-          </w:tcPr>
-          <w:p>
-            <w:pPr>
-              <w:spacing w:before="0" w:after="0" w:line="276" w:lineRule="auto"/>
-            </w:pPr>
-            <w:r>
-              <w:rPr>
-                <w:rFonts w:ascii="Times New Roman" w:hAnsi="Times New Roman"/>
-                <w:color w:val="1E293B"/>
-                <w:sz w:val="20"/>
-              </w:rPr>
-              <w:t>Перевірено атрибути alt для всіх фотокарток, зв'язку label for з id елементів форми, атрибути aria-expanded та aria-controls для гамбургера, aria-hidden для декоративних іконок.</w:t>
-            </w:r>
-          </w:p>
-        </w:tc>
-      </w:tr>
-      <w:tr>
-        <w:tc>
-          <w:tcPr>
-            <w:tcW w:type="dxa" w:w="3168"/>
-            <w:shd w:fill="F1F5F9"/>
-            <w:tcMar>
-              <w:top w:w="60" w:type="dxa"/>
-              <w:bottom w:w="60" w:type="dxa"/>
-              <w:left w:w="90" w:type="dxa"/>
-              <w:right w:w="90" w:type="dxa"/>
-            </w:tcMar>
-          </w:tcPr>
-          <w:p>
-            <w:pPr>
-              <w:spacing w:before="0" w:after="0"/>
-            </w:pPr>
-            <w:r>
-              <w:rPr>
-                <w:rFonts w:ascii="Times New Roman" w:hAnsi="Times New Roman"/>
-                <w:b/>
-                <w:color w:val="0F172A"/>
-                <w:sz w:val="20"/>
-              </w:rPr>
-              <w:t>✅ Отриманий результат:</w:t>
-            </w:r>
-          </w:p>
-        </w:tc>
-        <w:tc>
-          <w:tcPr>
-            <w:tcW w:type="dxa" w:w="6624"/>
-            <w:shd w:fill="FFFFFF"/>
-            <w:tcMar>
-              <w:top w:w="60" w:type="dxa"/>
-              <w:bottom w:w="60" w:type="dxa"/>
-              <w:left w:w="90" w:type="dxa"/>
-              <w:right w:w="90" w:type="dxa"/>
-            </w:tcMar>
-          </w:tcPr>
-          <w:p>
-            <w:pPr>
-              <w:spacing w:before="0" w:after="0" w:line="276" w:lineRule="auto"/>
-            </w:pPr>
-            <w:r>
-              <w:rPr>
-                <w:rFonts w:ascii="Times New Roman" w:hAnsi="Times New Roman"/>
-                <w:color w:val="1E293B"/>
-                <w:sz w:val="20"/>
-              </w:rPr>
-              <w:t>Отримано максимальний бал в аудиті доступності (Accessibility 100/100) та Best Practices.</w:t>
-            </w:r>
-          </w:p>
-        </w:tc>
-      </w:tr>
-    </w:tbl>
-    <w:p>
-      <w:pPr>
-        <w:spacing w:before="40" w:after="80"/>
-      </w:pPr>
-    </w:p>
-    <w:p>
-      <w:pPr>
-        <w:keepNext/>
-        <w:spacing w:before="240" w:after="80"/>
-      </w:pPr>
-      <w:r>
-        <w:rPr>
-          <w:rFonts w:ascii="Times New Roman" w:hAnsi="Times New Roman"/>
-          <w:b/>
-          <w:color w:val="0F172A"/>
-          <w:sz w:val="25"/>
-        </w:rPr>
-        <w:t>Етап 18. Хмарний деплой та публікація на хостингу Netlify</w:t>
-      </w:r>
-    </w:p>
-    <w:p>
-      <w:pPr>
-        <w:keepNext/>
-        <w:spacing w:before="160" w:after="40"/>
-      </w:pPr>
-      <w:r>
-        <w:rPr>
-          <w:rFonts w:ascii="Times New Roman" w:hAnsi="Times New Roman"/>
-          <w:b/>
-          <w:color w:val="005EC9"/>
-          <w:sz w:val="23"/>
-        </w:rPr>
-        <w:t>Крок 18. Розгортання робочої версії на вебхостингу</w:t>
-      </w:r>
-    </w:p>
-    <w:tbl>
-      <w:tblPr>
-        <w:tblW w:type="auto" w:w="0"/>
-        <w:jc w:val="center"/>
-        <w:tblLook w:firstColumn="1" w:firstRow="1" w:lastColumn="0" w:lastRow="0" w:noHBand="0" w:noVBand="1" w:val="04A0"/>
-        <w:tblBorders>
-          <w:top w:val="single" w:sz="6" w:space="0" w:color="CBD5E1"/>
-          <w:bottom w:val="single" w:sz="6" w:space="0" w:color="CBD5E1"/>
-          <w:left w:val="none"/>
-          <w:right w:val="none"/>
-          <w:insideH w:val="single" w:sz="4" w:space="0" w:color="CBD5E1"/>
-          <w:insideV w:val="none"/>
-        </w:tblBorders>
-      </w:tblPr>
-      <w:tblGrid>
-        <w:gridCol w:w="4820"/>
-        <w:gridCol w:w="4820"/>
-      </w:tblGrid>
-      <w:tr>
-        <w:tc>
-          <w:tcPr>
-            <w:tcW w:type="dxa" w:w="3168"/>
-            <w:shd w:fill="F8FAFC"/>
-            <w:tcMar>
-              <w:top w:w="60" w:type="dxa"/>
-              <w:bottom w:w="60" w:type="dxa"/>
-              <w:left w:w="90" w:type="dxa"/>
-              <w:right w:w="90" w:type="dxa"/>
-            </w:tcMar>
-          </w:tcPr>
-          <w:p>
-            <w:pPr>
-              <w:spacing w:before="0" w:after="0"/>
-            </w:pPr>
-            <w:r>
-              <w:rPr>
-                <w:rFonts w:ascii="Times New Roman" w:hAnsi="Times New Roman"/>
-                <w:b/>
-                <w:color w:val="0F172A"/>
-                <w:sz w:val="20"/>
-              </w:rPr>
-              <w:t>📍 Де вибирав / що відкрив:</w:t>
-            </w:r>
-          </w:p>
-        </w:tc>
-        <w:tc>
-          <w:tcPr>
-            <w:tcW w:type="dxa" w:w="6624"/>
-            <w:shd w:fill="FFFFFF"/>
-            <w:tcMar>
-              <w:top w:w="60" w:type="dxa"/>
-              <w:bottom w:w="60" w:type="dxa"/>
-              <w:left w:w="90" w:type="dxa"/>
-              <w:right w:w="90" w:type="dxa"/>
-            </w:tcMar>
-          </w:tcPr>
-          <w:p>
-            <w:pPr>
-              <w:spacing w:before="0" w:after="0" w:line="276" w:lineRule="auto"/>
-            </w:pPr>
-            <w:r>
-              <w:rPr>
-                <w:rFonts w:ascii="Times New Roman" w:hAnsi="Times New Roman"/>
-                <w:color w:val="1E293B"/>
-                <w:sz w:val="20"/>
-              </w:rPr>
-              <w:t>Панель керування Netlify (app.netlify.com)</w:t>
-            </w:r>
-          </w:p>
-        </w:tc>
-      </w:tr>
-      <w:tr>
-        <w:tc>
-          <w:tcPr>
-            <w:tcW w:type="dxa" w:w="3168"/>
-            <w:shd w:fill="F1F5F9"/>
-            <w:tcMar>
-              <w:top w:w="60" w:type="dxa"/>
-              <w:bottom w:w="60" w:type="dxa"/>
-              <w:left w:w="90" w:type="dxa"/>
-              <w:right w:w="90" w:type="dxa"/>
-            </w:tcMar>
-          </w:tcPr>
-          <w:p>
-            <w:pPr>
-              <w:spacing w:before="0" w:after="0"/>
-            </w:pPr>
-            <w:r>
-              <w:rPr>
-                <w:rFonts w:ascii="Times New Roman" w:hAnsi="Times New Roman"/>
-                <w:b/>
-                <w:color w:val="0F172A"/>
-                <w:sz w:val="20"/>
-              </w:rPr>
-              <w:t>⚙️ Що натиснув / як діяв:</w:t>
-            </w:r>
-          </w:p>
-        </w:tc>
-        <w:tc>
-          <w:tcPr>
-            <w:tcW w:type="dxa" w:w="6624"/>
-            <w:shd w:fill="FFFFFF"/>
-            <w:tcMar>
-              <w:top w:w="60" w:type="dxa"/>
-              <w:bottom w:w="60" w:type="dxa"/>
-              <w:left w:w="90" w:type="dxa"/>
-              <w:right w:w="90" w:type="dxa"/>
-            </w:tcMar>
-          </w:tcPr>
-          <w:p>
-            <w:pPr>
-              <w:spacing w:before="0" w:after="0" w:line="276" w:lineRule="auto"/>
-            </w:pPr>
-            <w:r>
-              <w:rPr>
-                <w:rFonts w:ascii="Times New Roman" w:hAnsi="Times New Roman"/>
-                <w:color w:val="1E293B"/>
-                <w:sz w:val="20"/>
-              </w:rPr>
-              <w:t>Підготовлено каталог lab-06-tailwind-components, перевірено відносні шляхи до медіафайлів та скриптів.</w:t>
-            </w:r>
-          </w:p>
-        </w:tc>
-      </w:tr>
-      <w:tr>
-        <w:tc>
-          <w:tcPr>
-            <w:tcW w:type="dxa" w:w="3168"/>
-            <w:shd w:fill="F8FAFC"/>
-            <w:tcMar>
-              <w:top w:w="60" w:type="dxa"/>
-              <w:bottom w:w="60" w:type="dxa"/>
-              <w:left w:w="90" w:type="dxa"/>
-              <w:right w:w="90" w:type="dxa"/>
-            </w:tcMar>
-          </w:tcPr>
-          <w:p>
-            <w:pPr>
-              <w:spacing w:before="0" w:after="0"/>
-            </w:pPr>
-            <w:r>
-              <w:rPr>
-                <w:rFonts w:ascii="Times New Roman" w:hAnsi="Times New Roman"/>
-                <w:b/>
-                <w:color w:val="0F172A"/>
-                <w:sz w:val="20"/>
-              </w:rPr>
-              <w:t>📝 Що куди вставив / код:</w:t>
-            </w:r>
-          </w:p>
-        </w:tc>
-        <w:tc>
-          <w:tcPr>
-            <w:tcW w:type="dxa" w:w="6624"/>
-            <w:shd w:fill="FFFFFF"/>
-            <w:tcMar>
-              <w:top w:w="60" w:type="dxa"/>
-              <w:bottom w:w="60" w:type="dxa"/>
-              <w:left w:w="90" w:type="dxa"/>
-              <w:right w:w="90" w:type="dxa"/>
-            </w:tcMar>
-          </w:tcPr>
-          <w:p>
-            <w:pPr>
-              <w:spacing w:before="0" w:after="0" w:line="276" w:lineRule="auto"/>
-            </w:pPr>
-            <w:r>
-              <w:rPr>
-                <w:rFonts w:ascii="Times New Roman" w:hAnsi="Times New Roman"/>
-                <w:color w:val="1E293B"/>
-                <w:sz w:val="20"/>
-              </w:rPr>
-              <w:t>Виконано деплой через Netlify CLI / Drag&amp;Drop інтерфейс хостингу, отримано публічну адресу вебплатформи ChargeUA.</w:t>
-            </w:r>
-          </w:p>
-        </w:tc>
-      </w:tr>
-      <w:tr>
-        <w:tc>
-          <w:tcPr>
-            <w:tcW w:type="dxa" w:w="3168"/>
-            <w:shd w:fill="F1F5F9"/>
-            <w:tcMar>
-              <w:top w:w="60" w:type="dxa"/>
-              <w:bottom w:w="60" w:type="dxa"/>
-              <w:left w:w="90" w:type="dxa"/>
-              <w:right w:w="90" w:type="dxa"/>
-            </w:tcMar>
-          </w:tcPr>
-          <w:p>
-            <w:pPr>
-              <w:spacing w:before="0" w:after="0"/>
-            </w:pPr>
-            <w:r>
-              <w:rPr>
-                <w:rFonts w:ascii="Times New Roman" w:hAnsi="Times New Roman"/>
-                <w:b/>
-                <w:color w:val="0F172A"/>
-                <w:sz w:val="20"/>
-              </w:rPr>
-              <w:t>✅ Отриманий результат:</w:t>
-            </w:r>
-          </w:p>
-        </w:tc>
-        <w:tc>
-          <w:tcPr>
-            <w:tcW w:type="dxa" w:w="6624"/>
-            <w:shd w:fill="FFFFFF"/>
-            <w:tcMar>
-              <w:top w:w="60" w:type="dxa"/>
-              <w:bottom w:w="60" w:type="dxa"/>
-              <w:left w:w="90" w:type="dxa"/>
-              <w:right w:w="90" w:type="dxa"/>
-            </w:tcMar>
-          </w:tcPr>
-          <w:p>
-            <w:pPr>
-              <w:spacing w:before="0" w:after="0" w:line="276" w:lineRule="auto"/>
-            </w:pPr>
-            <w:r>
-              <w:rPr>
-                <w:rFonts w:ascii="Times New Roman" w:hAnsi="Times New Roman"/>
-                <w:color w:val="1E293B"/>
-                <w:sz w:val="20"/>
-              </w:rPr>
-              <w:t>Сайт успішно доступний у глобальній мережі інтернет за постійною захищеною адресою HTTPS.</w:t>
-            </w:r>
-          </w:p>
-        </w:tc>
-      </w:tr>
-    </w:tbl>
-    <w:p>
-      <w:pPr>
-        <w:spacing w:before="40" w:after="80"/>
-      </w:pPr>
-    </w:p>
-    <w:p>
-      <w:pPr>
-        <w:keepNext/>
-        <w:spacing w:before="240" w:after="80"/>
-      </w:pPr>
-      <w:r>
-        <w:rPr>
-          <w:rFonts w:ascii="Times New Roman" w:hAnsi="Times New Roman"/>
-          <w:b/>
-          <w:color w:val="0F172A"/>
-          <w:sz w:val="25"/>
-        </w:rPr>
-        <w:t>Етап 19. Перевірка відповідності стандартам W3C (HTML &amp; CSS)</w:t>
-      </w:r>
-    </w:p>
-    <w:p>
-      <w:pPr>
-        <w:keepNext/>
-        <w:spacing w:before="160" w:after="40"/>
-      </w:pPr>
-      <w:r>
-        <w:rPr>
-          <w:rFonts w:ascii="Times New Roman" w:hAnsi="Times New Roman"/>
-          <w:b/>
-          <w:color w:val="005EC9"/>
-          <w:sz w:val="23"/>
-        </w:rPr>
-        <w:t>Крок 19. Валідація розмітки та таблиць стилів у сервісах W3C</w:t>
-      </w:r>
-    </w:p>
-    <w:tbl>
-      <w:tblPr>
-        <w:tblW w:type="auto" w:w="0"/>
-        <w:jc w:val="center"/>
-        <w:tblLook w:firstColumn="1" w:firstRow="1" w:lastColumn="0" w:lastRow="0" w:noHBand="0" w:noVBand="1" w:val="04A0"/>
-        <w:tblBorders>
-          <w:top w:val="single" w:sz="6" w:space="0" w:color="CBD5E1"/>
-          <w:bottom w:val="single" w:sz="6" w:space="0" w:color="CBD5E1"/>
-          <w:left w:val="none"/>
-          <w:right w:val="none"/>
-          <w:insideH w:val="single" w:sz="4" w:space="0" w:color="CBD5E1"/>
-          <w:insideV w:val="none"/>
-        </w:tblBorders>
-      </w:tblPr>
-      <w:tblGrid>
-        <w:gridCol w:w="4820"/>
-        <w:gridCol w:w="4820"/>
-      </w:tblGrid>
-      <w:tr>
-        <w:tc>
-          <w:tcPr>
-            <w:tcW w:type="dxa" w:w="3168"/>
-            <w:shd w:fill="F8FAFC"/>
-            <w:tcMar>
-              <w:top w:w="60" w:type="dxa"/>
-              <w:bottom w:w="60" w:type="dxa"/>
-              <w:left w:w="90" w:type="dxa"/>
-              <w:right w:w="90" w:type="dxa"/>
-            </w:tcMar>
-          </w:tcPr>
-          <w:p>
-            <w:pPr>
-              <w:spacing w:before="0" w:after="0"/>
-            </w:pPr>
-            <w:r>
-              <w:rPr>
-                <w:rFonts w:ascii="Times New Roman" w:hAnsi="Times New Roman"/>
-                <w:b/>
-                <w:color w:val="0F172A"/>
-                <w:sz w:val="20"/>
-              </w:rPr>
-              <w:t>📍 Де вибирав / що відкрив:</w:t>
-            </w:r>
-          </w:p>
-        </w:tc>
-        <w:tc>
-          <w:tcPr>
-            <w:tcW w:type="dxa" w:w="6624"/>
-            <w:shd w:fill="FFFFFF"/>
-            <w:tcMar>
-              <w:top w:w="60" w:type="dxa"/>
-              <w:bottom w:w="60" w:type="dxa"/>
-              <w:left w:w="90" w:type="dxa"/>
-              <w:right w:w="90" w:type="dxa"/>
-            </w:tcMar>
-          </w:tcPr>
-          <w:p>
-            <w:pPr>
-              <w:spacing w:before="0" w:after="0" w:line="276" w:lineRule="auto"/>
-            </w:pPr>
-            <w:r>
-              <w:rPr>
-                <w:rFonts w:ascii="Times New Roman" w:hAnsi="Times New Roman"/>
-                <w:color w:val="1E293B"/>
-                <w:sz w:val="20"/>
-              </w:rPr>
-              <w:t>Онлайн-сервіси validator.w3.org (HTML) та jigsaw.w3.org/css-validator (CSS)</w:t>
-            </w:r>
-          </w:p>
-        </w:tc>
-      </w:tr>
-      <w:tr>
-        <w:tc>
-          <w:tcPr>
-            <w:tcW w:type="dxa" w:w="3168"/>
-            <w:shd w:fill="F1F5F9"/>
-            <w:tcMar>
-              <w:top w:w="60" w:type="dxa"/>
-              <w:bottom w:w="60" w:type="dxa"/>
-              <w:left w:w="90" w:type="dxa"/>
-              <w:right w:w="90" w:type="dxa"/>
-            </w:tcMar>
-          </w:tcPr>
-          <w:p>
-            <w:pPr>
-              <w:spacing w:before="0" w:after="0"/>
-            </w:pPr>
-            <w:r>
-              <w:rPr>
-                <w:rFonts w:ascii="Times New Roman" w:hAnsi="Times New Roman"/>
-                <w:b/>
-                <w:color w:val="0F172A"/>
-                <w:sz w:val="20"/>
-              </w:rPr>
-              <w:t>⚙️ Що натиснув / як діяв:</w:t>
-            </w:r>
-          </w:p>
-        </w:tc>
-        <w:tc>
-          <w:tcPr>
-            <w:tcW w:type="dxa" w:w="6624"/>
-            <w:shd w:fill="FFFFFF"/>
-            <w:tcMar>
-              <w:top w:w="60" w:type="dxa"/>
-              <w:bottom w:w="60" w:type="dxa"/>
-              <w:left w:w="90" w:type="dxa"/>
-              <w:right w:w="90" w:type="dxa"/>
-            </w:tcMar>
-          </w:tcPr>
-          <w:p>
-            <w:pPr>
-              <w:spacing w:before="0" w:after="0" w:line="276" w:lineRule="auto"/>
-            </w:pPr>
-            <w:r>
-              <w:rPr>
-                <w:rFonts w:ascii="Times New Roman" w:hAnsi="Times New Roman"/>
-                <w:color w:val="1E293B"/>
-                <w:sz w:val="20"/>
-              </w:rPr>
-              <w:t>Завантажено файл index.html та custom-styles.css на перевірку синтаксису.</w:t>
-            </w:r>
-          </w:p>
-        </w:tc>
-      </w:tr>
-      <w:tr>
-        <w:tc>
-          <w:tcPr>
-            <w:tcW w:type="dxa" w:w="3168"/>
-            <w:shd w:fill="F8FAFC"/>
-            <w:tcMar>
-              <w:top w:w="60" w:type="dxa"/>
-              <w:bottom w:w="60" w:type="dxa"/>
-              <w:left w:w="90" w:type="dxa"/>
-              <w:right w:w="90" w:type="dxa"/>
-            </w:tcMar>
-          </w:tcPr>
-          <w:p>
-            <w:pPr>
-              <w:spacing w:before="0" w:after="0"/>
-            </w:pPr>
-            <w:r>
-              <w:rPr>
-                <w:rFonts w:ascii="Times New Roman" w:hAnsi="Times New Roman"/>
-                <w:b/>
-                <w:color w:val="0F172A"/>
-                <w:sz w:val="20"/>
-              </w:rPr>
-              <w:t>📝 Що куди вставив / код:</w:t>
-            </w:r>
-          </w:p>
-        </w:tc>
-        <w:tc>
-          <w:tcPr>
-            <w:tcW w:type="dxa" w:w="6624"/>
-            <w:shd w:fill="FFFFFF"/>
-            <w:tcMar>
-              <w:top w:w="60" w:type="dxa"/>
-              <w:bottom w:w="60" w:type="dxa"/>
-              <w:left w:w="90" w:type="dxa"/>
-              <w:right w:w="90" w:type="dxa"/>
-            </w:tcMar>
-          </w:tcPr>
-          <w:p>
-            <w:pPr>
-              <w:spacing w:before="0" w:after="0" w:line="276" w:lineRule="auto"/>
-            </w:pPr>
-            <w:r>
-              <w:rPr>
-                <w:rFonts w:ascii="Times New Roman" w:hAnsi="Times New Roman"/>
-                <w:color w:val="1E293B"/>
-                <w:sz w:val="20"/>
-              </w:rPr>
-              <w:t>Виправлено дрібні зауваження (відсутність обов'язкових атрибутів опису), усунено помилки вкладеності блокових елементів в інлайнові.</w:t>
-            </w:r>
-          </w:p>
-        </w:tc>
-      </w:tr>
-      <w:tr>
-        <w:tc>
-          <w:tcPr>
-            <w:tcW w:type="dxa" w:w="3168"/>
-            <w:shd w:fill="F1F5F9"/>
-            <w:tcMar>
-              <w:top w:w="60" w:type="dxa"/>
-              <w:bottom w:w="60" w:type="dxa"/>
-              <w:left w:w="90" w:type="dxa"/>
-              <w:right w:w="90" w:type="dxa"/>
-            </w:tcMar>
-          </w:tcPr>
-          <w:p>
-            <w:pPr>
-              <w:spacing w:before="0" w:after="0"/>
-            </w:pPr>
-            <w:r>
-              <w:rPr>
-                <w:rFonts w:ascii="Times New Roman" w:hAnsi="Times New Roman"/>
-                <w:b/>
-                <w:color w:val="0F172A"/>
-                <w:sz w:val="20"/>
-              </w:rPr>
-              <w:t>✅ Отриманий результат:</w:t>
-            </w:r>
-          </w:p>
-        </w:tc>
-        <w:tc>
-          <w:tcPr>
-            <w:tcW w:type="dxa" w:w="6624"/>
-            <w:shd w:fill="FFFFFF"/>
-            <w:tcMar>
-              <w:top w:w="60" w:type="dxa"/>
-              <w:bottom w:w="60" w:type="dxa"/>
-              <w:left w:w="90" w:type="dxa"/>
-              <w:right w:w="90" w:type="dxa"/>
-            </w:tcMar>
-          </w:tcPr>
-          <w:p>
-            <w:pPr>
-              <w:spacing w:before="0" w:after="0" w:line="276" w:lineRule="auto"/>
-            </w:pPr>
-            <w:r>
-              <w:rPr>
-                <w:rFonts w:ascii="Times New Roman" w:hAnsi="Times New Roman"/>
-                <w:color w:val="1E293B"/>
-                <w:sz w:val="20"/>
-              </w:rPr>
-              <w:t>Отримано офіційний статус: Document checking completed. No errors or warnings to show.</w:t>
-            </w:r>
-          </w:p>
-        </w:tc>
-      </w:tr>
-    </w:tbl>
-    <w:p>
-      <w:pPr>
-        <w:spacing w:before="40" w:after="80"/>
-      </w:pPr>
-    </w:p>
-    <w:p>
-      <w:r>
-        <w:br w:type="page"/>
-      </w:r>
-    </w:p>
-    <w:p>
-      <w:pPr>
-        <w:keepNext/>
-        <w:spacing w:before="320" w:after="120"/>
+        <w:spacing w:before="280" w:after="120"/>
       </w:pPr>
       <w:r>
         <w:rPr>
@@ -6234,7 +1111,7 @@
           <w:color w:val="005EC9"/>
           <w:sz w:val="28"/>
         </w:rPr>
-        <w:t>РОЗДІЛ 2. АНАТОМІЯ КЛЮЧОВИХ КОНСТРУКЦІЙ ТА АРХІТЕКТУРА MOBILE-FIRST</w:t>
+        <w:t>РОЗДІЛ 2. АНАТОМІЯ КЛЮЧОВИХ СЕМАНТИЧНИХ КОНСТРУКЦІЙ</w:t>
       </w:r>
     </w:p>
     <w:p>
@@ -6247,13 +1124,14 @@
           <w:color w:val="1E293B"/>
           <w:sz w:val="23"/>
         </w:rPr>
-        <w:t>У ході виконання роботи спроєктовано та впроваджено 5 фундаментальних компонентних модулів, які демонструють усю потужність утилітарного підходу. Нижче наведено лістинг та інженерний аналіз ключових структурних блоків.</w:t>
+        <w:t>Нижче наведено технічний розбір ключових блоків розмітки та стилів, реалізованих у роботі:</w:t>
       </w:r>
     </w:p>
     <w:tbl>
       <w:tblPr>
         <w:tblW w:type="auto" w:w="0"/>
         <w:jc w:val="center"/>
+        <w:tblLayout w:type="fixed"/>
         <w:tblLook w:firstColumn="1" w:firstRow="1" w:lastColumn="0" w:lastRow="0" w:noHBand="0" w:noVBand="1" w:val="04A0"/>
       </w:tblPr>
       <w:tblGrid>
@@ -6262,20 +1140,14 @@
       <w:tr>
         <w:tc>
           <w:tcPr>
-            <w:tcW w:type="dxa" w:w="9792"/>
-            <w:shd w:fill="F8FAFC"/>
+            <w:tcW w:type="dxa" w:w="9648"/>
+            <w:shd w:fill="F1F5F9"/>
             <w:tcMar>
-              <w:top w:w="60" w:type="dxa"/>
-              <w:bottom w:w="60" w:type="dxa"/>
+              <w:top w:w="80" w:type="dxa"/>
+              <w:bottom w:w="80" w:type="dxa"/>
               <w:left w:w="120" w:type="dxa"/>
               <w:right w:w="120" w:type="dxa"/>
             </w:tcMar>
-            <w:tcBorders>
-              <w:top w:val="single" w:sz="4" w:space="0" w:color="CBD5E1"/>
-              <w:left w:val="single" w:sz="16" w:space="0" w:color="005EC9"/>
-              <w:bottom w:val="single" w:sz="4" w:space="0" w:color="CBD5E1"/>
-              <w:right w:val="single" w:sz="4" w:space="0" w:color="CBD5E1"/>
-            </w:tcBorders>
           </w:tcPr>
           <w:p>
             <w:pPr>
@@ -6283,49 +1155,128 @@
             </w:pPr>
             <w:r>
               <w:rPr>
-                <w:rFonts w:ascii="Times New Roman" w:hAnsi="Times New Roman"/>
+                <w:rFonts w:ascii="Consolas" w:hAnsi="Consolas"/>
                 <w:b/>
                 <w:color w:val="005EC9"/>
-                <w:sz w:val="20"/>
+                <w:sz w:val="19"/>
               </w:rPr>
-              <w:t>📋 Конфігурація теми tailwind.config (Figma Design Tokens)</w:t>
+              <w:t>Лістинг 1. Структура вбудовування карти Google Maps:</w:t>
               <w:br/>
             </w:r>
             <w:r>
               <w:rPr>
                 <w:rFonts w:ascii="Consolas" w:hAnsi="Consolas"/>
                 <w:color w:val="0F172A"/>
-                <w:sz w:val="17"/>
+                <w:sz w:val="18"/>
               </w:rPr>
-              <w:t>tailwind.config = {</w:t>
+              <w:t>&lt;!-- Адаптивне вбудовування Google Maps із захисними атрибутами --&gt;</w:t>
               <w:br/>
-              <w:t xml:space="preserve">  theme: {</w:t>
+              <w:t>&lt;div class="responsive-map-wrapper"&gt;</w:t>
               <w:br/>
-              <w:t xml:space="preserve">    extend: {</w:t>
+              <w:t xml:space="preserve">  &lt;iframe </w:t>
               <w:br/>
-              <w:t xml:space="preserve">      colors: {</w:t>
+              <w:t xml:space="preserve">    title="Google Maps локація кафедри САПР Львівської політехніки"</w:t>
               <w:br/>
-              <w:t xml:space="preserve">        brand: {</w:t>
+              <w:t xml:space="preserve">    src="https://www.google.com/maps/embed?pb=..." </w:t>
               <w:br/>
-              <w:t xml:space="preserve">          50: '#EBF5FF', 500: '#005EC9', 600: '#2563EB', 700: '#1D4ED8', 900: '#0F172A'</w:t>
+              <w:t xml:space="preserve">    width="100%" </w:t>
               <w:br/>
-              <w:t xml:space="preserve">        },</w:t>
+              <w:t xml:space="preserve">    height="450" </w:t>
               <w:br/>
-              <w:t xml:space="preserve">        accent: { 400: '#38BDF8', 500: '#00B4D8' },</w:t>
+              <w:t xml:space="preserve">    style="border:0;" </w:t>
               <w:br/>
-              <w:t xml:space="preserve">        status: { free: '#10B981', busy: '#EF4444', reserved: '#F59E0B' }</w:t>
+              <w:t xml:space="preserve">    allowfullscreen="" </w:t>
               <w:br/>
-              <w:t xml:space="preserve">      },</w:t>
+              <w:t xml:space="preserve">    loading="lazy" </w:t>
               <w:br/>
-              <w:t xml:space="preserve">      fontFamily: {</w:t>
+              <w:t xml:space="preserve">    referrerpolicy="no-referrer-when-downgrade"&gt;</w:t>
               <w:br/>
-              <w:t xml:space="preserve">        sans: ['Inter', 'system-ui', 'sans-serif']</w:t>
+              <w:t xml:space="preserve">  &lt;/iframe&gt;</w:t>
               <w:br/>
-              <w:t xml:space="preserve">      }</w:t>
+              <w:t>&lt;/div&gt;</w:t>
+            </w:r>
+          </w:p>
+        </w:tc>
+      </w:tr>
+    </w:tbl>
+    <w:p>
+      <w:pPr>
+        <w:spacing w:after="80"/>
+      </w:pPr>
+    </w:p>
+    <w:tbl>
+      <w:tblPr>
+        <w:tblW w:type="auto" w:w="0"/>
+        <w:jc w:val="center"/>
+        <w:tblLayout w:type="fixed"/>
+        <w:tblLook w:firstColumn="1" w:firstRow="1" w:lastColumn="0" w:lastRow="0" w:noHBand="0" w:noVBand="1" w:val="04A0"/>
+      </w:tblPr>
+      <w:tblGrid>
+        <w:gridCol w:w="9641"/>
+      </w:tblGrid>
+      <w:tr>
+        <w:tc>
+          <w:tcPr>
+            <w:tcW w:type="dxa" w:w="9648"/>
+            <w:shd w:fill="F1F5F9"/>
+            <w:tcMar>
+              <w:top w:w="80" w:type="dxa"/>
+              <w:bottom w:w="80" w:type="dxa"/>
+              <w:left w:w="120" w:type="dxa"/>
+              <w:right w:w="120" w:type="dxa"/>
+            </w:tcMar>
+          </w:tcPr>
+          <w:p>
+            <w:pPr>
+              <w:spacing w:before="0" w:after="40"/>
+            </w:pPr>
+            <w:r>
+              <w:rPr>
+                <w:rFonts w:ascii="Consolas" w:hAnsi="Consolas"/>
+                <w:b/>
+                <w:color w:val="005EC9"/>
+                <w:sz w:val="19"/>
+              </w:rPr>
+              <w:t>Лістинг 2. CSS-правило aspect-ratio для відеофреймів 16:9:</w:t>
               <w:br/>
-              <w:t xml:space="preserve">    }</w:t>
+            </w:r>
+            <w:r>
+              <w:rPr>
+                <w:rFonts w:ascii="Consolas" w:hAnsi="Consolas"/>
+                <w:color w:val="0F172A"/>
+                <w:sz w:val="18"/>
+              </w:rPr>
+              <w:t>/* Сучасна адаптивність медіа без застарілих padding-bottom хаків */</w:t>
               <w:br/>
-              <w:t xml:space="preserve">  }</w:t>
+              <w:t>.responsive-video-wrapper {</w:t>
+              <w:br/>
+              <w:t xml:space="preserve">  position: relative;</w:t>
+              <w:br/>
+              <w:t xml:space="preserve">  width: 100%;</w:t>
+              <w:br/>
+              <w:t xml:space="preserve">  aspect-ratio: 16 / 9;</w:t>
+              <w:br/>
+              <w:t xml:space="preserve">  background-color: #000;</w:t>
+              <w:br/>
+              <w:t xml:space="preserve">  border-radius: var(--radius-md);</w:t>
+              <w:br/>
+              <w:t xml:space="preserve">  overflow: hidden;</w:t>
+              <w:br/>
+              <w:t>}</w:t>
+              <w:br/>
+              <w:t>.responsive-video-wrapper iframe {</w:t>
+              <w:br/>
+              <w:t xml:space="preserve">  position: absolute;</w:t>
+              <w:br/>
+              <w:t xml:space="preserve">  top: 0;</w:t>
+              <w:br/>
+              <w:t xml:space="preserve">  left: 0;</w:t>
+              <w:br/>
+              <w:t xml:space="preserve">  width: 100%;</w:t>
+              <w:br/>
+              <w:t xml:space="preserve">  height: 100%;</w:t>
+              <w:br/>
+              <w:t xml:space="preserve">  border: 0;</w:t>
               <w:br/>
               <w:t>}</w:t>
             </w:r>
@@ -6335,13 +1286,14 @@
     </w:tbl>
     <w:p>
       <w:pPr>
-        <w:spacing w:before="40" w:after="80"/>
+        <w:spacing w:after="80"/>
       </w:pPr>
     </w:p>
     <w:tbl>
       <w:tblPr>
         <w:tblW w:type="auto" w:w="0"/>
         <w:jc w:val="center"/>
+        <w:tblLayout w:type="fixed"/>
         <w:tblLook w:firstColumn="1" w:firstRow="1" w:lastColumn="0" w:lastRow="0" w:noHBand="0" w:noVBand="1" w:val="04A0"/>
       </w:tblPr>
       <w:tblGrid>
@@ -6350,20 +1302,14 @@
       <w:tr>
         <w:tc>
           <w:tcPr>
-            <w:tcW w:type="dxa" w:w="9792"/>
-            <w:shd w:fill="F8FAFC"/>
+            <w:tcW w:type="dxa" w:w="9648"/>
+            <w:shd w:fill="F1F5F9"/>
             <w:tcMar>
-              <w:top w:w="60" w:type="dxa"/>
-              <w:bottom w:w="60" w:type="dxa"/>
+              <w:top w:w="80" w:type="dxa"/>
+              <w:bottom w:w="80" w:type="dxa"/>
               <w:left w:w="120" w:type="dxa"/>
               <w:right w:w="120" w:type="dxa"/>
             </w:tcMar>
-            <w:tcBorders>
-              <w:top w:val="single" w:sz="4" w:space="0" w:color="CBD5E1"/>
-              <w:left w:val="single" w:sz="16" w:space="0" w:color="005EC9"/>
-              <w:bottom w:val="single" w:sz="4" w:space="0" w:color="CBD5E1"/>
-              <w:right w:val="single" w:sz="4" w:space="0" w:color="CBD5E1"/>
-            </w:tcBorders>
           </w:tcPr>
           <w:p>
             <w:pPr>
@@ -6371,57 +1317,31 @@
             </w:pPr>
             <w:r>
               <w:rPr>
-                <w:rFonts w:ascii="Times New Roman" w:hAnsi="Times New Roman"/>
+                <w:rFonts w:ascii="Consolas" w:hAnsi="Consolas"/>
                 <w:b/>
                 <w:color w:val="005EC9"/>
-                <w:sz w:val="20"/>
+                <w:sz w:val="19"/>
               </w:rPr>
-              <w:t>📋 Адаптивний Header з мобільним гамбургером та ARIA-доступністю</w:t>
+              <w:t>Лістинг 3. Розмітка мультиформатного аудіоплеєра:</w:t>
               <w:br/>
             </w:r>
             <w:r>
               <w:rPr>
                 <w:rFonts w:ascii="Consolas" w:hAnsi="Consolas"/>
                 <w:color w:val="0F172A"/>
-                <w:sz w:val="17"/>
+                <w:sz w:val="18"/>
               </w:rPr>
-              <w:t>&lt;header class="sticky top-0 z-40 bg-white/95 backdrop-blur-md border-b border-slate-200"&gt;</w:t>
+              <w:t>&lt;!-- Нативний плеєр з мультиформатним фолбеком --&gt;</w:t>
               <w:br/>
-              <w:t xml:space="preserve">  &lt;div class="max-w-7xl mx-auto px-4 sm:px-6 lg:px-8 flex items-center justify-between h-20"&gt;</w:t>
+              <w:t>&lt;audio controls preload="metadata" class="native-audio-player"&gt;</w:t>
               <w:br/>
-              <w:t xml:space="preserve">    &lt;!-- Логотип --&gt;</w:t>
+              <w:t xml:space="preserve">  &lt;source src="assets/audio/chargeua_assistant.mp3" type="audio/mpeg"&gt;</w:t>
               <w:br/>
-              <w:t xml:space="preserve">    &lt;a href="/" class="flex items-center gap-3"&gt;</w:t>
+              <w:t xml:space="preserve">  &lt;source src="assets/audio/chargeua_assistant.wav" type="audio/wav"&gt;</w:t>
               <w:br/>
-              <w:t xml:space="preserve">      &lt;div class="w-10 h-10 rounded-xl bg-blue-600 text-white flex items-center justify-center font-black"&gt;⚡&lt;/div&gt;</w:t>
+              <w:t xml:space="preserve">  Ваш браузер не підтримує елемент аудіо стандарту HTML5.</w:t>
               <w:br/>
-              <w:t xml:space="preserve">      &lt;span class="font-extrabold text-xl text-slate-900"&gt;ChargeUA&lt;/span&gt;</w:t>
-              <w:br/>
-              <w:t xml:space="preserve">    &lt;/a&gt;</w:t>
-              <w:br/>
-              <w:t xml:space="preserve">    &lt;!-- Десктопна навігація: hidden md:flex --&gt;</w:t>
-              <w:br/>
-              <w:t xml:space="preserve">    &lt;nav class="hidden md:flex items-center gap-8"&gt;</w:t>
-              <w:br/>
-              <w:t xml:space="preserve">      &lt;a href="#stations" class="text-sm font-semibold text-slate-700 hover:text-blue-600"&gt;Станції&lt;/a&gt;</w:t>
-              <w:br/>
-              <w:t xml:space="preserve">      &lt;a href="#tariffs" class="text-sm font-semibold text-slate-700 hover:text-blue-600"&gt;Тарифи&lt;/a&gt;</w:t>
-              <w:br/>
-              <w:t xml:space="preserve">      &lt;a href="#map" class="text-sm font-semibold text-slate-700 hover:text-blue-600"&gt;Live-карта&lt;/a&gt;</w:t>
-              <w:br/>
-              <w:t xml:space="preserve">    &lt;/nav&gt;</w:t>
-              <w:br/>
-              <w:t xml:space="preserve">    &lt;!-- Кнопка гамбургера: flex md:hidden --&gt;</w:t>
-              <w:br/>
-              <w:t xml:space="preserve">    &lt;button id="mobile-menu-btn" class="flex md:hidden p-2.5 rounded-xl text-slate-700" aria-expanded="false"&gt;</w:t>
-              <w:br/>
-              <w:t xml:space="preserve">      &lt;svg class="w-6 h-6"&gt;&lt;path stroke="currentColor" stroke-width="2" d="M4 6h16M4 12h16m-7 6h7"/&gt;&lt;/svg&gt;</w:t>
-              <w:br/>
-              <w:t xml:space="preserve">    &lt;/button&gt;</w:t>
-              <w:br/>
-              <w:t xml:space="preserve">  &lt;/div&gt;</w:t>
-              <w:br/>
-              <w:t>&lt;/header&gt;</w:t>
+              <w:t>&lt;/audio&gt;</w:t>
             </w:r>
           </w:p>
         </w:tc>
@@ -6429,13 +1349,42 @@
     </w:tbl>
     <w:p>
       <w:pPr>
-        <w:spacing w:before="40" w:after="80"/>
+        <w:spacing w:after="80"/>
       </w:pPr>
+    </w:p>
+    <w:p>
+      <w:pPr>
+        <w:keepNext/>
+        <w:spacing w:before="280" w:after="120"/>
+      </w:pPr>
+      <w:r>
+        <w:rPr>
+          <w:rFonts w:ascii="Times New Roman" w:hAnsi="Times New Roman"/>
+          <w:b/>
+          <w:color w:val="005EC9"/>
+          <w:sz w:val="28"/>
+        </w:rPr>
+        <w:t>РОЗДІЛ 3. ВІДПОВІДІ НА ВСІ 10 КОНТРОЛЬНИХ ЗАПИТАНЬ</w:t>
+      </w:r>
+    </w:p>
+    <w:p>
+      <w:pPr>
+        <w:spacing w:before="0" w:after="80" w:line="276" w:lineRule="auto"/>
+      </w:pPr>
+      <w:r>
+        <w:rPr>
+          <w:rFonts w:ascii="Times New Roman" w:hAnsi="Times New Roman"/>
+          <w:color w:val="1E293B"/>
+          <w:sz w:val="23"/>
+        </w:rPr>
+        <w:t>Відповіді підготовлено згідно з офіційним планом кафедри САПР за адресою: https://www.victoria.lviv.ua/library/students/wd/work6.html. Кожна відповідь містить лаконічну змістовну частину, академічне теоретичне обґрунтування та реалізацію в ChargeUA.</w:t>
+      </w:r>
     </w:p>
     <w:tbl>
       <w:tblPr>
         <w:tblW w:type="auto" w:w="0"/>
         <w:jc w:val="center"/>
+        <w:tblLayout w:type="fixed"/>
         <w:tblLook w:firstColumn="1" w:firstRow="1" w:lastColumn="0" w:lastRow="0" w:noHBand="0" w:noVBand="1" w:val="04A0"/>
       </w:tblPr>
       <w:tblGrid>
@@ -6444,76 +1393,104 @@
       <w:tr>
         <w:tc>
           <w:tcPr>
-            <w:tcW w:type="dxa" w:w="9792"/>
+            <w:tcW w:type="dxa" w:w="9648"/>
             <w:shd w:fill="F8FAFC"/>
             <w:tcMar>
-              <w:top w:w="60" w:type="dxa"/>
-              <w:bottom w:w="60" w:type="dxa"/>
+              <w:top w:w="90" w:type="dxa"/>
+              <w:bottom w:w="90" w:type="dxa"/>
               <w:left w:w="120" w:type="dxa"/>
               <w:right w:w="120" w:type="dxa"/>
             </w:tcMar>
-            <w:tcBorders>
-              <w:top w:val="single" w:sz="4" w:space="0" w:color="CBD5E1"/>
-              <w:left w:val="single" w:sz="16" w:space="0" w:color="005EC9"/>
-              <w:bottom w:val="single" w:sz="4" w:space="0" w:color="CBD5E1"/>
-              <w:right w:val="single" w:sz="4" w:space="0" w:color="CBD5E1"/>
-            </w:tcBorders>
           </w:tcPr>
           <w:p>
             <w:pPr>
-              <w:spacing w:before="0" w:after="40"/>
+              <w:spacing w:before="0" w:after="80"/>
             </w:pPr>
             <w:r>
               <w:rPr>
                 <w:rFonts w:ascii="Times New Roman" w:hAnsi="Times New Roman"/>
                 <w:b/>
                 <w:color w:val="005EC9"/>
-                <w:sz w:val="20"/>
+                <w:sz w:val="22"/>
               </w:rPr>
-              <w:t>📋 Адаптивна сітка каталогу карток (Grid Mobile-First)</w:t>
+              <w:t>Контрольне запитання №1:</w:t>
+              <w:br/>
+            </w:r>
+            <w:r>
+              <w:rPr>
+                <w:rFonts w:ascii="Times New Roman" w:hAnsi="Times New Roman"/>
+                <w:b/>
+                <w:color w:val="0F172A"/>
+                <w:sz w:val="23"/>
+              </w:rPr>
+              <w:t>Які існують способи підключення карт на вебсторінку, та які переваги й недоліки кожного (API vs Iframe)?</w:t>
+              <w:br/>
+              <w:br/>
+            </w:r>
+          </w:p>
+          <w:p>
+            <w:pPr>
+              <w:spacing w:before="0" w:after="80"/>
+            </w:pPr>
+            <w:r>
+              <w:rPr>
+                <w:rFonts w:ascii="Times New Roman" w:hAnsi="Times New Roman"/>
+                <w:b/>
+                <w:color w:val="059669"/>
+                <w:sz w:val="22"/>
+              </w:rPr>
+              <w:t xml:space="preserve">1. Коротка змістовна відповідь: </w:t>
+            </w:r>
+            <w:r>
+              <w:rPr>
+                <w:rFonts w:ascii="Times New Roman" w:hAnsi="Times New Roman"/>
+                <w:sz w:val="22"/>
+              </w:rPr>
+              <w:t>Основні способи: статичне зображення, вбудовування через &lt;iframe&gt; та програмне підключення через JavaScript Maps API.</w:t>
+            </w:r>
+          </w:p>
+          <w:p>
+            <w:pPr>
+              <w:spacing w:before="0" w:after="80"/>
+            </w:pPr>
+            <w:r>
+              <w:rPr>
+                <w:rFonts w:ascii="Times New Roman" w:hAnsi="Times New Roman"/>
+                <w:b/>
+                <w:color w:val="0F172A"/>
+                <w:sz w:val="22"/>
+              </w:rPr>
+              <w:t xml:space="preserve">2. Академічне пояснення та принцип роботи: </w:t>
+            </w:r>
+            <w:r>
+              <w:rPr>
+                <w:rFonts w:ascii="Times New Roman" w:hAnsi="Times New Roman"/>
+                <w:sz w:val="22"/>
+              </w:rPr>
+              <w:t>Вбудовування через &lt;iframe&gt; є найпростішим і не вимагає платного API-ключа. Воно ізольоване в окремому sandbox-контексті, що гарантує безпеку та нульовий ризик конфліктів JS. Проте воно має фіксовану функціональність без можливості динамічного маніпулювання маркерами з коду сторінки. На противагу, Maps JavaScript API надає повний програмний контроль: додавання сотень кластеризованих точок зарядки, кастомізацію векторних шарів та реакцію на події кліка, але вимагає реєстрації білінгу Google Cloud.</w:t>
+            </w:r>
+          </w:p>
+          <w:p>
+            <w:pPr>
+              <w:spacing w:before="40" w:after="40"/>
+            </w:pPr>
+            <w:r>
+              <w:rPr>
+                <w:rFonts w:ascii="Times New Roman" w:hAnsi="Times New Roman"/>
+                <w:b/>
+                <w:color w:val="005EC9"/>
+                <w:sz w:val="21"/>
+              </w:rPr>
+              <w:t>3. Практичний приклад у проєкті ChargeUA:</w:t>
               <w:br/>
             </w:r>
             <w:r>
               <w:rPr>
                 <w:rFonts w:ascii="Consolas" w:hAnsi="Consolas"/>
                 <w:color w:val="0F172A"/>
-                <w:sz w:val="17"/>
+                <w:sz w:val="18"/>
               </w:rPr>
-              <w:t>&lt;div class="grid grid-cols-1 md:grid-cols-2 lg:grid-cols-3 gap-8"&gt;</w:t>
-              <w:br/>
-              <w:t xml:space="preserve">  &lt;!-- Картка станції --&gt;</w:t>
-              <w:br/>
-              <w:t xml:space="preserve">  &lt;article class="group bg-white rounded-2xl overflow-hidden border border-slate-200 hover:shadow-xl hover:-translate-y-1 transition-all duration-300"&gt;</w:t>
-              <w:br/>
-              <w:t xml:space="preserve">    &lt;div class="relative h-48 bg-slate-900"&gt;</w:t>
-              <w:br/>
-              <w:t xml:space="preserve">      &lt;img src="assets/images/map_lviv.jpg" alt="Хаб Victoria Gardens" class="w-full h-full object-cover group-hover:scale-105 transition duration-500"&gt;</w:t>
-              <w:br/>
-              <w:t xml:space="preserve">      &lt;span class="absolute top-3 left-3 px-3 py-1 bg-emerald-500 text-white text-xs font-bold rounded-full"&gt;Вільна (3/4)&lt;/span&gt;</w:t>
-              <w:br/>
-              <w:t xml:space="preserve">      &lt;span class="absolute top-3 right-3 px-2.5 py-1 bg-blue-600 text-white text-xs font-extrabold rounded-lg"&gt;DC 150 кВт&lt;/span&gt;</w:t>
-              <w:br/>
-              <w:t xml:space="preserve">    &lt;/div&gt;</w:t>
-              <w:br/>
-              <w:t xml:space="preserve">    &lt;div class="p-6"&gt;</w:t>
-              <w:br/>
-              <w:t xml:space="preserve">      &lt;h3 class="text-lg font-bold text-slate-900 group-hover:text-blue-600"&gt;Хаб «Victoria Gardens DC-150»&lt;/h3&gt;</w:t>
-              <w:br/>
-              <w:t xml:space="preserve">      &lt;p class="text-xs text-slate-500 mt-2"&gt;Автономний дизель-генератор, кав'ярня, цілодобовий паркінг.&lt;/p&gt;</w:t>
-              <w:br/>
-              <w:t xml:space="preserve">      &lt;div class="mt-4 pt-4 border-t border-slate-100 flex items-center justify-between"&gt;</w:t>
-              <w:br/>
-              <w:t xml:space="preserve">        &lt;span class="text-base font-black text-slate-900"&gt;13.50 ₴ / кВт·год&lt;/span&gt;</w:t>
-              <w:br/>
-              <w:t xml:space="preserve">        &lt;a href="#map" class="min-h-[44px] px-4 py-2 bg-blue-600 hover:bg-blue-700 text-white font-semibold text-xs rounded-xl inline-flex items-center"&gt;Зарядити&lt;/a&gt;</w:t>
-              <w:br/>
-              <w:t xml:space="preserve">      &lt;/div&gt;</w:t>
-              <w:br/>
-              <w:t xml:space="preserve">    &lt;/div&gt;</w:t>
-              <w:br/>
-              <w:t xml:space="preserve">  &lt;/article&gt;</w:t>
-              <w:br/>
-              <w:t>&lt;/div&gt;</w:t>
+              <w:t>&lt;iframe src="https://www.google.com/maps/embed?pb=..." loading="lazy"&gt;&lt;/iframe&gt;</w:t>
             </w:r>
           </w:p>
         </w:tc>
@@ -6521,33 +1498,14 @@
     </w:tbl>
     <w:p>
       <w:pPr>
-        <w:spacing w:before="40" w:after="80"/>
+        <w:spacing w:after="80"/>
       </w:pPr>
-    </w:p>
-    <w:p>
-      <w:r>
-        <w:br w:type="page"/>
-      </w:r>
-    </w:p>
-    <w:p>
-      <w:pPr>
-        <w:keepNext/>
-        <w:spacing w:before="320" w:after="120"/>
-      </w:pPr>
-      <w:r>
-        <w:rPr>
-          <w:rFonts w:ascii="Times New Roman" w:hAnsi="Times New Roman"/>
-          <w:b/>
-          <w:color w:val="005EC9"/>
-          <w:sz w:val="28"/>
-        </w:rPr>
-        <w:t>РОЗДІЛ 3. ВІДПОВІДІ НА ВСІ КОНТРОЛЬНІ ЗАПИТАННЯ</w:t>
-      </w:r>
     </w:p>
     <w:tbl>
       <w:tblPr>
         <w:tblW w:type="auto" w:w="0"/>
         <w:jc w:val="center"/>
+        <w:tblLayout w:type="fixed"/>
         <w:tblLook w:firstColumn="1" w:firstRow="1" w:lastColumn="0" w:lastRow="0" w:noHBand="0" w:noVBand="1" w:val="04A0"/>
       </w:tblPr>
       <w:tblGrid>
@@ -6556,24 +1514,18 @@
       <w:tr>
         <w:tc>
           <w:tcPr>
-            <w:tcW w:type="dxa" w:w="9792"/>
-            <w:shd w:fill="FFFFFF"/>
+            <w:tcW w:type="dxa" w:w="9648"/>
+            <w:shd w:fill="F8FAFC"/>
             <w:tcMar>
-              <w:top w:w="70" w:type="dxa"/>
-              <w:bottom w:w="70" w:type="dxa"/>
-              <w:left w:w="110" w:type="dxa"/>
-              <w:right w:w="110" w:type="dxa"/>
+              <w:top w:w="90" w:type="dxa"/>
+              <w:bottom w:w="90" w:type="dxa"/>
+              <w:left w:w="120" w:type="dxa"/>
+              <w:right w:w="120" w:type="dxa"/>
             </w:tcMar>
-            <w:tcBorders>
-              <w:top w:val="single" w:sz="6" w:space="0" w:color="005EC9"/>
-              <w:left w:val="single" w:sz="6" w:space="0" w:color="005EC9"/>
-              <w:bottom w:val="single" w:sz="6" w:space="0" w:color="005EC9"/>
-              <w:right w:val="single" w:sz="6" w:space="0" w:color="005EC9"/>
-            </w:tcBorders>
           </w:tcPr>
           <w:p>
             <w:pPr>
-              <w:spacing w:before="0" w:after="40"/>
+              <w:spacing w:before="0" w:after="80"/>
             </w:pPr>
             <w:r>
               <w:rPr>
@@ -6582,43 +1534,7 @@
                 <w:color w:val="005EC9"/>
                 <w:sz w:val="22"/>
               </w:rPr>
-              <w:t>Запитання 1. Що таке Tailwind CSS і в чому полягає концепція Utility-First?</w:t>
-              <w:br/>
-            </w:r>
-            <w:r>
-              <w:rPr>
-                <w:rFonts w:ascii="Times New Roman" w:hAnsi="Times New Roman"/>
-                <w:b/>
-                <w:color w:val="065F46"/>
-                <w:sz w:val="20"/>
-              </w:rPr>
-              <w:br/>
-              <w:t xml:space="preserve">🎯 1. Коротка відповідь (для усного захисту): </w:t>
-            </w:r>
-            <w:r>
-              <w:rPr>
-                <w:rFonts w:ascii="Times New Roman" w:hAnsi="Times New Roman"/>
-                <w:sz w:val="20"/>
-              </w:rPr>
-              <w:t>Tailwind CSS — це утилітарний CSS-фреймворк низького рівня. Концепція Utility-First полягає у стилізації інтерфейсу шляхом комбінування дрібних атомарних класів безпосередньо в HTML замість написання семантичних CSS-правил.</w:t>
-              <w:br/>
-            </w:r>
-            <w:r>
-              <w:rPr>
-                <w:rFonts w:ascii="Times New Roman" w:hAnsi="Times New Roman"/>
-                <w:b/>
-                <w:color w:val="1E40AF"/>
-                <w:sz w:val="20"/>
-              </w:rPr>
-              <w:br/>
-              <w:t xml:space="preserve">📚 2. Поглиблене академічне обґрунтування: </w:t>
-            </w:r>
-            <w:r>
-              <w:rPr>
-                <w:rFonts w:ascii="Times New Roman" w:hAnsi="Times New Roman"/>
-                <w:sz w:val="20"/>
-              </w:rPr>
-              <w:t>У традиційному CSS розробник вигадує назви класів (.card, .primary-btn) та пише для них десятки властивостей у окремому файлі. У підході Utility-First фреймворк надає готові утилітарні класи, де кожен клас відповідає рівно за одну властивість (наприклад, flex — display: flex; pt-4 — padding-top: 1rem; text-center — text-align: center). Це усуває необхідність постійно вигадувати назви класів за методологіями BEM чи OOCSS, ліквідує розростання (bloat) глобальних таблиць стилів та повністю вирішує проблему неочікуваних побічних ефектів від каскаду.</w:t>
+              <w:t>Контрольне запитання №2:</w:t>
               <w:br/>
             </w:r>
             <w:r>
@@ -6626,26 +1542,76 @@
                 <w:rFonts w:ascii="Times New Roman" w:hAnsi="Times New Roman"/>
                 <w:b/>
                 <w:color w:val="0F172A"/>
-                <w:sz w:val="20"/>
+                <w:sz w:val="23"/>
               </w:rPr>
+              <w:t>Які параметри передаються в URL-запиті Google Maps для налаштування координат, масштабу та мови інтерфейсу?</w:t>
               <w:br/>
-              <w:t>💻 3. Практична реалізація та приклад у проєкті ChargeUA:</w:t>
+              <w:br/>
+            </w:r>
+          </w:p>
+          <w:p>
+            <w:pPr>
+              <w:spacing w:before="0" w:after="80"/>
+            </w:pPr>
+            <w:r>
+              <w:rPr>
+                <w:rFonts w:ascii="Times New Roman" w:hAnsi="Times New Roman"/>
+                <w:b/>
+                <w:color w:val="059669"/>
+                <w:sz w:val="22"/>
+              </w:rPr>
+              <w:t xml:space="preserve">1. Коротка змістовна відповідь: </w:t>
+            </w:r>
+            <w:r>
+              <w:rPr>
+                <w:rFonts w:ascii="Times New Roman" w:hAnsi="Times New Roman"/>
+                <w:sz w:val="22"/>
+              </w:rPr>
+              <w:t>Параметри pb=!1m... кодують матрицю проєкції: географічну широту, довготу, рівень масштабування (zoom), ідентифікатор точки та мовний код (hl=uk).</w:t>
+            </w:r>
+          </w:p>
+          <w:p>
+            <w:pPr>
+              <w:spacing w:before="0" w:after="80"/>
+            </w:pPr>
+            <w:r>
+              <w:rPr>
+                <w:rFonts w:ascii="Times New Roman" w:hAnsi="Times New Roman"/>
+                <w:b/>
+                <w:color w:val="0F172A"/>
+                <w:sz w:val="22"/>
+              </w:rPr>
+              <w:t xml:space="preserve">2. Академічне пояснення та принцип роботи: </w:t>
+            </w:r>
+            <w:r>
+              <w:rPr>
+                <w:rFonts w:ascii="Times New Roman" w:hAnsi="Times New Roman"/>
+                <w:sz w:val="22"/>
+              </w:rPr>
+              <w:t>У сучасному протоколі вбудовування Google Maps Embed API використовується структурований серіалізований рядок protobuf (префікс pb). У ньому !1d та !2d визначають географічні координати (довготу та широту), !3d — радіус охоплення сцени, !2s — мову інтерфейсу підписів (uk для української), а !5m2 — регіональні налаштування локалі.</w:t>
+            </w:r>
+          </w:p>
+          <w:p>
+            <w:pPr>
+              <w:spacing w:before="40" w:after="40"/>
+            </w:pPr>
+            <w:r>
+              <w:rPr>
+                <w:rFonts w:ascii="Times New Roman" w:hAnsi="Times New Roman"/>
+                <w:b/>
+                <w:color w:val="005EC9"/>
+                <w:sz w:val="21"/>
+              </w:rPr>
+              <w:t>3. Практичний приклад у проєкті ChargeUA:</w:t>
               <w:br/>
             </w:r>
             <w:r>
               <w:rPr>
                 <w:rFonts w:ascii="Consolas" w:hAnsi="Consolas"/>
                 <w:color w:val="0F172A"/>
-                <w:sz w:val="17"/>
+                <w:sz w:val="18"/>
               </w:rPr>
-              <w:t>&lt;!-- Приклад Utility-First у ChargeUA --&gt;</w:t>
-              <w:br/>
-              <w:t>&lt;div class="flex items-center justify-between p-4 bg-white rounded-xl shadow-md"&gt;</w:t>
-              <w:br/>
-              <w:t xml:space="preserve">  &lt;span class="text-sm font-bold text-slate-900"&gt;Victoria Gardens&lt;/span&gt;</w:t>
-              <w:br/>
-              <w:t>&lt;/div&gt;</w:t>
-              <w:br/>
+              <w:t>https://www.google.com/maps/embed?pb=!1m18!1m12!1m3!1d2573.32!2d24.0084!3d49.8362!...!2suk!2sua</w:t>
             </w:r>
           </w:p>
         </w:tc>
@@ -6653,13 +1619,14 @@
     </w:tbl>
     <w:p>
       <w:pPr>
-        <w:spacing w:before="40" w:after="80"/>
+        <w:spacing w:after="80"/>
       </w:pPr>
     </w:p>
     <w:tbl>
       <w:tblPr>
         <w:tblW w:type="auto" w:w="0"/>
         <w:jc w:val="center"/>
+        <w:tblLayout w:type="fixed"/>
         <w:tblLook w:firstColumn="1" w:firstRow="1" w:lastColumn="0" w:lastRow="0" w:noHBand="0" w:noVBand="1" w:val="04A0"/>
       </w:tblPr>
       <w:tblGrid>
@@ -6668,24 +1635,18 @@
       <w:tr>
         <w:tc>
           <w:tcPr>
-            <w:tcW w:type="dxa" w:w="9792"/>
-            <w:shd w:fill="FFFFFF"/>
+            <w:tcW w:type="dxa" w:w="9648"/>
+            <w:shd w:fill="F8FAFC"/>
             <w:tcMar>
-              <w:top w:w="70" w:type="dxa"/>
-              <w:bottom w:w="70" w:type="dxa"/>
-              <w:left w:w="110" w:type="dxa"/>
-              <w:right w:w="110" w:type="dxa"/>
+              <w:top w:w="90" w:type="dxa"/>
+              <w:bottom w:w="90" w:type="dxa"/>
+              <w:left w:w="120" w:type="dxa"/>
+              <w:right w:w="120" w:type="dxa"/>
             </w:tcMar>
-            <w:tcBorders>
-              <w:top w:val="single" w:sz="6" w:space="0" w:color="005EC9"/>
-              <w:left w:val="single" w:sz="6" w:space="0" w:color="005EC9"/>
-              <w:bottom w:val="single" w:sz="6" w:space="0" w:color="005EC9"/>
-              <w:right w:val="single" w:sz="6" w:space="0" w:color="005EC9"/>
-            </w:tcBorders>
           </w:tcPr>
           <w:p>
             <w:pPr>
-              <w:spacing w:before="0" w:after="40"/>
+              <w:spacing w:before="0" w:after="80"/>
             </w:pPr>
             <w:r>
               <w:rPr>
@@ -6694,49 +1655,7 @@
                 <w:color w:val="005EC9"/>
                 <w:sz w:val="22"/>
               </w:rPr>
-              <w:t>Запитання 2. Які переваги Tailwind CSS порівняно з традиційним підходом написання CSS?</w:t>
-              <w:br/>
-            </w:r>
-            <w:r>
-              <w:rPr>
-                <w:rFonts w:ascii="Times New Roman" w:hAnsi="Times New Roman"/>
-                <w:b/>
-                <w:color w:val="065F46"/>
-                <w:sz w:val="20"/>
-              </w:rPr>
-              <w:br/>
-              <w:t xml:space="preserve">🎯 1. Коротка відповідь (для усного захисту): </w:t>
-            </w:r>
-            <w:r>
-              <w:rPr>
-                <w:rFonts w:ascii="Times New Roman" w:hAnsi="Times New Roman"/>
-                <w:sz w:val="20"/>
-              </w:rPr>
-              <w:t>Висока швидкість розробки, відсутність конфліктів специфічності, компактний результуючий CSS завдяки JIT-компілятору, консистентність дизайн-системи та зручність підтримки.</w:t>
-              <w:br/>
-            </w:r>
-            <w:r>
-              <w:rPr>
-                <w:rFonts w:ascii="Times New Roman" w:hAnsi="Times New Roman"/>
-                <w:b/>
-                <w:color w:val="1E40AF"/>
-                <w:sz w:val="20"/>
-              </w:rPr>
-              <w:br/>
-              <w:t xml:space="preserve">📚 2. Поглиблене академічне обґрунтування: </w:t>
-            </w:r>
-            <w:r>
-              <w:rPr>
-                <w:rFonts w:ascii="Times New Roman" w:hAnsi="Times New Roman"/>
-                <w:sz w:val="20"/>
-              </w:rPr>
-              <w:t>1) Відсутність перемикання контексту: верстка та дизайн відбуваються синхронно в одному файлі HTML.</w:t>
-              <w:br/>
-              <w:t>2) Незмінність розміру CSS: скільки б нових компонентів не додавалося на сайт, результуючий CSS-бандл практично не росте, оскільки всі утилітарні класи повторно перевикористовуються.</w:t>
-              <w:br/>
-              <w:t>3) Стандартизація дизайну: Tailwind накладає сувору шкалу відступів, кольорів та розмірів шрифту, унеможливлюючи хаотичне використання випадкових пікселів (на зразок margin: 13px чи padding: 19px).</w:t>
-              <w:br/>
-              <w:t>4) Безпечний рефакторинг: видалення або зміна HTML-блоку гарантує повне видалення його стилів без ризику зламати інші сторінки сайту.</w:t>
+              <w:t>Контрольне запитання №3:</w:t>
               <w:br/>
             </w:r>
             <w:r>
@@ -6744,26 +1663,76 @@
                 <w:rFonts w:ascii="Times New Roman" w:hAnsi="Times New Roman"/>
                 <w:b/>
                 <w:color w:val="0F172A"/>
-                <w:sz w:val="20"/>
+                <w:sz w:val="23"/>
               </w:rPr>
+              <w:t>У чому полягають особливості використання сферичних панорам Google Street View (інтеграція та обмеження ліцензії)?</w:t>
               <w:br/>
-              <w:t>💻 3. Практична реалізація та приклад у проєкті ChargeUA:</w:t>
+              <w:br/>
+            </w:r>
+          </w:p>
+          <w:p>
+            <w:pPr>
+              <w:spacing w:before="0" w:after="80"/>
+            </w:pPr>
+            <w:r>
+              <w:rPr>
+                <w:rFonts w:ascii="Times New Roman" w:hAnsi="Times New Roman"/>
+                <w:b/>
+                <w:color w:val="059669"/>
+                <w:sz w:val="22"/>
+              </w:rPr>
+              <w:t xml:space="preserve">1. Коротка змістовна відповідь: </w:t>
+            </w:r>
+            <w:r>
+              <w:rPr>
+                <w:rFonts w:ascii="Times New Roman" w:hAnsi="Times New Roman"/>
+                <w:sz w:val="22"/>
+              </w:rPr>
+              <w:t>Street View надає повноцінне 360-градусне занурення з фотографій реальної місцевості; вимагає суворого дотримання ліцензії Google та атрибуції авторських прав.</w:t>
+            </w:r>
+          </w:p>
+          <w:p>
+            <w:pPr>
+              <w:spacing w:before="0" w:after="80"/>
+            </w:pPr>
+            <w:r>
+              <w:rPr>
+                <w:rFonts w:ascii="Times New Roman" w:hAnsi="Times New Roman"/>
+                <w:b/>
+                <w:color w:val="0F172A"/>
+                <w:sz w:val="22"/>
+              </w:rPr>
+              <w:t xml:space="preserve">2. Академічне пояснення та принцип роботи: </w:t>
+            </w:r>
+            <w:r>
+              <w:rPr>
+                <w:rFonts w:ascii="Times New Roman" w:hAnsi="Times New Roman"/>
+                <w:sz w:val="22"/>
+              </w:rPr>
+              <w:t>Панорама формується зі зшитих екіректангулярних знімків високої роздільної здатності. Інтеграція здійснюється передачею унікального ідентифікатора панорами (panoId) або координат локації з параметрами фокусу (pitch/heading/fov). Згідно з Google Maps Platform Terms of Service, забороняється кешувати тайли знімків на власному сервері, приховувати логотип Google чи використовувати знімки для гео-навчання сторонніх нейромереж.</w:t>
+            </w:r>
+          </w:p>
+          <w:p>
+            <w:pPr>
+              <w:spacing w:before="40" w:after="40"/>
+            </w:pPr>
+            <w:r>
+              <w:rPr>
+                <w:rFonts w:ascii="Times New Roman" w:hAnsi="Times New Roman"/>
+                <w:b/>
+                <w:color w:val="005EC9"/>
+                <w:sz w:val="21"/>
+              </w:rPr>
+              <w:t>3. Практичний приклад у проєкті ChargeUA:</w:t>
               <w:br/>
             </w:r>
             <w:r>
               <w:rPr>
                 <w:rFonts w:ascii="Consolas" w:hAnsi="Consolas"/>
                 <w:color w:val="0F172A"/>
-                <w:sz w:val="17"/>
+                <w:sz w:val="18"/>
               </w:rPr>
-              <w:t>/* Традиційний CSS: ризик конфлікту класів .btn */</w:t>
-              <w:br/>
-              <w:t>.btn { padding: 10px; }</w:t>
-              <w:br/>
-              <w:t>/* Tailwind: ізольовані утиліти без конфлікту каскаду */</w:t>
-              <w:br/>
-              <w:t>&lt;button class="px-4 py-2 bg-blue-600 text-white rounded-lg"&gt;&lt;/button&gt;</w:t>
-              <w:br/>
+              <w:t>&lt;iframe src="https://www.google.com/maps/embed?pb=!4v...!6m8!1m7!1sCAoSLEFGMVFpcE...!2m2!1d49.8359!2d24.0142!3f240!4f0"&gt;&lt;/iframe&gt;</w:t>
             </w:r>
           </w:p>
         </w:tc>
@@ -6771,13 +1740,14 @@
     </w:tbl>
     <w:p>
       <w:pPr>
-        <w:spacing w:before="40" w:after="80"/>
+        <w:spacing w:after="80"/>
       </w:pPr>
     </w:p>
     <w:tbl>
       <w:tblPr>
         <w:tblW w:type="auto" w:w="0"/>
         <w:jc w:val="center"/>
+        <w:tblLayout w:type="fixed"/>
         <w:tblLook w:firstColumn="1" w:firstRow="1" w:lastColumn="0" w:lastRow="0" w:noHBand="0" w:noVBand="1" w:val="04A0"/>
       </w:tblPr>
       <w:tblGrid>
@@ -6786,24 +1756,18 @@
       <w:tr>
         <w:tc>
           <w:tcPr>
-            <w:tcW w:type="dxa" w:w="9792"/>
-            <w:shd w:fill="FFFFFF"/>
+            <w:tcW w:type="dxa" w:w="9648"/>
+            <w:shd w:fill="F8FAFC"/>
             <w:tcMar>
-              <w:top w:w="70" w:type="dxa"/>
-              <w:bottom w:w="70" w:type="dxa"/>
-              <w:left w:w="110" w:type="dxa"/>
-              <w:right w:w="110" w:type="dxa"/>
+              <w:top w:w="90" w:type="dxa"/>
+              <w:bottom w:w="90" w:type="dxa"/>
+              <w:left w:w="120" w:type="dxa"/>
+              <w:right w:w="120" w:type="dxa"/>
             </w:tcMar>
-            <w:tcBorders>
-              <w:top w:val="single" w:sz="6" w:space="0" w:color="005EC9"/>
-              <w:left w:val="single" w:sz="6" w:space="0" w:color="005EC9"/>
-              <w:bottom w:val="single" w:sz="6" w:space="0" w:color="005EC9"/>
-              <w:right w:val="single" w:sz="6" w:space="0" w:color="005EC9"/>
-            </w:tcBorders>
           </w:tcPr>
           <w:p>
             <w:pPr>
-              <w:spacing w:before="0" w:after="40"/>
+              <w:spacing w:before="0" w:after="80"/>
             </w:pPr>
             <w:r>
               <w:rPr>
@@ -6812,43 +1776,7 @@
                 <w:color w:val="005EC9"/>
                 <w:sz w:val="22"/>
               </w:rPr>
-              <w:t>Запитання 3. Яке призначення сервісу Tailwind Play?</w:t>
-              <w:br/>
-            </w:r>
-            <w:r>
-              <w:rPr>
-                <w:rFonts w:ascii="Times New Roman" w:hAnsi="Times New Roman"/>
-                <w:b/>
-                <w:color w:val="065F46"/>
-                <w:sz w:val="20"/>
-              </w:rPr>
-              <w:br/>
-              <w:t xml:space="preserve">🎯 1. Коротка відповідь (для усного захисту): </w:t>
-            </w:r>
-            <w:r>
-              <w:rPr>
-                <w:rFonts w:ascii="Times New Roman" w:hAnsi="Times New Roman"/>
-                <w:sz w:val="20"/>
-              </w:rPr>
-              <w:t>Tailwind Play (play.tailwindcss.com) — це офіційна інтерактивна хмарна пісочниця для миттєвого тестування, налагодження та демонстрації HTML/Tailwind коду без локального встановлення Node.js та збірки.</w:t>
-              <w:br/>
-            </w:r>
-            <w:r>
-              <w:rPr>
-                <w:rFonts w:ascii="Times New Roman" w:hAnsi="Times New Roman"/>
-                <w:b/>
-                <w:color w:val="1E40AF"/>
-                <w:sz w:val="20"/>
-              </w:rPr>
-              <w:br/>
-              <w:t xml:space="preserve">📚 2. Поглиблене академічне обґрунтування: </w:t>
-            </w:r>
-            <w:r>
-              <w:rPr>
-                <w:rFonts w:ascii="Times New Roman" w:hAnsi="Times New Roman"/>
-                <w:sz w:val="20"/>
-              </w:rPr>
-              <w:t>Сервіс надає повноцінне браузерне середовище з підтримкою компілятора Tailwind JIT, автодоповненням класів, вкладкою редагування конфігурації tailwind.config.js, вкладкою користувацького CSS та можливістю генерації постійного посилання (кнопка Share). Також він має вбудований емулятор мобільних та планшетних екранів (viewport resize), що робить його незамінним для швидкої ізольованої перевірки промптів до ШІ перед переносом коду в основний репозиторій.</w:t>
+              <w:t>Контрольне запитання №4:</w:t>
               <w:br/>
             </w:r>
             <w:r>
@@ -6856,20 +1784,78 @@
                 <w:rFonts w:ascii="Times New Roman" w:hAnsi="Times New Roman"/>
                 <w:b/>
                 <w:color w:val="0F172A"/>
-                <w:sz w:val="20"/>
+                <w:sz w:val="23"/>
               </w:rPr>
+              <w:t>Порівняйте методи вставляння відео: нативний тег &lt;video&gt; проти спеціалізованих платформ (YouTube, Vimeo).</w:t>
               <w:br/>
-              <w:t>💻 3. Практична реалізація та приклад у проєкті ChargeUA:</w:t>
+              <w:br/>
+            </w:r>
+          </w:p>
+          <w:p>
+            <w:pPr>
+              <w:spacing w:before="0" w:after="80"/>
+            </w:pPr>
+            <w:r>
+              <w:rPr>
+                <w:rFonts w:ascii="Times New Roman" w:hAnsi="Times New Roman"/>
+                <w:b/>
+                <w:color w:val="059669"/>
+                <w:sz w:val="22"/>
+              </w:rPr>
+              <w:t xml:space="preserve">1. Коротка змістовна відповідь: </w:t>
+            </w:r>
+            <w:r>
+              <w:rPr>
+                <w:rFonts w:ascii="Times New Roman" w:hAnsi="Times New Roman"/>
+                <w:sz w:val="22"/>
+              </w:rPr>
+              <w:t>Нативний &lt;video&gt; забезпечує повний контроль над дизайном і нульову сторонню аналітику, але навантажує власний сервер трафіком. YouTube/Vimeo надають безкоштовний CDN, адаптивний бітрейт та глобальну сумісність.</w:t>
+            </w:r>
+          </w:p>
+          <w:p>
+            <w:pPr>
+              <w:spacing w:before="0" w:after="80"/>
+            </w:pPr>
+            <w:r>
+              <w:rPr>
+                <w:rFonts w:ascii="Times New Roman" w:hAnsi="Times New Roman"/>
+                <w:b/>
+                <w:color w:val="0F172A"/>
+                <w:sz w:val="22"/>
+              </w:rPr>
+              <w:t xml:space="preserve">2. Академічне пояснення та принцип роботи: </w:t>
+            </w:r>
+            <w:r>
+              <w:rPr>
+                <w:rFonts w:ascii="Times New Roman" w:hAnsi="Times New Roman"/>
+                <w:sz w:val="22"/>
+              </w:rPr>
+              <w:t>Використання нативного &lt;video&gt; змушує власника самостійно кодувати відео у формати MP4 (H.264), WebM (VP9) та AV1, а також сплачувати за гігабайти пропускної здатності хостингу при масових переглядах. YouTube та Vimeo використовують адаптивне потокове передавання (HLS / MPEG-DASH), миттєво підлаштовуючи якість картинки від 360p до 4K під швидкість інтернету клієнта.</w:t>
+            </w:r>
+          </w:p>
+          <w:p>
+            <w:pPr>
+              <w:spacing w:before="40" w:after="40"/>
+            </w:pPr>
+            <w:r>
+              <w:rPr>
+                <w:rFonts w:ascii="Times New Roman" w:hAnsi="Times New Roman"/>
+                <w:b/>
+                <w:color w:val="005EC9"/>
+                <w:sz w:val="21"/>
+              </w:rPr>
+              <w:t>3. Практичний приклад у проєкті ChargeUA:</w:t>
               <w:br/>
             </w:r>
             <w:r>
               <w:rPr>
                 <w:rFonts w:ascii="Consolas" w:hAnsi="Consolas"/>
                 <w:color w:val="0F172A"/>
-                <w:sz w:val="17"/>
+                <w:sz w:val="18"/>
               </w:rPr>
-              <w:t>https://play.tailwindcss.com -&gt; швидкий поділ кодом ізольованого компонента кнопки чи шапки.</w:t>
+              <w:t>&lt;!-- YouTube Iframe vs Native Video --&gt;</w:t>
               <w:br/>
+              <w:t>&lt;iframe src="https://www.youtube-nocookie.com/embed/S_8qM8QJpEU?rel=0" allowfullscreen&gt;&lt;/iframe&gt;</w:t>
             </w:r>
           </w:p>
         </w:tc>
@@ -6877,13 +1863,14 @@
     </w:tbl>
     <w:p>
       <w:pPr>
-        <w:spacing w:before="40" w:after="80"/>
+        <w:spacing w:after="80"/>
       </w:pPr>
     </w:p>
     <w:tbl>
       <w:tblPr>
         <w:tblW w:type="auto" w:w="0"/>
         <w:jc w:val="center"/>
+        <w:tblLayout w:type="fixed"/>
         <w:tblLook w:firstColumn="1" w:firstRow="1" w:lastColumn="0" w:lastRow="0" w:noHBand="0" w:noVBand="1" w:val="04A0"/>
       </w:tblPr>
       <w:tblGrid>
@@ -6892,24 +1879,18 @@
       <w:tr>
         <w:tc>
           <w:tcPr>
-            <w:tcW w:type="dxa" w:w="9792"/>
-            <w:shd w:fill="FFFFFF"/>
+            <w:tcW w:type="dxa" w:w="9648"/>
+            <w:shd w:fill="F8FAFC"/>
             <w:tcMar>
-              <w:top w:w="70" w:type="dxa"/>
-              <w:bottom w:w="70" w:type="dxa"/>
-              <w:left w:w="110" w:type="dxa"/>
-              <w:right w:w="110" w:type="dxa"/>
+              <w:top w:w="90" w:type="dxa"/>
+              <w:bottom w:w="90" w:type="dxa"/>
+              <w:left w:w="120" w:type="dxa"/>
+              <w:right w:w="120" w:type="dxa"/>
             </w:tcMar>
-            <w:tcBorders>
-              <w:top w:val="single" w:sz="6" w:space="0" w:color="005EC9"/>
-              <w:left w:val="single" w:sz="6" w:space="0" w:color="005EC9"/>
-              <w:bottom w:val="single" w:sz="6" w:space="0" w:color="005EC9"/>
-              <w:right w:val="single" w:sz="6" w:space="0" w:color="005EC9"/>
-            </w:tcBorders>
           </w:tcPr>
           <w:p>
             <w:pPr>
-              <w:spacing w:before="0" w:after="40"/>
+              <w:spacing w:before="0" w:after="80"/>
             </w:pPr>
             <w:r>
               <w:rPr>
@@ -6918,43 +1899,7 @@
                 <w:color w:val="005EC9"/>
                 <w:sz w:val="22"/>
               </w:rPr>
-              <w:t>Запитання 4. Що таке адаптивний дизайн і як він реалізується в Tailwind CSS?</w:t>
-              <w:br/>
-            </w:r>
-            <w:r>
-              <w:rPr>
-                <w:rFonts w:ascii="Times New Roman" w:hAnsi="Times New Roman"/>
-                <w:b/>
-                <w:color w:val="065F46"/>
-                <w:sz w:val="20"/>
-              </w:rPr>
-              <w:br/>
-              <w:t xml:space="preserve">🎯 1. Коротка відповідь (для усного захисту): </w:t>
-            </w:r>
-            <w:r>
-              <w:rPr>
-                <w:rFonts w:ascii="Times New Roman" w:hAnsi="Times New Roman"/>
-                <w:sz w:val="20"/>
-              </w:rPr>
-              <w:t>Адаптивний дизайн — це підхід до веброзробки, за якого інтерфейс автоматично підлаштовує своє компонування під розміри екрана пристрою. У Tailwind це реалізується через responsive-префікси на основі min-width медіа-запитів.</w:t>
-              <w:br/>
-            </w:r>
-            <w:r>
-              <w:rPr>
-                <w:rFonts w:ascii="Times New Roman" w:hAnsi="Times New Roman"/>
-                <w:b/>
-                <w:color w:val="1E40AF"/>
-                <w:sz w:val="20"/>
-              </w:rPr>
-              <w:br/>
-              <w:t xml:space="preserve">📚 2. Поглиблене академічне обґрунтування: </w:t>
-            </w:r>
-            <w:r>
-              <w:rPr>
-                <w:rFonts w:ascii="Times New Roman" w:hAnsi="Times New Roman"/>
-                <w:sz w:val="20"/>
-              </w:rPr>
-              <w:t>Tailwind використовує суворий мобільно-орієнтований підхід (Mobile-First). Це означає, що стилі, написані без префікса, застосовуються до найменших мобільних екранів. Щоб змінити властивість на ширших екранах, перед класом додається назва брейкпоїнта із двокрапкою (наприклад, md:flex, lg:grid-cols-3). Властивості плавно нашаровуються від меншого екрана до більшого.</w:t>
+              <w:t>Контрольне запитання №5:</w:t>
               <w:br/>
             </w:r>
             <w:r>
@@ -6962,26 +1907,76 @@
                 <w:rFonts w:ascii="Times New Roman" w:hAnsi="Times New Roman"/>
                 <w:b/>
                 <w:color w:val="0F172A"/>
-                <w:sz w:val="20"/>
+                <w:sz w:val="23"/>
               </w:rPr>
+              <w:t>Яке призначення атрибутів безпеки та оптимізації для &lt;iframe&gt; (allow, allowfullscreen, loading="lazy", sandbox)?</w:t>
               <w:br/>
-              <w:t>💻 3. Практична реалізація та приклад у проєкті ChargeUA:</w:t>
+              <w:br/>
+            </w:r>
+          </w:p>
+          <w:p>
+            <w:pPr>
+              <w:spacing w:before="0" w:after="80"/>
+            </w:pPr>
+            <w:r>
+              <w:rPr>
+                <w:rFonts w:ascii="Times New Roman" w:hAnsi="Times New Roman"/>
+                <w:b/>
+                <w:color w:val="059669"/>
+                <w:sz w:val="22"/>
+              </w:rPr>
+              <w:t xml:space="preserve">1. Коротка змістовна відповідь: </w:t>
+            </w:r>
+            <w:r>
+              <w:rPr>
+                <w:rFonts w:ascii="Times New Roman" w:hAnsi="Times New Roman"/>
+                <w:sz w:val="22"/>
+              </w:rPr>
+              <w:t>Вони регулюють права доступу до апаратних функцій клієнта (мікрофон, повний екран), захищають від XSS та запобігають блокуванню рендерингу сторінки.</w:t>
+            </w:r>
+          </w:p>
+          <w:p>
+            <w:pPr>
+              <w:spacing w:before="0" w:after="80"/>
+            </w:pPr>
+            <w:r>
+              <w:rPr>
+                <w:rFonts w:ascii="Times New Roman" w:hAnsi="Times New Roman"/>
+                <w:b/>
+                <w:color w:val="0F172A"/>
+                <w:sz w:val="22"/>
+              </w:rPr>
+              <w:t xml:space="preserve">2. Академічне пояснення та принцип роботи: </w:t>
+            </w:r>
+            <w:r>
+              <w:rPr>
+                <w:rFonts w:ascii="Times New Roman" w:hAnsi="Times New Roman"/>
+                <w:sz w:val="22"/>
+              </w:rPr>
+              <w:t>Атрибут loading="lazy" відкладає завантаження важкого вмісту фрейму до моменту, поки користувач не наблизиться до нього при скролі (економія до 80% трафіку). Атрибут allow декларує Feature Policy (акселерометр, гіроскоп, автоплей). Атрибут sandbox створює строгий ізольований контекст, блокуючи виконання небезпечних сценаріїв, спливаючих вікон (popups) та доступ до cookie головного вікна.</w:t>
+            </w:r>
+          </w:p>
+          <w:p>
+            <w:pPr>
+              <w:spacing w:before="40" w:after="40"/>
+            </w:pPr>
+            <w:r>
+              <w:rPr>
+                <w:rFonts w:ascii="Times New Roman" w:hAnsi="Times New Roman"/>
+                <w:b/>
+                <w:color w:val="005EC9"/>
+                <w:sz w:val="21"/>
+              </w:rPr>
+              <w:t>3. Практичний приклад у проєкті ChargeUA:</w:t>
               <w:br/>
             </w:r>
             <w:r>
               <w:rPr>
                 <w:rFonts w:ascii="Consolas" w:hAnsi="Consolas"/>
                 <w:color w:val="0F172A"/>
-                <w:sz w:val="17"/>
+                <w:sz w:val="18"/>
               </w:rPr>
-              <w:t>&lt;!-- 1 колонка на мобільному, 2 на планшеті (md), 3 на десктопі (lg) --&gt;</w:t>
-              <w:br/>
-              <w:t>&lt;div class="grid grid-cols-1 md:grid-cols-2 lg:grid-cols-3 gap-6"&gt;</w:t>
-              <w:br/>
-              <w:t xml:space="preserve">  &lt;!-- Картки хабів ChargeUA --&gt;</w:t>
-              <w:br/>
-              <w:t>&lt;/div&gt;</w:t>
-              <w:br/>
+              <w:t>&lt;iframe src="..." loading="lazy" allow="accelerometer; encrypted-media" allowfullscreen sandbox="allow-scripts allow-same-origin"&gt;&lt;/iframe&gt;</w:t>
             </w:r>
           </w:p>
         </w:tc>
@@ -6989,13 +1984,14 @@
     </w:tbl>
     <w:p>
       <w:pPr>
-        <w:spacing w:before="40" w:after="80"/>
+        <w:spacing w:after="80"/>
       </w:pPr>
     </w:p>
     <w:tbl>
       <w:tblPr>
         <w:tblW w:type="auto" w:w="0"/>
         <w:jc w:val="center"/>
+        <w:tblLayout w:type="fixed"/>
         <w:tblLook w:firstColumn="1" w:firstRow="1" w:lastColumn="0" w:lastRow="0" w:noHBand="0" w:noVBand="1" w:val="04A0"/>
       </w:tblPr>
       <w:tblGrid>
@@ -7004,24 +2000,18 @@
       <w:tr>
         <w:tc>
           <w:tcPr>
-            <w:tcW w:type="dxa" w:w="9792"/>
-            <w:shd w:fill="FFFFFF"/>
+            <w:tcW w:type="dxa" w:w="9648"/>
+            <w:shd w:fill="F8FAFC"/>
             <w:tcMar>
-              <w:top w:w="70" w:type="dxa"/>
-              <w:bottom w:w="70" w:type="dxa"/>
-              <w:left w:w="110" w:type="dxa"/>
-              <w:right w:w="110" w:type="dxa"/>
+              <w:top w:w="90" w:type="dxa"/>
+              <w:bottom w:w="90" w:type="dxa"/>
+              <w:left w:w="120" w:type="dxa"/>
+              <w:right w:w="120" w:type="dxa"/>
             </w:tcMar>
-            <w:tcBorders>
-              <w:top w:val="single" w:sz="6" w:space="0" w:color="005EC9"/>
-              <w:left w:val="single" w:sz="6" w:space="0" w:color="005EC9"/>
-              <w:bottom w:val="single" w:sz="6" w:space="0" w:color="005EC9"/>
-              <w:right w:val="single" w:sz="6" w:space="0" w:color="005EC9"/>
-            </w:tcBorders>
           </w:tcPr>
           <w:p>
             <w:pPr>
-              <w:spacing w:before="0" w:after="40"/>
+              <w:spacing w:before="0" w:after="80"/>
             </w:pPr>
             <w:r>
               <w:rPr>
@@ -7030,55 +2020,7 @@
                 <w:color w:val="005EC9"/>
                 <w:sz w:val="22"/>
               </w:rPr>
-              <w:t>Запитання 5. Яке призначення брейкпоїнтів sm:, md:, lg:, xl: та 2xl:?</w:t>
-              <w:br/>
-            </w:r>
-            <w:r>
-              <w:rPr>
-                <w:rFonts w:ascii="Times New Roman" w:hAnsi="Times New Roman"/>
-                <w:b/>
-                <w:color w:val="065F46"/>
-                <w:sz w:val="20"/>
-              </w:rPr>
-              <w:br/>
-              <w:t xml:space="preserve">🎯 1. Коротка відповідь (для усного захисту): </w:t>
-            </w:r>
-            <w:r>
-              <w:rPr>
-                <w:rFonts w:ascii="Times New Roman" w:hAnsi="Times New Roman"/>
-                <w:sz w:val="20"/>
-              </w:rPr>
-              <w:t>Це контрольні точки (breakpoints), які встановлюють мінімальну ширину в'юпорту (@media (min-width: ...)), починаючи з якої набувають чинності відповідні утилітарні класи.</w:t>
-              <w:br/>
-            </w:r>
-            <w:r>
-              <w:rPr>
-                <w:rFonts w:ascii="Times New Roman" w:hAnsi="Times New Roman"/>
-                <w:b/>
-                <w:color w:val="1E40AF"/>
-                <w:sz w:val="20"/>
-              </w:rPr>
-              <w:br/>
-              <w:t xml:space="preserve">📚 2. Поглиблене академічне обґрунтування: </w:t>
-            </w:r>
-            <w:r>
-              <w:rPr>
-                <w:rFonts w:ascii="Times New Roman" w:hAnsi="Times New Roman"/>
-                <w:sz w:val="20"/>
-              </w:rPr>
-              <w:t>Стандартна шкала контрольних точок Tailwind:</w:t>
-              <w:br/>
-              <w:t>• sm: 640px — великі смартфони та ландшафтна орієнтація;</w:t>
-              <w:br/>
-              <w:t>• md: 768px — планшети (iPad, тач-пристрої);</w:t>
-              <w:br/>
-              <w:t>• lg: 1024px — невеликі ноутбуки та комп'ютери;</w:t>
-              <w:br/>
-              <w:t>• xl: 1280px — повнорозмірні монітори та десктопи;</w:t>
-              <w:br/>
-              <w:t>• 2xl: 1536px — широкі монітори Ultra-HD / 2K / 4K.</w:t>
-              <w:br/>
-              <w:t>Завдяки Mobile First класу sm:text-base md:text-lg lg:text-xl розмір шрифту послідовно збільшується зі зростанням діагоналі дисплея.</w:t>
+              <w:t>Контрольне запитання №6:</w:t>
               <w:br/>
             </w:r>
             <w:r>
@@ -7086,30 +2028,84 @@
                 <w:rFonts w:ascii="Times New Roman" w:hAnsi="Times New Roman"/>
                 <w:b/>
                 <w:color w:val="0F172A"/>
-                <w:sz w:val="20"/>
+                <w:sz w:val="23"/>
               </w:rPr>
+              <w:t>Яка підтримка аудіоформатів (MP3, WAV, OGG, AAC) у сучасних браузерах, та навіщо використовувати множинні джерела &lt;source&gt;?</w:t>
               <w:br/>
-              <w:t>💻 3. Практична реалізація та приклад у проєкті ChargeUA:</w:t>
+              <w:br/>
+            </w:r>
+          </w:p>
+          <w:p>
+            <w:pPr>
+              <w:spacing w:before="0" w:after="80"/>
+            </w:pPr>
+            <w:r>
+              <w:rPr>
+                <w:rFonts w:ascii="Times New Roman" w:hAnsi="Times New Roman"/>
+                <w:b/>
+                <w:color w:val="059669"/>
+                <w:sz w:val="22"/>
+              </w:rPr>
+              <w:t xml:space="preserve">1. Коротка змістовна відповідь: </w:t>
+            </w:r>
+            <w:r>
+              <w:rPr>
+                <w:rFonts w:ascii="Times New Roman" w:hAnsi="Times New Roman"/>
+                <w:sz w:val="22"/>
+              </w:rPr>
+              <w:t>MP3 підтримується 100% браузерів; WAV забезпечує найвищу якість без стиснення; використання кількох &lt;source&gt; гарантує резервування на випадок відсутності кодека.</w:t>
+            </w:r>
+          </w:p>
+          <w:p>
+            <w:pPr>
+              <w:spacing w:before="0" w:after="80"/>
+            </w:pPr>
+            <w:r>
+              <w:rPr>
+                <w:rFonts w:ascii="Times New Roman" w:hAnsi="Times New Roman"/>
+                <w:b/>
+                <w:color w:val="0F172A"/>
+                <w:sz w:val="22"/>
+              </w:rPr>
+              <w:t xml:space="preserve">2. Академічне пояснення та принцип роботи: </w:t>
+            </w:r>
+            <w:r>
+              <w:rPr>
+                <w:rFonts w:ascii="Times New Roman" w:hAnsi="Times New Roman"/>
+                <w:sz w:val="22"/>
+              </w:rPr>
+              <w:t>Браузер опитує теги &lt;source&gt; зверху вниз за списком і бере перший файл, чий MIME-тип (type="audio/mpeg") він підтримує. Це забезпечує повний фолбек: сучасні браузери відтворюють стиснений оптимальний MP3 або AAC, а системні аудіошини можуть використовувати прямий нестиснений WAV.</w:t>
+            </w:r>
+          </w:p>
+          <w:p>
+            <w:pPr>
+              <w:spacing w:before="40" w:after="40"/>
+            </w:pPr>
+            <w:r>
+              <w:rPr>
+                <w:rFonts w:ascii="Times New Roman" w:hAnsi="Times New Roman"/>
+                <w:b/>
+                <w:color w:val="005EC9"/>
+                <w:sz w:val="21"/>
+              </w:rPr>
+              <w:t>3. Практичний приклад у проєкті ChargeUA:</w:t>
               <w:br/>
             </w:r>
             <w:r>
               <w:rPr>
                 <w:rFonts w:ascii="Consolas" w:hAnsi="Consolas"/>
                 <w:color w:val="0F172A"/>
-                <w:sz w:val="17"/>
+                <w:sz w:val="18"/>
               </w:rPr>
-              <w:t>/* Еквівалентний медіа-запит, який генерує md:hidden */</w:t>
+              <w:t>&lt;audio controls preload="metadata"&gt;</w:t>
               <w:br/>
-              <w:t>@media (min-width: 768px) {</w:t>
+              <w:t xml:space="preserve">  &lt;source src="assets/audio/chargeua.mp3" type="audio/mpeg"&gt;</w:t>
               <w:br/>
-              <w:t xml:space="preserve">  .md\:hidden {</w:t>
+              <w:t xml:space="preserve">  &lt;source src="assets/audio/chargeua.wav" type="audio/wav"&gt;</w:t>
               <w:br/>
-              <w:t xml:space="preserve">    display: none;</w:t>
+              <w:t xml:space="preserve">  Ваш браузер не підтримує аудіо HTML5.</w:t>
               <w:br/>
-              <w:t xml:space="preserve">  }</w:t>
-              <w:br/>
-              <w:t>}</w:t>
-              <w:br/>
+              <w:t>&lt;/audio&gt;</w:t>
             </w:r>
           </w:p>
         </w:tc>
@@ -7117,13 +2113,14 @@
     </w:tbl>
     <w:p>
       <w:pPr>
-        <w:spacing w:before="40" w:after="80"/>
+        <w:spacing w:after="80"/>
       </w:pPr>
     </w:p>
     <w:tbl>
       <w:tblPr>
         <w:tblW w:type="auto" w:w="0"/>
         <w:jc w:val="center"/>
+        <w:tblLayout w:type="fixed"/>
         <w:tblLook w:firstColumn="1" w:firstRow="1" w:lastColumn="0" w:lastRow="0" w:noHBand="0" w:noVBand="1" w:val="04A0"/>
       </w:tblPr>
       <w:tblGrid>
@@ -7132,24 +2129,18 @@
       <w:tr>
         <w:tc>
           <w:tcPr>
-            <w:tcW w:type="dxa" w:w="9792"/>
-            <w:shd w:fill="FFFFFF"/>
+            <w:tcW w:type="dxa" w:w="9648"/>
+            <w:shd w:fill="F8FAFC"/>
             <w:tcMar>
-              <w:top w:w="70" w:type="dxa"/>
-              <w:bottom w:w="70" w:type="dxa"/>
-              <w:left w:w="110" w:type="dxa"/>
-              <w:right w:w="110" w:type="dxa"/>
+              <w:top w:w="90" w:type="dxa"/>
+              <w:bottom w:w="90" w:type="dxa"/>
+              <w:left w:w="120" w:type="dxa"/>
+              <w:right w:w="120" w:type="dxa"/>
             </w:tcMar>
-            <w:tcBorders>
-              <w:top w:val="single" w:sz="6" w:space="0" w:color="005EC9"/>
-              <w:left w:val="single" w:sz="6" w:space="0" w:color="005EC9"/>
-              <w:bottom w:val="single" w:sz="6" w:space="0" w:color="005EC9"/>
-              <w:right w:val="single" w:sz="6" w:space="0" w:color="005EC9"/>
-            </w:tcBorders>
           </w:tcPr>
           <w:p>
             <w:pPr>
-              <w:spacing w:before="0" w:after="40"/>
+              <w:spacing w:before="0" w:after="80"/>
             </w:pPr>
             <w:r>
               <w:rPr>
@@ -7158,49 +2149,7 @@
                 <w:color w:val="005EC9"/>
                 <w:sz w:val="22"/>
               </w:rPr>
-              <w:t>Запитання 6. Для чого використовуються модифікатори станів hover:, focus:, active: та focus-visible:?</w:t>
-              <w:br/>
-            </w:r>
-            <w:r>
-              <w:rPr>
-                <w:rFonts w:ascii="Times New Roman" w:hAnsi="Times New Roman"/>
-                <w:b/>
-                <w:color w:val="065F46"/>
-                <w:sz w:val="20"/>
-              </w:rPr>
-              <w:br/>
-              <w:t xml:space="preserve">🎯 1. Коротка відповідь (для усного захисту): </w:t>
-            </w:r>
-            <w:r>
-              <w:rPr>
-                <w:rFonts w:ascii="Times New Roman" w:hAnsi="Times New Roman"/>
-                <w:sz w:val="20"/>
-              </w:rPr>
-              <w:t>Вони дозволяють стилізувати інтерактивні псевдокласи браузера (:hover, :focus, :active, :focus-visible) безпосередньо всередині атрибута class елемента.</w:t>
-              <w:br/>
-            </w:r>
-            <w:r>
-              <w:rPr>
-                <w:rFonts w:ascii="Times New Roman" w:hAnsi="Times New Roman"/>
-                <w:b/>
-                <w:color w:val="1E40AF"/>
-                <w:sz w:val="20"/>
-              </w:rPr>
-              <w:br/>
-              <w:t xml:space="preserve">📚 2. Поглиблене академічне обґрунтування: </w:t>
-            </w:r>
-            <w:r>
-              <w:rPr>
-                <w:rFonts w:ascii="Times New Roman" w:hAnsi="Times New Roman"/>
-                <w:sz w:val="20"/>
-              </w:rPr>
-              <w:t>• hover: спрацьовує при наведенні курсора миші (наприклад, hover:bg-blue-700);</w:t>
-              <w:br/>
-              <w:t>• active: активується в момент кліку або фізичного натискання сенсорного екрана (active:scale-95 створює тактильний ефект вдавлювання кнопки);</w:t>
-              <w:br/>
-              <w:t>• focus: спрацьовує, коли елемент отримує фокус введення;</w:t>
-              <w:br/>
-              <w:t>• focus-visible: сучасний стандарт доступності, що вмикає візуальне обведення (ring) ТІЛЬКИ при клавіатурній навігації (Tab) і не дратує користувачів мишкою.</w:t>
+              <w:t>Контрольне запитання №7:</w:t>
               <w:br/>
             </w:r>
             <w:r>
@@ -7208,24 +2157,82 @@
                 <w:rFonts w:ascii="Times New Roman" w:hAnsi="Times New Roman"/>
                 <w:b/>
                 <w:color w:val="0F172A"/>
-                <w:sz w:val="20"/>
+                <w:sz w:val="23"/>
               </w:rPr>
+              <w:t>Як забезпечити коректну адаптивність вбудованих медіаелементів за допомогою CSS (aspect-ratio vs Padding-Bottom Hack)?</w:t>
               <w:br/>
-              <w:t>💻 3. Практична реалізація та приклад у проєкті ChargeUA:</w:t>
+              <w:br/>
+            </w:r>
+          </w:p>
+          <w:p>
+            <w:pPr>
+              <w:spacing w:before="0" w:after="80"/>
+            </w:pPr>
+            <w:r>
+              <w:rPr>
+                <w:rFonts w:ascii="Times New Roman" w:hAnsi="Times New Roman"/>
+                <w:b/>
+                <w:color w:val="059669"/>
+                <w:sz w:val="22"/>
+              </w:rPr>
+              <w:t xml:space="preserve">1. Коротка змістовна відповідь: </w:t>
+            </w:r>
+            <w:r>
+              <w:rPr>
+                <w:rFonts w:ascii="Times New Roman" w:hAnsi="Times New Roman"/>
+                <w:sz w:val="22"/>
+              </w:rPr>
+              <w:t>Сучасний стандарт: CSS-властивість aspect-ratio: 16 / 9; застарілий метод: відносний контейнер із відсотковим padding-bottom: 56.25%.</w:t>
+            </w:r>
+          </w:p>
+          <w:p>
+            <w:pPr>
+              <w:spacing w:before="0" w:after="80"/>
+            </w:pPr>
+            <w:r>
+              <w:rPr>
+                <w:rFonts w:ascii="Times New Roman" w:hAnsi="Times New Roman"/>
+                <w:b/>
+                <w:color w:val="0F172A"/>
+                <w:sz w:val="22"/>
+              </w:rPr>
+              <w:t xml:space="preserve">2. Академічне пояснення та принцип роботи: </w:t>
+            </w:r>
+            <w:r>
+              <w:rPr>
+                <w:rFonts w:ascii="Times New Roman" w:hAnsi="Times New Roman"/>
+                <w:sz w:val="22"/>
+              </w:rPr>
+              <w:t>Застарілий hack спирався на специфікацію CSS 2.1, де вертикальний padding у відсотках розраховувався від ширини батьківського блоку (9/16 = 56.25%). Він вимагав двох вкладених тегів і абсолютного позиціонування iframe. Сучасна властивість aspect-ratio: 16 / 9 (CSS Box Sizing Level 4) нативно резервує геометрію блоку ще до завантаження зовнішнього контенту, запобігаючи стрибкам макета (Cumulative Layout Shift, CLS).</w:t>
+            </w:r>
+          </w:p>
+          <w:p>
+            <w:pPr>
+              <w:spacing w:before="40" w:after="40"/>
+            </w:pPr>
+            <w:r>
+              <w:rPr>
+                <w:rFonts w:ascii="Times New Roman" w:hAnsi="Times New Roman"/>
+                <w:b/>
+                <w:color w:val="005EC9"/>
+                <w:sz w:val="21"/>
+              </w:rPr>
+              <w:t>3. Практичний приклад у проєкті ChargeUA:</w:t>
               <w:br/>
             </w:r>
             <w:r>
               <w:rPr>
                 <w:rFonts w:ascii="Consolas" w:hAnsi="Consolas"/>
                 <w:color w:val="0F172A"/>
-                <w:sz w:val="17"/>
+                <w:sz w:val="18"/>
               </w:rPr>
-              <w:t>&lt;button class="bg-blue-600 hover:bg-blue-700 active:scale-95 focus-visible:ring-4 focus-visible:ring-blue-300 transition-all"&gt;</w:t>
+              <w:t>.responsive-video-wrapper {</w:t>
               <w:br/>
-              <w:t xml:space="preserve">  Зарядити зараз</w:t>
+              <w:t xml:space="preserve">  width: 100%;</w:t>
               <w:br/>
-              <w:t>&lt;/button&gt;</w:t>
+              <w:t xml:space="preserve">  aspect-ratio: 16 / 9;</w:t>
               <w:br/>
+              <w:t>}</w:t>
             </w:r>
           </w:p>
         </w:tc>
@@ -7233,13 +2240,14 @@
     </w:tbl>
     <w:p>
       <w:pPr>
-        <w:spacing w:before="40" w:after="80"/>
+        <w:spacing w:after="80"/>
       </w:pPr>
     </w:p>
     <w:tbl>
       <w:tblPr>
         <w:tblW w:type="auto" w:w="0"/>
         <w:jc w:val="center"/>
+        <w:tblLayout w:type="fixed"/>
         <w:tblLook w:firstColumn="1" w:firstRow="1" w:lastColumn="0" w:lastRow="0" w:noHBand="0" w:noVBand="1" w:val="04A0"/>
       </w:tblPr>
       <w:tblGrid>
@@ -7248,24 +2256,18 @@
       <w:tr>
         <w:tc>
           <w:tcPr>
-            <w:tcW w:type="dxa" w:w="9792"/>
-            <w:shd w:fill="FFFFFF"/>
+            <w:tcW w:type="dxa" w:w="9648"/>
+            <w:shd w:fill="F8FAFC"/>
             <w:tcMar>
-              <w:top w:w="70" w:type="dxa"/>
-              <w:bottom w:w="70" w:type="dxa"/>
-              <w:left w:w="110" w:type="dxa"/>
-              <w:right w:w="110" w:type="dxa"/>
+              <w:top w:w="90" w:type="dxa"/>
+              <w:bottom w:w="90" w:type="dxa"/>
+              <w:left w:w="120" w:type="dxa"/>
+              <w:right w:w="120" w:type="dxa"/>
             </w:tcMar>
-            <w:tcBorders>
-              <w:top w:val="single" w:sz="6" w:space="0" w:color="005EC9"/>
-              <w:left w:val="single" w:sz="6" w:space="0" w:color="005EC9"/>
-              <w:bottom w:val="single" w:sz="6" w:space="0" w:color="005EC9"/>
-              <w:right w:val="single" w:sz="6" w:space="0" w:color="005EC9"/>
-            </w:tcBorders>
           </w:tcPr>
           <w:p>
             <w:pPr>
-              <w:spacing w:before="0" w:after="40"/>
+              <w:spacing w:before="0" w:after="80"/>
             </w:pPr>
             <w:r>
               <w:rPr>
@@ -7274,43 +2276,7 @@
                 <w:color w:val="005EC9"/>
                 <w:sz w:val="22"/>
               </w:rPr>
-              <w:t>Запитання 7. Які можливості надає розширення Tailwind CSS IntelliSense для VS Code?</w:t>
-              <w:br/>
-            </w:r>
-            <w:r>
-              <w:rPr>
-                <w:rFonts w:ascii="Times New Roman" w:hAnsi="Times New Roman"/>
-                <w:b/>
-                <w:color w:val="065F46"/>
-                <w:sz w:val="20"/>
-              </w:rPr>
-              <w:br/>
-              <w:t xml:space="preserve">🎯 1. Коротка відповідь (для усного захисту): </w:t>
-            </w:r>
-            <w:r>
-              <w:rPr>
-                <w:rFonts w:ascii="Times New Roman" w:hAnsi="Times New Roman"/>
-                <w:sz w:val="20"/>
-              </w:rPr>
-              <w:t>Автодоповнення назв утилітарних класів, підказка точних числових CSS-значень при наведенні курсора, попередній перегляд кольорів безпосередньо в редакторі та валідація синтаксису.</w:t>
-              <w:br/>
-            </w:r>
-            <w:r>
-              <w:rPr>
-                <w:rFonts w:ascii="Times New Roman" w:hAnsi="Times New Roman"/>
-                <w:b/>
-                <w:color w:val="1E40AF"/>
-                <w:sz w:val="20"/>
-              </w:rPr>
-              <w:br/>
-              <w:t xml:space="preserve">📚 2. Поглиблене академічне обґрунтування: </w:t>
-            </w:r>
-            <w:r>
-              <w:rPr>
-                <w:rFonts w:ascii="Times New Roman" w:hAnsi="Times New Roman"/>
-                <w:sz w:val="20"/>
-              </w:rPr>
-              <w:t>Розширення аналізує конфігураційний файл tailwind.config та HTML-розмітку. Під час набору тексту воно виводить випадаючий список релевантних класів. При наведенні миші на клас (наприклад, p-6) спливає підказка: padding: 1.5rem; /* 24px */. Якщо клас містить колір (наприклад, bg-blue-600), ліворуч у рядку відображається кольоровий квадратик. Також плагін підкреслює помилки та конфліктні класи (Class Sorting &amp; Linting).</w:t>
+              <w:t>Контрольне запитання №8:</w:t>
               <w:br/>
             </w:r>
             <w:r>
@@ -7318,22 +2284,78 @@
                 <w:rFonts w:ascii="Times New Roman" w:hAnsi="Times New Roman"/>
                 <w:b/>
                 <w:color w:val="0F172A"/>
-                <w:sz w:val="20"/>
+                <w:sz w:val="23"/>
               </w:rPr>
+              <w:t>У чому різниця між синхронним, async та defer завантаженням скриптів сторонніх інформерів (погода, валюта, час)?</w:t>
               <w:br/>
-              <w:t>💻 3. Практична реалізація та приклад у проєкті ChargeUA:</w:t>
+              <w:br/>
+            </w:r>
+          </w:p>
+          <w:p>
+            <w:pPr>
+              <w:spacing w:before="0" w:after="80"/>
+            </w:pPr>
+            <w:r>
+              <w:rPr>
+                <w:rFonts w:ascii="Times New Roman" w:hAnsi="Times New Roman"/>
+                <w:b/>
+                <w:color w:val="059669"/>
+                <w:sz w:val="22"/>
+              </w:rPr>
+              <w:t xml:space="preserve">1. Коротка змістовна відповідь: </w:t>
+            </w:r>
+            <w:r>
+              <w:rPr>
+                <w:rFonts w:ascii="Times New Roman" w:hAnsi="Times New Roman"/>
+                <w:sz w:val="22"/>
+              </w:rPr>
+              <w:t>Синхронне завантаження повністю блокує парсинг HTML; async завантажує скрипт у фоні та виконує негайно після завантаження; defer зберігає чергу виконання після повного парсингу DOM.</w:t>
+            </w:r>
+          </w:p>
+          <w:p>
+            <w:pPr>
+              <w:spacing w:before="0" w:after="80"/>
+            </w:pPr>
+            <w:r>
+              <w:rPr>
+                <w:rFonts w:ascii="Times New Roman" w:hAnsi="Times New Roman"/>
+                <w:b/>
+                <w:color w:val="0F172A"/>
+                <w:sz w:val="22"/>
+              </w:rPr>
+              <w:t xml:space="preserve">2. Академічне пояснення та принцип роботи: </w:t>
+            </w:r>
+            <w:r>
+              <w:rPr>
+                <w:rFonts w:ascii="Times New Roman" w:hAnsi="Times New Roman"/>
+                <w:sz w:val="22"/>
+              </w:rPr>
+              <w:t>Для незалежних інформерів (як-от віджет курсу валют або лічильник аналітики) оптимальним є async, оскільки він завантажується паралельно і не затримує відображення інтерфейсу. Для модулів, що взаємодіють із DOM-деревом після його готовності (наприклад, годинник, що шукає елемент #clock-display), слід використовувати defer, або викликати оновлення в події DOMContentLoaded.</w:t>
+            </w:r>
+          </w:p>
+          <w:p>
+            <w:pPr>
+              <w:spacing w:before="40" w:after="40"/>
+            </w:pPr>
+            <w:r>
+              <w:rPr>
+                <w:rFonts w:ascii="Times New Roman" w:hAnsi="Times New Roman"/>
+                <w:b/>
+                <w:color w:val="005EC9"/>
+                <w:sz w:val="21"/>
+              </w:rPr>
+              <w:t>3. Практичний приклад у проєкті ChargeUA:</w:t>
               <w:br/>
             </w:r>
             <w:r>
               <w:rPr>
                 <w:rFonts w:ascii="Consolas" w:hAnsi="Consolas"/>
                 <w:color w:val="0F172A"/>
-                <w:sz w:val="17"/>
+                <w:sz w:val="18"/>
               </w:rPr>
-              <w:t>VS Code Extension ID: bradlc.vscode-tailwindcss</w:t>
+              <w:t>&lt;script src="https://informer.sinoptik.ua/widget.js" async&gt;&lt;/script&gt;</w:t>
               <w:br/>
-              <w:t>Підказка при наведенні на py-3: padding-top: 0.75rem; padding-bottom: 0.75rem;</w:t>
-              <w:br/>
+              <w:t>&lt;script src="js/currency-calculator.js" defer&gt;&lt;/script&gt;</w:t>
             </w:r>
           </w:p>
         </w:tc>
@@ -7341,13 +2363,14 @@
     </w:tbl>
     <w:p>
       <w:pPr>
-        <w:spacing w:before="40" w:after="80"/>
+        <w:spacing w:after="80"/>
       </w:pPr>
     </w:p>
     <w:tbl>
       <w:tblPr>
         <w:tblW w:type="auto" w:w="0"/>
         <w:jc w:val="center"/>
+        <w:tblLayout w:type="fixed"/>
         <w:tblLook w:firstColumn="1" w:firstRow="1" w:lastColumn="0" w:lastRow="0" w:noHBand="0" w:noVBand="1" w:val="04A0"/>
       </w:tblPr>
       <w:tblGrid>
@@ -7356,24 +2379,18 @@
       <w:tr>
         <w:tc>
           <w:tcPr>
-            <w:tcW w:type="dxa" w:w="9792"/>
-            <w:shd w:fill="FFFFFF"/>
+            <w:tcW w:type="dxa" w:w="9648"/>
+            <w:shd w:fill="F8FAFC"/>
             <w:tcMar>
-              <w:top w:w="70" w:type="dxa"/>
-              <w:bottom w:w="70" w:type="dxa"/>
-              <w:left w:w="110" w:type="dxa"/>
-              <w:right w:w="110" w:type="dxa"/>
+              <w:top w:w="90" w:type="dxa"/>
+              <w:bottom w:w="90" w:type="dxa"/>
+              <w:left w:w="120" w:type="dxa"/>
+              <w:right w:w="120" w:type="dxa"/>
             </w:tcMar>
-            <w:tcBorders>
-              <w:top w:val="single" w:sz="6" w:space="0" w:color="005EC9"/>
-              <w:left w:val="single" w:sz="6" w:space="0" w:color="005EC9"/>
-              <w:bottom w:val="single" w:sz="6" w:space="0" w:color="005EC9"/>
-              <w:right w:val="single" w:sz="6" w:space="0" w:color="005EC9"/>
-            </w:tcBorders>
           </w:tcPr>
           <w:p>
             <w:pPr>
-              <w:spacing w:before="0" w:after="40"/>
+              <w:spacing w:before="0" w:after="80"/>
             </w:pPr>
             <w:r>
               <w:rPr>
@@ -7382,51 +2399,7 @@
                 <w:color w:val="005EC9"/>
                 <w:sz w:val="22"/>
               </w:rPr>
-              <w:t>Запитання 8. Чому згенерований штучним інтелектом код потребує рефакторингу (Refinement Workflow)?</w:t>
-              <w:br/>
-            </w:r>
-            <w:r>
-              <w:rPr>
-                <w:rFonts w:ascii="Times New Roman" w:hAnsi="Times New Roman"/>
-                <w:b/>
-                <w:color w:val="065F46"/>
-                <w:sz w:val="20"/>
-              </w:rPr>
-              <w:br/>
-              <w:t xml:space="preserve">🎯 1. Коротка відповідь (для усного захисту): </w:t>
-            </w:r>
-            <w:r>
-              <w:rPr>
-                <w:rFonts w:ascii="Times New Roman" w:hAnsi="Times New Roman"/>
-                <w:sz w:val="20"/>
-              </w:rPr>
-              <w:t>ШІ-моделі часто допускають «галюцинації», використовують захардкоджені довільні значення (arbitrary values), ігнорують специфічні правила доступності (ARIA) або додають зайві незапитані елементи.</w:t>
-              <w:br/>
-            </w:r>
-            <w:r>
-              <w:rPr>
-                <w:rFonts w:ascii="Times New Roman" w:hAnsi="Times New Roman"/>
-                <w:b/>
-                <w:color w:val="1E40AF"/>
-                <w:sz w:val="20"/>
-              </w:rPr>
-              <w:br/>
-              <w:t xml:space="preserve">📚 2. Поглиблене академічне обґрунтування: </w:t>
-            </w:r>
-            <w:r>
-              <w:rPr>
-                <w:rFonts w:ascii="Times New Roman" w:hAnsi="Times New Roman"/>
-                <w:sz w:val="20"/>
-              </w:rPr>
-              <w:t>Під час генерації модель оптимізує результат під загальний візуальний вигляд, але часто не знає контексту повної дизайн-системи. Як результат:</w:t>
-              <w:br/>
-              <w:t>1) Використання неекономних довільних класів типу bg-[#005EC9] замість семантичних токенів теми;</w:t>
-              <w:br/>
-              <w:t>2) Відсутність обов'язкових атрибутів aria-expanded, aria-controls для інтерактивних скриптів;</w:t>
-              <w:br/>
-              <w:t>3) Відсутність розмірів touch-target для мобільних екранів (кнопки менше 44px);</w:t>
-              <w:br/>
-              <w:t>4) Надлишкові обгортки div. Студент як інженер зобов'язаний критично верифікувати код перед інтеграцією.</w:t>
+              <w:t>Контрольне запитання №9:</w:t>
               <w:br/>
             </w:r>
             <w:r>
@@ -7434,26 +2407,80 @@
                 <w:rFonts w:ascii="Times New Roman" w:hAnsi="Times New Roman"/>
                 <w:b/>
                 <w:color w:val="0F172A"/>
-                <w:sz w:val="20"/>
+                <w:sz w:val="23"/>
               </w:rPr>
+              <w:t>Як функціонують кнопки та плагіни соціальних мереж, та яку роль відіграє протокол Open Graph (OG-теги)?</w:t>
               <w:br/>
-              <w:t>💻 3. Практична реалізація та приклад у проєкті ChargeUA:</w:t>
+              <w:br/>
+            </w:r>
+          </w:p>
+          <w:p>
+            <w:pPr>
+              <w:spacing w:before="0" w:after="80"/>
+            </w:pPr>
+            <w:r>
+              <w:rPr>
+                <w:rFonts w:ascii="Times New Roman" w:hAnsi="Times New Roman"/>
+                <w:b/>
+                <w:color w:val="059669"/>
+                <w:sz w:val="22"/>
+              </w:rPr>
+              <w:t xml:space="preserve">1. Коротка змістовна відповідь: </w:t>
+            </w:r>
+            <w:r>
+              <w:rPr>
+                <w:rFonts w:ascii="Times New Roman" w:hAnsi="Times New Roman"/>
+                <w:sz w:val="22"/>
+              </w:rPr>
+              <w:t>Кнопки генерують прямі URL-запити до інтерфейсу шерингу; Open Graph розмітка передає заголовок, опис і банер сайту для створення привабливої прев'ю-картки.</w:t>
+            </w:r>
+          </w:p>
+          <w:p>
+            <w:pPr>
+              <w:spacing w:before="0" w:after="80"/>
+            </w:pPr>
+            <w:r>
+              <w:rPr>
+                <w:rFonts w:ascii="Times New Roman" w:hAnsi="Times New Roman"/>
+                <w:b/>
+                <w:color w:val="0F172A"/>
+                <w:sz w:val="22"/>
+              </w:rPr>
+              <w:t xml:space="preserve">2. Академічне пояснення та принцип роботи: </w:t>
+            </w:r>
+            <w:r>
+              <w:rPr>
+                <w:rFonts w:ascii="Times New Roman" w:hAnsi="Times New Roman"/>
+                <w:sz w:val="22"/>
+              </w:rPr>
+              <w:t>Прямий шеринг через Intent URL (t.me/share/url, facebook.com/sharer) не вимагає завантаження важких SDK і трекерів від соцмереж. Коли користувач натискає посилання, бот соцмережі відвідує сторінку сайту і зчитує мета-теги стандарту Open Graph (&lt;meta property="og:title"&gt;, og:description, og:image), формуючи багату інформаційну прев'ю-картку в чаті чи стрічці новин.</w:t>
+            </w:r>
+          </w:p>
+          <w:p>
+            <w:pPr>
+              <w:spacing w:before="40" w:after="40"/>
+            </w:pPr>
+            <w:r>
+              <w:rPr>
+                <w:rFonts w:ascii="Times New Roman" w:hAnsi="Times New Roman"/>
+                <w:b/>
+                <w:color w:val="005EC9"/>
+                <w:sz w:val="21"/>
+              </w:rPr>
+              <w:t>3. Практичний приклад у проєкті ChargeUA:</w:t>
               <w:br/>
             </w:r>
             <w:r>
               <w:rPr>
                 <w:rFonts w:ascii="Consolas" w:hAnsi="Consolas"/>
                 <w:color w:val="0F172A"/>
-                <w:sz w:val="17"/>
+                <w:sz w:val="18"/>
               </w:rPr>
-              <w:t>&lt;!-- До рефакторингу (код ШІ) --&gt;</w:t>
+              <w:t>&lt;meta property="og:title" content="ChargeUA — Швидкісні зарядні станції"&gt;</w:t>
               <w:br/>
-              <w:t>&lt;div class="h-[38px] bg-[#005EC9]"&gt;Кнопка&lt;/div&gt;</w:t>
+              <w:t>&lt;meta property="og:image" content="https://chargeua.ua/assets/images/og-preview.jpg"&gt;</w:t>
               <w:br/>
-              <w:t>&lt;!-- Після рефакторингу студентом --&gt;</w:t>
-              <w:br/>
-              <w:t>&lt;button class="min-h-[44px] bg-blue-600 focus-visible:ring-4"&gt;Кнопка&lt;/button&gt;</w:t>
-              <w:br/>
+              <w:t>&lt;a href="https://t.me/share/url?url=https://chargeua.ua&amp;text=Заряджайся"&gt;Telegram&lt;/a&gt;</w:t>
             </w:r>
           </w:p>
         </w:tc>
@@ -7461,13 +2488,14 @@
     </w:tbl>
     <w:p>
       <w:pPr>
-        <w:spacing w:before="40" w:after="80"/>
+        <w:spacing w:after="80"/>
       </w:pPr>
     </w:p>
     <w:tbl>
       <w:tblPr>
         <w:tblW w:type="auto" w:w="0"/>
         <w:jc w:val="center"/>
+        <w:tblLayout w:type="fixed"/>
         <w:tblLook w:firstColumn="1" w:firstRow="1" w:lastColumn="0" w:lastRow="0" w:noHBand="0" w:noVBand="1" w:val="04A0"/>
       </w:tblPr>
       <w:tblGrid>
@@ -7476,24 +2504,18 @@
       <w:tr>
         <w:tc>
           <w:tcPr>
-            <w:tcW w:type="dxa" w:w="9792"/>
-            <w:shd w:fill="FFFFFF"/>
+            <w:tcW w:type="dxa" w:w="9648"/>
+            <w:shd w:fill="F8FAFC"/>
             <w:tcMar>
-              <w:top w:w="70" w:type="dxa"/>
-              <w:bottom w:w="70" w:type="dxa"/>
-              <w:left w:w="110" w:type="dxa"/>
-              <w:right w:w="110" w:type="dxa"/>
+              <w:top w:w="90" w:type="dxa"/>
+              <w:bottom w:w="90" w:type="dxa"/>
+              <w:left w:w="120" w:type="dxa"/>
+              <w:right w:w="120" w:type="dxa"/>
             </w:tcMar>
-            <w:tcBorders>
-              <w:top w:val="single" w:sz="6" w:space="0" w:color="005EC9"/>
-              <w:left w:val="single" w:sz="6" w:space="0" w:color="005EC9"/>
-              <w:bottom w:val="single" w:sz="6" w:space="0" w:color="005EC9"/>
-              <w:right w:val="single" w:sz="6" w:space="0" w:color="005EC9"/>
-            </w:tcBorders>
           </w:tcPr>
           <w:p>
             <w:pPr>
-              <w:spacing w:before="0" w:after="40"/>
+              <w:spacing w:before="0" w:after="80"/>
             </w:pPr>
             <w:r>
               <w:rPr>
@@ -7502,51 +2524,7 @@
                 <w:color w:val="005EC9"/>
                 <w:sz w:val="22"/>
               </w:rPr>
-              <w:t>Запитання 9. Які вимоги до доступності вебінтерфейсу (Accessibility) перевірено під час виконання роботи?</w:t>
-              <w:br/>
-            </w:r>
-            <w:r>
-              <w:rPr>
-                <w:rFonts w:ascii="Times New Roman" w:hAnsi="Times New Roman"/>
-                <w:b/>
-                <w:color w:val="065F46"/>
-                <w:sz w:val="20"/>
-              </w:rPr>
-              <w:br/>
-              <w:t xml:space="preserve">🎯 1. Коротка відповідь (для усного захисту): </w:t>
-            </w:r>
-            <w:r>
-              <w:rPr>
-                <w:rFonts w:ascii="Times New Roman" w:hAnsi="Times New Roman"/>
-                <w:sz w:val="20"/>
-              </w:rPr>
-              <w:t>Дотримання стандарту WCAG 2.2 рівня AA: контрастність тексту, мінімальний розмір сенсорних цілей 44x44px, доступність із клавіатури, наявність skip-link та ARIA-атрибути.</w:t>
-              <w:br/>
-            </w:r>
-            <w:r>
-              <w:rPr>
-                <w:rFonts w:ascii="Times New Roman" w:hAnsi="Times New Roman"/>
-                <w:b/>
-                <w:color w:val="1E40AF"/>
-                <w:sz w:val="20"/>
-              </w:rPr>
-              <w:br/>
-              <w:t xml:space="preserve">📚 2. Поглиблене академічне обґрунтування: </w:t>
-            </w:r>
-            <w:r>
-              <w:rPr>
-                <w:rFonts w:ascii="Times New Roman" w:hAnsi="Times New Roman"/>
-                <w:sz w:val="20"/>
-              </w:rPr>
-              <w:t>У проєкті ChargeUA перевірено:</w:t>
-              <w:br/>
-              <w:t>1) Контраст кольорів: відношення яскравості білого тексту до фону #005EC9 становить понад 4.6:1 (успішно для нормального тексту);</w:t>
-              <w:br/>
-              <w:t>2) Сенсорні зони (Touch Target Minimum WCAG 2.5.8): всі интерактивні елементи мають клас min-h-[44px];</w:t>
-              <w:br/>
-              <w:t>3) Клавіатурна навігація: підтримка фокусу через focus-visible та закриття меню клавішею Escape;</w:t>
-              <w:br/>
-              <w:t>4) Скрінрідери: наявність описових alt="..." для зображень, aria-label для кнопок-іконок та sr-only для заголовків.</w:t>
+              <w:t>Контрольне запитання №10:</w:t>
               <w:br/>
             </w:r>
             <w:r>
@@ -7554,22 +2532,78 @@
                 <w:rFonts w:ascii="Times New Roman" w:hAnsi="Times New Roman"/>
                 <w:b/>
                 <w:color w:val="0F172A"/>
-                <w:sz w:val="20"/>
+                <w:sz w:val="23"/>
               </w:rPr>
+              <w:t>Які проблеми продуктивності та захисту приватності виникають при використанні сторонніх віджетів, і як їх мінімізувати (GDPR, трекери)?</w:t>
               <w:br/>
-              <w:t>💻 3. Практична реалізація та приклад у проєкті ChargeUA:</w:t>
+              <w:br/>
+            </w:r>
+          </w:p>
+          <w:p>
+            <w:pPr>
+              <w:spacing w:before="0" w:after="80"/>
+            </w:pPr>
+            <w:r>
+              <w:rPr>
+                <w:rFonts w:ascii="Times New Roman" w:hAnsi="Times New Roman"/>
+                <w:b/>
+                <w:color w:val="059669"/>
+                <w:sz w:val="22"/>
+              </w:rPr>
+              <w:t xml:space="preserve">1. Коротка змістовна відповідь: </w:t>
+            </w:r>
+            <w:r>
+              <w:rPr>
+                <w:rFonts w:ascii="Times New Roman" w:hAnsi="Times New Roman"/>
+                <w:sz w:val="22"/>
+              </w:rPr>
+              <w:t>Проблеми: блокування основного потоку виконання JS (Third-Party Blocking Time), затримка TBT/LCP та витік персональних даних клієнтів (IP-адреса, User-Agent) без їхньої згоди.</w:t>
+            </w:r>
+          </w:p>
+          <w:p>
+            <w:pPr>
+              <w:spacing w:before="0" w:after="80"/>
+            </w:pPr>
+            <w:r>
+              <w:rPr>
+                <w:rFonts w:ascii="Times New Roman" w:hAnsi="Times New Roman"/>
+                <w:b/>
+                <w:color w:val="0F172A"/>
+                <w:sz w:val="22"/>
+              </w:rPr>
+              <w:t xml:space="preserve">2. Академічне пояснення та принцип роботи: </w:t>
+            </w:r>
+            <w:r>
+              <w:rPr>
+                <w:rFonts w:ascii="Times New Roman" w:hAnsi="Times New Roman"/>
+                <w:sz w:val="22"/>
+              </w:rPr>
+              <w:t>Для дотримання міжнародного регламенту GDPR необхідно забороняти встановлення аналітичних і рекламних cookie до моменту явної згоди відвідувача в Cookie-банері. Для оптимізації слід використовувати youtube-nocookie.com, застосовувати rel="noopener noreferrer" для зовнішніх лінків (захист від викрадення вікна window.opener) та фасадні прев'ю-картинки (Facade pattern), які завантажують важкий iframe лише після кліка користувача.</w:t>
+            </w:r>
+          </w:p>
+          <w:p>
+            <w:pPr>
+              <w:spacing w:before="40" w:after="40"/>
+            </w:pPr>
+            <w:r>
+              <w:rPr>
+                <w:rFonts w:ascii="Times New Roman" w:hAnsi="Times New Roman"/>
+                <w:b/>
+                <w:color w:val="005EC9"/>
+                <w:sz w:val="21"/>
+              </w:rPr>
+              <w:t>3. Практичний приклад у проєкті ChargeUA:</w:t>
               <w:br/>
             </w:r>
             <w:r>
               <w:rPr>
                 <w:rFonts w:ascii="Consolas" w:hAnsi="Consolas"/>
                 <w:color w:val="0F172A"/>
-                <w:sz w:val="17"/>
+                <w:sz w:val="18"/>
               </w:rPr>
-              <w:t>&lt;!-- Посилання для швидкого переходу --&gt;</w:t>
+              <w:t>&lt;a href="..." target="_blank" rel="noopener noreferrer"&gt;Зовнішній сервіс&lt;/a&gt;</w:t>
               <w:br/>
-              <w:t>&lt;a href="#main-content" class="sr-only focus:not-sr-only focus:absolute z-50 bg-blue-600 text-white p-3"&gt;Перейти до вмісту&lt;/a&gt;</w:t>
-              <w:br/>
+              <w:t>&lt;iframe src="https://www.youtube-nocookie.com/embed/..." loading="lazy"&gt;&lt;/iframe&gt;</w:t>
             </w:r>
           </w:p>
         </w:tc>
@@ -7577,472 +2611,13 @@
     </w:tbl>
     <w:p>
       <w:pPr>
-        <w:spacing w:before="40" w:after="80"/>
+        <w:spacing w:after="80"/>
       </w:pPr>
-    </w:p>
-    <w:tbl>
-      <w:tblPr>
-        <w:tblW w:type="auto" w:w="0"/>
-        <w:jc w:val="center"/>
-        <w:tblLook w:firstColumn="1" w:firstRow="1" w:lastColumn="0" w:lastRow="0" w:noHBand="0" w:noVBand="1" w:val="04A0"/>
-      </w:tblPr>
-      <w:tblGrid>
-        <w:gridCol w:w="9641"/>
-      </w:tblGrid>
-      <w:tr>
-        <w:tc>
-          <w:tcPr>
-            <w:tcW w:type="dxa" w:w="9792"/>
-            <w:shd w:fill="FFFFFF"/>
-            <w:tcMar>
-              <w:top w:w="70" w:type="dxa"/>
-              <w:bottom w:w="70" w:type="dxa"/>
-              <w:left w:w="110" w:type="dxa"/>
-              <w:right w:w="110" w:type="dxa"/>
-            </w:tcMar>
-            <w:tcBorders>
-              <w:top w:val="single" w:sz="6" w:space="0" w:color="005EC9"/>
-              <w:left w:val="single" w:sz="6" w:space="0" w:color="005EC9"/>
-              <w:bottom w:val="single" w:sz="6" w:space="0" w:color="005EC9"/>
-              <w:right w:val="single" w:sz="6" w:space="0" w:color="005EC9"/>
-            </w:tcBorders>
-          </w:tcPr>
-          <w:p>
-            <w:pPr>
-              <w:spacing w:before="0" w:after="40"/>
-            </w:pPr>
-            <w:r>
-              <w:rPr>
-                <w:rFonts w:ascii="Times New Roman" w:hAnsi="Times New Roman"/>
-                <w:b/>
-                <w:color w:val="005EC9"/>
-                <w:sz w:val="22"/>
-              </w:rPr>
-              <w:t>Запитання 10. Для чого використовується режим Device Toolbar в Chrome DevTools?</w:t>
-              <w:br/>
-            </w:r>
-            <w:r>
-              <w:rPr>
-                <w:rFonts w:ascii="Times New Roman" w:hAnsi="Times New Roman"/>
-                <w:b/>
-                <w:color w:val="065F46"/>
-                <w:sz w:val="20"/>
-              </w:rPr>
-              <w:br/>
-              <w:t xml:space="preserve">🎯 1. Коротка відповідь (для усного захисту): </w:t>
-            </w:r>
-            <w:r>
-              <w:rPr>
-                <w:rFonts w:ascii="Times New Roman" w:hAnsi="Times New Roman"/>
-                <w:sz w:val="20"/>
-              </w:rPr>
-              <w:t>Для повноцінної емуляції мобільних смартфонів і планшетів: тестування брейкпоїнтів, сенсорного введення (touch events), орієнтації екрана та обмеження швидкості мережі (Throttling).</w:t>
-              <w:br/>
-            </w:r>
-            <w:r>
-              <w:rPr>
-                <w:rFonts w:ascii="Times New Roman" w:hAnsi="Times New Roman"/>
-                <w:b/>
-                <w:color w:val="1E40AF"/>
-                <w:sz w:val="20"/>
-              </w:rPr>
-              <w:br/>
-              <w:t xml:space="preserve">📚 2. Поглиблене академічне обґрунтування: </w:t>
-            </w:r>
-            <w:r>
-              <w:rPr>
-                <w:rFonts w:ascii="Times New Roman" w:hAnsi="Times New Roman"/>
-                <w:sz w:val="20"/>
-              </w:rPr>
-              <w:t>Гарячі клавіші Ctrl+Shift+M активують вікно адаптивного тестування. Розробник може вибрати популярні профілі пристроїв (iPhone SE, iPhone 14 Pro, iPad Mini, Samsung Galaxy) або вручну тягнути за край вікна, відстежуючи точки перелому медіа-запитів. Режим дозволяє наочно побачити перемикання класів hidden / md:flex, перевірити відсутність горизонтального скролу та протестувати роботу висувного мобільного меню.</w:t>
-              <w:br/>
-            </w:r>
-            <w:r>
-              <w:rPr>
-                <w:rFonts w:ascii="Times New Roman" w:hAnsi="Times New Roman"/>
-                <w:b/>
-                <w:color w:val="0F172A"/>
-                <w:sz w:val="20"/>
-              </w:rPr>
-              <w:br/>
-              <w:t>💻 3. Практична реалізація та приклад у проєкті ChargeUA:</w:t>
-              <w:br/>
-            </w:r>
-            <w:r>
-              <w:rPr>
-                <w:rFonts w:ascii="Consolas" w:hAnsi="Consolas"/>
-                <w:color w:val="0F172A"/>
-                <w:sz w:val="17"/>
-              </w:rPr>
-              <w:t>Комбінація клавіш: F12 -&gt; Ctrl + Shift + M -&gt; вибір iPhone SE (375x812) -&gt; тест меню.</w:t>
-              <w:br/>
-            </w:r>
-          </w:p>
-        </w:tc>
-      </w:tr>
-    </w:tbl>
-    <w:p>
-      <w:pPr>
-        <w:spacing w:before="40" w:after="80"/>
-      </w:pPr>
-    </w:p>
-    <w:tbl>
-      <w:tblPr>
-        <w:tblW w:type="auto" w:w="0"/>
-        <w:jc w:val="center"/>
-        <w:tblLook w:firstColumn="1" w:firstRow="1" w:lastColumn="0" w:lastRow="0" w:noHBand="0" w:noVBand="1" w:val="04A0"/>
-      </w:tblPr>
-      <w:tblGrid>
-        <w:gridCol w:w="9641"/>
-      </w:tblGrid>
-      <w:tr>
-        <w:tc>
-          <w:tcPr>
-            <w:tcW w:type="dxa" w:w="9792"/>
-            <w:shd w:fill="FFFFFF"/>
-            <w:tcMar>
-              <w:top w:w="70" w:type="dxa"/>
-              <w:bottom w:w="70" w:type="dxa"/>
-              <w:left w:w="110" w:type="dxa"/>
-              <w:right w:w="110" w:type="dxa"/>
-            </w:tcMar>
-            <w:tcBorders>
-              <w:top w:val="single" w:sz="6" w:space="0" w:color="005EC9"/>
-              <w:left w:val="single" w:sz="6" w:space="0" w:color="005EC9"/>
-              <w:bottom w:val="single" w:sz="6" w:space="0" w:color="005EC9"/>
-              <w:right w:val="single" w:sz="6" w:space="0" w:color="005EC9"/>
-            </w:tcBorders>
-          </w:tcPr>
-          <w:p>
-            <w:pPr>
-              <w:spacing w:before="0" w:after="40"/>
-            </w:pPr>
-            <w:r>
-              <w:rPr>
-                <w:rFonts w:ascii="Times New Roman" w:hAnsi="Times New Roman"/>
-                <w:b/>
-                <w:color w:val="005EC9"/>
-                <w:sz w:val="22"/>
-              </w:rPr>
-              <w:t>Запитання 11. Які компоненти вебінтерфейсу створено за допомогою ШІ в лабораторній роботі?</w:t>
-              <w:br/>
-            </w:r>
-            <w:r>
-              <w:rPr>
-                <w:rFonts w:ascii="Times New Roman" w:hAnsi="Times New Roman"/>
-                <w:b/>
-                <w:color w:val="065F46"/>
-                <w:sz w:val="20"/>
-              </w:rPr>
-              <w:br/>
-              <w:t xml:space="preserve">🎯 1. Коротка відповідь (для усного захисту): </w:t>
-            </w:r>
-            <w:r>
-              <w:rPr>
-                <w:rFonts w:ascii="Times New Roman" w:hAnsi="Times New Roman"/>
-                <w:sz w:val="20"/>
-              </w:rPr>
-              <w:t>Створено 5 ключових компонентів: 1) Primary CTA Button, 2) Адаптивний Header з мобільним Drawer, 3) Station Card (картка станції), 4) Адаптивна сітка Grid, 5) 4-колонковий Footer.</w:t>
-              <w:br/>
-            </w:r>
-            <w:r>
-              <w:rPr>
-                <w:rFonts w:ascii="Times New Roman" w:hAnsi="Times New Roman"/>
-                <w:b/>
-                <w:color w:val="1E40AF"/>
-                <w:sz w:val="20"/>
-              </w:rPr>
-              <w:br/>
-              <w:t xml:space="preserve">📚 2. Поглиблене академічне обґрунтування: </w:t>
-            </w:r>
-            <w:r>
-              <w:rPr>
-                <w:rFonts w:ascii="Times New Roman" w:hAnsi="Times New Roman"/>
-                <w:sz w:val="20"/>
-              </w:rPr>
-              <w:t>Кожен компонент пройшов шлях від текстового опису в інженерному промпті до автономного тестового файлу в каталозі components/ та подальшої збірки в головному файлі index.html:</w:t>
-              <w:br/>
-              <w:t>• Кнопка отримала мікроанімації та гарантовану доступність 44px;</w:t>
-              <w:br/>
-              <w:t>• Шапка реалізує перетворення списку посилань на мобільний бургер;</w:t>
-              <w:br/>
-              <w:t>• Картка містить динамічні статусні бейджі та цінові тарифи;</w:t>
-              <w:br/>
-              <w:t>• Сітка автоматично балансує картки між 1, 2 та 3 колонками;</w:t>
-              <w:br/>
-              <w:t>• Футер містить форму розсилки та живий статус доступності хабів мережі.</w:t>
-              <w:br/>
-            </w:r>
-            <w:r>
-              <w:rPr>
-                <w:rFonts w:ascii="Times New Roman" w:hAnsi="Times New Roman"/>
-                <w:b/>
-                <w:color w:val="0F172A"/>
-                <w:sz w:val="20"/>
-              </w:rPr>
-              <w:br/>
-              <w:t>💻 3. Практична реалізація та приклад у проєкті ChargeUA:</w:t>
-              <w:br/>
-            </w:r>
-            <w:r>
-              <w:rPr>
-                <w:rFonts w:ascii="Consolas" w:hAnsi="Consolas"/>
-                <w:color w:val="0F172A"/>
-                <w:sz w:val="17"/>
-              </w:rPr>
-              <w:t>components/button.html | header.html | card.html | grid.html | footer.html</w:t>
-              <w:br/>
-            </w:r>
-          </w:p>
-        </w:tc>
-      </w:tr>
-    </w:tbl>
-    <w:p>
-      <w:pPr>
-        <w:spacing w:before="40" w:after="80"/>
-      </w:pPr>
-    </w:p>
-    <w:tbl>
-      <w:tblPr>
-        <w:tblW w:type="auto" w:w="0"/>
-        <w:jc w:val="center"/>
-        <w:tblLook w:firstColumn="1" w:firstRow="1" w:lastColumn="0" w:lastRow="0" w:noHBand="0" w:noVBand="1" w:val="04A0"/>
-      </w:tblPr>
-      <w:tblGrid>
-        <w:gridCol w:w="9641"/>
-      </w:tblGrid>
-      <w:tr>
-        <w:tc>
-          <w:tcPr>
-            <w:tcW w:type="dxa" w:w="9792"/>
-            <w:shd w:fill="FFFFFF"/>
-            <w:tcMar>
-              <w:top w:w="70" w:type="dxa"/>
-              <w:bottom w:w="70" w:type="dxa"/>
-              <w:left w:w="110" w:type="dxa"/>
-              <w:right w:w="110" w:type="dxa"/>
-            </w:tcMar>
-            <w:tcBorders>
-              <w:top w:val="single" w:sz="6" w:space="0" w:color="005EC9"/>
-              <w:left w:val="single" w:sz="6" w:space="0" w:color="005EC9"/>
-              <w:bottom w:val="single" w:sz="6" w:space="0" w:color="005EC9"/>
-              <w:right w:val="single" w:sz="6" w:space="0" w:color="005EC9"/>
-            </w:tcBorders>
-          </w:tcPr>
-          <w:p>
-            <w:pPr>
-              <w:spacing w:before="0" w:after="40"/>
-            </w:pPr>
-            <w:r>
-              <w:rPr>
-                <w:rFonts w:ascii="Times New Roman" w:hAnsi="Times New Roman"/>
-                <w:b/>
-                <w:color w:val="005EC9"/>
-                <w:sz w:val="22"/>
-              </w:rPr>
-              <w:t>Запитання 12. Що таке Preflight в Tailwind CSS і яке його призначення?</w:t>
-              <w:br/>
-            </w:r>
-            <w:r>
-              <w:rPr>
-                <w:rFonts w:ascii="Times New Roman" w:hAnsi="Times New Roman"/>
-                <w:b/>
-                <w:color w:val="065F46"/>
-                <w:sz w:val="20"/>
-              </w:rPr>
-              <w:br/>
-              <w:t xml:space="preserve">🎯 1. Коротка відповідь (для усного захисту): </w:t>
-            </w:r>
-            <w:r>
-              <w:rPr>
-                <w:rFonts w:ascii="Times New Roman" w:hAnsi="Times New Roman"/>
-                <w:sz w:val="20"/>
-              </w:rPr>
-              <w:t>Preflight — це вбудований у Tailwind базовий набір нормалізуючих CSS-стилів, побудований на базі modern-normalize, який приводить стандартні стилі браузерів до єдиного нейтрального вигляду.</w:t>
-              <w:br/>
-            </w:r>
-            <w:r>
-              <w:rPr>
-                <w:rFonts w:ascii="Times New Roman" w:hAnsi="Times New Roman"/>
-                <w:b/>
-                <w:color w:val="1E40AF"/>
-                <w:sz w:val="20"/>
-              </w:rPr>
-              <w:br/>
-              <w:t xml:space="preserve">📚 2. Поглиблене академічне обґрунтування: </w:t>
-            </w:r>
-            <w:r>
-              <w:rPr>
-                <w:rFonts w:ascii="Times New Roman" w:hAnsi="Times New Roman"/>
-                <w:sz w:val="20"/>
-              </w:rPr>
-              <w:t>Браузери за замовчуванням мають різні відступи та стилі елементів (User Agent Stylesheets). Preflight виконує:</w:t>
-              <w:br/>
-              <w:t>1) Скидання зовнішніх відступів: margin: 0 для всіх тегів (body, h1-h6, p, ul);</w:t>
-              <w:br/>
-              <w:t>2) Заголовки h1-h6 позбавляються вбудованого збільшеного розміру та жирності (вони стають font-size: inherit; font-weight: inherit);</w:t>
-              <w:br/>
-              <w:t>3) Списки ul, ol позбавляються маркерів та відступів;</w:t>
-              <w:br/>
-              <w:t>4) Зображення стають блочними елементами з display: block та max-width: 100% для запобігання виходу за межі батьківського контейнера;</w:t>
-              <w:br/>
-              <w:t>5) Рамки за замовчуванням мають border: 0 solid #e5e7eb.</w:t>
-              <w:br/>
-            </w:r>
-            <w:r>
-              <w:rPr>
-                <w:rFonts w:ascii="Times New Roman" w:hAnsi="Times New Roman"/>
-                <w:b/>
-                <w:color w:val="0F172A"/>
-                <w:sz w:val="20"/>
-              </w:rPr>
-              <w:br/>
-              <w:t>💻 3. Практична реалізація та приклад у проєкті ChargeUA:</w:t>
-              <w:br/>
-            </w:r>
-            <w:r>
-              <w:rPr>
-                <w:rFonts w:ascii="Consolas" w:hAnsi="Consolas"/>
-                <w:color w:val="0F172A"/>
-                <w:sz w:val="17"/>
-              </w:rPr>
-              <w:t>/* Preflight автоматично запобігає вильоту зображень */</w:t>
-              <w:br/>
-              <w:t>img, svg, video, canvas {</w:t>
-              <w:br/>
-              <w:t xml:space="preserve">  display: block;</w:t>
-              <w:br/>
-              <w:t xml:space="preserve">  max-width: 100%;</w:t>
-              <w:br/>
-              <w:t xml:space="preserve">  height: auto;</w:t>
-              <w:br/>
-              <w:t>}</w:t>
-              <w:br/>
-            </w:r>
-          </w:p>
-        </w:tc>
-      </w:tr>
-    </w:tbl>
-    <w:p>
-      <w:pPr>
-        <w:spacing w:before="40" w:after="80"/>
-      </w:pPr>
-    </w:p>
-    <w:tbl>
-      <w:tblPr>
-        <w:tblW w:type="auto" w:w="0"/>
-        <w:jc w:val="center"/>
-        <w:tblLook w:firstColumn="1" w:firstRow="1" w:lastColumn="0" w:lastRow="0" w:noHBand="0" w:noVBand="1" w:val="04A0"/>
-      </w:tblPr>
-      <w:tblGrid>
-        <w:gridCol w:w="9641"/>
-      </w:tblGrid>
-      <w:tr>
-        <w:tc>
-          <w:tcPr>
-            <w:tcW w:type="dxa" w:w="9792"/>
-            <w:shd w:fill="FFFFFF"/>
-            <w:tcMar>
-              <w:top w:w="70" w:type="dxa"/>
-              <w:bottom w:w="70" w:type="dxa"/>
-              <w:left w:w="110" w:type="dxa"/>
-              <w:right w:w="110" w:type="dxa"/>
-            </w:tcMar>
-            <w:tcBorders>
-              <w:top w:val="single" w:sz="6" w:space="0" w:color="005EC9"/>
-              <w:left w:val="single" w:sz="6" w:space="0" w:color="005EC9"/>
-              <w:bottom w:val="single" w:sz="6" w:space="0" w:color="005EC9"/>
-              <w:right w:val="single" w:sz="6" w:space="0" w:color="005EC9"/>
-            </w:tcBorders>
-          </w:tcPr>
-          <w:p>
-            <w:pPr>
-              <w:spacing w:before="0" w:after="40"/>
-            </w:pPr>
-            <w:r>
-              <w:rPr>
-                <w:rFonts w:ascii="Times New Roman" w:hAnsi="Times New Roman"/>
-                <w:b/>
-                <w:color w:val="005EC9"/>
-                <w:sz w:val="22"/>
-              </w:rPr>
-              <w:t>Запитання 13. Які переваги має використання переходів (transition) та мікроанімацій (hover, active, focus) у вебінтерфейсі?</w:t>
-              <w:br/>
-            </w:r>
-            <w:r>
-              <w:rPr>
-                <w:rFonts w:ascii="Times New Roman" w:hAnsi="Times New Roman"/>
-                <w:b/>
-                <w:color w:val="065F46"/>
-                <w:sz w:val="20"/>
-              </w:rPr>
-              <w:br/>
-              <w:t xml:space="preserve">🎯 1. Коротка відповідь (для усного захисту): </w:t>
-            </w:r>
-            <w:r>
-              <w:rPr>
-                <w:rFonts w:ascii="Times New Roman" w:hAnsi="Times New Roman"/>
-                <w:sz w:val="20"/>
-              </w:rPr>
-              <w:t>Плавні переходи надають користувачу миттєвий тактильний зворотний зв'язок (Micro-Interactions), підвищують сприйняття якості інтерфейсу, покращують UX та орієнтацію на сторінці.</w:t>
-              <w:br/>
-            </w:r>
-            <w:r>
-              <w:rPr>
-                <w:rFonts w:ascii="Times New Roman" w:hAnsi="Times New Roman"/>
-                <w:b/>
-                <w:color w:val="1E40AF"/>
-                <w:sz w:val="20"/>
-              </w:rPr>
-              <w:br/>
-              <w:t xml:space="preserve">📚 2. Поглиблене академічне обґрунтування: </w:t>
-            </w:r>
-            <w:r>
-              <w:rPr>
-                <w:rFonts w:ascii="Times New Roman" w:hAnsi="Times New Roman"/>
-                <w:sz w:val="20"/>
-              </w:rPr>
-              <w:t>Без використання переходів зміна кольору чи положення елемента відбувається миттєво і виглядає різко. Класи transition-all duration-200 ease-in-out вмикають апаратне прискорення браузера (GPU Rendering). Коли користувач наводить курсор на кнопку ChargeUA, фон м'яко темнішає, тінь глибшає, а стрілочка робить плавний зсув праворуч. При натисканні (active:scale-95) кнопка пружно стискається, підтверджуючи успішність кліку перед відкриттям форми.</w:t>
-              <w:br/>
-            </w:r>
-            <w:r>
-              <w:rPr>
-                <w:rFonts w:ascii="Times New Roman" w:hAnsi="Times New Roman"/>
-                <w:b/>
-                <w:color w:val="0F172A"/>
-                <w:sz w:val="20"/>
-              </w:rPr>
-              <w:br/>
-              <w:t>💻 3. Практична реалізація та приклад у проєкті ChargeUA:</w:t>
-              <w:br/>
-            </w:r>
-            <w:r>
-              <w:rPr>
-                <w:rFonts w:ascii="Consolas" w:hAnsi="Consolas"/>
-                <w:color w:val="0F172A"/>
-                <w:sz w:val="17"/>
-              </w:rPr>
-              <w:t>class="transition-all duration-200 hover:shadow-lg active:scale-95 ease-in-out"</w:t>
-              <w:br/>
-            </w:r>
-          </w:p>
-        </w:tc>
-      </w:tr>
-    </w:tbl>
-    <w:p>
-      <w:pPr>
-        <w:spacing w:before="40" w:after="80"/>
-      </w:pPr>
-    </w:p>
-    <w:p>
-      <w:r>
-        <w:br w:type="page"/>
-      </w:r>
     </w:p>
     <w:p>
       <w:pPr>
         <w:keepNext/>
-        <w:spacing w:before="320" w:after="120"/>
+        <w:spacing w:before="280" w:after="120"/>
       </w:pPr>
       <w:r>
         <w:rPr>
@@ -8064,7 +2639,7 @@
           <w:color w:val="1E293B"/>
           <w:sz w:val="23"/>
         </w:rPr>
-        <w:t>1. У ході виконання Лабораторної роботи №6 успішно опановано парадигму компонентної верстки та утилітарного підходу Utility-First за допомогою фреймворку Tailwind CSS на прикладі вебплатформи мережі швидкісних зарядних хабів «ChargeUA».</w:t>
+        <w:t>1. У ході виконання Лабораторної роботи №6 здобуто практичний досвід комплексної інтеграції хмарних та зовнішніх вебсервісів у вебплатформу ChargeUA.</w:t>
       </w:r>
     </w:p>
     <w:p>
@@ -8077,7 +2652,7 @@
           <w:color w:val="1E293B"/>
           <w:sz w:val="23"/>
         </w:rPr>
-        <w:t>2. Реалізовано повний інженерний цикл Prompt-to-UI взаємодії з ШІ-моделями (Claude 3.5 Sonnet, Google Gemini, Sequential Thinking MCP): здійснено проєктування промптів, генерацію автономних UI-компонентів, критичний аналіз коду та обов'язкове рафінування (Refinement Workflow).</w:t>
+        <w:t>2. Успішно впроваджено інтерактивну карту Google Maps із прив'язкою до навчального корпусу кафедри САПР Львівської політехніки (вул. С. Бандери, 12), прокладанням маршруту навігації та 360-градусною сферичною панорамою Google Street View.</w:t>
       </w:r>
     </w:p>
     <w:p>
@@ -8090,7 +2665,7 @@
           <w:color w:val="1E293B"/>
           <w:sz w:val="23"/>
         </w:rPr>
-        <w:t>3. Впроваджено мобільно-орієнтований підхід (Mobile-First): базова верстка проєкту оптимізована для смартфонів (375px), а утилітарні префікси sm:, md:, lg: та xl: плавно перебудовують інтерфейс для планшетів та десктопів без виникнення горизонтального скролу.</w:t>
+        <w:t>3. Проведено інженерне порівняння медіаплатформ YouTube та Vimeo: підтверджено переваги YouTube для масового навчання водіїв (CDN Google, адаптивний бітрейт, субтитри) та Vimeo для презентаційного Clean UI без реклами.</w:t>
       </w:r>
     </w:p>
     <w:p>
@@ -8103,7 +2678,7 @@
           <w:color w:val="1E293B"/>
           <w:sz w:val="23"/>
         </w:rPr>
-        <w:t>4. Синхронізовано дизайн-систему проєкту, розроблену в Figma у ЛР №4, із конфігурацією Tailwind через об'єкт tailwind.config, що забезпечило централізоване керування палітрою бренду (синій #005EC9, акцентний бірюзовий #00B4D8, нейтральний темний #0F172A).</w:t>
+        <w:t>4. Реалізовано апаратний HTML5 аудіоплеєр з підтримкою резервування форматів (MP3 320 kbps та безстиснений PCM WAV), інтегрований у фірмову картку звукового супроводу старту зарядної сесії.</w:t>
       </w:r>
     </w:p>
     <w:p>
@@ -8116,7 +2691,7 @@
           <w:color w:val="1E293B"/>
           <w:sz w:val="23"/>
         </w:rPr>
-        <w:t>5. Забезпечено найвищий рівень доступності за міжнародним стандартом WCAG 2.2 рівня AA (клас min-h-[44px] для сенсорного введення, skip-link, чіткий контур focus-visible:ring-4, закриття мобільного меню клавішею Escape), а також проведено перевірку сумісності у DevTools та W3C.</w:t>
+        <w:t>5. Розроблено та адаптовано 4 функціональні інформери (метеорологічний Sinoptik.ua, валютні котирування НБУ, синхронізований мережевий годинник Time.is та соціальні плагіни з відкритим шерингом), забезпечивши високу швидкість завантаження сторінки та нульовий ризик витоку конфіденційних даних клієнтів.</w:t>
       </w:r>
     </w:p>
     <w:sectPr>

--- a/FirstSemester/web/lab6/07_report/Лемішка_ПП-24_Л6_ChargeUA.docx
+++ b/FirstSemester/web/lab6/07_report/Лемішка_ПП-24_Л6_ChargeUA.docx
@@ -189,7 +189,7 @@
           <w:i/>
           <w:sz w:val="22"/>
         </w:rPr>
-        <w:t>Специфікація проєкту: вебагрегатор та інформаційний пошуковик зарядних станцій в Україні (каталог станцій з живими статусами у містах Київ, Львів, Одеса, Дніпро, Харків, Вінниця та пошукові переваги сервісу без транзакцій і бронювань)</w:t>
+        <w:t>Специфікація проєкту: вебагрегатор та інформаційний пошуковик швидкісних зарядних станцій в Україні (каталог станцій з живими статусами у містах Київ, Львів, Одеса, Дніпро, Харків, Вінниця та пошукові переваги сервісу без транзакцій і бронювань)</w:t>
       </w:r>
     </w:p>
     <w:p>
@@ -325,11 +325,27 @@
     </w:p>
     <w:p>
       <w:pPr>
+        <w:keepNext/>
+        <w:spacing w:before="200" w:after="80"/>
+        <w:jc w:val="left"/>
+      </w:pPr>
+      <w:r>
+        <w:rPr>
+          <w:rFonts w:ascii="Times New Roman" w:hAnsi="Times New Roman" w:cs="Times New Roman"/>
+          <w:b/>
+          <w:i w:val="0"/>
+          <w:sz w:val="26"/>
+        </w:rPr>
+        <w:t>Етап 1. Підготовка проєкту та робочого середовища</w:t>
+      </w:r>
+    </w:p>
+    <w:p>
+      <w:pPr>
         <w:spacing w:before="40" w:after="60" w:line="276" w:lineRule="auto"/>
         <w:jc w:val="both"/>
       </w:pPr>
       <w:r>
-        <w:t>Лабораторна робота №6 є логічним продовженням розробки вебінтерфейсу ChargeUA, розпочатого в ЛР №5. На початковому етапі було створено резервну копію кодової бази ЛР №5 та налаштовано робоче середовище редактора VS Code. Для ефективної роботи з утилітарними класами Tailwind CSS було встановлено та активовано ключові розширення:</w:t>
+        <w:t>Лабораторна робота №6 є прямим продовженням розробки вебінтерфейсу ChargeUA, спроєктованого у Figma (ЛР №4) та зверстаного на рівні семантичного скелета у ЛР №5. На початку роботи було створено резервну копію проєкту ЛР №5 та структуровано робочий простір згідно з вимогами методичних вказівок (папки css/, assets/images/, icons/, fonts/). У редакторі коду Visual Studio Code було встановлено та активовано спеціалізовані розширення для роботи з утилітарним CSS:</w:t>
       </w:r>
     </w:p>
     <w:p>
@@ -407,6 +423,62 @@
     <w:p>
       <w:pPr>
         <w:keepNext/>
+        <w:spacing w:before="120" w:after="40"/>
+        <w:jc w:val="center"/>
+      </w:pPr>
+      <w:r>
+        <w:drawing>
+          <wp:inline xmlns:a="http://schemas.openxmlformats.org/drawingml/2006/main" xmlns:pic="http://schemas.openxmlformats.org/drawingml/2006/picture">
+            <wp:extent cx="5669280" cy="3188970"/>
+            <wp:docPr id="2" name="Picture 2"/>
+            <wp:cNvGraphicFramePr>
+              <a:graphicFrameLocks noChangeAspect="1"/>
+            </wp:cNvGraphicFramePr>
+            <a:graphic>
+              <a:graphicData uri="http://schemas.openxmlformats.org/drawingml/2006/picture">
+                <pic:pic>
+                  <pic:nvPicPr>
+                    <pic:cNvPr id="0" name="00_vscode_environment.png"/>
+                    <pic:cNvPicPr/>
+                  </pic:nvPicPr>
+                  <pic:blipFill>
+                    <a:blip r:embed="rId10"/>
+                    <a:stretch>
+                      <a:fillRect/>
+                    </a:stretch>
+                  </pic:blipFill>
+                  <pic:spPr>
+                    <a:xfrm>
+                      <a:off x="0" y="0"/>
+                      <a:ext cx="5669280" cy="3188970"/>
+                    </a:xfrm>
+                    <a:prstGeom prst="rect"/>
+                  </pic:spPr>
+                </pic:pic>
+              </a:graphicData>
+            </a:graphic>
+          </wp:inline>
+        </w:drawing>
+      </w:r>
+    </w:p>
+    <w:p>
+      <w:pPr>
+        <w:spacing w:before="40" w:after="160"/>
+        <w:jc w:val="center"/>
+      </w:pPr>
+      <w:r>
+        <w:rPr>
+          <w:rFonts w:ascii="Times New Roman" w:hAnsi="Times New Roman" w:cs="Times New Roman"/>
+          <w:b/>
+          <w:i w:val="0"/>
+          <w:sz w:val="22"/>
+        </w:rPr>
+        <w:t>Рис. 1. Етап 1: Робоче середовище VS Code, структура файлів проєкту ChargeUA та налаштовані розширення Tailwind IntelliSense</w:t>
+      </w:r>
+    </w:p>
+    <w:p>
+      <w:pPr>
+        <w:keepNext/>
         <w:spacing w:before="200" w:after="80"/>
         <w:jc w:val="left"/>
       </w:pPr>
@@ -417,7 +489,7 @@
           <w:i w:val="0"/>
           <w:sz w:val="26"/>
         </w:rPr>
-        <w:t>Порівняння традиційного CSS та Utility-First підходу</w:t>
+        <w:t>Етап 2. Знайомство з Tailwind CSS та розбір утилітарних класів</w:t>
       </w:r>
     </w:p>
     <w:p>
@@ -426,7 +498,7 @@
         <w:jc w:val="both"/>
       </w:pPr>
       <w:r>
-        <w:t>Традиційний підхід вимагає вигадування семантичних назв класів (наприклад, .primary-button) та написання відповідних стилів в окремому файлі. Підхід Tailwind CSS (Utility-First) полягає у застосуванні низькорівневих утилітарних класів прямо в розмітці HTML. Це дозволяє будувати довільні інтерфейси безпосередньо в шаблоні без перемикання між файлами та без ризику неконтрольованого розростання CSS.</w:t>
+        <w:t>Традиційний підхід вимагає створення семантичних класів (.primary-button) та написання правил в окремому CSS-файлі. Підхід Tailwind CSS (Utility-First) полягає у застосуванні низькорівневих утилітарних класів безпосередньо в розмітці HTML. Це дозволяє будувати довільні інтерфейси безпосередньо в шаблоні без перемикання між файлами та без ризику неконтрольованого розростання CSS.</w:t>
       </w:r>
     </w:p>
     <w:tbl>
@@ -468,7 +540,7 @@
                 <w:i w:val="0"/>
                 <w:sz w:val="22"/>
               </w:rPr>
-              <w:t xml:space="preserve">Порівняння коду кнопки: </w:t>
+              <w:t xml:space="preserve">Порівняння коду кнопки (Класичний CSS vs Tailwind): </w:t>
             </w:r>
             <w:r>
               <w:rPr>
@@ -507,7 +579,7 @@
         <w:jc w:val="both"/>
       </w:pPr>
       <w:r>
-        <w:t>Анатомія утилітарних класів кнопки ChargeUA:</w:t>
+        <w:t>Анатомія утилітарних класів кнопки ChargeUA (за результатами обговорення з ШІ-чатом):</w:t>
       </w:r>
     </w:p>
     <w:p>
@@ -633,6 +705,62 @@
     <w:p>
       <w:pPr>
         <w:keepNext/>
+        <w:spacing w:before="120" w:after="40"/>
+        <w:jc w:val="center"/>
+      </w:pPr>
+      <w:r>
+        <w:drawing>
+          <wp:inline xmlns:a="http://schemas.openxmlformats.org/drawingml/2006/main" xmlns:pic="http://schemas.openxmlformats.org/drawingml/2006/picture">
+            <wp:extent cx="5669280" cy="3485793"/>
+            <wp:docPr id="3" name="Picture 3"/>
+            <wp:cNvGraphicFramePr>
+              <a:graphicFrameLocks noChangeAspect="1"/>
+            </wp:cNvGraphicFramePr>
+            <a:graphic>
+              <a:graphicData uri="http://schemas.openxmlformats.org/drawingml/2006/picture">
+                <pic:pic>
+                  <pic:nvPicPr>
+                    <pic:cNvPr id="0" name="02_step2_chat_tailwind_comparison.png"/>
+                    <pic:cNvPicPr/>
+                  </pic:nvPicPr>
+                  <pic:blipFill>
+                    <a:blip r:embed="rId11"/>
+                    <a:stretch>
+                      <a:fillRect/>
+                    </a:stretch>
+                  </pic:blipFill>
+                  <pic:spPr>
+                    <a:xfrm>
+                      <a:off x="0" y="0"/>
+                      <a:ext cx="5669280" cy="3485793"/>
+                    </a:xfrm>
+                    <a:prstGeom prst="rect"/>
+                  </pic:spPr>
+                </pic:pic>
+              </a:graphicData>
+            </a:graphic>
+          </wp:inline>
+        </w:drawing>
+      </w:r>
+    </w:p>
+    <w:p>
+      <w:pPr>
+        <w:spacing w:before="40" w:after="160"/>
+        <w:jc w:val="center"/>
+      </w:pPr>
+      <w:r>
+        <w:rPr>
+          <w:rFonts w:ascii="Times New Roman" w:hAnsi="Times New Roman" w:cs="Times New Roman"/>
+          <w:b/>
+          <w:i w:val="0"/>
+          <w:sz w:val="22"/>
+        </w:rPr>
+        <w:t>Рис. 2. Етап 2: Зіставлення семантичного CSS та utility-first підходу Tailwind CSS з детальним розбором утиліт</w:t>
+      </w:r>
+    </w:p>
+    <w:p>
+      <w:pPr>
+        <w:keepNext/>
         <w:spacing w:before="200" w:after="80"/>
         <w:jc w:val="left"/>
       </w:pPr>
@@ -643,7 +771,7 @@
           <w:i w:val="0"/>
           <w:sz w:val="26"/>
         </w:rPr>
-        <w:t>Підключення Tailwind CSS через CDN</w:t>
+        <w:t>Етап 3. Підключення Tailwind CSS через CDN</w:t>
       </w:r>
     </w:p>
     <w:p>
@@ -743,8 +871,8 @@
       <w:r>
         <w:drawing>
           <wp:inline xmlns:a="http://schemas.openxmlformats.org/drawingml/2006/main" xmlns:pic="http://schemas.openxmlformats.org/drawingml/2006/picture">
-            <wp:extent cx="5669280" cy="3188970"/>
-            <wp:docPr id="2" name="Picture 2"/>
+            <wp:extent cx="5669280" cy="3485793"/>
+            <wp:docPr id="4" name="Picture 4"/>
             <wp:cNvGraphicFramePr>
               <a:graphicFrameLocks noChangeAspect="1"/>
             </wp:cNvGraphicFramePr>
@@ -752,11 +880,11 @@
               <a:graphicData uri="http://schemas.openxmlformats.org/drawingml/2006/picture">
                 <pic:pic>
                   <pic:nvPicPr>
-                    <pic:cNvPr id="0" name="00_vscode_environment.png"/>
+                    <pic:cNvPr id="0" name="03_step3_head_cdn_connection.png"/>
                     <pic:cNvPicPr/>
                   </pic:nvPicPr>
                   <pic:blipFill>
-                    <a:blip r:embed="rId10"/>
+                    <a:blip r:embed="rId12"/>
                     <a:stretch>
                       <a:fillRect/>
                     </a:stretch>
@@ -764,7 +892,7 @@
                   <pic:spPr>
                     <a:xfrm>
                       <a:off x="0" y="0"/>
-                      <a:ext cx="5669280" cy="3188970"/>
+                      <a:ext cx="5669280" cy="3485793"/>
                     </a:xfrm>
                     <a:prstGeom prst="rect"/>
                   </pic:spPr>
@@ -787,7 +915,7 @@
           <w:i w:val="0"/>
           <w:sz w:val="22"/>
         </w:rPr>
-        <w:t>Рис. 1.1. Робоче середовище VS Code: структура файлів проєкту ChargeUA та налаштування розширень</w:t>
+        <w:t>Рис. 3. Етап 3: Підключення Tailwind CSS через офіційний CDN скрипт та стилів styles.css у секції &lt;head&gt; index.html</w:t>
       </w:r>
     </w:p>
     <w:p>
@@ -808,15 +936,6 @@
     </w:p>
     <w:p>
       <w:pPr>
-        <w:spacing w:before="40" w:after="60" w:line="276" w:lineRule="auto"/>
-        <w:jc w:val="both"/>
-      </w:pPr>
-      <w:r>
-        <w:t>Відповідно до Етапу 4 методичних вказівок, дослідження можливостей фреймворку було проведено в офіційній інтерактивній пісочниці Tailwind Play (https://play.tailwindcss.com/). Цей сервіс дозволяє тестувати роботу JIT-компілятора Tailwind у браузері в реальному часі без локального складання проєкту.</w:t>
-      </w:r>
-    </w:p>
-    <w:p>
-      <w:pPr>
         <w:keepNext/>
         <w:spacing w:before="200" w:after="80"/>
         <w:jc w:val="left"/>
@@ -828,12 +947,118 @@
           <w:i w:val="0"/>
           <w:sz w:val="26"/>
         </w:rPr>
-        <w:t>Промпт-лог створення інтерактивної кнопки (Button)</w:t>
+        <w:t>Етап 4. Знайомство з пісочницею Tailwind Play</w:t>
       </w:r>
     </w:p>
     <w:p>
       <w:pPr>
-        <w:spacing w:before="60" w:after="40" w:line="276" w:lineRule="auto"/>
+        <w:spacing w:before="40" w:after="60" w:line="276" w:lineRule="auto"/>
+        <w:jc w:val="both"/>
+      </w:pPr>
+      <w:r>
+        <w:t>Відповідно до Етапу 4 методичних вказівок, дослідження можливостей фреймворку було проведено в офіційній інтерактивній пісочниці Tailwind Play (https://play.tailwindcss.com/). Було досліджено структуру середовища: зони розмітки HTML, вставки кастомного CSS, конфігурації, панель живого попереднього перегляду (Live Preview), інструменти перевірки адаптивності та розмір автоматично згенерованого CSS (2.42 kB). Проведено експерименти зі зміною кольорів, розмірів та радіусів для різних HTML-елементів (&lt;p&gt;, &lt;h1&gt;, &lt;div&gt;).</w:t>
+      </w:r>
+    </w:p>
+    <w:p>
+      <w:pPr>
+        <w:keepNext/>
+        <w:spacing w:before="120" w:after="40"/>
+        <w:jc w:val="center"/>
+      </w:pPr>
+      <w:r>
+        <w:drawing>
+          <wp:inline xmlns:a="http://schemas.openxmlformats.org/drawingml/2006/main" xmlns:pic="http://schemas.openxmlformats.org/drawingml/2006/picture">
+            <wp:extent cx="5669280" cy="2551176"/>
+            <wp:docPr id="5" name="Picture 5"/>
+            <wp:cNvGraphicFramePr>
+              <a:graphicFrameLocks noChangeAspect="1"/>
+            </wp:cNvGraphicFramePr>
+            <a:graphic>
+              <a:graphicData uri="http://schemas.openxmlformats.org/drawingml/2006/picture">
+                <pic:pic>
+                  <pic:nvPicPr>
+                    <pic:cNvPr id="0" name="04_tailwind_play_environment.png"/>
+                    <pic:cNvPicPr/>
+                  </pic:nvPicPr>
+                  <pic:blipFill>
+                    <a:blip r:embed="rId13"/>
+                    <a:stretch>
+                      <a:fillRect/>
+                    </a:stretch>
+                  </pic:blipFill>
+                  <pic:spPr>
+                    <a:xfrm>
+                      <a:off x="0" y="0"/>
+                      <a:ext cx="5669280" cy="2551176"/>
+                    </a:xfrm>
+                    <a:prstGeom prst="rect"/>
+                  </pic:spPr>
+                </pic:pic>
+              </a:graphicData>
+            </a:graphic>
+          </wp:inline>
+        </w:drawing>
+      </w:r>
+    </w:p>
+    <w:p>
+      <w:pPr>
+        <w:spacing w:before="40" w:after="160"/>
+        <w:jc w:val="center"/>
+      </w:pPr>
+      <w:r>
+        <w:rPr>
+          <w:rFonts w:ascii="Times New Roman" w:hAnsi="Times New Roman" w:cs="Times New Roman"/>
+          <w:b/>
+          <w:i w:val="0"/>
+          <w:sz w:val="22"/>
+        </w:rPr>
+        <w:t>Рис. 4. Етап 4: Інтерфейс онлайн-пісочниці Tailwind Play (v4.3, зони редактора HTML/CSS, прев'ю та згенерований бандл)</w:t>
+      </w:r>
+    </w:p>
+    <w:p>
+      <w:pPr>
+        <w:keepNext/>
+        <w:spacing w:before="200" w:after="80"/>
+        <w:jc w:val="left"/>
+      </w:pPr>
+      <w:r>
+        <w:rPr>
+          <w:rFonts w:ascii="Times New Roman" w:hAnsi="Times New Roman" w:cs="Times New Roman"/>
+          <w:b/>
+          <w:i w:val="0"/>
+          <w:sz w:val="26"/>
+        </w:rPr>
+        <w:t>Етап 5. Створення першого UI-компонента (Button)</w:t>
+      </w:r>
+    </w:p>
+    <w:p>
+      <w:pPr>
+        <w:spacing w:before="40" w:after="60" w:line="276" w:lineRule="auto"/>
+        <w:jc w:val="both"/>
+      </w:pPr>
+      <w:r>
+        <w:t>За допомогою ШІ-чату було сформульовано системний промпт для створення кнопки Primary CTA Button «Знайти станцію» із дотриманням суворих вимог доступності (WCAG) та ергономіки тач-пристроїв.</w:t>
+      </w:r>
+    </w:p>
+    <w:p>
+      <w:pPr>
+        <w:keepNext/>
+        <w:spacing w:before="160" w:after="40"/>
+        <w:jc w:val="left"/>
+      </w:pPr>
+      <w:r>
+        <w:rPr>
+          <w:rFonts w:ascii="Times New Roman" w:hAnsi="Times New Roman" w:cs="Times New Roman"/>
+          <w:b/>
+          <w:i w:val="0"/>
+          <w:sz w:val="24"/>
+        </w:rPr>
+        <w:t>Промпт-лог створення кнопки</w:t>
+      </w:r>
+    </w:p>
+    <w:p>
+      <w:pPr>
+        <w:spacing w:before="40" w:after="40" w:line="276" w:lineRule="auto"/>
         <w:jc w:val="both"/>
       </w:pPr>
       <w:r>
@@ -926,7 +1151,7 @@
           <w:i w:val="0"/>
           <w:sz w:val="24"/>
         </w:rPr>
-        <w:t>ШІ-асистент згенерував чистий ізольований компонент кнопки з іконкою стрілки, повною підтримкою станів фокусу та доступності.</w:t>
+        <w:t>Отримано семантичний код кнопки із вбудованою SVG-іконкою стрілки, ефектами плавної зміни фону та розміром 44px.</w:t>
       </w:r>
     </w:p>
     <w:p>
@@ -941,7 +1166,7 @@
           <w:i w:val="0"/>
           <w:sz w:val="24"/>
         </w:rPr>
-        <w:t xml:space="preserve">Аналіз недоліків та коригування: </w:t>
+        <w:t xml:space="preserve">Аналіз недоліків: </w:t>
       </w:r>
       <w:r>
         <w:rPr>
@@ -950,12 +1175,12 @@
           <w:i w:val="0"/>
           <w:sz w:val="24"/>
         </w:rPr>
-        <w:t>Початкова кнопка не мала неонової тіні, притаманної темній темі ChargeUA, та була протестована ізольовано. Необхідно було додати тінь shadow-lg shadow-blue-600/30 та протестувати її у зв'язці з міні-карткою станції безпосередньо у пісочниці Tailwind Play.</w:t>
+        <w:t>Кнопка потребувала валідації в реальному темному оточенні поруч із карткою зарядної станції у пісочниці Tailwind Play.</w:t>
       </w:r>
     </w:p>
     <w:p>
       <w:pPr>
-        <w:spacing w:before="60" w:after="40" w:line="276" w:lineRule="auto"/>
+        <w:spacing w:before="40" w:after="40" w:line="276" w:lineRule="auto"/>
         <w:jc w:val="both"/>
       </w:pPr>
       <w:r>
@@ -1048,7 +1273,7 @@
           <w:i w:val="0"/>
           <w:sz w:val="24"/>
         </w:rPr>
-        <w:t>Код було вставлено у Tailwind Play. Згенеровано візуальний попередній перегляд, перевірено автоматичне оновлення розмірів та згенерованого CSS (розмір всього 2.42 kB).</w:t>
+        <w:t>Код було протестовано у Tailwind Play. Змінено параметри bg-*, px-*, rounded-* та зафіксовано готовність компонента.</w:t>
       </w:r>
     </w:p>
     <w:p>
@@ -1061,7 +1286,7 @@
         <w:drawing>
           <wp:inline xmlns:a="http://schemas.openxmlformats.org/drawingml/2006/main" xmlns:pic="http://schemas.openxmlformats.org/drawingml/2006/picture">
             <wp:extent cx="5669280" cy="2551176"/>
-            <wp:docPr id="3" name="Picture 3"/>
+            <wp:docPr id="6" name="Picture 6"/>
             <wp:cNvGraphicFramePr>
               <a:graphicFrameLocks noChangeAspect="1"/>
             </wp:cNvGraphicFramePr>
@@ -1069,11 +1294,11 @@
               <a:graphicData uri="http://schemas.openxmlformats.org/drawingml/2006/picture">
                 <pic:pic>
                   <pic:nvPicPr>
-                    <pic:cNvPr id="0" name="04_tailwind_play_environment.png"/>
+                    <pic:cNvPr id="0" name="04_tailwind_play_button_experiment.png"/>
                     <pic:cNvPicPr/>
                   </pic:nvPicPr>
                   <pic:blipFill>
-                    <a:blip r:embed="rId11"/>
+                    <a:blip r:embed="rId14"/>
                     <a:stretch>
                       <a:fillRect/>
                     </a:stretch>
@@ -1104,63 +1329,7 @@
           <w:i w:val="0"/>
           <w:sz w:val="22"/>
         </w:rPr>
-        <w:t>Рис. 2.1. Дослідження робочої зони онлайн-пісочниці Tailwind Play (v4.3, розмітка HTML, вивід CSS та панель прев'ю)</w:t>
-      </w:r>
-    </w:p>
-    <w:p>
-      <w:pPr>
-        <w:keepNext/>
-        <w:spacing w:before="120" w:after="40"/>
-        <w:jc w:val="center"/>
-      </w:pPr>
-      <w:r>
-        <w:drawing>
-          <wp:inline xmlns:a="http://schemas.openxmlformats.org/drawingml/2006/main" xmlns:pic="http://schemas.openxmlformats.org/drawingml/2006/picture">
-            <wp:extent cx="5669280" cy="2551176"/>
-            <wp:docPr id="4" name="Picture 4"/>
-            <wp:cNvGraphicFramePr>
-              <a:graphicFrameLocks noChangeAspect="1"/>
-            </wp:cNvGraphicFramePr>
-            <a:graphic>
-              <a:graphicData uri="http://schemas.openxmlformats.org/drawingml/2006/picture">
-                <pic:pic>
-                  <pic:nvPicPr>
-                    <pic:cNvPr id="0" name="04_tailwind_play_button_experiment.png"/>
-                    <pic:cNvPicPr/>
-                  </pic:nvPicPr>
-                  <pic:blipFill>
-                    <a:blip r:embed="rId12"/>
-                    <a:stretch>
-                      <a:fillRect/>
-                    </a:stretch>
-                  </pic:blipFill>
-                  <pic:spPr>
-                    <a:xfrm>
-                      <a:off x="0" y="0"/>
-                      <a:ext cx="5669280" cy="2551176"/>
-                    </a:xfrm>
-                    <a:prstGeom prst="rect"/>
-                  </pic:spPr>
-                </pic:pic>
-              </a:graphicData>
-            </a:graphic>
-          </wp:inline>
-        </w:drawing>
-      </w:r>
-    </w:p>
-    <w:p>
-      <w:pPr>
-        <w:spacing w:before="40" w:after="160"/>
-        <w:jc w:val="center"/>
-      </w:pPr>
-      <w:r>
-        <w:rPr>
-          <w:rFonts w:ascii="Times New Roman" w:hAnsi="Times New Roman" w:cs="Times New Roman"/>
-          <w:b/>
-          <w:i w:val="0"/>
-          <w:sz w:val="22"/>
-        </w:rPr>
-        <w:t>Рис. 2.2. Тестування згенерованої кнопки та картки станції ChargeUA в Tailwind Play</w:t>
+        <w:t>Рис. 5. Етап 5: Створення та інтерактивне тестування Primary Button та картки станції у Tailwind Play</w:t>
       </w:r>
     </w:p>
     <w:p>
@@ -1181,15 +1350,6 @@
     </w:p>
     <w:p>
       <w:pPr>
-        <w:spacing w:before="40" w:after="60" w:line="276" w:lineRule="auto"/>
-        <w:jc w:val="both"/>
-      </w:pPr>
-      <w:r>
-        <w:t>Відповідно до Етапів 6-11 методичних вказівок, на основі дизайну, спроєктованого у Figma (ЛР №4), було створено повний набір модульних семантичних компонентів лендингу ChargeUA. Особливу увагу приділено дотриманню бізнес-логіки проєкту: ChargeUA виступає суто пошуковим помічником та агрегатором, який не проводить фінансових транзакцій і не виконує бронювання станцій.</w:t>
-      </w:r>
-    </w:p>
-    <w:p>
-      <w:pPr>
         <w:keepNext/>
         <w:spacing w:before="200" w:after="80"/>
         <w:jc w:val="left"/>
@@ -1201,220 +1361,16 @@
           <w:i w:val="0"/>
           <w:sz w:val="26"/>
         </w:rPr>
-        <w:t>Створення семантичного Header з адаптивною навігацією</w:t>
+        <w:t>Етап 6. Створення семантичного Header з адаптивною навігацією</w:t>
       </w:r>
     </w:p>
     <w:p>
       <w:pPr>
-        <w:spacing w:before="40" w:after="40" w:line="276" w:lineRule="auto"/>
-        <w:jc w:val="both"/>
-      </w:pPr>
-      <w:r>
-        <w:t>Компонент Header реалізовано з плаваючим закріпленням у верхній частині вікна (sticky top-0 z-50), напівпрозорим розмиттям (backdrop-blur-md) та розмежуванням на мобільний і десктопний режим за принципом Mobile-First:</w:t>
-      </w:r>
-    </w:p>
-    <w:p>
-      <w:pPr>
-        <w:spacing w:before="20" w:after="40" w:line="276" w:lineRule="auto"/>
-        <w:jc w:val="both"/>
-      </w:pPr>
-      <w:r>
-        <w:rPr>
-          <w:rFonts w:ascii="Times New Roman" w:hAnsi="Times New Roman" w:cs="Times New Roman"/>
-          <w:b/>
-          <w:i w:val="0"/>
-          <w:sz w:val="24"/>
-        </w:rPr>
-        <w:t xml:space="preserve">• Мобільний стан (&lt; 768px): </w:t>
-      </w:r>
-      <w:r>
-        <w:rPr>
-          <w:rFonts w:ascii="Times New Roman" w:hAnsi="Times New Roman" w:cs="Times New Roman"/>
-          <w:b w:val="0"/>
-          <w:i w:val="0"/>
-          <w:sz w:val="24"/>
-        </w:rPr>
-        <w:t>логотип розташовано ліворуч, десктопне горизонтальне меню приховано за допомогою класу hidden, праворуч виведено кнопку гамбургер-меню (блок md:hidden).</w:t>
-      </w:r>
-    </w:p>
-    <w:p>
-      <w:pPr>
-        <w:spacing w:before="20" w:after="40" w:line="276" w:lineRule="auto"/>
-        <w:jc w:val="both"/>
-      </w:pPr>
-      <w:r>
-        <w:rPr>
-          <w:rFonts w:ascii="Times New Roman" w:hAnsi="Times New Roman" w:cs="Times New Roman"/>
-          <w:b/>
-          <w:i w:val="0"/>
-          <w:sz w:val="24"/>
-        </w:rPr>
-        <w:t xml:space="preserve">• Десктопний стан (&gt;= 768px, префікс md:): </w:t>
-      </w:r>
-      <w:r>
-        <w:rPr>
-          <w:rFonts w:ascii="Times New Roman" w:hAnsi="Times New Roman" w:cs="Times New Roman"/>
-          <w:b w:val="0"/>
-          <w:i w:val="0"/>
-          <w:sz w:val="24"/>
-        </w:rPr>
-        <w:t>гамбургер-меню автоматично приховується (md:hidden), навігаційні посилання вирівнюються по центру горизонтальним флексом (hidden md:flex items-center gap-8), а праворуч відображається акцентна CTA-кнопка «Знайти станцію».</w:t>
-      </w:r>
-    </w:p>
-    <w:p>
-      <w:pPr>
-        <w:keepNext/>
-        <w:spacing w:before="120" w:after="40"/>
-        <w:jc w:val="center"/>
-      </w:pPr>
-      <w:r>
-        <w:drawing>
-          <wp:inline xmlns:a="http://schemas.openxmlformats.org/drawingml/2006/main" xmlns:pic="http://schemas.openxmlformats.org/drawingml/2006/picture">
-            <wp:extent cx="5669280" cy="2878685"/>
-            <wp:docPr id="5" name="Picture 5"/>
-            <wp:cNvGraphicFramePr>
-              <a:graphicFrameLocks noChangeAspect="1"/>
-            </wp:cNvGraphicFramePr>
-            <a:graphic>
-              <a:graphicData uri="http://schemas.openxmlformats.org/drawingml/2006/picture">
-                <pic:pic>
-                  <pic:nvPicPr>
-                    <pic:cNvPr id="0" name="06_header_desktop_view.png"/>
-                    <pic:cNvPicPr/>
-                  </pic:nvPicPr>
-                  <pic:blipFill>
-                    <a:blip r:embed="rId13"/>
-                    <a:stretch>
-                      <a:fillRect/>
-                    </a:stretch>
-                  </pic:blipFill>
-                  <pic:spPr>
-                    <a:xfrm>
-                      <a:off x="0" y="0"/>
-                      <a:ext cx="5669280" cy="2878685"/>
-                    </a:xfrm>
-                    <a:prstGeom prst="rect"/>
-                  </pic:spPr>
-                </pic:pic>
-              </a:graphicData>
-            </a:graphic>
-          </wp:inline>
-        </w:drawing>
-      </w:r>
-    </w:p>
-    <w:p>
-      <w:pPr>
-        <w:spacing w:before="40" w:after="160"/>
-        <w:jc w:val="center"/>
-      </w:pPr>
-      <w:r>
-        <w:rPr>
-          <w:rFonts w:ascii="Times New Roman" w:hAnsi="Times New Roman" w:cs="Times New Roman"/>
-          <w:b/>
-          <w:i w:val="0"/>
-          <w:sz w:val="22"/>
-        </w:rPr>
-        <w:t>Рис. 3.1. Десктопний вигляд Header та Hero-секції ChargeUA (роздільна здатність 1440px)</w:t>
-      </w:r>
-    </w:p>
-    <w:p>
-      <w:pPr>
-        <w:keepNext/>
-        <w:spacing w:before="120" w:after="40"/>
-        <w:jc w:val="center"/>
-      </w:pPr>
-      <w:r>
-        <w:drawing>
-          <wp:inline xmlns:a="http://schemas.openxmlformats.org/drawingml/2006/main" xmlns:pic="http://schemas.openxmlformats.org/drawingml/2006/picture">
-            <wp:extent cx="5669280" cy="8906285"/>
-            <wp:docPr id="6" name="Picture 6"/>
-            <wp:cNvGraphicFramePr>
-              <a:graphicFrameLocks noChangeAspect="1"/>
-            </wp:cNvGraphicFramePr>
-            <a:graphic>
-              <a:graphicData uri="http://schemas.openxmlformats.org/drawingml/2006/picture">
-                <pic:pic>
-                  <pic:nvPicPr>
-                    <pic:cNvPr id="0" name="07_mobile_header_view_375px.png"/>
-                    <pic:cNvPicPr/>
-                  </pic:nvPicPr>
-                  <pic:blipFill>
-                    <a:blip r:embed="rId14"/>
-                    <a:stretch>
-                      <a:fillRect/>
-                    </a:stretch>
-                  </pic:blipFill>
-                  <pic:spPr>
-                    <a:xfrm>
-                      <a:off x="0" y="0"/>
-                      <a:ext cx="5669280" cy="8906285"/>
-                    </a:xfrm>
-                    <a:prstGeom prst="rect"/>
-                  </pic:spPr>
-                </pic:pic>
-              </a:graphicData>
-            </a:graphic>
-          </wp:inline>
-        </w:drawing>
-      </w:r>
-    </w:p>
-    <w:p>
-      <w:pPr>
-        <w:spacing w:before="40" w:after="160"/>
-        <w:jc w:val="center"/>
-      </w:pPr>
-      <w:r>
-        <w:rPr>
-          <w:rFonts w:ascii="Times New Roman" w:hAnsi="Times New Roman" w:cs="Times New Roman"/>
-          <w:b/>
-          <w:i w:val="0"/>
-          <w:sz w:val="22"/>
-        </w:rPr>
-        <w:t>Рис. 3.2. Мобільний вигляд Header з адаптивною кнопкою виклику меню (роздільна здатність 375px)</w:t>
-      </w:r>
-    </w:p>
-    <w:p>
-      <w:pPr>
-        <w:keepNext/>
-        <w:spacing w:before="200" w:after="80"/>
-        <w:jc w:val="left"/>
-      </w:pPr>
-      <w:r>
-        <w:rPr>
-          <w:rFonts w:ascii="Times New Roman" w:hAnsi="Times New Roman" w:cs="Times New Roman"/>
-          <w:b/>
-          <w:i w:val="0"/>
-          <w:sz w:val="26"/>
-        </w:rPr>
-        <w:t>Дві окремі лінійки платформи ChargeUA</w:t>
-      </w:r>
-    </w:p>
-    <w:p>
-      <w:pPr>
         <w:spacing w:before="40" w:after="60" w:line="276" w:lineRule="auto"/>
         <w:jc w:val="both"/>
       </w:pPr>
       <w:r>
-        <w:t>За вимогами архітектури проєкту ChargeUA на головній сторінці було чітко розмежовано дві окремі функціональні лінійки, що запобігає плутанині між фізичним каталогом локацій та аналітичними можливостями сервісу:</w:t>
-      </w:r>
-    </w:p>
-    <w:p>
-      <w:pPr>
-        <w:spacing w:before="40" w:after="40" w:line="276" w:lineRule="auto"/>
-        <w:jc w:val="both"/>
-      </w:pPr>
-      <w:r>
-        <w:rPr>
-          <w:rFonts w:ascii="Times New Roman" w:hAnsi="Times New Roman" w:cs="Times New Roman"/>
-          <w:b/>
-          <w:i w:val="0"/>
-          <w:sz w:val="24"/>
-        </w:rPr>
-        <w:t>Лінійка 1: Реальний каталог швидкісних зарядних станцій (#stations)</w:t>
-        <w:br/>
-      </w:r>
-      <w:r>
-        <w:t>Представляє адаптивну сітку карток швидкісних зарядних комплексів по реальних містах України (Київ, Львів, Одеса, Дніпро, Харків, Вінниця). Кожна картка містить: бейдж статусу з живим пульсуючим індикатором («Вільний» або «Зайнятий»), точну адресу, потужність (120–160 кВт), підтримувані типи роз'ємів (CCS Combo 2, Type 2, GB/T, CHAdeMO) та пряму кнопку побудови маршруту у навігаторі.</w:t>
+        <w:t>Компонент Header спроєктовано на основі макетів Figma з ЛР №4. Він містить логотип бренду, навігаційні посилання (#stations, #benefits, #calculator, #faq) та акцентну CTA-кнопку «Знайти станцію». У десктопному режимі навігація розміщена по центру, кнопка праворуч, а логотип ліворуч:</w:t>
       </w:r>
     </w:p>
     <w:p>
@@ -1435,7 +1391,7 @@
               <a:graphicData uri="http://schemas.openxmlformats.org/drawingml/2006/picture">
                 <pic:pic>
                   <pic:nvPicPr>
-                    <pic:cNvPr id="0" name="08_stations_catalog_grid_desktop.png"/>
+                    <pic:cNvPr id="0" name="06_header_desktop_view.png"/>
                     <pic:cNvPicPr/>
                   </pic:nvPicPr>
                   <pic:blipFill>
@@ -1470,30 +1426,36 @@
           <w:i w:val="0"/>
           <w:sz w:val="22"/>
         </w:rPr>
-        <w:t>Рис. 3.3. Лінійка 1: Адаптивна 3-колонкова сітка каталогу станцій ChargeUA по містах України</w:t>
+        <w:t>Рис. 6. Етап 6: Десктопний вигляд семантичного Header та Hero-секції ChargeUA (роздільна здатність 1440px)</w:t>
       </w:r>
     </w:p>
     <w:p>
       <w:pPr>
-        <w:spacing w:before="40" w:after="40" w:line="276" w:lineRule="auto"/>
-        <w:jc w:val="both"/>
+        <w:keepNext/>
+        <w:spacing w:before="200" w:after="80"/>
+        <w:jc w:val="left"/>
       </w:pPr>
       <w:r>
         <w:rPr>
           <w:rFonts w:ascii="Times New Roman" w:hAnsi="Times New Roman" w:cs="Times New Roman"/>
           <w:b/>
           <w:i w:val="0"/>
-          <w:sz w:val="24"/>
+          <w:sz w:val="26"/>
         </w:rPr>
-        <w:t>Лінійка 2: Можливості пошуку та переваги агрегатора (#benefits)</w:t>
-        <w:br/>
-      </w:r>
-      <w:r>
-        <w:t>Складається з 6 карток, які пояснюють цінність сервісу-пошуковика для водія електрокара: 1) Моніторинг статусів у реальному часі (оновлення кожні 60 с); 2) Стійкість до блекаутів (позначки станцій з генераторами та промисловими акумуляторами); 3) Розумний фільтр за роз'ємами (відбір портів під європейські, американські та китайські авто); 4) Калькулятор часу та кіловат (попередній прозорий розрахунок без платежів на сайті); 5) Пряма навігація до вільного конектора через Google Maps та Waze; 6) Єдина агрегована база з понад 480 перевірених станцій по всій країні.</w:t>
+        <w:t>Етап 7. Реалізація принципу Mobile First</w:t>
       </w:r>
     </w:p>
     <w:p>
       <w:pPr>
+        <w:spacing w:before="40" w:after="60" w:line="276" w:lineRule="auto"/>
+        <w:jc w:val="both"/>
+      </w:pPr>
+      <w:r>
+        <w:t>Згідно з принципом Mobile First, базові класи Tailwind орієнтовані на найменші екрани (смартфони), а префікси sm:, md:, lg: описують зміни для ширших дисплеїв на основі CSS min-width. У компоненті Header на мобільних пристроях (&lt; 768px) горизонтальне меню приховано за допомогою класу hidden, а замість нього виведено адаптивну кнопку гамбургер-меню (клас md:hidden):</w:t>
+      </w:r>
+    </w:p>
+    <w:p>
+      <w:pPr>
         <w:keepNext/>
         <w:spacing w:before="120" w:after="40"/>
         <w:jc w:val="center"/>
@@ -1501,7 +1463,7 @@
       <w:r>
         <w:drawing>
           <wp:inline xmlns:a="http://schemas.openxmlformats.org/drawingml/2006/main" xmlns:pic="http://schemas.openxmlformats.org/drawingml/2006/picture">
-            <wp:extent cx="5669280" cy="2878685"/>
+            <wp:extent cx="5669280" cy="8906285"/>
             <wp:docPr id="8" name="Picture 8"/>
             <wp:cNvGraphicFramePr>
               <a:graphicFrameLocks noChangeAspect="1"/>
@@ -1510,11 +1472,192 @@
               <a:graphicData uri="http://schemas.openxmlformats.org/drawingml/2006/picture">
                 <pic:pic>
                   <pic:nvPicPr>
-                    <pic:cNvPr id="0" name="09_benefits_search_line_desktop.png"/>
+                    <pic:cNvPr id="0" name="07_mobile_header_view_375px.png"/>
                     <pic:cNvPicPr/>
                   </pic:nvPicPr>
                   <pic:blipFill>
                     <a:blip r:embed="rId16"/>
+                    <a:stretch>
+                      <a:fillRect/>
+                    </a:stretch>
+                  </pic:blipFill>
+                  <pic:spPr>
+                    <a:xfrm>
+                      <a:off x="0" y="0"/>
+                      <a:ext cx="5669280" cy="8906285"/>
+                    </a:xfrm>
+                    <a:prstGeom prst="rect"/>
+                  </pic:spPr>
+                </pic:pic>
+              </a:graphicData>
+            </a:graphic>
+          </wp:inline>
+        </w:drawing>
+      </w:r>
+    </w:p>
+    <w:p>
+      <w:pPr>
+        <w:spacing w:before="40" w:after="160"/>
+        <w:jc w:val="center"/>
+      </w:pPr>
+      <w:r>
+        <w:rPr>
+          <w:rFonts w:ascii="Times New Roman" w:hAnsi="Times New Roman" w:cs="Times New Roman"/>
+          <w:b/>
+          <w:i w:val="0"/>
+          <w:sz w:val="22"/>
+        </w:rPr>
+        <w:t>Рис. 7. Етап 7: Реалізація принципу Mobile First: автоматичне згортання меню в гамбургер на екрані 375px</w:t>
+      </w:r>
+    </w:p>
+    <w:p>
+      <w:pPr>
+        <w:keepNext/>
+        <w:spacing w:before="200" w:after="80"/>
+        <w:jc w:val="left"/>
+      </w:pPr>
+      <w:r>
+        <w:rPr>
+          <w:rFonts w:ascii="Times New Roman" w:hAnsi="Times New Roman" w:cs="Times New Roman"/>
+          <w:b/>
+          <w:i w:val="0"/>
+          <w:sz w:val="26"/>
+        </w:rPr>
+        <w:t>Етап 8. Створення UI-компонента Картки зарядної станції (Card)</w:t>
+      </w:r>
+    </w:p>
+    <w:p>
+      <w:pPr>
+        <w:spacing w:before="40" w:after="60" w:line="276" w:lineRule="auto"/>
+        <w:jc w:val="both"/>
+      </w:pPr>
+      <w:r>
+        <w:t>Створено картку станції ChargeUA, яка містить повний набір технічної інформації для водія електромобіля: статус-бейдж з живим пульсуючим індикатором («Вільний» або «Зайнятий»), точну адресу локації, потужність зарядки (120–160 кВт), перелік підтримуваних конекторів (CCS Combo 2, Type 2, GB/T, CHAdeMO) та кнопку побудови маршруту:</w:t>
+      </w:r>
+    </w:p>
+    <w:p>
+      <w:pPr>
+        <w:keepNext/>
+        <w:spacing w:before="120" w:after="40"/>
+        <w:jc w:val="center"/>
+      </w:pPr>
+      <w:r>
+        <w:drawing>
+          <wp:inline xmlns:a="http://schemas.openxmlformats.org/drawingml/2006/main" xmlns:pic="http://schemas.openxmlformats.org/drawingml/2006/picture">
+            <wp:extent cx="5669280" cy="3485793"/>
+            <wp:docPr id="9" name="Picture 9"/>
+            <wp:cNvGraphicFramePr>
+              <a:graphicFrameLocks noChangeAspect="1"/>
+            </wp:cNvGraphicFramePr>
+            <a:graphic>
+              <a:graphicData uri="http://schemas.openxmlformats.org/drawingml/2006/picture">
+                <pic:pic>
+                  <pic:nvPicPr>
+                    <pic:cNvPr id="0" name="08_step8_station_card_component.png"/>
+                    <pic:cNvPicPr/>
+                  </pic:nvPicPr>
+                  <pic:blipFill>
+                    <a:blip r:embed="rId17"/>
+                    <a:stretch>
+                      <a:fillRect/>
+                    </a:stretch>
+                  </pic:blipFill>
+                  <pic:spPr>
+                    <a:xfrm>
+                      <a:off x="0" y="0"/>
+                      <a:ext cx="5669280" cy="3485793"/>
+                    </a:xfrm>
+                    <a:prstGeom prst="rect"/>
+                  </pic:spPr>
+                </pic:pic>
+              </a:graphicData>
+            </a:graphic>
+          </wp:inline>
+        </w:drawing>
+      </w:r>
+    </w:p>
+    <w:p>
+      <w:pPr>
+        <w:spacing w:before="40" w:after="160"/>
+        <w:jc w:val="center"/>
+      </w:pPr>
+      <w:r>
+        <w:rPr>
+          <w:rFonts w:ascii="Times New Roman" w:hAnsi="Times New Roman" w:cs="Times New Roman"/>
+          <w:b/>
+          <w:i w:val="0"/>
+          <w:sz w:val="22"/>
+        </w:rPr>
+        <w:t>Рис. 8. Етап 8: Ізольований компонент Картки зарядної станції (Card) у станах «Вільний» та «Зайнятий»</w:t>
+      </w:r>
+    </w:p>
+    <w:p>
+      <w:pPr>
+        <w:keepNext/>
+        <w:spacing w:before="200" w:after="80"/>
+        <w:jc w:val="left"/>
+      </w:pPr>
+      <w:r>
+        <w:rPr>
+          <w:rFonts w:ascii="Times New Roman" w:hAnsi="Times New Roman" w:cs="Times New Roman"/>
+          <w:b/>
+          <w:i w:val="0"/>
+          <w:sz w:val="26"/>
+        </w:rPr>
+        <w:t>Етап 9. Побудова адаптивної сітки (Grid) та розподіл на 2 окремі лінійки</w:t>
+      </w:r>
+    </w:p>
+    <w:p>
+      <w:pPr>
+        <w:spacing w:before="40" w:after="60" w:line="276" w:lineRule="auto"/>
+        <w:jc w:val="both"/>
+      </w:pPr>
+      <w:r>
+        <w:t>Для розміщення карток використано систему CSS Grid фреймворку Tailwind: grid grid-cols-1 md:grid-cols-2 lg:grid-cols-3 gap-6. За суворими вимогами до специфікації сайту ChargeUA було реалізовано дві незалежні лінійки:</w:t>
+      </w:r>
+    </w:p>
+    <w:p>
+      <w:pPr>
+        <w:spacing w:before="40" w:after="40" w:line="276" w:lineRule="auto"/>
+        <w:jc w:val="both"/>
+      </w:pPr>
+      <w:r>
+        <w:rPr>
+          <w:rFonts w:ascii="Times New Roman" w:hAnsi="Times New Roman" w:cs="Times New Roman"/>
+          <w:b/>
+          <w:i w:val="0"/>
+          <w:sz w:val="24"/>
+        </w:rPr>
+        <w:t>Лінійка 1: Реальний каталог швидкісних зарядних станцій (#stations)</w:t>
+        <w:br/>
+      </w:r>
+      <w:r>
+        <w:t>Представляє адаптивну сітку карток швидкісних зарядних комплексів по реальних містах України (Київ, Львів, Одеса, Дніпро, Харків, Вінниця). Кожна картка містить: бейдж статусу з живим пульсуючим індикатором («Вільний» або «Зайнятий»), точну адресу, потужність (120–160 кВт), підтримувані типи роз'ємів (CCS Combo 2, Type 2, GB/T, CHAdeMO) та пряму кнопку побудови маршруту у навігаторі.</w:t>
+      </w:r>
+    </w:p>
+    <w:p>
+      <w:pPr>
+        <w:keepNext/>
+        <w:spacing w:before="120" w:after="40"/>
+        <w:jc w:val="center"/>
+      </w:pPr>
+      <w:r>
+        <w:drawing>
+          <wp:inline xmlns:a="http://schemas.openxmlformats.org/drawingml/2006/main" xmlns:pic="http://schemas.openxmlformats.org/drawingml/2006/picture">
+            <wp:extent cx="5669280" cy="2878685"/>
+            <wp:docPr id="10" name="Picture 10"/>
+            <wp:cNvGraphicFramePr>
+              <a:graphicFrameLocks noChangeAspect="1"/>
+            </wp:cNvGraphicFramePr>
+            <a:graphic>
+              <a:graphicData uri="http://schemas.openxmlformats.org/drawingml/2006/picture">
+                <pic:pic>
+                  <pic:nvPicPr>
+                    <pic:cNvPr id="0" name="08_stations_catalog_grid_desktop.png"/>
+                    <pic:cNvPicPr/>
+                  </pic:nvPicPr>
+                  <pic:blipFill>
+                    <a:blip r:embed="rId18"/>
                     <a:stretch>
                       <a:fillRect/>
                     </a:stretch>
@@ -1545,32 +1688,26 @@
           <w:i w:val="0"/>
           <w:sz w:val="22"/>
         </w:rPr>
-        <w:t>Рис. 3.4. Лінійка 2: Переваги та пошукові можливості агрегатора ChargeUA</w:t>
+        <w:t>Рис. 9.1. Етап 9: Лінійка 1 — Адаптивна 3-колонкова сітка каталогу станцій ChargeUA по містах України</w:t>
       </w:r>
     </w:p>
     <w:p>
       <w:pPr>
-        <w:keepNext/>
-        <w:spacing w:before="200" w:after="80"/>
-        <w:jc w:val="left"/>
+        <w:spacing w:before="40" w:after="40" w:line="276" w:lineRule="auto"/>
+        <w:jc w:val="both"/>
       </w:pPr>
       <w:r>
         <w:rPr>
           <w:rFonts w:ascii="Times New Roman" w:hAnsi="Times New Roman" w:cs="Times New Roman"/>
           <w:b/>
           <w:i w:val="0"/>
-          <w:sz w:val="26"/>
+          <w:sz w:val="24"/>
         </w:rPr>
-        <w:t>Побудова адаптивної сітки (Grid) та Footer</w:t>
+        <w:t>Лінійка 2: Можливості пошуку та переваги агрегатора (#benefits)</w:t>
+        <w:br/>
       </w:r>
-    </w:p>
-    <w:p>
-      <w:pPr>
-        <w:spacing w:before="40" w:after="60" w:line="276" w:lineRule="auto"/>
-        <w:jc w:val="both"/>
-      </w:pPr>
       <w:r>
-        <w:t>Для розміщення карток використано CSS Grid за допомогою класів grid grid-cols-1 md:grid-cols-2 lg:grid-cols-3 gap-6. У підвалі сторінки (Footer) створено семантичну структуру з брендовим блоком, швидкими посиланнями на розділи сайту, офіційними контактами служби підтримки, кнопками соцмереж та копірайтом 2026 року:</w:t>
+        <w:t>Складається з 6 карток, які пояснюють цінність сервісу-пошуковика для водія електрокара: 1) Моніторинг статусів у реальному часі (оновлення кожні 60 с); 2) Стійкість до блекаутів (позначки станцій з генераторами та промисловими акумуляторами); 3) Розумний фільтр за роз'ємами (відбір портів під європейські, американські та китайські авто); 4) Калькулятор часу та кіловат (попередній прозорий розрахунок без платежів на сайті); 5) Пряма навігація до вільного конектора через Google Maps та Waze; 6) Єдина агрегована база з понад 480 перевірених станцій по всій країні.</w:t>
       </w:r>
     </w:p>
     <w:p>
@@ -1583,7 +1720,7 @@
         <w:drawing>
           <wp:inline xmlns:a="http://schemas.openxmlformats.org/drawingml/2006/main" xmlns:pic="http://schemas.openxmlformats.org/drawingml/2006/picture">
             <wp:extent cx="5669280" cy="2878685"/>
-            <wp:docPr id="9" name="Picture 9"/>
+            <wp:docPr id="11" name="Picture 11"/>
             <wp:cNvGraphicFramePr>
               <a:graphicFrameLocks noChangeAspect="1"/>
             </wp:cNvGraphicFramePr>
@@ -1591,11 +1728,11 @@
               <a:graphicData uri="http://schemas.openxmlformats.org/drawingml/2006/picture">
                 <pic:pic>
                   <pic:nvPicPr>
-                    <pic:cNvPr id="0" name="10_footer_desktop.png"/>
+                    <pic:cNvPr id="0" name="09_benefits_search_line_desktop.png"/>
                     <pic:cNvPicPr/>
                   </pic:nvPicPr>
                   <pic:blipFill>
-                    <a:blip r:embed="rId17"/>
+                    <a:blip r:embed="rId19"/>
                     <a:stretch>
                       <a:fillRect/>
                     </a:stretch>
@@ -1626,7 +1763,169 @@
           <w:i w:val="0"/>
           <w:sz w:val="22"/>
         </w:rPr>
-        <w:t>Рис. 3.5. Семантичний компонент Footer платформи ChargeUA</w:t>
+        <w:t>Рис. 9.2. Етап 9: Лінійка 2 — Адаптивна сітка переваг та можливостей пошуку агрегатора ChargeUA</w:t>
+      </w:r>
+    </w:p>
+    <w:p>
+      <w:pPr>
+        <w:keepNext/>
+        <w:spacing w:before="200" w:after="80"/>
+        <w:jc w:val="left"/>
+      </w:pPr>
+      <w:r>
+        <w:rPr>
+          <w:rFonts w:ascii="Times New Roman" w:hAnsi="Times New Roman" w:cs="Times New Roman"/>
+          <w:b/>
+          <w:i w:val="0"/>
+          <w:sz w:val="26"/>
+        </w:rPr>
+        <w:t>Етап 10. Створення семантичного Footer</w:t>
+      </w:r>
+    </w:p>
+    <w:p>
+      <w:pPr>
+        <w:spacing w:before="40" w:after="60" w:line="276" w:lineRule="auto"/>
+        <w:jc w:val="both"/>
+      </w:pPr>
+      <w:r>
+        <w:t>Створено підвал сторінки (Footer) із використанням семантичного тегу &lt;footer&gt;. Він містить брендовий блок ChargeUA, швидкі посилання на розділи сторінки, офіційні контакти служби підтримки, іконки соціальних мереж та інформацію про авторські права 2026 року:</w:t>
+      </w:r>
+    </w:p>
+    <w:p>
+      <w:pPr>
+        <w:keepNext/>
+        <w:spacing w:before="120" w:after="40"/>
+        <w:jc w:val="center"/>
+      </w:pPr>
+      <w:r>
+        <w:drawing>
+          <wp:inline xmlns:a="http://schemas.openxmlformats.org/drawingml/2006/main" xmlns:pic="http://schemas.openxmlformats.org/drawingml/2006/picture">
+            <wp:extent cx="5669280" cy="2878685"/>
+            <wp:docPr id="12" name="Picture 12"/>
+            <wp:cNvGraphicFramePr>
+              <a:graphicFrameLocks noChangeAspect="1"/>
+            </wp:cNvGraphicFramePr>
+            <a:graphic>
+              <a:graphicData uri="http://schemas.openxmlformats.org/drawingml/2006/picture">
+                <pic:pic>
+                  <pic:nvPicPr>
+                    <pic:cNvPr id="0" name="10_footer_desktop.png"/>
+                    <pic:cNvPicPr/>
+                  </pic:nvPicPr>
+                  <pic:blipFill>
+                    <a:blip r:embed="rId20"/>
+                    <a:stretch>
+                      <a:fillRect/>
+                    </a:stretch>
+                  </pic:blipFill>
+                  <pic:spPr>
+                    <a:xfrm>
+                      <a:off x="0" y="0"/>
+                      <a:ext cx="5669280" cy="2878685"/>
+                    </a:xfrm>
+                    <a:prstGeom prst="rect"/>
+                  </pic:spPr>
+                </pic:pic>
+              </a:graphicData>
+            </a:graphic>
+          </wp:inline>
+        </w:drawing>
+      </w:r>
+    </w:p>
+    <w:p>
+      <w:pPr>
+        <w:spacing w:before="40" w:after="160"/>
+        <w:jc w:val="center"/>
+      </w:pPr>
+      <w:r>
+        <w:rPr>
+          <w:rFonts w:ascii="Times New Roman" w:hAnsi="Times New Roman" w:cs="Times New Roman"/>
+          <w:b/>
+          <w:i w:val="0"/>
+          <w:sz w:val="22"/>
+        </w:rPr>
+        <w:t>Рис. 10. Етап 10: Семантичний компонент Footer платформи ChargeUA</w:t>
+      </w:r>
+    </w:p>
+    <w:p>
+      <w:pPr>
+        <w:keepNext/>
+        <w:spacing w:before="200" w:after="80"/>
+        <w:jc w:val="left"/>
+      </w:pPr>
+      <w:r>
+        <w:rPr>
+          <w:rFonts w:ascii="Times New Roman" w:hAnsi="Times New Roman" w:cs="Times New Roman"/>
+          <w:b/>
+          <w:i w:val="0"/>
+          <w:sz w:val="26"/>
+        </w:rPr>
+        <w:t>Етап 11. Оптимізація та організація коду</w:t>
+      </w:r>
+    </w:p>
+    <w:p>
+      <w:pPr>
+        <w:spacing w:before="40" w:after="60" w:line="276" w:lineRule="auto"/>
+        <w:jc w:val="both"/>
+      </w:pPr>
+      <w:r>
+        <w:t>Виконано рефакторинг та організацію вихідного файлу index.html. Забезпечено чітку ієрархію семантичних тегів (&lt;header&gt;, &lt;main&gt;, &lt;section id="stations"&gt;, &lt;section id="benefits"&gt;, &lt;footer&gt;), видалено надлишкові класи та забезпечено автоматичне форматування класів за допомогою Prettier Plugin for Tailwind CSS:</w:t>
+      </w:r>
+    </w:p>
+    <w:p>
+      <w:pPr>
+        <w:keepNext/>
+        <w:spacing w:before="120" w:after="40"/>
+        <w:jc w:val="center"/>
+      </w:pPr>
+      <w:r>
+        <w:drawing>
+          <wp:inline xmlns:a="http://schemas.openxmlformats.org/drawingml/2006/main" xmlns:pic="http://schemas.openxmlformats.org/drawingml/2006/picture">
+            <wp:extent cx="5669280" cy="3485793"/>
+            <wp:docPr id="13" name="Picture 13"/>
+            <wp:cNvGraphicFramePr>
+              <a:graphicFrameLocks noChangeAspect="1"/>
+            </wp:cNvGraphicFramePr>
+            <a:graphic>
+              <a:graphicData uri="http://schemas.openxmlformats.org/drawingml/2006/picture">
+                <pic:pic>
+                  <pic:nvPicPr>
+                    <pic:cNvPr id="0" name="11_step11_code_architecture.png"/>
+                    <pic:cNvPicPr/>
+                  </pic:nvPicPr>
+                  <pic:blipFill>
+                    <a:blip r:embed="rId21"/>
+                    <a:stretch>
+                      <a:fillRect/>
+                    </a:stretch>
+                  </pic:blipFill>
+                  <pic:spPr>
+                    <a:xfrm>
+                      <a:off x="0" y="0"/>
+                      <a:ext cx="5669280" cy="3485793"/>
+                    </a:xfrm>
+                    <a:prstGeom prst="rect"/>
+                  </pic:spPr>
+                </pic:pic>
+              </a:graphicData>
+            </a:graphic>
+          </wp:inline>
+        </w:drawing>
+      </w:r>
+    </w:p>
+    <w:p>
+      <w:pPr>
+        <w:spacing w:before="40" w:after="160"/>
+        <w:jc w:val="center"/>
+      </w:pPr>
+      <w:r>
+        <w:rPr>
+          <w:rFonts w:ascii="Times New Roman" w:hAnsi="Times New Roman" w:cs="Times New Roman"/>
+          <w:b/>
+          <w:i w:val="0"/>
+          <w:sz w:val="22"/>
+        </w:rPr>
+        <w:t>Рис. 11. Етап 11: Модульна структура та організація коду index.html: семантична розмітка та 2 окремі лінійки</w:t>
       </w:r>
     </w:p>
     <w:p>
@@ -1647,15 +1946,6 @@
     </w:p>
     <w:p>
       <w:pPr>
-        <w:spacing w:before="40" w:after="60" w:line="276" w:lineRule="auto"/>
-        <w:jc w:val="both"/>
-      </w:pPr>
-      <w:r>
-        <w:t>Відповідно до Етапів 12-14 методичних вказівок, було виконано практичне тестування інтерфейсу ChargeUA на різних типах пристроїв за допомогою інструментів Chrome DevTools, перевірено готовність до публікації на сервісі Netlify та протестовано код у валідаторі W3C.</w:t>
-      </w:r>
-    </w:p>
-    <w:p>
-      <w:pPr>
         <w:keepNext/>
         <w:spacing w:before="200" w:after="80"/>
         <w:jc w:val="left"/>
@@ -1667,7 +1957,7 @@
           <w:i w:val="0"/>
           <w:sz w:val="26"/>
         </w:rPr>
-        <w:t>Крос-девайсне тестування адаптивності у Chrome DevTools</w:t>
+        <w:t>Етап 12. Тестування адаптивності через Chrome DevTools</w:t>
       </w:r>
     </w:p>
     <w:p>
@@ -1676,55 +1966,7 @@
         <w:jc w:val="both"/>
       </w:pPr>
       <w:r>
-        <w:t>Тестування проводилося в режимі емуляції пристроїв (Device Toolbar) для трьох стандартних контрольних точок (breakpoints):</w:t>
-      </w:r>
-    </w:p>
-    <w:p>
-      <w:pPr>
-        <w:spacing w:before="20" w:after="40" w:line="276" w:lineRule="auto"/>
-        <w:jc w:val="both"/>
-      </w:pPr>
-      <w:r>
-        <w:rPr>
-          <w:rFonts w:ascii="Times New Roman" w:hAnsi="Times New Roman" w:cs="Times New Roman"/>
-          <w:b/>
-          <w:i w:val="0"/>
-          <w:sz w:val="24"/>
-        </w:rPr>
-        <w:t xml:space="preserve">• Планшетний режим (Tablet, 768px, breakpoint md): </w:t>
-      </w:r>
-      <w:r>
-        <w:rPr>
-          <w:rFonts w:ascii="Times New Roman" w:hAnsi="Times New Roman" w:cs="Times New Roman"/>
-          <w:b w:val="0"/>
-          <w:i w:val="0"/>
-          <w:sz w:val="24"/>
-        </w:rPr>
-        <w:t>сітка каталогу станцій та переваг перебудовується з 3-х колонок на 2 колонки (md:grid-cols-2), забезпечуючи чітке сприйняття інформації без перекриття тексту та кнопок.</w:t>
-      </w:r>
-    </w:p>
-    <w:p>
-      <w:pPr>
-        <w:spacing w:before="20" w:after="40" w:line="276" w:lineRule="auto"/>
-        <w:jc w:val="both"/>
-      </w:pPr>
-      <w:r>
-        <w:rPr>
-          <w:rFonts w:ascii="Times New Roman" w:hAnsi="Times New Roman" w:cs="Times New Roman"/>
-          <w:b/>
-          <w:i w:val="0"/>
-          <w:sz w:val="24"/>
-        </w:rPr>
-        <w:t xml:space="preserve">• Мобільний режим (Mobile, 375px, базовий мобільний стиль): </w:t>
-      </w:r>
-      <w:r>
-        <w:rPr>
-          <w:rFonts w:ascii="Times New Roman" w:hAnsi="Times New Roman" w:cs="Times New Roman"/>
-          <w:b w:val="0"/>
-          <w:i w:val="0"/>
-          <w:sz w:val="24"/>
-        </w:rPr>
-        <w:t>усі картки автоматично розгортаються на повну ширину екрана в 1 колонку (grid-cols-1), розмір клікабельних елементів зберігається понад 44px, а горизонтальна навігація ховається в гамбургер-меню.</w:t>
+        <w:t>Тестування адаптивності верстки проводилося за допомогою інструменту Chrome DevTools Device Toolbar для стандартних контрольних точок (breakpoints): планшетного режиму (768px) та мобільного смартфона (375px):</w:t>
       </w:r>
     </w:p>
     <w:p>
@@ -1737,7 +1979,7 @@
         <w:drawing>
           <wp:inline xmlns:a="http://schemas.openxmlformats.org/drawingml/2006/main" xmlns:pic="http://schemas.openxmlformats.org/drawingml/2006/picture">
             <wp:extent cx="5669280" cy="5392299"/>
-            <wp:docPr id="10" name="Picture 10"/>
+            <wp:docPr id="14" name="Picture 14"/>
             <wp:cNvGraphicFramePr>
               <a:graphicFrameLocks noChangeAspect="1"/>
             </wp:cNvGraphicFramePr>
@@ -1749,7 +1991,7 @@
                     <pic:cNvPicPr/>
                   </pic:nvPicPr>
                   <pic:blipFill>
-                    <a:blip r:embed="rId18"/>
+                    <a:blip r:embed="rId22"/>
                     <a:stretch>
                       <a:fillRect/>
                     </a:stretch>
@@ -1780,7 +2022,7 @@
           <w:i w:val="0"/>
           <w:sz w:val="22"/>
         </w:rPr>
-        <w:t>Рис. 4.1. Планшетний режим (768px): адаптивна перебудова каталогу станцій у 2 колонки</w:t>
+        <w:t>Рис. 12.1. Етап 12: Тестування у Chrome DevTools: планшетний режим (768px) з адаптивною 2-колонковою сіткою</w:t>
       </w:r>
     </w:p>
     <w:p>
@@ -1793,7 +2035,7 @@
         <w:drawing>
           <wp:inline xmlns:a="http://schemas.openxmlformats.org/drawingml/2006/main" xmlns:pic="http://schemas.openxmlformats.org/drawingml/2006/picture">
             <wp:extent cx="5669280" cy="8906285"/>
-            <wp:docPr id="11" name="Picture 11"/>
+            <wp:docPr id="15" name="Picture 15"/>
             <wp:cNvGraphicFramePr>
               <a:graphicFrameLocks noChangeAspect="1"/>
             </wp:cNvGraphicFramePr>
@@ -1805,7 +2047,7 @@
                     <pic:cNvPicPr/>
                   </pic:nvPicPr>
                   <pic:blipFill>
-                    <a:blip r:embed="rId19"/>
+                    <a:blip r:embed="rId23"/>
                     <a:stretch>
                       <a:fillRect/>
                     </a:stretch>
@@ -1836,7 +2078,7 @@
           <w:i w:val="0"/>
           <w:sz w:val="22"/>
         </w:rPr>
-        <w:t>Рис. 4.2. Мобільний режим (375px): 1-колонкове відображення карток станцій для зручного керування однією рукою</w:t>
+        <w:t>Рис. 12.2. Етап 12: Тестування у Chrome DevTools: мобільний режим (375px) з 1-колонковим розташуванням карток</w:t>
       </w:r>
     </w:p>
     <w:p>
@@ -1852,7 +2094,7 @@
           <w:i w:val="0"/>
           <w:sz w:val="26"/>
         </w:rPr>
-        <w:t>Процес підготовки до деплою на сервісі Netlify</w:t>
+        <w:t>Етап 13. Процес підготовки до деплою на сервісі Netlify</w:t>
       </w:r>
     </w:p>
     <w:p>
@@ -1861,7 +2103,7 @@
         <w:jc w:val="both"/>
       </w:pPr>
       <w:r>
-        <w:t>Для перевірки процедури хмарної публікації проєкту було відкрито платформу Netlify Drop (https://app.netlify.com/drop). Проєкт було структуровано так, щоб головний файл index.html знаходився безпосередньо в кореневому каталозі разом із папками css/ та assets/. При переході на форму деплою сервіс Netlify зажадав авторизації користувача (Login / Sign Up). Згідно з регламентом виконання роботи та суворою інструкцією щодо безпеки облікових даних, процес було зупинено на етапі запиту входу в акаунт, а стан інтерфейсу авторизації зафіксовано на знімку екрана:</w:t>
+        <w:t>Проєкт було підготовлено для розгортання на платформі Netlify Drop (https://app.netlify.com/drop). Файлову структуру організовано з кореневим файлом index.html та відносними шляхами до ресурсів. При переході на форму деплою сервіс Netlify зажадав авторизації користувача (Login / Sign Up). Згідно з регламентом виконання роботи та суворою інструкцією щодо безпеки облікових даних, процес було зупинено на етапі запиту входу в акаунт, а стан інтерфейсу авторизації зафіксовано на знімку екрана:</w:t>
       </w:r>
     </w:p>
     <w:p>
@@ -1874,7 +2116,7 @@
         <w:drawing>
           <wp:inline xmlns:a="http://schemas.openxmlformats.org/drawingml/2006/main" xmlns:pic="http://schemas.openxmlformats.org/drawingml/2006/picture">
             <wp:extent cx="5669280" cy="2551176"/>
-            <wp:docPr id="12" name="Picture 12"/>
+            <wp:docPr id="16" name="Picture 16"/>
             <wp:cNvGraphicFramePr>
               <a:graphicFrameLocks noChangeAspect="1"/>
             </wp:cNvGraphicFramePr>
@@ -1886,7 +2128,7 @@
                     <pic:cNvPicPr/>
                   </pic:nvPicPr>
                   <pic:blipFill>
-                    <a:blip r:embed="rId20"/>
+                    <a:blip r:embed="rId24"/>
                     <a:stretch>
                       <a:fillRect/>
                     </a:stretch>
@@ -1917,7 +2159,7 @@
           <w:i w:val="0"/>
           <w:sz w:val="22"/>
         </w:rPr>
-        <w:t>Рис. 4.3. Інтерфейс авторизації сервісу Netlify (зупинка процесу перед введенням персональних облікових даних)</w:t>
+        <w:t>Рис. 13. Етап 13: Інтерфейс авторизації сервісу Netlify (зупинка процесу перед введенням персональних облікових даних)</w:t>
       </w:r>
     </w:p>
     <w:p>
@@ -1933,7 +2175,7 @@
           <w:i w:val="0"/>
           <w:sz w:val="26"/>
         </w:rPr>
-        <w:t>Валідація верстки у сервісі W3C Nu HTML Checker</w:t>
+        <w:t>Етап 14. Валідація верстки у сервісі W3C Nu HTML Checker</w:t>
       </w:r>
     </w:p>
     <w:p>
@@ -1942,7 +2184,7 @@
         <w:jc w:val="both"/>
       </w:pPr>
       <w:r>
-        <w:t>Вихідний HTML-код сторінки ChargeUA з підключеним фреймворком Tailwind CSS було перевірено за допомогою офіційного валідатора консорціуму W3C (The W3C Nu HTML Checker, https://validator.w3.org/nu/). Перевірка підтвердила 100% синтаксичну валідність документа: повну відповідність специфікації HTML5, коректне закриття всіх тегів, наявність обов'язкових атрибутів alt у зображень та правильне використання aria-лейблів доступності:</w:t>
+        <w:t>Вихідний HTML-код сторінки ChargeUA було перевірено за допомогою офіційного валідатора консорціуму W3C (The W3C Nu HTML Checker, https://validator.w3.org/nu/). Перевірка підтвердила 100% синтаксичну валідність документа: повну відповідність специфікації HTML5, коректне закриття всіх тегів, наявність обов'язкових атрибутів alt у зображень та правильне використання aria-лейблів доступності:</w:t>
       </w:r>
     </w:p>
     <w:p>
@@ -1955,7 +2197,7 @@
         <w:drawing>
           <wp:inline xmlns:a="http://schemas.openxmlformats.org/drawingml/2006/main" xmlns:pic="http://schemas.openxmlformats.org/drawingml/2006/picture">
             <wp:extent cx="5669280" cy="3902852"/>
-            <wp:docPr id="13" name="Picture 13"/>
+            <wp:docPr id="17" name="Picture 17"/>
             <wp:cNvGraphicFramePr>
               <a:graphicFrameLocks noChangeAspect="1"/>
             </wp:cNvGraphicFramePr>
@@ -1967,7 +2209,7 @@
                     <pic:cNvPicPr/>
                   </pic:nvPicPr>
                   <pic:blipFill>
-                    <a:blip r:embed="rId21"/>
+                    <a:blip r:embed="rId25"/>
                     <a:stretch>
                       <a:fillRect/>
                     </a:stretch>
@@ -1998,7 +2240,7 @@
           <w:i w:val="0"/>
           <w:sz w:val="22"/>
         </w:rPr>
-        <w:t>Рис. 4.4. Результати успішної перевірки синтаксичної валідності верстки у валідаторі W3C Nu HTML Checker</w:t>
+        <w:t>Рис. 14. Етап 14: Результати успішної перевірки синтаксичної валідності верстки у валідаторі W3C Nu HTML Checker</w:t>
       </w:r>
     </w:p>
     <w:p>

--- a/FirstSemester/web/lab6/07_report/Лемішка_ПП-24_Л6_ChargeUA.docx
+++ b/FirstSemester/web/lab6/07_report/Лемішка_ПП-24_Л6_ChargeUA.docx
@@ -1285,7 +1285,7 @@
       <w:r>
         <w:drawing>
           <wp:inline xmlns:a="http://schemas.openxmlformats.org/drawingml/2006/main" xmlns:pic="http://schemas.openxmlformats.org/drawingml/2006/picture">
-            <wp:extent cx="5669280" cy="2551176"/>
+            <wp:extent cx="5669280" cy="2757868"/>
             <wp:docPr id="6" name="Picture 6"/>
             <wp:cNvGraphicFramePr>
               <a:graphicFrameLocks noChangeAspect="1"/>
@@ -1306,7 +1306,7 @@
                   <pic:spPr>
                     <a:xfrm>
                       <a:off x="0" y="0"/>
-                      <a:ext cx="5669280" cy="2551176"/>
+                      <a:ext cx="5669280" cy="2757868"/>
                     </a:xfrm>
                     <a:prstGeom prst="rect"/>
                   </pic:spPr>
@@ -1382,7 +1382,7 @@
       <w:r>
         <w:drawing>
           <wp:inline xmlns:a="http://schemas.openxmlformats.org/drawingml/2006/main" xmlns:pic="http://schemas.openxmlformats.org/drawingml/2006/picture">
-            <wp:extent cx="5669280" cy="2878685"/>
+            <wp:extent cx="5669280" cy="2757868"/>
             <wp:docPr id="7" name="Picture 7"/>
             <wp:cNvGraphicFramePr>
               <a:graphicFrameLocks noChangeAspect="1"/>
@@ -1403,7 +1403,7 @@
                   <pic:spPr>
                     <a:xfrm>
                       <a:off x="0" y="0"/>
-                      <a:ext cx="5669280" cy="2878685"/>
+                      <a:ext cx="5669280" cy="2757868"/>
                     </a:xfrm>
                     <a:prstGeom prst="rect"/>
                   </pic:spPr>
@@ -1463,7 +1463,7 @@
       <w:r>
         <w:drawing>
           <wp:inline xmlns:a="http://schemas.openxmlformats.org/drawingml/2006/main" xmlns:pic="http://schemas.openxmlformats.org/drawingml/2006/picture">
-            <wp:extent cx="5669280" cy="8906285"/>
+            <wp:extent cx="5669280" cy="2757868"/>
             <wp:docPr id="8" name="Picture 8"/>
             <wp:cNvGraphicFramePr>
               <a:graphicFrameLocks noChangeAspect="1"/>
@@ -1472,11 +1472,11 @@
               <a:graphicData uri="http://schemas.openxmlformats.org/drawingml/2006/picture">
                 <pic:pic>
                   <pic:nvPicPr>
-                    <pic:cNvPr id="0" name="07_mobile_header_view_375px.png"/>
+                    <pic:cNvPr id="0" name="06_header_desktop_view.png"/>
                     <pic:cNvPicPr/>
                   </pic:nvPicPr>
                   <pic:blipFill>
-                    <a:blip r:embed="rId16"/>
+                    <a:blip r:embed="rId15"/>
                     <a:stretch>
                       <a:fillRect/>
                     </a:stretch>
@@ -1484,7 +1484,7 @@
                   <pic:spPr>
                     <a:xfrm>
                       <a:off x="0" y="0"/>
-                      <a:ext cx="5669280" cy="8906285"/>
+                      <a:ext cx="5669280" cy="2757868"/>
                     </a:xfrm>
                     <a:prstGeom prst="rect"/>
                   </pic:spPr>
@@ -1557,7 +1557,7 @@
                     <pic:cNvPicPr/>
                   </pic:nvPicPr>
                   <pic:blipFill>
-                    <a:blip r:embed="rId17"/>
+                    <a:blip r:embed="rId16"/>
                     <a:stretch>
                       <a:fillRect/>
                     </a:stretch>
@@ -1644,7 +1644,7 @@
       <w:r>
         <w:drawing>
           <wp:inline xmlns:a="http://schemas.openxmlformats.org/drawingml/2006/main" xmlns:pic="http://schemas.openxmlformats.org/drawingml/2006/picture">
-            <wp:extent cx="5669280" cy="2878685"/>
+            <wp:extent cx="5669280" cy="2757868"/>
             <wp:docPr id="10" name="Picture 10"/>
             <wp:cNvGraphicFramePr>
               <a:graphicFrameLocks noChangeAspect="1"/>
@@ -1657,7 +1657,7 @@
                     <pic:cNvPicPr/>
                   </pic:nvPicPr>
                   <pic:blipFill>
-                    <a:blip r:embed="rId18"/>
+                    <a:blip r:embed="rId17"/>
                     <a:stretch>
                       <a:fillRect/>
                     </a:stretch>
@@ -1665,7 +1665,7 @@
                   <pic:spPr>
                     <a:xfrm>
                       <a:off x="0" y="0"/>
-                      <a:ext cx="5669280" cy="2878685"/>
+                      <a:ext cx="5669280" cy="2757868"/>
                     </a:xfrm>
                     <a:prstGeom prst="rect"/>
                   </pic:spPr>
@@ -1719,7 +1719,7 @@
       <w:r>
         <w:drawing>
           <wp:inline xmlns:a="http://schemas.openxmlformats.org/drawingml/2006/main" xmlns:pic="http://schemas.openxmlformats.org/drawingml/2006/picture">
-            <wp:extent cx="5669280" cy="2878685"/>
+            <wp:extent cx="5669280" cy="2757868"/>
             <wp:docPr id="11" name="Picture 11"/>
             <wp:cNvGraphicFramePr>
               <a:graphicFrameLocks noChangeAspect="1"/>
@@ -1732,7 +1732,7 @@
                     <pic:cNvPicPr/>
                   </pic:nvPicPr>
                   <pic:blipFill>
-                    <a:blip r:embed="rId19"/>
+                    <a:blip r:embed="rId18"/>
                     <a:stretch>
                       <a:fillRect/>
                     </a:stretch>
@@ -1740,7 +1740,7 @@
                   <pic:spPr>
                     <a:xfrm>
                       <a:off x="0" y="0"/>
-                      <a:ext cx="5669280" cy="2878685"/>
+                      <a:ext cx="5669280" cy="2757868"/>
                     </a:xfrm>
                     <a:prstGeom prst="rect"/>
                   </pic:spPr>
@@ -1800,7 +1800,7 @@
       <w:r>
         <w:drawing>
           <wp:inline xmlns:a="http://schemas.openxmlformats.org/drawingml/2006/main" xmlns:pic="http://schemas.openxmlformats.org/drawingml/2006/picture">
-            <wp:extent cx="5669280" cy="2878685"/>
+            <wp:extent cx="5669280" cy="2757868"/>
             <wp:docPr id="12" name="Picture 12"/>
             <wp:cNvGraphicFramePr>
               <a:graphicFrameLocks noChangeAspect="1"/>
@@ -1813,7 +1813,7 @@
                     <pic:cNvPicPr/>
                   </pic:nvPicPr>
                   <pic:blipFill>
-                    <a:blip r:embed="rId20"/>
+                    <a:blip r:embed="rId19"/>
                     <a:stretch>
                       <a:fillRect/>
                     </a:stretch>
@@ -1821,7 +1821,7 @@
                   <pic:spPr>
                     <a:xfrm>
                       <a:off x="0" y="0"/>
-                      <a:ext cx="5669280" cy="2878685"/>
+                      <a:ext cx="5669280" cy="2757868"/>
                     </a:xfrm>
                     <a:prstGeom prst="rect"/>
                   </pic:spPr>
@@ -1894,7 +1894,7 @@
                     <pic:cNvPicPr/>
                   </pic:nvPicPr>
                   <pic:blipFill>
-                    <a:blip r:embed="rId21"/>
+                    <a:blip r:embed="rId20"/>
                     <a:stretch>
                       <a:fillRect/>
                     </a:stretch>
@@ -1978,7 +1978,7 @@
       <w:r>
         <w:drawing>
           <wp:inline xmlns:a="http://schemas.openxmlformats.org/drawingml/2006/main" xmlns:pic="http://schemas.openxmlformats.org/drawingml/2006/picture">
-            <wp:extent cx="5669280" cy="5392299"/>
+            <wp:extent cx="5669280" cy="2757868"/>
             <wp:docPr id="14" name="Picture 14"/>
             <wp:cNvGraphicFramePr>
               <a:graphicFrameLocks noChangeAspect="1"/>
@@ -1987,11 +1987,11 @@
               <a:graphicData uri="http://schemas.openxmlformats.org/drawingml/2006/picture">
                 <pic:pic>
                   <pic:nvPicPr>
-                    <pic:cNvPr id="0" name="11_tablet_view_768px.png"/>
+                    <pic:cNvPr id="0" name="08_stations_catalog_grid_desktop.png"/>
                     <pic:cNvPicPr/>
                   </pic:nvPicPr>
                   <pic:blipFill>
-                    <a:blip r:embed="rId22"/>
+                    <a:blip r:embed="rId17"/>
                     <a:stretch>
                       <a:fillRect/>
                     </a:stretch>
@@ -1999,7 +1999,7 @@
                   <pic:spPr>
                     <a:xfrm>
                       <a:off x="0" y="0"/>
-                      <a:ext cx="5669280" cy="5392299"/>
+                      <a:ext cx="5669280" cy="2757868"/>
                     </a:xfrm>
                     <a:prstGeom prst="rect"/>
                   </pic:spPr>
@@ -2034,7 +2034,7 @@
       <w:r>
         <w:drawing>
           <wp:inline xmlns:a="http://schemas.openxmlformats.org/drawingml/2006/main" xmlns:pic="http://schemas.openxmlformats.org/drawingml/2006/picture">
-            <wp:extent cx="5669280" cy="8906285"/>
+            <wp:extent cx="5669280" cy="2757868"/>
             <wp:docPr id="15" name="Picture 15"/>
             <wp:cNvGraphicFramePr>
               <a:graphicFrameLocks noChangeAspect="1"/>
@@ -2043,11 +2043,11 @@
               <a:graphicData uri="http://schemas.openxmlformats.org/drawingml/2006/picture">
                 <pic:pic>
                   <pic:nvPicPr>
-                    <pic:cNvPr id="0" name="12_mobile_stations_single_column_375px.png"/>
+                    <pic:cNvPr id="0" name="08_stations_catalog_grid_desktop.png"/>
                     <pic:cNvPicPr/>
                   </pic:nvPicPr>
                   <pic:blipFill>
-                    <a:blip r:embed="rId23"/>
+                    <a:blip r:embed="rId17"/>
                     <a:stretch>
                       <a:fillRect/>
                     </a:stretch>
@@ -2055,7 +2055,7 @@
                   <pic:spPr>
                     <a:xfrm>
                       <a:off x="0" y="0"/>
-                      <a:ext cx="5669280" cy="8906285"/>
+                      <a:ext cx="5669280" cy="2757868"/>
                     </a:xfrm>
                     <a:prstGeom prst="rect"/>
                   </pic:spPr>
@@ -2128,7 +2128,7 @@
                     <pic:cNvPicPr/>
                   </pic:nvPicPr>
                   <pic:blipFill>
-                    <a:blip r:embed="rId24"/>
+                    <a:blip r:embed="rId21"/>
                     <a:stretch>
                       <a:fillRect/>
                     </a:stretch>
@@ -2209,7 +2209,7 @@
                     <pic:cNvPicPr/>
                   </pic:nvPicPr>
                   <pic:blipFill>
-                    <a:blip r:embed="rId25"/>
+                    <a:blip r:embed="rId22"/>
                     <a:stretch>
                       <a:fillRect/>
                     </a:stretch>

--- a/FirstSemester/web/lab6/07_report/Лемішка_ПП-24_Л6_ChargeUA.docx
+++ b/FirstSemester/web/lab6/07_report/Лемішка_ПП-24_Л6_ChargeUA.docx
@@ -711,7 +711,7 @@
       <w:r>
         <w:drawing>
           <wp:inline xmlns:a="http://schemas.openxmlformats.org/drawingml/2006/main" xmlns:pic="http://schemas.openxmlformats.org/drawingml/2006/picture">
-            <wp:extent cx="5669280" cy="3485793"/>
+            <wp:extent cx="5669280" cy="3098913"/>
             <wp:docPr id="3" name="Picture 3"/>
             <wp:cNvGraphicFramePr>
               <a:graphicFrameLocks noChangeAspect="1"/>
@@ -732,7 +732,7 @@
                   <pic:spPr>
                     <a:xfrm>
                       <a:off x="0" y="0"/>
-                      <a:ext cx="5669280" cy="3485793"/>
+                      <a:ext cx="5669280" cy="3098913"/>
                     </a:xfrm>
                     <a:prstGeom prst="rect"/>
                   </pic:spPr>
@@ -871,7 +871,7 @@
       <w:r>
         <w:drawing>
           <wp:inline xmlns:a="http://schemas.openxmlformats.org/drawingml/2006/main" xmlns:pic="http://schemas.openxmlformats.org/drawingml/2006/picture">
-            <wp:extent cx="5669280" cy="3485793"/>
+            <wp:extent cx="5669280" cy="3098913"/>
             <wp:docPr id="4" name="Picture 4"/>
             <wp:cNvGraphicFramePr>
               <a:graphicFrameLocks noChangeAspect="1"/>
@@ -892,7 +892,7 @@
                   <pic:spPr>
                     <a:xfrm>
                       <a:off x="0" y="0"/>
-                      <a:ext cx="5669280" cy="3485793"/>
+                      <a:ext cx="5669280" cy="3098913"/>
                     </a:xfrm>
                     <a:prstGeom prst="rect"/>
                   </pic:spPr>
@@ -1544,7 +1544,7 @@
       <w:r>
         <w:drawing>
           <wp:inline xmlns:a="http://schemas.openxmlformats.org/drawingml/2006/main" xmlns:pic="http://schemas.openxmlformats.org/drawingml/2006/picture">
-            <wp:extent cx="5669280" cy="3485793"/>
+            <wp:extent cx="5669280" cy="3098913"/>
             <wp:docPr id="9" name="Picture 9"/>
             <wp:cNvGraphicFramePr>
               <a:graphicFrameLocks noChangeAspect="1"/>
@@ -1565,7 +1565,7 @@
                   <pic:spPr>
                     <a:xfrm>
                       <a:off x="0" y="0"/>
-                      <a:ext cx="5669280" cy="3485793"/>
+                      <a:ext cx="5669280" cy="3098913"/>
                     </a:xfrm>
                     <a:prstGeom prst="rect"/>
                   </pic:spPr>
@@ -1881,7 +1881,7 @@
       <w:r>
         <w:drawing>
           <wp:inline xmlns:a="http://schemas.openxmlformats.org/drawingml/2006/main" xmlns:pic="http://schemas.openxmlformats.org/drawingml/2006/picture">
-            <wp:extent cx="5669280" cy="3485793"/>
+            <wp:extent cx="5669280" cy="3098913"/>
             <wp:docPr id="13" name="Picture 13"/>
             <wp:cNvGraphicFramePr>
               <a:graphicFrameLocks noChangeAspect="1"/>
@@ -1902,7 +1902,7 @@
                   <pic:spPr>
                     <a:xfrm>
                       <a:off x="0" y="0"/>
-                      <a:ext cx="5669280" cy="3485793"/>
+                      <a:ext cx="5669280" cy="3098913"/>
                     </a:xfrm>
                     <a:prstGeom prst="rect"/>
                   </pic:spPr>

--- a/FirstSemester/web/lab6/07_report/Лемішка_ПП-24_Л6_ChargeUA.docx
+++ b/FirstSemester/web/lab6/07_report/Лемішка_ПП-24_Л6_ChargeUA.docx
@@ -1463,7 +1463,7 @@
       <w:r>
         <w:drawing>
           <wp:inline xmlns:a="http://schemas.openxmlformats.org/drawingml/2006/main" xmlns:pic="http://schemas.openxmlformats.org/drawingml/2006/picture">
-            <wp:extent cx="5669280" cy="2757868"/>
+            <wp:extent cx="5669280" cy="8906285"/>
             <wp:docPr id="8" name="Picture 8"/>
             <wp:cNvGraphicFramePr>
               <a:graphicFrameLocks noChangeAspect="1"/>
@@ -1472,11 +1472,11 @@
               <a:graphicData uri="http://schemas.openxmlformats.org/drawingml/2006/picture">
                 <pic:pic>
                   <pic:nvPicPr>
-                    <pic:cNvPr id="0" name="06_header_desktop_view.png"/>
+                    <pic:cNvPr id="0" name="07_mobile_header_view_375px.png"/>
                     <pic:cNvPicPr/>
                   </pic:nvPicPr>
                   <pic:blipFill>
-                    <a:blip r:embed="rId15"/>
+                    <a:blip r:embed="rId16"/>
                     <a:stretch>
                       <a:fillRect/>
                     </a:stretch>
@@ -1484,7 +1484,7 @@
                   <pic:spPr>
                     <a:xfrm>
                       <a:off x="0" y="0"/>
-                      <a:ext cx="5669280" cy="2757868"/>
+                      <a:ext cx="5669280" cy="8906285"/>
                     </a:xfrm>
                     <a:prstGeom prst="rect"/>
                   </pic:spPr>
@@ -1557,7 +1557,7 @@
                     <pic:cNvPicPr/>
                   </pic:nvPicPr>
                   <pic:blipFill>
-                    <a:blip r:embed="rId16"/>
+                    <a:blip r:embed="rId17"/>
                     <a:stretch>
                       <a:fillRect/>
                     </a:stretch>
@@ -1654,81 +1654,6 @@
                 <pic:pic>
                   <pic:nvPicPr>
                     <pic:cNvPr id="0" name="08_stations_catalog_grid_desktop.png"/>
-                    <pic:cNvPicPr/>
-                  </pic:nvPicPr>
-                  <pic:blipFill>
-                    <a:blip r:embed="rId17"/>
-                    <a:stretch>
-                      <a:fillRect/>
-                    </a:stretch>
-                  </pic:blipFill>
-                  <pic:spPr>
-                    <a:xfrm>
-                      <a:off x="0" y="0"/>
-                      <a:ext cx="5669280" cy="2757868"/>
-                    </a:xfrm>
-                    <a:prstGeom prst="rect"/>
-                  </pic:spPr>
-                </pic:pic>
-              </a:graphicData>
-            </a:graphic>
-          </wp:inline>
-        </w:drawing>
-      </w:r>
-    </w:p>
-    <w:p>
-      <w:pPr>
-        <w:spacing w:before="40" w:after="160"/>
-        <w:jc w:val="center"/>
-      </w:pPr>
-      <w:r>
-        <w:rPr>
-          <w:rFonts w:ascii="Times New Roman" w:hAnsi="Times New Roman" w:cs="Times New Roman"/>
-          <w:b/>
-          <w:i w:val="0"/>
-          <w:sz w:val="22"/>
-        </w:rPr>
-        <w:t>Рис. 9.1. Етап 9: Лінійка 1 — Адаптивна 3-колонкова сітка каталогу станцій ChargeUA по містах України</w:t>
-      </w:r>
-    </w:p>
-    <w:p>
-      <w:pPr>
-        <w:spacing w:before="40" w:after="40" w:line="276" w:lineRule="auto"/>
-        <w:jc w:val="both"/>
-      </w:pPr>
-      <w:r>
-        <w:rPr>
-          <w:rFonts w:ascii="Times New Roman" w:hAnsi="Times New Roman" w:cs="Times New Roman"/>
-          <w:b/>
-          <w:i w:val="0"/>
-          <w:sz w:val="24"/>
-        </w:rPr>
-        <w:t>Лінійка 2: Можливості пошуку та переваги агрегатора (#benefits)</w:t>
-        <w:br/>
-      </w:r>
-      <w:r>
-        <w:t>Складається з 6 карток, які пояснюють цінність сервісу-пошуковика для водія електрокара: 1) Моніторинг статусів у реальному часі (оновлення кожні 60 с); 2) Стійкість до блекаутів (позначки станцій з генераторами та промисловими акумуляторами); 3) Розумний фільтр за роз'ємами (відбір портів під європейські, американські та китайські авто); 4) Калькулятор часу та кіловат (попередній прозорий розрахунок без платежів на сайті); 5) Пряма навігація до вільного конектора через Google Maps та Waze; 6) Єдина агрегована база з понад 480 перевірених станцій по всій країні.</w:t>
-      </w:r>
-    </w:p>
-    <w:p>
-      <w:pPr>
-        <w:keepNext/>
-        <w:spacing w:before="120" w:after="40"/>
-        <w:jc w:val="center"/>
-      </w:pPr>
-      <w:r>
-        <w:drawing>
-          <wp:inline xmlns:a="http://schemas.openxmlformats.org/drawingml/2006/main" xmlns:pic="http://schemas.openxmlformats.org/drawingml/2006/picture">
-            <wp:extent cx="5669280" cy="2757868"/>
-            <wp:docPr id="11" name="Picture 11"/>
-            <wp:cNvGraphicFramePr>
-              <a:graphicFrameLocks noChangeAspect="1"/>
-            </wp:cNvGraphicFramePr>
-            <a:graphic>
-              <a:graphicData uri="http://schemas.openxmlformats.org/drawingml/2006/picture">
-                <pic:pic>
-                  <pic:nvPicPr>
-                    <pic:cNvPr id="0" name="09_benefits_search_line_desktop.png"/>
                     <pic:cNvPicPr/>
                   </pic:nvPicPr>
                   <pic:blipFill>
@@ -1763,32 +1688,26 @@
           <w:i w:val="0"/>
           <w:sz w:val="22"/>
         </w:rPr>
-        <w:t>Рис. 9.2. Етап 9: Лінійка 2 — Адаптивна сітка переваг та можливостей пошуку агрегатора ChargeUA</w:t>
+        <w:t>Рис. 9.1. Етап 9: Лінійка 1 — Адаптивна 3-колонкова сітка каталогу станцій ChargeUA по містах України</w:t>
       </w:r>
     </w:p>
     <w:p>
       <w:pPr>
-        <w:keepNext/>
-        <w:spacing w:before="200" w:after="80"/>
-        <w:jc w:val="left"/>
+        <w:spacing w:before="40" w:after="40" w:line="276" w:lineRule="auto"/>
+        <w:jc w:val="both"/>
       </w:pPr>
       <w:r>
         <w:rPr>
           <w:rFonts w:ascii="Times New Roman" w:hAnsi="Times New Roman" w:cs="Times New Roman"/>
           <w:b/>
           <w:i w:val="0"/>
-          <w:sz w:val="26"/>
+          <w:sz w:val="24"/>
         </w:rPr>
-        <w:t>Етап 10. Створення семантичного Footer</w:t>
+        <w:t>Лінійка 2: Можливості пошуку та переваги агрегатора (#benefits)</w:t>
+        <w:br/>
       </w:r>
-    </w:p>
-    <w:p>
-      <w:pPr>
-        <w:spacing w:before="40" w:after="60" w:line="276" w:lineRule="auto"/>
-        <w:jc w:val="both"/>
-      </w:pPr>
       <w:r>
-        <w:t>Створено підвал сторінки (Footer) із використанням семантичного тегу &lt;footer&gt;. Він містить брендовий блок ChargeUA, швидкі посилання на розділи сторінки, офіційні контакти служби підтримки, іконки соціальних мереж та інформацію про авторські права 2026 року:</w:t>
+        <w:t>Складається з 6 карток, які пояснюють цінність сервісу-пошуковика для водія електрокара: 1) Моніторинг статусів у реальному часі (оновлення кожні 60 с); 2) Стійкість до блекаутів (позначки станцій з генераторами та промисловими акумуляторами); 3) Розумний фільтр за роз'ємами (відбір портів під європейські, американські та китайські авто); 4) Калькулятор часу та кіловат (попередній прозорий розрахунок без платежів на сайті); 5) Пряма навігація до вільного конектора через Google Maps та Waze; 6) Єдина агрегована база з понад 480 перевірених станцій по всій країні.</w:t>
       </w:r>
     </w:p>
     <w:p>
@@ -1801,7 +1720,7 @@
         <w:drawing>
           <wp:inline xmlns:a="http://schemas.openxmlformats.org/drawingml/2006/main" xmlns:pic="http://schemas.openxmlformats.org/drawingml/2006/picture">
             <wp:extent cx="5669280" cy="2757868"/>
-            <wp:docPr id="12" name="Picture 12"/>
+            <wp:docPr id="11" name="Picture 11"/>
             <wp:cNvGraphicFramePr>
               <a:graphicFrameLocks noChangeAspect="1"/>
             </wp:cNvGraphicFramePr>
@@ -1809,7 +1728,7 @@
               <a:graphicData uri="http://schemas.openxmlformats.org/drawingml/2006/picture">
                 <pic:pic>
                   <pic:nvPicPr>
-                    <pic:cNvPr id="0" name="10_footer_desktop.png"/>
+                    <pic:cNvPr id="0" name="09_benefits_search_line_desktop.png"/>
                     <pic:cNvPicPr/>
                   </pic:nvPicPr>
                   <pic:blipFill>
@@ -1844,6 +1763,87 @@
           <w:i w:val="0"/>
           <w:sz w:val="22"/>
         </w:rPr>
+        <w:t>Рис. 9.2. Етап 9: Лінійка 2 — Адаптивна сітка переваг та можливостей пошуку агрегатора ChargeUA</w:t>
+      </w:r>
+    </w:p>
+    <w:p>
+      <w:pPr>
+        <w:keepNext/>
+        <w:spacing w:before="200" w:after="80"/>
+        <w:jc w:val="left"/>
+      </w:pPr>
+      <w:r>
+        <w:rPr>
+          <w:rFonts w:ascii="Times New Roman" w:hAnsi="Times New Roman" w:cs="Times New Roman"/>
+          <w:b/>
+          <w:i w:val="0"/>
+          <w:sz w:val="26"/>
+        </w:rPr>
+        <w:t>Етап 10. Створення семантичного Footer</w:t>
+      </w:r>
+    </w:p>
+    <w:p>
+      <w:pPr>
+        <w:spacing w:before="40" w:after="60" w:line="276" w:lineRule="auto"/>
+        <w:jc w:val="both"/>
+      </w:pPr>
+      <w:r>
+        <w:t>Створено підвал сторінки (Footer) із використанням семантичного тегу &lt;footer&gt;. Він містить брендовий блок ChargeUA, швидкі посилання на розділи сторінки, офіційні контакти служби підтримки, іконки соціальних мереж та інформацію про авторські права 2026 року:</w:t>
+      </w:r>
+    </w:p>
+    <w:p>
+      <w:pPr>
+        <w:keepNext/>
+        <w:spacing w:before="120" w:after="40"/>
+        <w:jc w:val="center"/>
+      </w:pPr>
+      <w:r>
+        <w:drawing>
+          <wp:inline xmlns:a="http://schemas.openxmlformats.org/drawingml/2006/main" xmlns:pic="http://schemas.openxmlformats.org/drawingml/2006/picture">
+            <wp:extent cx="5669280" cy="2757868"/>
+            <wp:docPr id="12" name="Picture 12"/>
+            <wp:cNvGraphicFramePr>
+              <a:graphicFrameLocks noChangeAspect="1"/>
+            </wp:cNvGraphicFramePr>
+            <a:graphic>
+              <a:graphicData uri="http://schemas.openxmlformats.org/drawingml/2006/picture">
+                <pic:pic>
+                  <pic:nvPicPr>
+                    <pic:cNvPr id="0" name="10_footer_desktop.png"/>
+                    <pic:cNvPicPr/>
+                  </pic:nvPicPr>
+                  <pic:blipFill>
+                    <a:blip r:embed="rId20"/>
+                    <a:stretch>
+                      <a:fillRect/>
+                    </a:stretch>
+                  </pic:blipFill>
+                  <pic:spPr>
+                    <a:xfrm>
+                      <a:off x="0" y="0"/>
+                      <a:ext cx="5669280" cy="2757868"/>
+                    </a:xfrm>
+                    <a:prstGeom prst="rect"/>
+                  </pic:spPr>
+                </pic:pic>
+              </a:graphicData>
+            </a:graphic>
+          </wp:inline>
+        </w:drawing>
+      </w:r>
+    </w:p>
+    <w:p>
+      <w:pPr>
+        <w:spacing w:before="40" w:after="160"/>
+        <w:jc w:val="center"/>
+      </w:pPr>
+      <w:r>
+        <w:rPr>
+          <w:rFonts w:ascii="Times New Roman" w:hAnsi="Times New Roman" w:cs="Times New Roman"/>
+          <w:b/>
+          <w:i w:val="0"/>
+          <w:sz w:val="22"/>
+        </w:rPr>
         <w:t>Рис. 10. Етап 10: Семантичний компонент Footer платформи ChargeUA</w:t>
       </w:r>
     </w:p>
@@ -1894,7 +1894,7 @@
                     <pic:cNvPicPr/>
                   </pic:nvPicPr>
                   <pic:blipFill>
-                    <a:blip r:embed="rId20"/>
+                    <a:blip r:embed="rId21"/>
                     <a:stretch>
                       <a:fillRect/>
                     </a:stretch>
@@ -1991,7 +1991,7 @@
                     <pic:cNvPicPr/>
                   </pic:nvPicPr>
                   <pic:blipFill>
-                    <a:blip r:embed="rId17"/>
+                    <a:blip r:embed="rId18"/>
                     <a:stretch>
                       <a:fillRect/>
                     </a:stretch>
@@ -2047,7 +2047,7 @@
                     <pic:cNvPicPr/>
                   </pic:nvPicPr>
                   <pic:blipFill>
-                    <a:blip r:embed="rId17"/>
+                    <a:blip r:embed="rId18"/>
                     <a:stretch>
                       <a:fillRect/>
                     </a:stretch>
@@ -2128,7 +2128,7 @@
                     <pic:cNvPicPr/>
                   </pic:nvPicPr>
                   <pic:blipFill>
-                    <a:blip r:embed="rId21"/>
+                    <a:blip r:embed="rId22"/>
                     <a:stretch>
                       <a:fillRect/>
                     </a:stretch>
@@ -2209,7 +2209,7 @@
                     <pic:cNvPicPr/>
                   </pic:nvPicPr>
                   <pic:blipFill>
-                    <a:blip r:embed="rId22"/>
+                    <a:blip r:embed="rId23"/>
                     <a:stretch>
                       <a:fillRect/>
                     </a:stretch>

--- a/FirstSemester/web/lab6/07_report/Лемішка_ПП-24_Л6_ChargeUA.docx
+++ b/FirstSemester/web/lab6/07_report/Лемішка_ПП-24_Л6_ChargeUA.docx
@@ -1644,7 +1644,7 @@
       <w:r>
         <w:drawing>
           <wp:inline xmlns:a="http://schemas.openxmlformats.org/drawingml/2006/main" xmlns:pic="http://schemas.openxmlformats.org/drawingml/2006/picture">
-            <wp:extent cx="5669280" cy="2757868"/>
+            <wp:extent cx="5669280" cy="3098913"/>
             <wp:docPr id="10" name="Picture 10"/>
             <wp:cNvGraphicFramePr>
               <a:graphicFrameLocks noChangeAspect="1"/>
@@ -1665,7 +1665,7 @@
                   <pic:spPr>
                     <a:xfrm>
                       <a:off x="0" y="0"/>
-                      <a:ext cx="5669280" cy="2757868"/>
+                      <a:ext cx="5669280" cy="3098913"/>
                     </a:xfrm>
                     <a:prstGeom prst="rect"/>
                   </pic:spPr>
@@ -1987,11 +1987,11 @@
               <a:graphicData uri="http://schemas.openxmlformats.org/drawingml/2006/picture">
                 <pic:pic>
                   <pic:nvPicPr>
-                    <pic:cNvPr id="0" name="08_stations_catalog_grid_desktop.png"/>
+                    <pic:cNvPr id="0" name="11_tablet_view_768px.png"/>
                     <pic:cNvPicPr/>
                   </pic:nvPicPr>
                   <pic:blipFill>
-                    <a:blip r:embed="rId18"/>
+                    <a:blip r:embed="rId22"/>
                     <a:stretch>
                       <a:fillRect/>
                     </a:stretch>
@@ -2034,7 +2034,7 @@
       <w:r>
         <w:drawing>
           <wp:inline xmlns:a="http://schemas.openxmlformats.org/drawingml/2006/main" xmlns:pic="http://schemas.openxmlformats.org/drawingml/2006/picture">
-            <wp:extent cx="5669280" cy="2757868"/>
+            <wp:extent cx="5669280" cy="8906285"/>
             <wp:docPr id="15" name="Picture 15"/>
             <wp:cNvGraphicFramePr>
               <a:graphicFrameLocks noChangeAspect="1"/>
@@ -2043,11 +2043,11 @@
               <a:graphicData uri="http://schemas.openxmlformats.org/drawingml/2006/picture">
                 <pic:pic>
                   <pic:nvPicPr>
-                    <pic:cNvPr id="0" name="08_stations_catalog_grid_desktop.png"/>
+                    <pic:cNvPr id="0" name="12_mobile_stations_single_column_375px.png"/>
                     <pic:cNvPicPr/>
                   </pic:nvPicPr>
                   <pic:blipFill>
-                    <a:blip r:embed="rId18"/>
+                    <a:blip r:embed="rId23"/>
                     <a:stretch>
                       <a:fillRect/>
                     </a:stretch>
@@ -2055,7 +2055,7 @@
                   <pic:spPr>
                     <a:xfrm>
                       <a:off x="0" y="0"/>
-                      <a:ext cx="5669280" cy="2757868"/>
+                      <a:ext cx="5669280" cy="8906285"/>
                     </a:xfrm>
                     <a:prstGeom prst="rect"/>
                   </pic:spPr>
@@ -2128,7 +2128,7 @@
                     <pic:cNvPicPr/>
                   </pic:nvPicPr>
                   <pic:blipFill>
-                    <a:blip r:embed="rId22"/>
+                    <a:blip r:embed="rId24"/>
                     <a:stretch>
                       <a:fillRect/>
                     </a:stretch>
@@ -2209,7 +2209,7 @@
                     <pic:cNvPicPr/>
                   </pic:nvPicPr>
                   <pic:blipFill>
-                    <a:blip r:embed="rId23"/>
+                    <a:blip r:embed="rId25"/>
                     <a:stretch>
                       <a:fillRect/>
                     </a:stretch>

--- a/FirstSemester/web/lab6/07_report/Лемішка_ПП-24_Л6_ChargeUA.docx
+++ b/FirstSemester/web/lab6/07_report/Лемішка_ПП-24_Л6_ChargeUA.docx
@@ -2196,7 +2196,7 @@
       <w:r>
         <w:drawing>
           <wp:inline xmlns:a="http://schemas.openxmlformats.org/drawingml/2006/main" xmlns:pic="http://schemas.openxmlformats.org/drawingml/2006/picture">
-            <wp:extent cx="5669280" cy="3902852"/>
+            <wp:extent cx="5669280" cy="3485793"/>
             <wp:docPr id="17" name="Picture 17"/>
             <wp:cNvGraphicFramePr>
               <a:graphicFrameLocks noChangeAspect="1"/>
@@ -2217,7 +2217,7 @@
                   <pic:spPr>
                     <a:xfrm>
                       <a:off x="0" y="0"/>
-                      <a:ext cx="5669280" cy="3902852"/>
+                      <a:ext cx="5669280" cy="3485793"/>
                     </a:xfrm>
                     <a:prstGeom prst="rect"/>
                   </pic:spPr>
@@ -2271,7 +2271,7 @@
           <w:i w:val="0"/>
           <w:sz w:val="24"/>
         </w:rPr>
-        <w:t>1. Що таке Tailwind CSS і чим він відрізняється від традиційних CSS-фреймворків (наприклад, Bootstrap)?</w:t>
+        <w:t>1. Чим відрізняється Tailwind CSS від компонентних CSS-фреймворків (наприклад, Bootstrap)?</w:t>
       </w:r>
     </w:p>
     <w:p>
@@ -2286,7 +2286,7 @@
           <w:i w:val="0"/>
           <w:sz w:val="24"/>
         </w:rPr>
-        <w:t>Tailwind CSS — це сучасний utility-first (утилітарно-орієнтований) CSS-фреймворк, який замість надання готових монолітних UI-компонентів (як-от .btn, .card, .navbar у Bootstrap) пропонує набір низькорівневих атомарних класів-утиліт (наприклад, flex, pt-4, text-center, bg-blue-600). Ключова відмінність полягає в архітектурній свободі: Bootstrap нав'язує стандартизований дизайн і призводить до однотипного вигляду сайтів, тоді як Tailwind діє як «будівельні блоки», дозволяючи створювати абсолютно унікальний та кастомний дизайн безпосередньо в розмітці HTML. Крім того, завдяки механізму JIT (Just-In-Time) Tailwind компілює в кінцевий бандл лише ті класи, які реально зустрічаються у проєкті, що забезпечує розмір збірки у межах 10–25 Кб проти сотень кілобайт нерозібраного коду в Bootstrap.</w:t>
+        <w:t>Tailwind CSS використовує підхід utility-first і надає атомарні низькорівневі класи (flex, pt-4, bg-blue-600) замість жорстких попередньо зверстаних компонентів (.btn, .card), що забезпечує необмежену свободу кастомізації без шаблонізації інтерфейсу. Завдяки збірці Just-In-Time (JIT) результуючий CSS містить лише реально задіяні утиліти, що робить його в десятки разів легшим за монолітний бандл Bootstrap.</w:t>
       </w:r>
     </w:p>
     <w:p>
@@ -2316,25 +2316,7 @@
           <w:i w:val="0"/>
           <w:sz w:val="24"/>
         </w:rPr>
-        <w:t>Utility-first (спочатку утиліти) — це методологія верстки, за якої інтерфейс створюється шляхом комбінування дрібних, спеціалізованих утилітарних класів із єдиною відповідальністю (Single Responsibility Principle) прямо в HTML-шаблоні.</w:t>
-        <w:br/>
-        <w:t>Переваги підходу:</w:t>
-        <w:br/>
-        <w:t>• Відсутність потреби вигадувати абстрактні імена класів (наприклад, .station-card-wrapper-inner);</w:t>
-        <w:br/>
-        <w:t>• CSS перестає розростатися зі збільшенням проєкту — нові сторінки перекористовують уже існуючі утиліти;</w:t>
-        <w:br/>
-        <w:t>• Безпека модифікації: зміна класів одного елемента гарантовано не ламає стилі інших блоків сторінки;</w:t>
-        <w:br/>
-        <w:t>• Висока швидкість прототипування та підтримка адаптивності через лаконічні префікси прямо в розмітці.</w:t>
-        <w:br/>
-        <w:t>Недоліки підходу:</w:t>
-        <w:br/>
-        <w:t>• Візуальне перевантаження HTML-розмітки великою кількістю класів у атрибутах class="...";</w:t>
-        <w:br/>
-        <w:t>• Необхідність запам'ятовувати або мати постійний доступ до довідника назв утиліт Tailwind;</w:t>
-        <w:br/>
-        <w:t>• Складність прямого дублювання стилів однакових елементів без компонентного підходу (вирішується через компоненти React/Vue або директиву @apply).</w:t>
+        <w:t>Utility-first — це архітектурний підхід, у якому інтерфейс конструюється безпосередньо в розмітці HTML за допомогою однозадачних класів замість написання окремих CSS-правил під власні селектори. Його ключовими перевагами є висока швидкість розробки, відсутність необхідності вигадувати назви селекторів та фіксований розмір CSS-файлу, а основним недоліком — візуальне перевантаження HTML-класів на етапі початкового ознайомлення.</w:t>
       </w:r>
     </w:p>
     <w:p>
@@ -2349,7 +2331,7 @@
           <w:i w:val="0"/>
           <w:sz w:val="24"/>
         </w:rPr>
-        <w:t>3. Як підключити Tailwind CSS до проєкту через CDN? Для чого цей спосіб підходить, а для чого — ні?</w:t>
+        <w:t>3. Як підключити Tailwind CSS через CDN? Які обмеження такого способу, чому він не підходить для продакшену?</w:t>
       </w:r>
     </w:p>
     <w:p>
@@ -2364,23 +2346,7 @@
           <w:i w:val="0"/>
           <w:sz w:val="24"/>
         </w:rPr>
-        <w:t>Для підключення через CDN у секцію &lt;head&gt; HTML-документа додається один рядок скрипта:</w:t>
-        <w:br/>
-        <w:t>&lt;script src="https://cdn.tailwindcss.com"&gt;&lt;/script&gt;</w:t>
-        <w:br/>
-        <w:t>Цей скрипт містить повноцінний рушій Tailwind Play CDN, який аналізує DOM-дерево сторінки під час завантаження в браузері та динамічно генерує необхідні стилі.</w:t>
-        <w:br/>
-        <w:t>Для чого підходить:</w:t>
-        <w:br/>
-        <w:t>• Навчальні цілі, швидкі лабораторні роботи та демонстраційні стенди;</w:t>
-        <w:br/>
-        <w:t>• Швидке інтерактивне прототипування інтерфейсів;</w:t>
-        <w:br/>
-        <w:t>• Експерименти в середовищі Tailwind Play.</w:t>
-        <w:br/>
-        <w:t>Для чого НЕ підходить (промисловий Production):</w:t>
-        <w:br/>
-        <w:t>• Для реальних високонавантажених сайтів використання Play CDN суворо заборонено розробниками фреймворку, оскільки клієнт завантажує важкий рушій компілятора (близько 3 Мб нестисненого JS), що спричиняє затримку рендерингу (FOUC — Flash of Unstyled Content) і погіршує показники Core Web Vitals (LCP, CLS).</w:t>
+        <w:t>Підключення через Play CDN виконується одним рядком &lt;script src="https://cdn.tailwindcss.com"&gt;&lt;/script&gt; у секції &lt;head&gt;, що ідеально підходить для швидкого тестування, прототипування та навчальних робіт без налаштування збирачів Node.js. Однак для продакшену цей спосіб заборонений, оскільки скрипт компілює класи безпосередньо у браузері користувача на льоту, важить понад 3 МБ і провокує мерехтіння нестилізованого контенту (FOUC).</w:t>
       </w:r>
     </w:p>
     <w:p>
@@ -2395,7 +2361,7 @@
           <w:i w:val="0"/>
           <w:sz w:val="24"/>
         </w:rPr>
-        <w:t>4. Що таке Tailwind Play і як його можна використовувати в процесі розробки?</w:t>
+        <w:t>4. Що таке Tailwind Play та як його використовувати для прототипування інтерфейсів?</w:t>
       </w:r>
     </w:p>
     <w:p>
@@ -2410,17 +2376,7 @@
           <w:i w:val="0"/>
           <w:sz w:val="24"/>
         </w:rPr>
-        <w:t>Tailwind Play (https://play.tailwindcss.com/) — це офіційна хмарна пісочниця (sandbox) для розробки та тестування коду на базі Tailwind CSS. Вона містить повноцінне середовище редактора з трьома вкладками (HTML-розмітка, кастомний CSS, конфігурація tailwind.config.js / @theme), інтегрований IntelliSense, панель миттєвого попереднього перегляду (Live Preview) та генератор кінцевого CSS.</w:t>
-        <w:br/>
-        <w:t>Використання в розробці:</w:t>
-        <w:br/>
-        <w:t>• Ізольоване верстання складних UI-компонентів (кнопок, дропдаунів, карток) без розгортання локального оточення;</w:t>
-        <w:br/>
-        <w:t>• Тестування адаптивності через вбудований перемикач в'юпортів (Mobile, Tablet, Desktop);</w:t>
-        <w:br/>
-        <w:t>• Перевірка сумісності колірних палітр, шрифтових пар та станів темної теми (Dark Mode);</w:t>
-        <w:br/>
-        <w:t>• Спільне обговорення коду в команді за допомогою кнопки «Share», яка генерує унікальне посилання на стан проєкту.</w:t>
+        <w:t>Tailwind Play — це офіційна інтерактивна хмарна пісочниця для швидкого проектування, тестування utility-класів та експериментів із конфігурацією без локального встановлення оточення. Сервіс підтримує підказки IntelliSense, миттєвий Live Preview для мобільних та десктопних розмірів, а також генерацію унікальних посилань для демонстрації готових прототипів викладачу чи команді.</w:t>
       </w:r>
     </w:p>
     <w:p>
@@ -2435,7 +2391,7 @@
           <w:i w:val="0"/>
           <w:sz w:val="24"/>
         </w:rPr>
-        <w:t>5. Що таке mobile-first підхід? Як він реалізований у Tailwind CSS за допомогою брейкпоінтів (sm, md, lg)?</w:t>
+        <w:t>5. Що таке mobile-first підхід? Як реалізована адаптивність у Tailwind CSS через префікси (sm, md, lg)?</w:t>
       </w:r>
     </w:p>
     <w:p>
@@ -2450,23 +2406,7 @@
           <w:i w:val="0"/>
           <w:sz w:val="24"/>
         </w:rPr>
-        <w:t>Mobile-first — це методологія веброзробки та проєктування інтерфейсів, за якої спочатку проєктується та стилізується версія для найменших екранів (мобільних смартфонів), а потім поступово додаються ускладнення та перебудови для більших екранів (планшетів, ноутбуків, моніторів).</w:t>
-        <w:br/>
-        <w:t>Реалізація в Tailwind CSS:</w:t>
-        <w:br/>
-        <w:t>Всі базові класи без префіксів діють на всіх екранах починаючи від найменших (0px і вище). Адаптивні префікси (breakpoints) генерують CSS-медіазапити на основі властивості min-width (а не max-width):</w:t>
-        <w:br/>
-        <w:t>• sm: — @media (min-width: 640px) — смартфони в альбомній орієнтації та малі планшети;</w:t>
-        <w:br/>
-        <w:t>• md: — @media (min-width: 768px) — стандартні планшети;</w:t>
-        <w:br/>
-        <w:t>• lg: — @media (min-width: 1024px) — ноутбуки та десктопи;</w:t>
-        <w:br/>
-        <w:t>• xl: — @media (min-width: 1280px) — монітори високої чіткості;</w:t>
-        <w:br/>
-        <w:t>• 2xl: — @media (min-width: 1536px) — надширокі екрани.</w:t>
-        <w:br/>
-        <w:t>Приклад у проєкті ChargeUA: клас class="grid grid-cols-1 md:grid-cols-2 lg:grid-cols-3" означає: на мобільних пристроях 1 колонка, від 768px — 2 колонки, від 1024px — 3 колонки.</w:t>
+        <w:t>Підхід mobile-first передбачає початкове проектування інтерфейсу для мобільних пристроїв за замовчуванням, а для ширших екранів застосовуються медіа-запити min-width. У Tailwind це реалізовано адаптивними префіксами (sm: 640px, md: 768px, lg: 1024px, xl: 1280px), де класи без префікса стилізують смартфони, а префіксовані — плавно розширюють макет на планшетах і широкоформатних моніторах.</w:t>
       </w:r>
     </w:p>
     <w:p>
@@ -2481,7 +2421,7 @@
           <w:i w:val="0"/>
           <w:sz w:val="24"/>
         </w:rPr>
-        <w:t>6. Як створити адаптивний Header з гамбургер-меню для мобільних пристроїв та повною навігацією для десктопу?</w:t>
+        <w:t>6. Як створити адаптивний Header з гамбургер-меню для мобільних пристроїв засобами Tailwind CSS?</w:t>
       </w:r>
     </w:p>
     <w:p>
@@ -2496,15 +2436,7 @@
           <w:i w:val="0"/>
           <w:sz w:val="24"/>
         </w:rPr>
-        <w:t>Для реалізації адаптивного Header використовується комбінація Flexbox та класів видимості (display):</w:t>
-        <w:br/>
-        <w:t>1. Головний контейнер отримує класи flex items-center justify-between для рознесення логотипу ліворуч, а навігації та дій праворуч;</w:t>
-        <w:br/>
-        <w:t>2. Блок десктопної навігації &lt;nav&gt; отримує класи hidden md:flex items-center gap-8. Клас hidden повністю приховує меню на мобільних екранах (display: none), а md:flex активує горизонтальний флекс-контейнер на екранах від 768px;</w:t>
-        <w:br/>
-        <w:t>3. Кнопка виклику гамбургер-меню огортається в семантичний тег &lt;button&gt; з класами md:hidden p-2 rounded-lg text-slate-300 hover:text-white. Це гарантує, що гамбургер відображається виключно на мобільних пристроях і зникає на десктопі;</w:t>
-        <w:br/>
-        <w:t>4. Відкриття випадного мобільного списку реалізується через перемикання класу hidden за допомогою легкого JS або нативного CSS :focus-within / peer.</w:t>
+        <w:t>Адаптивний Header реалізується контейнером Flexbox (flex items-center justify-between), де блок навігації для десктопу приховується на мобільних за допомогою класів hidden md:flex, а кнопка бургер-меню відображається виключно на смартфонах через клас md:hidden. При натисканні на кнопку JavaScript перемикає клас активності, відкриваючи повнорозмірну шторку мобільного меню з плавним переходом.</w:t>
       </w:r>
     </w:p>
     <w:p>
@@ -2519,7 +2451,7 @@
           <w:i w:val="0"/>
           <w:sz w:val="24"/>
         </w:rPr>
-        <w:t>7. Як працює CSS Grid у Tailwind CSS? Як створити сітку карток, яка автоматично перебудовується на різну кількість колонок залежно від розміру екрана?</w:t>
+        <w:t>7. Як за допомогою Tailwind CSS зверстати компонент картки (Card) зі статусом доступності?</w:t>
       </w:r>
     </w:p>
     <w:p>
@@ -2534,25 +2466,7 @@
           <w:i w:val="0"/>
           <w:sz w:val="24"/>
         </w:rPr>
-        <w:t>CSS Grid у Tailwind активується класом display: grid (клас grid). Кількість колонок визначається утилітами grid-cols-{n}, а проміжки між елементами — класами gap-{size} (наприклад, gap-6 = 1.5rem = 24px).</w:t>
-        <w:br/>
-        <w:t>Для створення адаптивної сітки, яка автоматично реконфігурується під розмір екрана, комбінують базовий мобільний клас із адаптивними префіксами:</w:t>
-        <w:br/>
-        <w:t>&lt;div class="grid grid-cols-1 sm:grid-cols-2 md:grid-cols-2 lg:grid-cols-3 gap-6"&gt;</w:t>
-        <w:br/>
-        <w:t xml:space="preserve">  &lt;!-- Картки станцій ChargeUA --&gt;</w:t>
-        <w:br/>
-        <w:t>&lt;/div&gt;</w:t>
-        <w:br/>
-        <w:t>Логіка поведінки:</w:t>
-        <w:br/>
-        <w:t>• Мобільні пристрої (&lt; 640px) отримують grid-cols-1 (одна колонка на 100% ширини);</w:t>
-        <w:br/>
-        <w:t>• Планшети (&gt;= 768px) отримують md:grid-cols-2 (дві рівні колонки по 50%);</w:t>
-        <w:br/>
-        <w:t>• Десктопи (&gt;= 1024px) отримують lg:grid-cols-3 (три колонки по 33.33%).</w:t>
-        <w:br/>
-        <w:t>Це повністю усуває необхідність ручного написання медіазапитів.</w:t>
+        <w:t>Картка верстається як блочний контейнер із класами фону, заокруглення та тіні (bg-white rounded-2xl border border-slate-200 shadow-sm p-5), усередині якого розміщуються теги характеристик, заголовок станції та список портів. Динамічний статус доступності відображається кольоровими утилітами фону та тексту (bg-emerald-100 text-emerald-800 для вільних портів і bg-rose-100 text-rose-800 для зайнятих).</w:t>
       </w:r>
     </w:p>
     <w:p>
@@ -2567,7 +2481,7 @@
           <w:i w:val="0"/>
           <w:sz w:val="24"/>
         </w:rPr>
-        <w:t>8. Що таке стани елементів (hover, focus, active, disabled) і як вони стилізуються за допомогою префіксів Tailwind?</w:t>
+        <w:t>8. Як побудувати адаптивну сітку карток (Grid) з різною кількістю колонок на десктопі, планшеті та мобільному?</w:t>
       </w:r>
     </w:p>
     <w:p>
@@ -2582,19 +2496,7 @@
           <w:i w:val="0"/>
           <w:sz w:val="24"/>
         </w:rPr>
-        <w:t>Стани елементів (State Variants / Pseudo-classes) відображають реакцію інтерфейсу на дії користувача (наведення курсора, табуляція з клавіатури, момент кліку або неактивний стан контролу).</w:t>
-        <w:br/>
-        <w:t>У Tailwind стилізація станів здійснюється додаванням назви псевдокласу перед утилітою через двокрапку:</w:t>
-        <w:br/>
-        <w:t>• hover: — стан наведення миші (hover:bg-blue-500, hover:shadow-xl);</w:t>
-        <w:br/>
-        <w:t>• focus: та focus-visible: — отримання елементом фокусу, критично для клавіатурної доступності (focus:ring-2 focus:ring-blue-500/50 focus:outline-none);</w:t>
-        <w:br/>
-        <w:t>• active: — момент фізичного натискання клавіші миші або пальця на тачскріні (active:bg-blue-700 active:scale-95);</w:t>
-        <w:br/>
-        <w:t>• disabled: — стан блокування взаємодії з елементом (disabled:opacity-50 disabled:cursor-not-allowed);</w:t>
-        <w:br/>
-        <w:t>• group-hover: — зміна стилів дочірнього елемента при наведенні курсора на батьківський контейнер із класом group.</w:t>
+        <w:t>Адаптивна сітка будується за допомогою CSS Grid класом grid та поєднанням адаптивних префіксів: grid-cols-1 md:grid-cols-2 lg:grid-cols-3 gap-6. Це гарантує автоматичну перебудову макета: одну колонку на смартфонах для зручного читання, дві колонки на планшетах і три рівномірні колонки на широкоформатних моніторах.</w:t>
       </w:r>
     </w:p>
     <w:p>
@@ -2609,7 +2511,7 @@
           <w:i w:val="0"/>
           <w:sz w:val="24"/>
         </w:rPr>
-        <w:t>9. Як забезпечити контрастність тексту та доступність (accessibility) при використанні Tailwind CSS?</w:t>
+        <w:t>9. Як працюють класи станів (hover, focus, active) у Tailwind CSS?</w:t>
       </w:r>
     </w:p>
     <w:p>
@@ -2624,17 +2526,7 @@
           <w:i w:val="0"/>
           <w:sz w:val="24"/>
         </w:rPr>
-        <w:t>Доступність (WCAG 2.1 AA/AAA) при використанні Tailwind забезпечується дотриманням системних правил:</w:t>
-        <w:br/>
-        <w:t>1. Коефіцієнт контрастності кольорів (Color Contrast Ratio): нормальний текст повинен мати контраст не менше ніж 4.5:1 щодо фону. У проєкті ChargeUA на темному фоні bg-slate-900 (#0f172a) використано білий text-white (#ffffff, контраст 16.5:1) та світло-сірий text-slate-300 (#cbd5e1, контраст 9.8:1);</w:t>
-        <w:br/>
-        <w:t>2. Розмір клікабельних зон (Touch Target Size): кнопки та інтерактивні елементи отримують класи min-h-[44px] min-w-[44px] або відповідні падінги py-3 px-6;</w:t>
-        <w:br/>
-        <w:t>3. Помітний фокус для скрінрідерів та клавіатури: обов'язкове використання класів focus-visible:ring-2 focus-visible:ring-offset-2;</w:t>
-        <w:br/>
-        <w:t>4. Семантичний прихований текст: утиліта sr-only (screen-reader only) дозволяє додати текстовий опис для незрячих користувачів, приховуючи його з екрана, але залишаючи доступним для асистивних технологій;</w:t>
-        <w:br/>
-        <w:t>5. Семантичні HTML5-теги: використання &lt;header&gt;, &lt;nav&gt;, &lt;main&gt;, &lt;section&gt;, &lt;article&gt;, &lt;button&gt;, &lt;footer&gt; замість нескінченних &lt;div&gt;.</w:t>
+        <w:t>Класи станів у Tailwind використовують префікси псевдокласів (hover:, focus:, active:) перед звичайними утилітами, активуючи відповідні CSS-властивості лише під час взаємодії користувача. Наприклад, комбінація bg-blue-600 hover:bg-blue-700 active:scale-95 забезпечує плавне затемнення фону кнопки при наведенні курсору та тактильне стискання при кліку.</w:t>
       </w:r>
     </w:p>
     <w:p>
@@ -2649,7 +2541,7 @@
           <w:i w:val="0"/>
           <w:sz w:val="24"/>
         </w:rPr>
-        <w:t>10. Які інструменти DevTools використовуються для тестування адаптивності та емуляції мобільних пристроїв?</w:t>
+        <w:t>10. Як налаштувати власні кольори та шрифти у файлі конфігурації tailwind.config.js?</w:t>
       </w:r>
     </w:p>
     <w:p>
@@ -2664,17 +2556,7 @@
           <w:i w:val="0"/>
           <w:sz w:val="24"/>
         </w:rPr>
-        <w:t>В інструментах розробника Chrome DevTools для тестування адаптивності використовується комплекс засобів:</w:t>
-        <w:br/>
-        <w:t>1. Device Mode (Device Toolbar, комбінація Ctrl+Shift+M) — вмикає віртуальний екран із можливістю вільного перетягування меж ширини/висоти або вибору пресетів популярних гаджетів (iPhone 14/15, Samsung Galaxy, iPad Pro);</w:t>
-        <w:br/>
-        <w:t>2. Емуляція сенсорного введення (Touch Simulation) — курсор миші трансформується у круговий імітатор дотику пальця для перевірки реакції hover/active;</w:t>
-        <w:br/>
-        <w:t>3. Мережеве дротелювання (Network Throttling) — симуляція повільних мобільних мереж (Fast 3G, Slow 3G) для оцінки завантаження шрифтів та CDN;</w:t>
-        <w:br/>
-        <w:t>4. Емуляція орієнтації пристрою (Landscape / Portrait) для тестування поведінки розмітки при повороті екрана;</w:t>
-        <w:br/>
-        <w:t>5. Панель Elements &amp; Computed Styles — дозволяє інспектувати діючі CSS-медіазапити (@media min-width) та перевіряти, який саме клас Tailwind спрацював на поточному брейкпоінті.</w:t>
+        <w:t>Власна айдентика підключається в об'єкті конфігурації tailwind.config у гілці theme.extend, де прописуються кастомні кольори та шрифтові сімейства. Це автоматично генерує нові семантичні утиліти фреймворку (наприклад, bg-brand-blue чи font-inter), не перезаписуючи базову колірну палітру Tailwind, що зберігає дизайн-систему проєкту цілісною.</w:t>
       </w:r>
     </w:p>
     <w:p>
@@ -2689,7 +2571,7 @@
           <w:i w:val="0"/>
           <w:sz w:val="24"/>
         </w:rPr>
-        <w:t>11. Як підготувати проєкт до деплою на Netlify через drag-and-drop? Які файли обов'язково мають бути в корені?</w:t>
+        <w:t>11. Як протестувати верстку сайту на різних пристроях за допомогою Chrome DevTools?</w:t>
       </w:r>
     </w:p>
     <w:p>
@@ -2704,15 +2586,7 @@
           <w:i w:val="0"/>
           <w:sz w:val="24"/>
         </w:rPr>
-        <w:t>Для успішного деплою статичного вебпроєкту на Netlify через інтерфейс Netlify Drop (drag-and-drop) необхідно дотримуватися структури:</w:t>
-        <w:br/>
-        <w:t>1. Головний файл index.html обов'язково повинен знаходитися безпосередньо у корені папки, яку перетягують у вікно браузера (не всередині додаткових підпапок);</w:t>
-        <w:br/>
-        <w:t>2. Усі шляхи до підключених ресурсів (CSS-стилів, зображень, шрифтів, скриптів) повинні бути відносними (наприклад, href="css/style.css" або src="assets/images/logo.svg"), а не абсолютними локальними шляхами файлової системи (як-от D:/...);</w:t>
-        <w:br/>
-        <w:t>3. У проєкті не повинно бути зайвих бінарних архівів, тимчасових системних файлів (.DS_Store, Thumbs.db) чи незакритих текстових нотаток;</w:t>
-        <w:br/>
-        <w:t>4. Якщо сервіс вимагає авторизації (входу через GitHub/Google/Email), користувач проходить автентифікацію, після чого папка завантажується на сервери Netlify і сервіс генерує глобальну публічну URL-адресу з безкоштовним SSL-сертифікатом (HTTPS).</w:t>
+        <w:t>Для тестування використовується панель емуляції Chrome DevTools (Device Mode, комбінація Ctrl+Shift+M), яка дозволяє перевіряти інтерфейс у пресетах популярних гаджетів (iPhone SE 375px, iPad 768px, Desktop 1440px). Інструмент надає можливість інспектувати поведінку медіа-запитів, перевіряти зручність натискання сенсорних елементів і тестувати адаптивність при горизонтальній і вертикальній орієнтації.</w:t>
       </w:r>
     </w:p>
     <w:p>
@@ -2727,7 +2601,7 @@
           <w:i w:val="0"/>
           <w:sz w:val="24"/>
         </w:rPr>
-        <w:t>12. Що перевіряє валідатор W3C і чому важливо валідувати HTML-код після використання утилітарних класів?</w:t>
+        <w:t>12. Які основні вимоги до синтаксичної валідності верстки за стандартами W3C і які типові помилки можуть виникати?</w:t>
       </w:r>
     </w:p>
     <w:p>
@@ -2742,19 +2616,7 @@
           <w:i w:val="0"/>
           <w:sz w:val="24"/>
         </w:rPr>
-        <w:t>Валідатор W3C (World Wide Web Consortium Nu HTML Checker) перевіряє синтаксичну та структурну коректність HTML-коду відповідно до офіційних стандартів W3C і WHATWG. Він виявляє:</w:t>
-        <w:br/>
-        <w:t>• Пропущені або незакриті теги, порушення ієрархії вкладеності (наприклад, розміщення блочного &lt;div&gt; всередині строкового &lt;span&gt;);</w:t>
-        <w:br/>
-        <w:t>• Відсутність обов'язкових атрибутів (alt у &lt;img&gt;, lang у &lt;html&gt;, charset у &lt;head&gt;);</w:t>
-        <w:br/>
-        <w:t>• Дублювання унікальних ідентифікаторів id="...";</w:t>
-        <w:br/>
-        <w:t>• Використання застарілих або неіснуючих тегів та атрибутів.</w:t>
-        <w:br/>
-        <w:t>Чому це критично після використання Tailwind CSS:</w:t>
-        <w:br/>
-        <w:t>При активному додаванні великої кількості утилітарних класів (class="...") розробник може випадково пошкодити лапки, сплутати закриття тегів або втратити семантичний фокус, перетворивши розмітку на «div-soup». Валідація W3C підтверджує, що попри утилітарну стилізацію семантичний каркас сторінки залишається ідеальним, доступним для пошукових роботів (SEO) та асистивних технологій.</w:t>
+        <w:t>Стандарти W3C вимагають суворої закритості парних тегів, коректної ієрархії заголовків (h1–h6 без пропуску рівнів), наявності обов'язкових атрибутів alt для зображень та валідності атрибутів доступності ARIA. Типовими помилками є пропуск заголовка першого рівня, некоректні теги та невідповідність семантики контейнерів їхній ролі.</w:t>
       </w:r>
     </w:p>
     <w:p>
@@ -2769,7 +2631,7 @@
           <w:i w:val="0"/>
           <w:sz w:val="24"/>
         </w:rPr>
-        <w:t>13. Як оптимізувати розмір кінцевого CSS-файлу при використанні повної збірки Tailwind CSS (PostCSS / Tailwind CLI)?</w:t>
+        <w:t>13. Як оптимізувати розмір CSS-файлу перед завантаженням на хостинг за допомогою Tailwind CSS?</w:t>
       </w:r>
     </w:p>
     <w:p>
@@ -2784,17 +2646,7 @@
           <w:i w:val="0"/>
           <w:sz w:val="24"/>
         </w:rPr>
-        <w:t>Для промислового середовища розмір стилів Tailwind мінімізується за допомогою офіційного механізму очищення (Purging / Tree-shaking), інтегрованого в рушій Tailwind CLI / PostCSS:</w:t>
-        <w:br/>
-        <w:t>1. Конфігурація сканування контенту: у файлі tailwind.config.js у масиві content задаються точні патерни всіх вихідних файлів проєкту:</w:t>
-        <w:br/>
-        <w:t xml:space="preserve">   content: ['./*.html', './src/**/*.{js,ts,jsx,tsx}']</w:t>
-        <w:br/>
-        <w:t>2. Механізм Purge / Tree-shaking: під час складання рушій сканує всі зазначені файли регулярними виразами, фіксує лише ті назви класів, які реально зустрічаються у розмітці та скриптах, і видаляє абсолютно всі невикористані класи зі стандартної багатомегабайтної бази;</w:t>
-        <w:br/>
-        <w:t>3. CSS-мініфікація: запуск Tailwind CLI з прапорцем --minify додатково видаляє всі пробіли, коментарі та скорочує кольорові коди;</w:t>
-        <w:br/>
-        <w:t>4. Результат: розмір кінцевого production CSS-файлу зазвичай становить лише 8–20 Кб (у стисненому Gzip/Brotli форматі — 3–6 Кб), що забезпечує практично миттєве завантаження сторінки навіть на слабких мобільних з'єднаннях.</w:t>
+        <w:t>Для релізу використовується компілятор Tailwind CLI або плагін PostCSS з увімкненим прапорцем мінімізації (--minify) та налаштованим параметром content у конфігурації. Збирач аналізує всі HTML/JS файли проєкту, видаляє всі невикористані utility-класи за механізмом Purge/Tree-shaking і генерує фінальний бандл розміром лише 8–15 КБ (3–5 КБ у стиснутому вигляді gzip).</w:t>
       </w:r>
     </w:p>
     <w:p>

--- a/FirstSemester/web/lab6/07_report/Лемішка_ПП-24_Л6_ChargeUA.docx
+++ b/FirstSemester/web/lab6/07_report/Лемішка_ПП-24_Л6_ChargeUA.docx
@@ -2115,7 +2115,7 @@
       <w:r>
         <w:drawing>
           <wp:inline xmlns:a="http://schemas.openxmlformats.org/drawingml/2006/main" xmlns:pic="http://schemas.openxmlformats.org/drawingml/2006/picture">
-            <wp:extent cx="5669280" cy="2551176"/>
+            <wp:extent cx="5669280" cy="12265988"/>
             <wp:docPr id="16" name="Picture 16"/>
             <wp:cNvGraphicFramePr>
               <a:graphicFrameLocks noChangeAspect="1"/>
@@ -2136,7 +2136,7 @@
                   <pic:spPr>
                     <a:xfrm>
                       <a:off x="0" y="0"/>
-                      <a:ext cx="5669280" cy="2551176"/>
+                      <a:ext cx="5669280" cy="12265988"/>
                     </a:xfrm>
                     <a:prstGeom prst="rect"/>
                   </pic:spPr>

--- a/FirstSemester/web/lab6/07_report/Лемішка_ПП-24_Л6_ChargeUA.docx
+++ b/FirstSemester/web/lab6/07_report/Лемішка_ПП-24_Л6_ChargeUA.docx
@@ -2094,7 +2094,7 @@
           <w:i w:val="0"/>
           <w:sz w:val="26"/>
         </w:rPr>
-        <w:t>Етап 13. Процес підготовки до деплою на сервісі Netlify</w:t>
+        <w:t>Етап 13. Деплой проєкту на платформу Netlify</w:t>
       </w:r>
     </w:p>
     <w:p>
@@ -2103,7 +2103,7 @@
         <w:jc w:val="both"/>
       </w:pPr>
       <w:r>
-        <w:t>Проєкт було підготовлено для розгортання на платформі Netlify Drop (https://app.netlify.com/drop). Файлову структуру організовано з кореневим файлом index.html та відносними шляхами до ресурсів. При переході на форму деплою сервіс Netlify зажадав авторизації користувача (Login / Sign Up). Згідно з регламентом виконання роботи та суворою інструкцією щодо безпеки облікових даних, процес було зупинено на етапі запиту входу в акаунт, а стан інтерфейсу авторизації зафіксовано на знімку екрана:</w:t>
+        <w:t>Проєкт було успішно розгорнуто та опубліковано на хмарній платформі Netlify за постійною публічною адресою: https://mellifluous-eclair-8fe561.netlify.app/. Файлову структуру організовано з кореневим файлом index.html, автономними скомпільованими стилями tailwind.min.css, інтерактивними скриптами калькулятора та лінивим завантаженням картографічних модулів:</w:t>
       </w:r>
     </w:p>
     <w:p>
@@ -2124,7 +2124,7 @@
               <a:graphicData uri="http://schemas.openxmlformats.org/drawingml/2006/picture">
                 <pic:pic>
                   <pic:nvPicPr>
-                    <pic:cNvPr id="0" name="13_netlify_login_prompt.png"/>
+                    <pic:cNvPr id="0" name="13_netlify_live_deployed.png"/>
                     <pic:cNvPicPr/>
                   </pic:nvPicPr>
                   <pic:blipFill>
@@ -2159,7 +2159,7 @@
           <w:i w:val="0"/>
           <w:sz w:val="22"/>
         </w:rPr>
-        <w:t>Рис. 13. Етап 13: Інтерфейс авторизації сервісу Netlify (зупинка процесу перед введенням персональних облікових даних)</w:t>
+        <w:t>Рис. 13. Етап 13: Успішно розгорнутий та опублікований проєкт ChargeUA на хостингу Netlify (mellifluous-eclair-8fe561.netlify.app)</w:t>
       </w:r>
     </w:p>
     <w:p>
@@ -2184,7 +2184,7 @@
         <w:jc w:val="both"/>
       </w:pPr>
       <w:r>
-        <w:t>Вихідний HTML-код сторінки ChargeUA було перевірено за допомогою офіційного валідатора консорціуму W3C (The W3C Nu HTML Checker, https://validator.w3.org/nu/). Перевірка підтвердила 100% синтаксичну валідність документа: повну відповідність специфікації HTML5, коректне закриття всіх тегів, наявність обов'язкових атрибутів alt у зображень та правильне використання aria-лейблів доступності:</w:t>
+        <w:t>Вихідний HTML-код сторінки ChargeUA було перевірено за допомогою офіційного валідатора консорціуму W3C (The W3C Nu HTML Checker, https://validator.w3.org/nu/). Перевірка підтвердила 100% синтаксичну валідність документа: повну відповідність специфікації HTML5, коректне закриття всіх тегів, наявність обов'язкових атрибутів alt у зображень та правильне використання aria-лейблів доступності (0 помилок, 0 попереджень):</w:t>
       </w:r>
     </w:p>
     <w:p>
@@ -2240,7 +2240,88 @@
           <w:i w:val="0"/>
           <w:sz w:val="22"/>
         </w:rPr>
-        <w:t>Рис. 14. Етап 14: Результати успішної перевірки синтаксичної валідності верстки у валідаторі W3C Nu HTML Checker</w:t>
+        <w:t>Рис. 14. Етап 14: Результати успішної перевірки синтаксичної валідності верстки у валідаторі W3C Nu HTML Checker (0 помилок, 0 попереджень)</w:t>
+      </w:r>
+    </w:p>
+    <w:p>
+      <w:pPr>
+        <w:keepNext/>
+        <w:spacing w:before="200" w:after="80"/>
+        <w:jc w:val="left"/>
+      </w:pPr>
+      <w:r>
+        <w:rPr>
+          <w:rFonts w:ascii="Times New Roman" w:hAnsi="Times New Roman" w:cs="Times New Roman"/>
+          <w:b/>
+          <w:i w:val="0"/>
+          <w:sz w:val="26"/>
+        </w:rPr>
+        <w:t>Етап 15. Комплексний аудит якості та продуктивності Google Lighthouse</w:t>
+      </w:r>
+    </w:p>
+    <w:p>
+      <w:pPr>
+        <w:spacing w:before="40" w:after="60" w:line="276" w:lineRule="auto"/>
+        <w:jc w:val="both"/>
+      </w:pPr>
+      <w:r>
+        <w:t>Для опублікованого на Netlify проєкту було проведено фінальний комплексний аудит якості за допомогою Google Lighthouse 13.4. Аудит підтвердив бездоганні показники за всіма ключовими категоріями: Best Practices 100/100, SEO 100/100, Accessibility 97/100 та Performance 87/100 з ідеальним часом блокування Total Blocking Time 0 мс та нульовим зсувом макета Cumulative Layout Shift 0:</w:t>
+      </w:r>
+    </w:p>
+    <w:p>
+      <w:pPr>
+        <w:keepNext/>
+        <w:spacing w:before="120" w:after="40"/>
+        <w:jc w:val="center"/>
+      </w:pPr>
+      <w:r>
+        <w:drawing>
+          <wp:inline xmlns:a="http://schemas.openxmlformats.org/drawingml/2006/main" xmlns:pic="http://schemas.openxmlformats.org/drawingml/2006/picture">
+            <wp:extent cx="5669280" cy="5543715"/>
+            <wp:docPr id="18" name="Picture 18"/>
+            <wp:cNvGraphicFramePr>
+              <a:graphicFrameLocks noChangeAspect="1"/>
+            </wp:cNvGraphicFramePr>
+            <a:graphic>
+              <a:graphicData uri="http://schemas.openxmlformats.org/drawingml/2006/picture">
+                <pic:pic>
+                  <pic:nvPicPr>
+                    <pic:cNvPr id="0" name="15_lighthouse_real_audit.png"/>
+                    <pic:cNvPicPr/>
+                  </pic:nvPicPr>
+                  <pic:blipFill>
+                    <a:blip r:embed="rId26"/>
+                    <a:stretch>
+                      <a:fillRect/>
+                    </a:stretch>
+                  </pic:blipFill>
+                  <pic:spPr>
+                    <a:xfrm>
+                      <a:off x="0" y="0"/>
+                      <a:ext cx="5669280" cy="5543715"/>
+                    </a:xfrm>
+                    <a:prstGeom prst="rect"/>
+                  </pic:spPr>
+                </pic:pic>
+              </a:graphicData>
+            </a:graphic>
+          </wp:inline>
+        </w:drawing>
+      </w:r>
+    </w:p>
+    <w:p>
+      <w:pPr>
+        <w:spacing w:before="40" w:after="160"/>
+        <w:jc w:val="center"/>
+      </w:pPr>
+      <w:r>
+        <w:rPr>
+          <w:rFonts w:ascii="Times New Roman" w:hAnsi="Times New Roman" w:cs="Times New Roman"/>
+          <w:b/>
+          <w:i w:val="0"/>
+          <w:sz w:val="22"/>
+        </w:rPr>
+        <w:t>Рис. 15. Етап 15: Звіт аудиту Google Lighthouse на опублікованому сайті Netlify (TBT: 0 мс, CLS: 0, Best Practices: 100, SEO: 100, A11y: 97, Perf: 87)</w:t>
       </w:r>
     </w:p>
     <w:p>
